--- a/doc/react.docx
+++ b/doc/react.docx
@@ -30,23 +30,7 @@
           <w:b/>
           <w:bCs/>
         </w:rPr>
-        <w:t xml:space="preserve"> onde logo fique </w:t>
-      </w:r>
-      <w:proofErr w:type="gramStart"/>
-      <w:r>
-        <w:rPr>
-          <w:b/>
-          <w:bCs/>
-        </w:rPr>
-        <w:t>a</w:t>
-      </w:r>
-      <w:proofErr w:type="gramEnd"/>
-      <w:r>
-        <w:rPr>
-          <w:b/>
-          <w:bCs/>
-        </w:rPr>
-        <w:t xml:space="preserve"> esquerda e login a direita da tela com o uso de </w:t>
+        <w:t xml:space="preserve"> onde logo fique a esquerda e login a direita da tela com o uso de </w:t>
       </w:r>
       <w:proofErr w:type="spellStart"/>
       <w:r>
@@ -268,82 +252,194 @@
       </w:r>
       <w:proofErr w:type="spellEnd"/>
       <w:r>
+        <w:t xml:space="preserve">, { </w:t>
+      </w:r>
+      <w:proofErr w:type="spellStart"/>
+      <w:r>
+        <w:t>useState</w:t>
+      </w:r>
+      <w:proofErr w:type="spellEnd"/>
+      <w:r>
+        <w:t xml:space="preserve"> } </w:t>
+      </w:r>
+      <w:proofErr w:type="spellStart"/>
+      <w:r>
+        <w:t>from</w:t>
+      </w:r>
+      <w:proofErr w:type="spellEnd"/>
+      <w:r>
+        <w:t xml:space="preserve"> '</w:t>
+      </w:r>
+      <w:proofErr w:type="spellStart"/>
+      <w:r>
+        <w:t>react</w:t>
+      </w:r>
+      <w:proofErr w:type="spellEnd"/>
+      <w:r>
+        <w:t>';</w:t>
+      </w:r>
+    </w:p>
+    <w:p>
+      <w:proofErr w:type="spellStart"/>
+      <w:r>
+        <w:t>import</w:t>
+      </w:r>
+      <w:proofErr w:type="spellEnd"/>
+      <w:r>
+        <w:t xml:space="preserve"> { Menu, X } </w:t>
+      </w:r>
+      <w:proofErr w:type="spellStart"/>
+      <w:r>
+        <w:t>from</w:t>
+      </w:r>
+      <w:proofErr w:type="spellEnd"/>
+      <w:r>
+        <w:t xml:space="preserve"> 'lucide-</w:t>
+      </w:r>
+      <w:proofErr w:type="spellStart"/>
+      <w:r>
+        <w:t>react</w:t>
+      </w:r>
+      <w:proofErr w:type="spellEnd"/>
+      <w:r>
+        <w:t xml:space="preserve">'; // Instale com: </w:t>
+      </w:r>
+      <w:proofErr w:type="spellStart"/>
+      <w:r>
+        <w:t>npm</w:t>
+      </w:r>
+      <w:proofErr w:type="spellEnd"/>
+      <w:r>
+        <w:t xml:space="preserve"> </w:t>
+      </w:r>
+      <w:proofErr w:type="spellStart"/>
+      <w:r>
+        <w:t>install</w:t>
+      </w:r>
+      <w:proofErr w:type="spellEnd"/>
+      <w:r>
+        <w:t xml:space="preserve"> lucide-</w:t>
+      </w:r>
+      <w:proofErr w:type="spellStart"/>
+      <w:r>
+        <w:t>react</w:t>
+      </w:r>
+      <w:proofErr w:type="spellEnd"/>
+    </w:p>
+    <w:p/>
+    <w:p>
+      <w:proofErr w:type="spellStart"/>
+      <w:r>
+        <w:t>const</w:t>
+      </w:r>
+      <w:proofErr w:type="spellEnd"/>
+      <w:r>
+        <w:t xml:space="preserve"> </w:t>
+      </w:r>
+      <w:proofErr w:type="spellStart"/>
+      <w:r>
+        <w:t>Navbar</w:t>
+      </w:r>
+      <w:proofErr w:type="spellEnd"/>
+      <w:r>
+        <w:t xml:space="preserve"> = () =&gt; {</w:t>
+      </w:r>
+    </w:p>
+    <w:p>
+      <w:r>
+        <w:t xml:space="preserve">  </w:t>
+      </w:r>
+      <w:proofErr w:type="spellStart"/>
+      <w:r>
+        <w:t>const</w:t>
+      </w:r>
+      <w:proofErr w:type="spellEnd"/>
+      <w:r>
+        <w:t xml:space="preserve"> [</w:t>
+      </w:r>
+      <w:proofErr w:type="spellStart"/>
+      <w:r>
+        <w:t>isOpen</w:t>
+      </w:r>
+      <w:proofErr w:type="spellEnd"/>
+      <w:r>
         <w:t xml:space="preserve">, </w:t>
       </w:r>
-      <w:proofErr w:type="gramStart"/>
-      <w:r>
-        <w:t xml:space="preserve">{ </w:t>
+      <w:proofErr w:type="spellStart"/>
+      <w:r>
+        <w:t>setIsOpen</w:t>
+      </w:r>
+      <w:proofErr w:type="spellEnd"/>
+      <w:r>
+        <w:t xml:space="preserve">] = </w:t>
       </w:r>
       <w:proofErr w:type="spellStart"/>
       <w:r>
         <w:t>useState</w:t>
       </w:r>
       <w:proofErr w:type="spellEnd"/>
-      <w:proofErr w:type="gramEnd"/>
-      <w:r>
-        <w:t xml:space="preserve"> } </w:t>
-      </w:r>
-      <w:proofErr w:type="spellStart"/>
-      <w:r>
-        <w:t>from</w:t>
-      </w:r>
-      <w:proofErr w:type="spellEnd"/>
-      <w:r>
-        <w:t xml:space="preserve"> '</w:t>
-      </w:r>
-      <w:proofErr w:type="spellStart"/>
-      <w:r>
-        <w:t>react</w:t>
-      </w:r>
-      <w:proofErr w:type="spellEnd"/>
-      <w:r>
-        <w:t>';</w:t>
-      </w:r>
-    </w:p>
-    <w:p>
-      <w:proofErr w:type="spellStart"/>
-      <w:r>
-        <w:t>import</w:t>
+      <w:r>
+        <w:t>(false);</w:t>
+      </w:r>
+    </w:p>
+    <w:p/>
+    <w:p>
+      <w:r>
+        <w:t xml:space="preserve">  </w:t>
+      </w:r>
+      <w:proofErr w:type="spellStart"/>
+      <w:r>
+        <w:t>return</w:t>
+      </w:r>
+      <w:proofErr w:type="spellEnd"/>
+      <w:r>
+        <w:t xml:space="preserve"> (</w:t>
+      </w:r>
+    </w:p>
+    <w:p>
+      <w:r>
+        <w:t xml:space="preserve">    &lt;</w:t>
+      </w:r>
+      <w:proofErr w:type="spellStart"/>
+      <w:r>
+        <w:t>nav</w:t>
       </w:r>
       <w:proofErr w:type="spellEnd"/>
       <w:r>
         <w:t xml:space="preserve"> </w:t>
       </w:r>
-      <w:proofErr w:type="gramStart"/>
-      <w:r>
-        <w:t>{ Menu</w:t>
-      </w:r>
-      <w:proofErr w:type="gramEnd"/>
-      <w:r>
-        <w:t xml:space="preserve">, </w:t>
-      </w:r>
-      <w:proofErr w:type="gramStart"/>
-      <w:r>
-        <w:t>X }</w:t>
-      </w:r>
-      <w:proofErr w:type="gramEnd"/>
+      <w:proofErr w:type="spellStart"/>
+      <w:r>
+        <w:t>className</w:t>
+      </w:r>
+      <w:proofErr w:type="spellEnd"/>
+      <w:r>
+        <w:t>="</w:t>
+      </w:r>
+      <w:proofErr w:type="spellStart"/>
+      <w:r>
+        <w:t>bg-white</w:t>
+      </w:r>
+      <w:proofErr w:type="spellEnd"/>
       <w:r>
         <w:t xml:space="preserve"> </w:t>
       </w:r>
       <w:proofErr w:type="spellStart"/>
       <w:r>
-        <w:t>from</w:t>
-      </w:r>
-      <w:proofErr w:type="spellEnd"/>
-      <w:r>
-        <w:t xml:space="preserve"> 'lucide-</w:t>
-      </w:r>
-      <w:proofErr w:type="spellStart"/>
-      <w:r>
-        <w:t>react</w:t>
-      </w:r>
-      <w:proofErr w:type="spellEnd"/>
-      <w:r>
-        <w:t xml:space="preserve">'; // Instale com: </w:t>
-      </w:r>
-      <w:proofErr w:type="spellStart"/>
-      <w:r>
-        <w:t>npm</w:t>
+        <w:t>shadow-md</w:t>
+      </w:r>
+      <w:proofErr w:type="spellEnd"/>
+      <w:r>
+        <w:t>"&gt;</w:t>
+      </w:r>
+    </w:p>
+    <w:p>
+      <w:r>
+        <w:t xml:space="preserve">      &lt;</w:t>
+      </w:r>
+      <w:proofErr w:type="spellStart"/>
+      <w:r>
+        <w:t>div</w:t>
       </w:r>
       <w:proofErr w:type="spellEnd"/>
       <w:r>
@@ -351,23 +447,189 @@
       </w:r>
       <w:proofErr w:type="spellStart"/>
       <w:r>
-        <w:t>install</w:t>
-      </w:r>
-      <w:proofErr w:type="spellEnd"/>
-      <w:r>
-        <w:t xml:space="preserve"> lucide-</w:t>
-      </w:r>
-      <w:proofErr w:type="spellStart"/>
-      <w:r>
-        <w:t>react</w:t>
-      </w:r>
-      <w:proofErr w:type="spellEnd"/>
+        <w:t>className</w:t>
+      </w:r>
+      <w:proofErr w:type="spellEnd"/>
+      <w:r>
+        <w:t xml:space="preserve">="max-w-7xl </w:t>
+      </w:r>
+      <w:proofErr w:type="spellStart"/>
+      <w:r>
+        <w:t>mx</w:t>
+      </w:r>
+      <w:proofErr w:type="spellEnd"/>
+      <w:r>
+        <w:t>-auto px-4 sm:px-6 lg:px-8"&gt;</w:t>
+      </w:r>
+    </w:p>
+    <w:p>
+      <w:r>
+        <w:t xml:space="preserve">        {/* Container Principal */}</w:t>
+      </w:r>
+    </w:p>
+    <w:p>
+      <w:r>
+        <w:t xml:space="preserve">        &lt;</w:t>
+      </w:r>
+      <w:proofErr w:type="spellStart"/>
+      <w:r>
+        <w:t>div</w:t>
+      </w:r>
+      <w:proofErr w:type="spellEnd"/>
+      <w:r>
+        <w:t xml:space="preserve"> </w:t>
+      </w:r>
+      <w:proofErr w:type="spellStart"/>
+      <w:r>
+        <w:t>className</w:t>
+      </w:r>
+      <w:proofErr w:type="spellEnd"/>
+      <w:r>
+        <w:t>="</w:t>
+      </w:r>
+      <w:proofErr w:type="spellStart"/>
+      <w:r>
+        <w:t>flex</w:t>
+      </w:r>
+      <w:proofErr w:type="spellEnd"/>
+      <w:r>
+        <w:t xml:space="preserve"> </w:t>
+      </w:r>
+      <w:proofErr w:type="spellStart"/>
+      <w:r>
+        <w:t>justify-between</w:t>
+      </w:r>
+      <w:proofErr w:type="spellEnd"/>
+      <w:r>
+        <w:t xml:space="preserve"> </w:t>
+      </w:r>
+      <w:proofErr w:type="spellStart"/>
+      <w:r>
+        <w:t>items</w:t>
+      </w:r>
+      <w:proofErr w:type="spellEnd"/>
+      <w:r>
+        <w:t>-center h-16"&gt;</w:t>
+      </w:r>
+    </w:p>
+    <w:p>
+      <w:r>
+        <w:t xml:space="preserve">          </w:t>
+      </w:r>
+    </w:p>
+    <w:p>
+      <w:r>
+        <w:t xml:space="preserve">          {/* Logo à Esquerda */}</w:t>
+      </w:r>
+    </w:p>
+    <w:p>
+      <w:r>
+        <w:t xml:space="preserve">          &lt;</w:t>
+      </w:r>
+      <w:proofErr w:type="spellStart"/>
+      <w:r>
+        <w:t>div</w:t>
+      </w:r>
+      <w:proofErr w:type="spellEnd"/>
+      <w:r>
+        <w:t xml:space="preserve"> </w:t>
+      </w:r>
+      <w:proofErr w:type="spellStart"/>
+      <w:r>
+        <w:t>className</w:t>
+      </w:r>
+      <w:proofErr w:type="spellEnd"/>
+      <w:r>
+        <w:t xml:space="preserve">="flex-shrink-0 </w:t>
+      </w:r>
+      <w:proofErr w:type="spellStart"/>
+      <w:r>
+        <w:t>flex</w:t>
+      </w:r>
+      <w:proofErr w:type="spellEnd"/>
+      <w:r>
+        <w:t xml:space="preserve"> </w:t>
+      </w:r>
+      <w:proofErr w:type="spellStart"/>
+      <w:r>
+        <w:t>items</w:t>
+      </w:r>
+      <w:proofErr w:type="spellEnd"/>
+      <w:r>
+        <w:t>-center"&gt;</w:t>
+      </w:r>
+    </w:p>
+    <w:p>
+      <w:r>
+        <w:t xml:space="preserve">            &lt;</w:t>
+      </w:r>
+      <w:proofErr w:type="spellStart"/>
+      <w:r>
+        <w:t>span</w:t>
+      </w:r>
+      <w:proofErr w:type="spellEnd"/>
+      <w:r>
+        <w:t xml:space="preserve"> </w:t>
+      </w:r>
+      <w:proofErr w:type="spellStart"/>
+      <w:r>
+        <w:t>className</w:t>
+      </w:r>
+      <w:proofErr w:type="spellEnd"/>
+      <w:r>
+        <w:t xml:space="preserve">="text-2xl </w:t>
+      </w:r>
+      <w:proofErr w:type="spellStart"/>
+      <w:r>
+        <w:t>font-bold</w:t>
+      </w:r>
+      <w:proofErr w:type="spellEnd"/>
+      <w:r>
+        <w:t xml:space="preserve"> text-blue-600"&gt;LOGO&lt;/</w:t>
+      </w:r>
+      <w:proofErr w:type="spellStart"/>
+      <w:r>
+        <w:t>span</w:t>
+      </w:r>
+      <w:proofErr w:type="spellEnd"/>
+      <w:r>
+        <w:t>&gt;</w:t>
+      </w:r>
+    </w:p>
+    <w:p>
+      <w:r>
+        <w:t xml:space="preserve">          &lt;/</w:t>
+      </w:r>
+      <w:proofErr w:type="spellStart"/>
+      <w:r>
+        <w:t>div</w:t>
+      </w:r>
+      <w:proofErr w:type="spellEnd"/>
+      <w:r>
+        <w:t>&gt;</w:t>
+      </w:r>
     </w:p>
     <w:p/>
     <w:p>
-      <w:proofErr w:type="spellStart"/>
-      <w:r>
-        <w:t>const</w:t>
+      <w:r>
+        <w:t xml:space="preserve">          {/* Botão Login - Visível apenas em Desktop (</w:t>
+      </w:r>
+      <w:proofErr w:type="spellStart"/>
+      <w:r>
+        <w:t>md</w:t>
+      </w:r>
+      <w:proofErr w:type="spellEnd"/>
+      <w:r>
+        <w:t>+) */}</w:t>
+      </w:r>
+    </w:p>
+    <w:p>
+      <w:r>
+        <w:t xml:space="preserve">          &lt;</w:t>
+      </w:r>
+      <w:proofErr w:type="spellStart"/>
+      <w:r>
+        <w:t>div</w:t>
       </w:r>
       <w:proofErr w:type="spellEnd"/>
       <w:r>
@@ -375,24 +637,232 @@
       </w:r>
       <w:proofErr w:type="spellStart"/>
       <w:r>
-        <w:t>Navbar</w:t>
-      </w:r>
-      <w:proofErr w:type="spellEnd"/>
-      <w:r>
-        <w:t xml:space="preserve"> = () =&gt; {</w:t>
-      </w:r>
-    </w:p>
-    <w:p>
-      <w:r>
-        <w:t xml:space="preserve">  </w:t>
-      </w:r>
-      <w:proofErr w:type="spellStart"/>
-      <w:r>
-        <w:t>const</w:t>
-      </w:r>
-      <w:proofErr w:type="spellEnd"/>
-      <w:r>
-        <w:t xml:space="preserve"> [</w:t>
+        <w:t>className</w:t>
+      </w:r>
+      <w:proofErr w:type="spellEnd"/>
+      <w:r>
+        <w:t>="</w:t>
+      </w:r>
+      <w:proofErr w:type="spellStart"/>
+      <w:r>
+        <w:t>hidden</w:t>
+      </w:r>
+      <w:proofErr w:type="spellEnd"/>
+      <w:r>
+        <w:t xml:space="preserve"> </w:t>
+      </w:r>
+      <w:proofErr w:type="spellStart"/>
+      <w:r>
+        <w:t>md:flex</w:t>
+      </w:r>
+      <w:proofErr w:type="spellEnd"/>
+      <w:r>
+        <w:t xml:space="preserve"> </w:t>
+      </w:r>
+      <w:proofErr w:type="spellStart"/>
+      <w:r>
+        <w:t>items</w:t>
+      </w:r>
+      <w:proofErr w:type="spellEnd"/>
+      <w:r>
+        <w:t>-center space-x-4"&gt;</w:t>
+      </w:r>
+    </w:p>
+    <w:p>
+      <w:r>
+        <w:t xml:space="preserve">            &lt;a </w:t>
+      </w:r>
+      <w:proofErr w:type="spellStart"/>
+      <w:r>
+        <w:t>href</w:t>
+      </w:r>
+      <w:proofErr w:type="spellEnd"/>
+      <w:r>
+        <w:t xml:space="preserve">="#" </w:t>
+      </w:r>
+      <w:proofErr w:type="spellStart"/>
+      <w:r>
+        <w:t>className</w:t>
+      </w:r>
+      <w:proofErr w:type="spellEnd"/>
+      <w:r>
+        <w:t xml:space="preserve">="text-gray-700 hover:text-blue-600 px-3 py-2 </w:t>
+      </w:r>
+      <w:proofErr w:type="spellStart"/>
+      <w:r>
+        <w:t>font-medium</w:t>
+      </w:r>
+      <w:proofErr w:type="spellEnd"/>
+      <w:r>
+        <w:t>"&gt;</w:t>
+      </w:r>
+    </w:p>
+    <w:p>
+      <w:r>
+        <w:t xml:space="preserve">              Entrar</w:t>
+      </w:r>
+    </w:p>
+    <w:p>
+      <w:r>
+        <w:t xml:space="preserve">            &lt;/a&gt;</w:t>
+      </w:r>
+    </w:p>
+    <w:p>
+      <w:r>
+        <w:t xml:space="preserve">            &lt;</w:t>
+      </w:r>
+      <w:proofErr w:type="spellStart"/>
+      <w:r>
+        <w:t>button</w:t>
+      </w:r>
+      <w:proofErr w:type="spellEnd"/>
+      <w:r>
+        <w:t xml:space="preserve"> </w:t>
+      </w:r>
+      <w:proofErr w:type="spellStart"/>
+      <w:r>
+        <w:t>className</w:t>
+      </w:r>
+      <w:proofErr w:type="spellEnd"/>
+      <w:r>
+        <w:t xml:space="preserve">="bg-blue-600 </w:t>
+      </w:r>
+      <w:proofErr w:type="spellStart"/>
+      <w:r>
+        <w:t>text-white</w:t>
+      </w:r>
+      <w:proofErr w:type="spellEnd"/>
+      <w:r>
+        <w:t xml:space="preserve"> px-4 py-2 </w:t>
+      </w:r>
+      <w:proofErr w:type="spellStart"/>
+      <w:r>
+        <w:t>rounded-md</w:t>
+      </w:r>
+      <w:proofErr w:type="spellEnd"/>
+      <w:r>
+        <w:t xml:space="preserve"> hover:bg-blue-700 </w:t>
+      </w:r>
+      <w:proofErr w:type="spellStart"/>
+      <w:r>
+        <w:t>transition</w:t>
+      </w:r>
+      <w:proofErr w:type="spellEnd"/>
+      <w:r>
+        <w:t>"&gt;</w:t>
+      </w:r>
+    </w:p>
+    <w:p>
+      <w:r>
+        <w:t xml:space="preserve">              Cadastrar</w:t>
+      </w:r>
+    </w:p>
+    <w:p>
+      <w:r>
+        <w:t xml:space="preserve">            &lt;/</w:t>
+      </w:r>
+      <w:proofErr w:type="spellStart"/>
+      <w:r>
+        <w:t>button</w:t>
+      </w:r>
+      <w:proofErr w:type="spellEnd"/>
+      <w:r>
+        <w:t>&gt;</w:t>
+      </w:r>
+    </w:p>
+    <w:p>
+      <w:r>
+        <w:t xml:space="preserve">          &lt;/</w:t>
+      </w:r>
+      <w:proofErr w:type="spellStart"/>
+      <w:r>
+        <w:t>div</w:t>
+      </w:r>
+      <w:proofErr w:type="spellEnd"/>
+      <w:r>
+        <w:t>&gt;</w:t>
+      </w:r>
+    </w:p>
+    <w:p/>
+    <w:p>
+      <w:r>
+        <w:t xml:space="preserve">          {/* Botão Menu Mobile (Hamburger) */}</w:t>
+      </w:r>
+    </w:p>
+    <w:p>
+      <w:r>
+        <w:t xml:space="preserve">          &lt;</w:t>
+      </w:r>
+      <w:proofErr w:type="spellStart"/>
+      <w:r>
+        <w:t>div</w:t>
+      </w:r>
+      <w:proofErr w:type="spellEnd"/>
+      <w:r>
+        <w:t xml:space="preserve"> </w:t>
+      </w:r>
+      <w:proofErr w:type="spellStart"/>
+      <w:r>
+        <w:t>className</w:t>
+      </w:r>
+      <w:proofErr w:type="spellEnd"/>
+      <w:r>
+        <w:t>="</w:t>
+      </w:r>
+      <w:proofErr w:type="spellStart"/>
+      <w:r>
+        <w:t>md:hidden</w:t>
+      </w:r>
+      <w:proofErr w:type="spellEnd"/>
+      <w:r>
+        <w:t xml:space="preserve"> </w:t>
+      </w:r>
+      <w:proofErr w:type="spellStart"/>
+      <w:r>
+        <w:t>flex</w:t>
+      </w:r>
+      <w:proofErr w:type="spellEnd"/>
+      <w:r>
+        <w:t xml:space="preserve"> </w:t>
+      </w:r>
+      <w:proofErr w:type="spellStart"/>
+      <w:r>
+        <w:t>items</w:t>
+      </w:r>
+      <w:proofErr w:type="spellEnd"/>
+      <w:r>
+        <w:t>-center"&gt;</w:t>
+      </w:r>
+    </w:p>
+    <w:p>
+      <w:r>
+        <w:t xml:space="preserve">            &lt;</w:t>
+      </w:r>
+      <w:proofErr w:type="spellStart"/>
+      <w:r>
+        <w:t>button</w:t>
+      </w:r>
+      <w:proofErr w:type="spellEnd"/>
+    </w:p>
+    <w:p>
+      <w:r>
+        <w:t xml:space="preserve">              </w:t>
+      </w:r>
+      <w:proofErr w:type="spellStart"/>
+      <w:r>
+        <w:t>onClick</w:t>
+      </w:r>
+      <w:proofErr w:type="spellEnd"/>
+      <w:r>
+        <w:t xml:space="preserve">={() =&gt; </w:t>
+      </w:r>
+      <w:proofErr w:type="spellStart"/>
+      <w:r>
+        <w:t>setIsOpen</w:t>
+      </w:r>
+      <w:proofErr w:type="spellEnd"/>
+      <w:r>
+        <w:t>(!</w:t>
       </w:r>
       <w:proofErr w:type="spellStart"/>
       <w:r>
@@ -400,50 +870,12 @@
       </w:r>
       <w:proofErr w:type="spellEnd"/>
       <w:r>
-        <w:t xml:space="preserve">, </w:t>
-      </w:r>
-      <w:proofErr w:type="spellStart"/>
-      <w:r>
-        <w:t>setIsOpen</w:t>
-      </w:r>
-      <w:proofErr w:type="spellEnd"/>
-      <w:r>
-        <w:t xml:space="preserve">] = </w:t>
-      </w:r>
-      <w:proofErr w:type="spellStart"/>
-      <w:r>
-        <w:t>useState</w:t>
-      </w:r>
-      <w:proofErr w:type="spellEnd"/>
-      <w:r>
-        <w:t>(false);</w:t>
-      </w:r>
-    </w:p>
-    <w:p/>
-    <w:p>
-      <w:r>
-        <w:t xml:space="preserve">  </w:t>
-      </w:r>
-      <w:proofErr w:type="spellStart"/>
-      <w:r>
-        <w:t>return</w:t>
-      </w:r>
-      <w:proofErr w:type="spellEnd"/>
-      <w:r>
-        <w:t xml:space="preserve"> (</w:t>
-      </w:r>
-    </w:p>
-    <w:p>
-      <w:r>
-        <w:t xml:space="preserve">    &lt;</w:t>
-      </w:r>
-      <w:proofErr w:type="spellStart"/>
-      <w:r>
-        <w:t>nav</w:t>
-      </w:r>
-      <w:proofErr w:type="spellEnd"/>
-      <w:r>
-        <w:t xml:space="preserve"> </w:t>
+        <w:t>)}</w:t>
+      </w:r>
+    </w:p>
+    <w:p>
+      <w:r>
+        <w:t xml:space="preserve">              </w:t>
       </w:r>
       <w:proofErr w:type="spellStart"/>
       <w:r>
@@ -451,548 +883,49 @@
       </w:r>
       <w:proofErr w:type="spellEnd"/>
       <w:r>
-        <w:t>="</w:t>
-      </w:r>
-      <w:proofErr w:type="spellStart"/>
-      <w:r>
-        <w:t>bg-white</w:t>
-      </w:r>
-      <w:proofErr w:type="spellEnd"/>
-      <w:r>
-        <w:t xml:space="preserve"> </w:t>
-      </w:r>
-      <w:proofErr w:type="spellStart"/>
-      <w:r>
-        <w:t>shadow-md</w:t>
-      </w:r>
-      <w:proofErr w:type="spellEnd"/>
-      <w:r>
-        <w:t>"&gt;</w:t>
-      </w:r>
-    </w:p>
-    <w:p>
-      <w:r>
-        <w:t xml:space="preserve">      &lt;</w:t>
-      </w:r>
-      <w:proofErr w:type="spellStart"/>
-      <w:r>
-        <w:t>div</w:t>
-      </w:r>
-      <w:proofErr w:type="spellEnd"/>
-      <w:r>
-        <w:t xml:space="preserve"> </w:t>
-      </w:r>
-      <w:proofErr w:type="spellStart"/>
-      <w:r>
-        <w:t>className</w:t>
-      </w:r>
-      <w:proofErr w:type="spellEnd"/>
-      <w:r>
-        <w:t xml:space="preserve">="max-w-7xl </w:t>
-      </w:r>
-      <w:proofErr w:type="spellStart"/>
-      <w:r>
-        <w:t>mx</w:t>
-      </w:r>
-      <w:proofErr w:type="spellEnd"/>
-      <w:r>
-        <w:t>-auto px-4 sm:px-6 lg:px-8"&gt;</w:t>
-      </w:r>
-    </w:p>
-    <w:p>
-      <w:r>
-        <w:t xml:space="preserve">        {/* Container Principal */}</w:t>
-      </w:r>
-    </w:p>
-    <w:p>
-      <w:r>
-        <w:t xml:space="preserve">        &lt;</w:t>
-      </w:r>
-      <w:proofErr w:type="spellStart"/>
-      <w:r>
-        <w:t>div</w:t>
-      </w:r>
-      <w:proofErr w:type="spellEnd"/>
-      <w:r>
-        <w:t xml:space="preserve"> </w:t>
-      </w:r>
-      <w:proofErr w:type="spellStart"/>
-      <w:r>
-        <w:t>className</w:t>
-      </w:r>
-      <w:proofErr w:type="spellEnd"/>
-      <w:r>
-        <w:t>="</w:t>
-      </w:r>
-      <w:proofErr w:type="spellStart"/>
-      <w:r>
-        <w:t>flex</w:t>
-      </w:r>
-      <w:proofErr w:type="spellEnd"/>
-      <w:r>
-        <w:t xml:space="preserve"> </w:t>
-      </w:r>
-      <w:proofErr w:type="spellStart"/>
-      <w:r>
-        <w:t>justify-between</w:t>
-      </w:r>
-      <w:proofErr w:type="spellEnd"/>
-      <w:r>
-        <w:t xml:space="preserve"> </w:t>
-      </w:r>
-      <w:proofErr w:type="spellStart"/>
-      <w:r>
-        <w:t>items</w:t>
-      </w:r>
-      <w:proofErr w:type="spellEnd"/>
-      <w:r>
-        <w:t>-center h-16"&gt;</w:t>
-      </w:r>
-    </w:p>
-    <w:p>
-      <w:r>
-        <w:t xml:space="preserve">          </w:t>
-      </w:r>
-    </w:p>
-    <w:p>
-      <w:r>
-        <w:t xml:space="preserve">          {/* Logo à Esquerda */}</w:t>
-      </w:r>
-    </w:p>
-    <w:p>
-      <w:r>
-        <w:t xml:space="preserve">          &lt;</w:t>
-      </w:r>
-      <w:proofErr w:type="spellStart"/>
-      <w:r>
-        <w:t>div</w:t>
-      </w:r>
-      <w:proofErr w:type="spellEnd"/>
-      <w:r>
-        <w:t xml:space="preserve"> </w:t>
-      </w:r>
-      <w:proofErr w:type="spellStart"/>
-      <w:r>
-        <w:t>className</w:t>
-      </w:r>
-      <w:proofErr w:type="spellEnd"/>
-      <w:r>
-        <w:t xml:space="preserve">="flex-shrink-0 </w:t>
-      </w:r>
-      <w:proofErr w:type="spellStart"/>
-      <w:r>
-        <w:t>flex</w:t>
-      </w:r>
-      <w:proofErr w:type="spellEnd"/>
-      <w:r>
-        <w:t xml:space="preserve"> </w:t>
-      </w:r>
-      <w:proofErr w:type="spellStart"/>
-      <w:r>
-        <w:t>items</w:t>
-      </w:r>
-      <w:proofErr w:type="spellEnd"/>
-      <w:r>
-        <w:t>-center"&gt;</w:t>
-      </w:r>
-    </w:p>
-    <w:p>
-      <w:r>
-        <w:t xml:space="preserve">            &lt;</w:t>
-      </w:r>
-      <w:proofErr w:type="spellStart"/>
-      <w:r>
-        <w:t>span</w:t>
-      </w:r>
-      <w:proofErr w:type="spellEnd"/>
-      <w:r>
-        <w:t xml:space="preserve"> </w:t>
-      </w:r>
-      <w:proofErr w:type="spellStart"/>
-      <w:r>
-        <w:t>className</w:t>
-      </w:r>
-      <w:proofErr w:type="spellEnd"/>
-      <w:r>
-        <w:t xml:space="preserve">="text-2xl </w:t>
-      </w:r>
-      <w:proofErr w:type="spellStart"/>
-      <w:r>
-        <w:t>font-bold</w:t>
-      </w:r>
-      <w:proofErr w:type="spellEnd"/>
-      <w:r>
-        <w:t xml:space="preserve"> text-blue-600"&gt;LOGO&lt;/</w:t>
-      </w:r>
-      <w:proofErr w:type="spellStart"/>
-      <w:r>
-        <w:t>span</w:t>
-      </w:r>
-      <w:proofErr w:type="spellEnd"/>
-      <w:r>
-        <w:t>&gt;</w:t>
-      </w:r>
-    </w:p>
-    <w:p>
-      <w:r>
-        <w:t xml:space="preserve">          &lt;/</w:t>
-      </w:r>
-      <w:proofErr w:type="spellStart"/>
-      <w:r>
-        <w:t>div</w:t>
-      </w:r>
-      <w:proofErr w:type="spellEnd"/>
-      <w:r>
-        <w:t>&gt;</w:t>
-      </w:r>
-    </w:p>
-    <w:p/>
-    <w:p>
-      <w:r>
-        <w:t xml:space="preserve">          {/* Botão Login - Visível apenas em Desktop (</w:t>
-      </w:r>
-      <w:proofErr w:type="spellStart"/>
-      <w:r>
-        <w:t>md</w:t>
-      </w:r>
-      <w:proofErr w:type="spellEnd"/>
-      <w:r>
-        <w:t>+) */}</w:t>
-      </w:r>
-    </w:p>
-    <w:p>
-      <w:r>
-        <w:t xml:space="preserve">          &lt;</w:t>
-      </w:r>
-      <w:proofErr w:type="spellStart"/>
-      <w:r>
-        <w:t>div</w:t>
-      </w:r>
-      <w:proofErr w:type="spellEnd"/>
-      <w:r>
-        <w:t xml:space="preserve"> </w:t>
-      </w:r>
-      <w:proofErr w:type="spellStart"/>
-      <w:r>
-        <w:t>className</w:t>
-      </w:r>
-      <w:proofErr w:type="spellEnd"/>
-      <w:r>
-        <w:t>="</w:t>
-      </w:r>
-      <w:proofErr w:type="spellStart"/>
-      <w:r>
-        <w:t>hidden</w:t>
-      </w:r>
-      <w:proofErr w:type="spellEnd"/>
-      <w:r>
-        <w:t xml:space="preserve"> </w:t>
-      </w:r>
-      <w:proofErr w:type="spellStart"/>
-      <w:r>
-        <w:t>md:flex</w:t>
-      </w:r>
-      <w:proofErr w:type="spellEnd"/>
-      <w:r>
-        <w:t xml:space="preserve"> </w:t>
-      </w:r>
-      <w:proofErr w:type="spellStart"/>
-      <w:r>
-        <w:t>items</w:t>
-      </w:r>
-      <w:proofErr w:type="spellEnd"/>
-      <w:r>
-        <w:t>-center space-x-4"&gt;</w:t>
-      </w:r>
-    </w:p>
-    <w:p>
-      <w:r>
-        <w:t xml:space="preserve">            &lt;a </w:t>
-      </w:r>
-      <w:proofErr w:type="spellStart"/>
-      <w:r>
-        <w:t>href</w:t>
-      </w:r>
-      <w:proofErr w:type="spellEnd"/>
-      <w:r>
-        <w:t xml:space="preserve">="#" </w:t>
-      </w:r>
-      <w:proofErr w:type="spellStart"/>
-      <w:r>
-        <w:t>className</w:t>
-      </w:r>
-      <w:proofErr w:type="spellEnd"/>
-      <w:r>
-        <w:t xml:space="preserve">="text-gray-700 hover:text-blue-600 px-3 py-2 </w:t>
-      </w:r>
-      <w:proofErr w:type="spellStart"/>
-      <w:r>
-        <w:t>font-medium</w:t>
-      </w:r>
-      <w:proofErr w:type="spellEnd"/>
-      <w:r>
-        <w:t>"&gt;</w:t>
-      </w:r>
-    </w:p>
-    <w:p>
-      <w:r>
-        <w:t xml:space="preserve">              Entrar</w:t>
-      </w:r>
-    </w:p>
-    <w:p>
-      <w:r>
-        <w:t xml:space="preserve">            &lt;/a&gt;</w:t>
-      </w:r>
-    </w:p>
-    <w:p>
-      <w:r>
-        <w:t xml:space="preserve">            &lt;</w:t>
-      </w:r>
-      <w:proofErr w:type="spellStart"/>
-      <w:r>
-        <w:t>button</w:t>
-      </w:r>
-      <w:proofErr w:type="spellEnd"/>
-      <w:r>
-        <w:t xml:space="preserve"> </w:t>
-      </w:r>
-      <w:proofErr w:type="spellStart"/>
-      <w:r>
-        <w:t>className</w:t>
-      </w:r>
-      <w:proofErr w:type="spellEnd"/>
-      <w:r>
-        <w:t xml:space="preserve">="bg-blue-600 </w:t>
-      </w:r>
-      <w:proofErr w:type="spellStart"/>
-      <w:r>
-        <w:t>text-white</w:t>
-      </w:r>
-      <w:proofErr w:type="spellEnd"/>
-      <w:r>
-        <w:t xml:space="preserve"> px-4 py-2 </w:t>
-      </w:r>
-      <w:proofErr w:type="spellStart"/>
-      <w:r>
-        <w:t>rounded-md</w:t>
-      </w:r>
-      <w:proofErr w:type="spellEnd"/>
-      <w:r>
-        <w:t xml:space="preserve"> hover:bg-blue-700 </w:t>
-      </w:r>
-      <w:proofErr w:type="spellStart"/>
-      <w:r>
-        <w:t>transition</w:t>
-      </w:r>
-      <w:proofErr w:type="spellEnd"/>
-      <w:r>
-        <w:t>"&gt;</w:t>
-      </w:r>
-    </w:p>
-    <w:p>
-      <w:r>
-        <w:t xml:space="preserve">              Cadastrar</w:t>
-      </w:r>
-    </w:p>
-    <w:p>
-      <w:r>
-        <w:t xml:space="preserve">            &lt;/</w:t>
-      </w:r>
-      <w:proofErr w:type="spellStart"/>
-      <w:r>
-        <w:t>button</w:t>
-      </w:r>
-      <w:proofErr w:type="spellEnd"/>
-      <w:r>
-        <w:t>&gt;</w:t>
-      </w:r>
-    </w:p>
-    <w:p>
-      <w:r>
-        <w:t xml:space="preserve">          &lt;/</w:t>
-      </w:r>
-      <w:proofErr w:type="spellStart"/>
-      <w:r>
-        <w:t>div</w:t>
-      </w:r>
-      <w:proofErr w:type="spellEnd"/>
-      <w:r>
-        <w:t>&gt;</w:t>
-      </w:r>
-    </w:p>
-    <w:p/>
-    <w:p>
-      <w:r>
-        <w:t xml:space="preserve">          {/* Botão Menu Mobile (Hamburger) */}</w:t>
-      </w:r>
-    </w:p>
-    <w:p>
-      <w:r>
-        <w:t xml:space="preserve">          &lt;</w:t>
-      </w:r>
-      <w:proofErr w:type="spellStart"/>
-      <w:r>
-        <w:t>div</w:t>
-      </w:r>
-      <w:proofErr w:type="spellEnd"/>
-      <w:r>
-        <w:t xml:space="preserve"> </w:t>
-      </w:r>
-      <w:proofErr w:type="spellStart"/>
-      <w:r>
-        <w:t>className</w:t>
-      </w:r>
-      <w:proofErr w:type="spellEnd"/>
-      <w:r>
-        <w:t>="</w:t>
-      </w:r>
-      <w:proofErr w:type="spellStart"/>
-      <w:r>
-        <w:t>md:hidden</w:t>
-      </w:r>
-      <w:proofErr w:type="spellEnd"/>
-      <w:r>
-        <w:t xml:space="preserve"> </w:t>
-      </w:r>
-      <w:proofErr w:type="spellStart"/>
-      <w:r>
-        <w:t>flex</w:t>
-      </w:r>
-      <w:proofErr w:type="spellEnd"/>
-      <w:r>
-        <w:t xml:space="preserve"> </w:t>
-      </w:r>
-      <w:proofErr w:type="spellStart"/>
-      <w:r>
-        <w:t>items</w:t>
-      </w:r>
-      <w:proofErr w:type="spellEnd"/>
-      <w:r>
-        <w:t>-center"&gt;</w:t>
-      </w:r>
-    </w:p>
-    <w:p>
-      <w:r>
-        <w:t xml:space="preserve">            &lt;</w:t>
-      </w:r>
-      <w:proofErr w:type="spellStart"/>
-      <w:r>
-        <w:t>button</w:t>
-      </w:r>
-      <w:proofErr w:type="spellEnd"/>
-    </w:p>
-    <w:p>
-      <w:r>
-        <w:t xml:space="preserve">              </w:t>
-      </w:r>
-      <w:proofErr w:type="spellStart"/>
-      <w:r>
-        <w:t>onClick</w:t>
-      </w:r>
-      <w:proofErr w:type="spellEnd"/>
-      <w:proofErr w:type="gramStart"/>
-      <w:r>
-        <w:t>={</w:t>
-      </w:r>
-      <w:proofErr w:type="gramEnd"/>
-      <w:r>
-        <w:t xml:space="preserve">() =&gt; </w:t>
-      </w:r>
-      <w:proofErr w:type="spellStart"/>
-      <w:r>
-        <w:t>setIsOpen</w:t>
-      </w:r>
-      <w:proofErr w:type="spellEnd"/>
-      <w:proofErr w:type="gramStart"/>
-      <w:r>
-        <w:t>(!</w:t>
+        <w:t xml:space="preserve">="text-gray-700 hover:text-blue-600 </w:t>
+      </w:r>
+      <w:proofErr w:type="spellStart"/>
+      <w:r>
+        <w:t>focus:outline-none</w:t>
+      </w:r>
+      <w:proofErr w:type="spellEnd"/>
+      <w:r>
+        <w:t>"</w:t>
+      </w:r>
+    </w:p>
+    <w:p>
+      <w:r>
+        <w:t xml:space="preserve">            &gt;</w:t>
+      </w:r>
+    </w:p>
+    <w:p>
+      <w:r>
+        <w:t xml:space="preserve">              {</w:t>
       </w:r>
       <w:proofErr w:type="spellStart"/>
       <w:r>
         <w:t>isOpen</w:t>
       </w:r>
       <w:proofErr w:type="spellEnd"/>
-      <w:proofErr w:type="gramEnd"/>
-      <w:r>
-        <w:t>)}</w:t>
-      </w:r>
-    </w:p>
-    <w:p>
-      <w:r>
-        <w:t xml:space="preserve">              </w:t>
-      </w:r>
-      <w:proofErr w:type="spellStart"/>
-      <w:r>
-        <w:t>className</w:t>
-      </w:r>
-      <w:proofErr w:type="spellEnd"/>
-      <w:r>
-        <w:t xml:space="preserve">="text-gray-700 hover:text-blue-600 </w:t>
-      </w:r>
-      <w:proofErr w:type="spellStart"/>
-      <w:r>
-        <w:t>focus:outline-none</w:t>
-      </w:r>
-      <w:proofErr w:type="spellEnd"/>
-      <w:r>
-        <w:t>"</w:t>
-      </w:r>
-    </w:p>
-    <w:p>
-      <w:r>
-        <w:t xml:space="preserve">            &gt;</w:t>
-      </w:r>
-    </w:p>
-    <w:p>
-      <w:r>
-        <w:t xml:space="preserve">              {</w:t>
-      </w:r>
-      <w:proofErr w:type="spellStart"/>
-      <w:proofErr w:type="gramStart"/>
-      <w:r>
-        <w:t>isOpen</w:t>
-      </w:r>
-      <w:proofErr w:type="spellEnd"/>
-      <w:r>
-        <w:t xml:space="preserve"> ?</w:t>
-      </w:r>
-      <w:proofErr w:type="gramEnd"/>
-      <w:r>
-        <w:t xml:space="preserve"> &lt;X </w:t>
+      <w:r>
+        <w:t xml:space="preserve"> ? &lt;X </w:t>
       </w:r>
       <w:proofErr w:type="spellStart"/>
       <w:r>
         <w:t>size</w:t>
       </w:r>
       <w:proofErr w:type="spellEnd"/>
-      <w:proofErr w:type="gramStart"/>
-      <w:r>
-        <w:t>={</w:t>
-      </w:r>
-      <w:proofErr w:type="gramEnd"/>
-      <w:r>
-        <w:t>28} /</w:t>
-      </w:r>
-      <w:proofErr w:type="gramStart"/>
-      <w:r>
-        <w:t>&gt; :</w:t>
-      </w:r>
-      <w:proofErr w:type="gramEnd"/>
-      <w:r>
-        <w:t xml:space="preserve"> &lt;Menu </w:t>
+      <w:r>
+        <w:t xml:space="preserve">={28} /&gt; : &lt;Menu </w:t>
       </w:r>
       <w:proofErr w:type="spellStart"/>
       <w:r>
         <w:t>size</w:t>
       </w:r>
       <w:proofErr w:type="spellEnd"/>
-      <w:proofErr w:type="gramStart"/>
-      <w:r>
-        <w:t>={</w:t>
-      </w:r>
-      <w:proofErr w:type="gramEnd"/>
-      <w:r>
-        <w:t>28} /&gt;}</w:t>
+      <w:r>
+        <w:t>={28} /&gt;}</w:t>
       </w:r>
     </w:p>
     <w:p>
@@ -1288,6 +1221,1741 @@
       <w:proofErr w:type="spellEnd"/>
       <w:r>
         <w:t>;</w:t>
+      </w:r>
+    </w:p>
+    <w:p/>
+    <w:p/>
+    <w:p>
+      <w:r>
+        <w:t xml:space="preserve">filtro e </w:t>
+      </w:r>
+      <w:proofErr w:type="spellStart"/>
+      <w:r>
+        <w:t>listview</w:t>
+      </w:r>
+      <w:proofErr w:type="spellEnd"/>
+    </w:p>
+    <w:p>
+      <w:proofErr w:type="spellStart"/>
+      <w:r>
+        <w:t>erfeito</w:t>
+      </w:r>
+      <w:proofErr w:type="spellEnd"/>
+      <w:r>
+        <w:t xml:space="preserve"> — esse é o caso clássico de </w:t>
+      </w:r>
+      <w:r>
+        <w:rPr>
+          <w:b/>
+          <w:bCs/>
+        </w:rPr>
+        <w:t>compartilhar estado entre componentes irmãos</w:t>
+      </w:r>
+      <w:r>
+        <w:t>.</w:t>
+      </w:r>
+    </w:p>
+    <w:p>
+      <w:r>
+        <w:t>Se você tem:</w:t>
+      </w:r>
+    </w:p>
+    <w:p>
+      <w:pPr>
+        <w:numPr>
+          <w:ilvl w:val="0"/>
+          <w:numId w:val="6"/>
+        </w:numPr>
+      </w:pPr>
+      <w:r>
+        <w:rPr>
+          <w:rFonts w:ascii="Segoe UI Emoji" w:hAnsi="Segoe UI Emoji" w:cs="Segoe UI Emoji"/>
+        </w:rPr>
+        <w:t>🔎</w:t>
+      </w:r>
+      <w:r>
+        <w:t xml:space="preserve"> </w:t>
+      </w:r>
+      <w:r>
+        <w:rPr>
+          <w:b/>
+          <w:bCs/>
+        </w:rPr>
+        <w:t>Componente Filtro</w:t>
+      </w:r>
+      <w:r>
+        <w:t xml:space="preserve"> → chama a API</w:t>
+      </w:r>
+    </w:p>
+    <w:p>
+      <w:pPr>
+        <w:numPr>
+          <w:ilvl w:val="0"/>
+          <w:numId w:val="6"/>
+        </w:numPr>
+      </w:pPr>
+      <w:r>
+        <w:rPr>
+          <w:rFonts w:ascii="Segoe UI Emoji" w:hAnsi="Segoe UI Emoji" w:cs="Segoe UI Emoji"/>
+        </w:rPr>
+        <w:t>📋</w:t>
+      </w:r>
+      <w:r>
+        <w:t xml:space="preserve"> </w:t>
+      </w:r>
+      <w:r>
+        <w:rPr>
+          <w:b/>
+          <w:bCs/>
+        </w:rPr>
+        <w:t>Componente Lista</w:t>
+      </w:r>
+      <w:r>
+        <w:t xml:space="preserve"> → exibe os dados</w:t>
+      </w:r>
+    </w:p>
+    <w:p>
+      <w:pPr>
+        <w:numPr>
+          <w:ilvl w:val="0"/>
+          <w:numId w:val="6"/>
+        </w:numPr>
+      </w:pPr>
+      <w:r>
+        <w:rPr>
+          <w:rFonts w:ascii="Segoe UI Emoji" w:hAnsi="Segoe UI Emoji" w:cs="Segoe UI Emoji"/>
+        </w:rPr>
+        <w:t>❓</w:t>
+      </w:r>
+      <w:r>
+        <w:t xml:space="preserve"> Quer atualizar a Lista com base no retorno do Filtro</w:t>
+      </w:r>
+    </w:p>
+    <w:p>
+      <w:r>
+        <w:rPr>
+          <w:rFonts w:ascii="Segoe UI Emoji" w:hAnsi="Segoe UI Emoji" w:cs="Segoe UI Emoji"/>
+        </w:rPr>
+        <w:t>👉</w:t>
+      </w:r>
+      <w:r>
+        <w:t xml:space="preserve"> A solução correta no </w:t>
+      </w:r>
+      <w:proofErr w:type="spellStart"/>
+      <w:r>
+        <w:t>React</w:t>
+      </w:r>
+      <w:proofErr w:type="spellEnd"/>
+      <w:r>
+        <w:t xml:space="preserve"> é: </w:t>
+      </w:r>
+      <w:r>
+        <w:rPr>
+          <w:b/>
+          <w:bCs/>
+        </w:rPr>
+        <w:t xml:space="preserve">subir o </w:t>
+      </w:r>
+      <w:proofErr w:type="spellStart"/>
+      <w:r>
+        <w:rPr>
+          <w:b/>
+          <w:bCs/>
+        </w:rPr>
+        <w:t>state</w:t>
+      </w:r>
+      <w:proofErr w:type="spellEnd"/>
+      <w:r>
+        <w:rPr>
+          <w:b/>
+          <w:bCs/>
+        </w:rPr>
+        <w:t xml:space="preserve"> para o componente Pai</w:t>
+      </w:r>
+      <w:r>
+        <w:t xml:space="preserve"> (lifting </w:t>
+      </w:r>
+      <w:proofErr w:type="spellStart"/>
+      <w:r>
+        <w:t>state</w:t>
+      </w:r>
+      <w:proofErr w:type="spellEnd"/>
+      <w:r>
+        <w:t xml:space="preserve"> </w:t>
+      </w:r>
+      <w:proofErr w:type="spellStart"/>
+      <w:r>
+        <w:t>up</w:t>
+      </w:r>
+      <w:proofErr w:type="spellEnd"/>
+      <w:r>
+        <w:t>).</w:t>
+      </w:r>
+    </w:p>
+    <w:p>
+      <w:r>
+        <w:pict w14:anchorId="65B1C74A">
+          <v:rect id="_x0000_i1031" style="width:0;height:1.5pt" o:hralign="center" o:hrstd="t" o:hr="t" fillcolor="#a0a0a0" stroked="f"/>
+        </w:pict>
+      </w:r>
+    </w:p>
+    <w:p>
+      <w:r>
+        <w:br w:type="page"/>
+      </w:r>
+    </w:p>
+    <w:p>
+      <w:pPr>
+        <w:rPr>
+          <w:b/>
+          <w:bCs/>
+        </w:rPr>
+      </w:pPr>
+      <w:r>
+        <w:rPr>
+          <w:rFonts w:ascii="Segoe UI Emoji" w:hAnsi="Segoe UI Emoji" w:cs="Segoe UI Emoji"/>
+          <w:b/>
+          <w:bCs/>
+        </w:rPr>
+        <w:lastRenderedPageBreak/>
+        <w:t>✅</w:t>
+      </w:r>
+      <w:r>
+        <w:rPr>
+          <w:b/>
+          <w:bCs/>
+        </w:rPr>
+        <w:t xml:space="preserve"> Estrutura Correta</w:t>
+      </w:r>
+    </w:p>
+    <w:p>
+      <w:r>
+        <w:t>Pai</w:t>
+      </w:r>
+      <w:r>
+        <w:br/>
+        <w:t xml:space="preserve"> </w:t>
+      </w:r>
+      <w:r>
+        <w:rPr>
+          <w:rFonts w:ascii="MS Gothic" w:eastAsia="MS Gothic" w:hAnsi="MS Gothic" w:cs="MS Gothic" w:hint="eastAsia"/>
+        </w:rPr>
+        <w:t>├</w:t>
+      </w:r>
+      <w:r>
+        <w:rPr>
+          <w:rFonts w:ascii="Aptos" w:hAnsi="Aptos" w:cs="Aptos"/>
+        </w:rPr>
+        <w:t>──</w:t>
+      </w:r>
+      <w:r>
+        <w:t xml:space="preserve"> Filtro (faz a API)</w:t>
+      </w:r>
+      <w:r>
+        <w:br/>
+        <w:t xml:space="preserve"> </w:t>
+      </w:r>
+      <w:r>
+        <w:rPr>
+          <w:rFonts w:ascii="Aptos" w:hAnsi="Aptos" w:cs="Aptos"/>
+        </w:rPr>
+        <w:t>└──</w:t>
+      </w:r>
+      <w:r>
+        <w:t xml:space="preserve"> Lista (exibe os dados)</w:t>
+      </w:r>
+    </w:p>
+    <w:p>
+      <w:r>
+        <w:t xml:space="preserve">O </w:t>
+      </w:r>
+      <w:proofErr w:type="spellStart"/>
+      <w:r>
+        <w:rPr>
+          <w:b/>
+          <w:bCs/>
+        </w:rPr>
+        <w:t>state</w:t>
+      </w:r>
+      <w:proofErr w:type="spellEnd"/>
+      <w:r>
+        <w:rPr>
+          <w:b/>
+          <w:bCs/>
+        </w:rPr>
+        <w:t xml:space="preserve"> fica no Pai</w:t>
+      </w:r>
+      <w:r>
+        <w:t>.</w:t>
+      </w:r>
+      <w:r>
+        <w:br/>
+        <w:t xml:space="preserve">O </w:t>
+      </w:r>
+      <w:r>
+        <w:rPr>
+          <w:b/>
+          <w:bCs/>
+        </w:rPr>
+        <w:t xml:space="preserve">Filtro recebe a função </w:t>
+      </w:r>
+      <w:proofErr w:type="spellStart"/>
+      <w:r>
+        <w:rPr>
+          <w:b/>
+          <w:bCs/>
+        </w:rPr>
+        <w:t>setDados</w:t>
+      </w:r>
+      <w:proofErr w:type="spellEnd"/>
+      <w:r>
+        <w:rPr>
+          <w:b/>
+          <w:bCs/>
+        </w:rPr>
+        <w:t xml:space="preserve"> via </w:t>
+      </w:r>
+      <w:proofErr w:type="spellStart"/>
+      <w:r>
+        <w:rPr>
+          <w:b/>
+          <w:bCs/>
+        </w:rPr>
+        <w:t>props</w:t>
+      </w:r>
+      <w:proofErr w:type="spellEnd"/>
+      <w:r>
+        <w:t>.</w:t>
+      </w:r>
+      <w:r>
+        <w:br/>
+        <w:t xml:space="preserve">A </w:t>
+      </w:r>
+      <w:r>
+        <w:rPr>
+          <w:b/>
+          <w:bCs/>
+        </w:rPr>
+        <w:t xml:space="preserve">Lista recebe os dados via </w:t>
+      </w:r>
+      <w:proofErr w:type="spellStart"/>
+      <w:r>
+        <w:rPr>
+          <w:b/>
+          <w:bCs/>
+        </w:rPr>
+        <w:t>props</w:t>
+      </w:r>
+      <w:proofErr w:type="spellEnd"/>
+      <w:r>
+        <w:t>.</w:t>
+      </w:r>
+    </w:p>
+    <w:p/>
+    <w:p>
+      <w:r>
+        <w:t>1️</w:t>
+      </w:r>
+      <w:r>
+        <w:rPr>
+          <w:rFonts w:ascii="Segoe UI Symbol" w:hAnsi="Segoe UI Symbol" w:cs="Segoe UI Symbol"/>
+        </w:rPr>
+        <w:t>⃣</w:t>
+      </w:r>
+      <w:r>
+        <w:t xml:space="preserve"> Tipo dos dados da API</w:t>
+      </w:r>
+    </w:p>
+    <w:p>
+      <w:proofErr w:type="spellStart"/>
+      <w:r>
+        <w:t>export</w:t>
+      </w:r>
+      <w:proofErr w:type="spellEnd"/>
+      <w:r>
+        <w:t xml:space="preserve"> interface Post {</w:t>
+      </w:r>
+    </w:p>
+    <w:p>
+      <w:r>
+        <w:t xml:space="preserve">  </w:t>
+      </w:r>
+      <w:proofErr w:type="spellStart"/>
+      <w:r>
+        <w:t>userId</w:t>
+      </w:r>
+      <w:proofErr w:type="spellEnd"/>
+      <w:r>
+        <w:t xml:space="preserve">: </w:t>
+      </w:r>
+      <w:proofErr w:type="spellStart"/>
+      <w:r>
+        <w:t>number</w:t>
+      </w:r>
+      <w:proofErr w:type="spellEnd"/>
+      <w:r>
+        <w:t>;</w:t>
+      </w:r>
+    </w:p>
+    <w:p>
+      <w:r>
+        <w:t xml:space="preserve">  id: </w:t>
+      </w:r>
+      <w:proofErr w:type="spellStart"/>
+      <w:r>
+        <w:t>number</w:t>
+      </w:r>
+      <w:proofErr w:type="spellEnd"/>
+      <w:r>
+        <w:t>;</w:t>
+      </w:r>
+    </w:p>
+    <w:p>
+      <w:r>
+        <w:t xml:space="preserve">  </w:t>
+      </w:r>
+      <w:proofErr w:type="spellStart"/>
+      <w:r>
+        <w:t>title</w:t>
+      </w:r>
+      <w:proofErr w:type="spellEnd"/>
+      <w:r>
+        <w:t xml:space="preserve">: </w:t>
+      </w:r>
+      <w:proofErr w:type="spellStart"/>
+      <w:r>
+        <w:t>string</w:t>
+      </w:r>
+      <w:proofErr w:type="spellEnd"/>
+      <w:r>
+        <w:t>;</w:t>
+      </w:r>
+    </w:p>
+    <w:p>
+      <w:r>
+        <w:t xml:space="preserve">  body: </w:t>
+      </w:r>
+      <w:proofErr w:type="spellStart"/>
+      <w:r>
+        <w:t>string</w:t>
+      </w:r>
+      <w:proofErr w:type="spellEnd"/>
+      <w:r>
+        <w:t>;</w:t>
+      </w:r>
+    </w:p>
+    <w:p>
+      <w:r>
+        <w:t>}</w:t>
+      </w:r>
+    </w:p>
+    <w:p>
+      <w:r>
+        <w:t xml:space="preserve">2 </w:t>
+      </w:r>
+      <w:r>
+        <w:t xml:space="preserve">Componente Pai (controla o </w:t>
+      </w:r>
+      <w:proofErr w:type="spellStart"/>
+      <w:r>
+        <w:t>state</w:t>
+      </w:r>
+      <w:proofErr w:type="spellEnd"/>
+      <w:r>
+        <w:t>)</w:t>
+      </w:r>
+    </w:p>
+    <w:p>
+      <w:proofErr w:type="spellStart"/>
+      <w:r>
+        <w:t>import</w:t>
+      </w:r>
+      <w:proofErr w:type="spellEnd"/>
+      <w:r>
+        <w:t xml:space="preserve"> { </w:t>
+      </w:r>
+      <w:proofErr w:type="spellStart"/>
+      <w:r>
+        <w:t>useState</w:t>
+      </w:r>
+      <w:proofErr w:type="spellEnd"/>
+      <w:r>
+        <w:t xml:space="preserve"> } </w:t>
+      </w:r>
+      <w:proofErr w:type="spellStart"/>
+      <w:r>
+        <w:t>from</w:t>
+      </w:r>
+      <w:proofErr w:type="spellEnd"/>
+      <w:r>
+        <w:t xml:space="preserve"> "</w:t>
+      </w:r>
+      <w:proofErr w:type="spellStart"/>
+      <w:r>
+        <w:t>react</w:t>
+      </w:r>
+      <w:proofErr w:type="spellEnd"/>
+      <w:r>
+        <w:t>";</w:t>
+      </w:r>
+    </w:p>
+    <w:p>
+      <w:proofErr w:type="spellStart"/>
+      <w:r>
+        <w:t>import</w:t>
+      </w:r>
+      <w:proofErr w:type="spellEnd"/>
+      <w:r>
+        <w:t xml:space="preserve"> Filtro </w:t>
+      </w:r>
+      <w:proofErr w:type="spellStart"/>
+      <w:r>
+        <w:t>from</w:t>
+      </w:r>
+      <w:proofErr w:type="spellEnd"/>
+      <w:r>
+        <w:t xml:space="preserve"> "./Filtro";</w:t>
+      </w:r>
+    </w:p>
+    <w:p>
+      <w:proofErr w:type="spellStart"/>
+      <w:r>
+        <w:t>import</w:t>
+      </w:r>
+      <w:proofErr w:type="spellEnd"/>
+      <w:r>
+        <w:t xml:space="preserve"> Lista </w:t>
+      </w:r>
+      <w:proofErr w:type="spellStart"/>
+      <w:r>
+        <w:t>from</w:t>
+      </w:r>
+      <w:proofErr w:type="spellEnd"/>
+      <w:r>
+        <w:t xml:space="preserve"> "./Lista";</w:t>
+      </w:r>
+    </w:p>
+    <w:p>
+      <w:proofErr w:type="spellStart"/>
+      <w:r>
+        <w:t>import</w:t>
+      </w:r>
+      <w:proofErr w:type="spellEnd"/>
+      <w:r>
+        <w:t xml:space="preserve"> { Post } </w:t>
+      </w:r>
+      <w:proofErr w:type="spellStart"/>
+      <w:r>
+        <w:t>from</w:t>
+      </w:r>
+      <w:proofErr w:type="spellEnd"/>
+      <w:r>
+        <w:t xml:space="preserve"> "./</w:t>
+      </w:r>
+      <w:proofErr w:type="spellStart"/>
+      <w:r>
+        <w:t>types</w:t>
+      </w:r>
+      <w:proofErr w:type="spellEnd"/>
+      <w:r>
+        <w:t>";</w:t>
+      </w:r>
+    </w:p>
+    <w:p/>
+    <w:p>
+      <w:proofErr w:type="spellStart"/>
+      <w:r>
+        <w:t>export</w:t>
+      </w:r>
+      <w:proofErr w:type="spellEnd"/>
+      <w:r>
+        <w:t xml:space="preserve"> default </w:t>
+      </w:r>
+      <w:proofErr w:type="spellStart"/>
+      <w:r>
+        <w:t>function</w:t>
+      </w:r>
+      <w:proofErr w:type="spellEnd"/>
+      <w:r>
+        <w:t xml:space="preserve"> Pagina() {</w:t>
+      </w:r>
+    </w:p>
+    <w:p>
+      <w:r>
+        <w:t xml:space="preserve">  </w:t>
+      </w:r>
+      <w:proofErr w:type="spellStart"/>
+      <w:r>
+        <w:t>const</w:t>
+      </w:r>
+      <w:proofErr w:type="spellEnd"/>
+      <w:r>
+        <w:t xml:space="preserve"> [dados, </w:t>
+      </w:r>
+      <w:proofErr w:type="spellStart"/>
+      <w:r>
+        <w:t>setDados</w:t>
+      </w:r>
+      <w:proofErr w:type="spellEnd"/>
+      <w:r>
+        <w:t xml:space="preserve">] = </w:t>
+      </w:r>
+      <w:proofErr w:type="spellStart"/>
+      <w:r>
+        <w:t>useState</w:t>
+      </w:r>
+      <w:proofErr w:type="spellEnd"/>
+      <w:r>
+        <w:t>&lt;Post[]&gt;([]);</w:t>
+      </w:r>
+    </w:p>
+    <w:p/>
+    <w:p>
+      <w:r>
+        <w:t xml:space="preserve">  </w:t>
+      </w:r>
+      <w:proofErr w:type="spellStart"/>
+      <w:r>
+        <w:t>return</w:t>
+      </w:r>
+      <w:proofErr w:type="spellEnd"/>
+      <w:r>
+        <w:t xml:space="preserve"> (</w:t>
+      </w:r>
+    </w:p>
+    <w:p>
+      <w:r>
+        <w:t xml:space="preserve">    &lt;</w:t>
+      </w:r>
+      <w:proofErr w:type="spellStart"/>
+      <w:r>
+        <w:t>div</w:t>
+      </w:r>
+      <w:proofErr w:type="spellEnd"/>
+      <w:r>
+        <w:t>&gt;</w:t>
+      </w:r>
+    </w:p>
+    <w:p>
+      <w:r>
+        <w:t xml:space="preserve">      &lt;Filtro </w:t>
+      </w:r>
+      <w:proofErr w:type="spellStart"/>
+      <w:r>
+        <w:t>setDados</w:t>
+      </w:r>
+      <w:proofErr w:type="spellEnd"/>
+      <w:r>
+        <w:t>={</w:t>
+      </w:r>
+      <w:proofErr w:type="spellStart"/>
+      <w:r>
+        <w:t>setDados</w:t>
+      </w:r>
+      <w:proofErr w:type="spellEnd"/>
+      <w:r>
+        <w:t>} /&gt;</w:t>
+      </w:r>
+    </w:p>
+    <w:p>
+      <w:r>
+        <w:t xml:space="preserve">      &lt;Lista dados={dados} /&gt;</w:t>
+      </w:r>
+    </w:p>
+    <w:p>
+      <w:r>
+        <w:t xml:space="preserve">    &lt;/</w:t>
+      </w:r>
+      <w:proofErr w:type="spellStart"/>
+      <w:r>
+        <w:t>div</w:t>
+      </w:r>
+      <w:proofErr w:type="spellEnd"/>
+      <w:r>
+        <w:t>&gt;</w:t>
+      </w:r>
+    </w:p>
+    <w:p>
+      <w:r>
+        <w:lastRenderedPageBreak/>
+        <w:t xml:space="preserve">  );</w:t>
+      </w:r>
+    </w:p>
+    <w:p>
+      <w:r>
+        <w:t>}</w:t>
+      </w:r>
+      <w:r>
+        <w:t>}</w:t>
+      </w:r>
+    </w:p>
+    <w:p/>
+    <w:p>
+      <w:r>
+        <w:t xml:space="preserve">3 </w:t>
+      </w:r>
+      <w:r>
+        <w:t>Componente Filtro (chama API e atualiza o Pai)</w:t>
+      </w:r>
+    </w:p>
+    <w:p>
+      <w:proofErr w:type="spellStart"/>
+      <w:r>
+        <w:t>import</w:t>
+      </w:r>
+      <w:proofErr w:type="spellEnd"/>
+      <w:r>
+        <w:t xml:space="preserve"> { Post } </w:t>
+      </w:r>
+      <w:proofErr w:type="spellStart"/>
+      <w:r>
+        <w:t>from</w:t>
+      </w:r>
+      <w:proofErr w:type="spellEnd"/>
+      <w:r>
+        <w:t xml:space="preserve"> "./</w:t>
+      </w:r>
+      <w:proofErr w:type="spellStart"/>
+      <w:r>
+        <w:t>types</w:t>
+      </w:r>
+      <w:proofErr w:type="spellEnd"/>
+      <w:r>
+        <w:t>";</w:t>
+      </w:r>
+    </w:p>
+    <w:p/>
+    <w:p>
+      <w:r>
+        <w:t xml:space="preserve">interface </w:t>
+      </w:r>
+      <w:proofErr w:type="spellStart"/>
+      <w:r>
+        <w:t>FiltroProps</w:t>
+      </w:r>
+      <w:proofErr w:type="spellEnd"/>
+      <w:r>
+        <w:t xml:space="preserve"> {</w:t>
+      </w:r>
+    </w:p>
+    <w:p>
+      <w:r>
+        <w:t xml:space="preserve">  </w:t>
+      </w:r>
+      <w:proofErr w:type="spellStart"/>
+      <w:r>
+        <w:t>setDados</w:t>
+      </w:r>
+      <w:proofErr w:type="spellEnd"/>
+      <w:r>
+        <w:t xml:space="preserve">: </w:t>
+      </w:r>
+      <w:proofErr w:type="spellStart"/>
+      <w:r>
+        <w:t>React.Dispatch</w:t>
+      </w:r>
+      <w:proofErr w:type="spellEnd"/>
+      <w:r>
+        <w:t>&lt;</w:t>
+      </w:r>
+      <w:proofErr w:type="spellStart"/>
+      <w:r>
+        <w:t>React.SetStateAction</w:t>
+      </w:r>
+      <w:proofErr w:type="spellEnd"/>
+      <w:r>
+        <w:t>&lt;Post[]&gt;&gt;;</w:t>
+      </w:r>
+    </w:p>
+    <w:p>
+      <w:r>
+        <w:t>}</w:t>
+      </w:r>
+    </w:p>
+    <w:p/>
+    <w:p>
+      <w:proofErr w:type="spellStart"/>
+      <w:r>
+        <w:t>export</w:t>
+      </w:r>
+      <w:proofErr w:type="spellEnd"/>
+      <w:r>
+        <w:t xml:space="preserve"> default </w:t>
+      </w:r>
+      <w:proofErr w:type="spellStart"/>
+      <w:r>
+        <w:t>function</w:t>
+      </w:r>
+      <w:proofErr w:type="spellEnd"/>
+      <w:r>
+        <w:t xml:space="preserve"> Filtro({ </w:t>
+      </w:r>
+      <w:proofErr w:type="spellStart"/>
+      <w:r>
+        <w:t>setDados</w:t>
+      </w:r>
+      <w:proofErr w:type="spellEnd"/>
+      <w:r>
+        <w:t xml:space="preserve"> }: </w:t>
+      </w:r>
+      <w:proofErr w:type="spellStart"/>
+      <w:r>
+        <w:t>FiltroProps</w:t>
+      </w:r>
+      <w:proofErr w:type="spellEnd"/>
+      <w:r>
+        <w:t>) {</w:t>
+      </w:r>
+    </w:p>
+    <w:p>
+      <w:r>
+        <w:t xml:space="preserve">  </w:t>
+      </w:r>
+    </w:p>
+    <w:p>
+      <w:r>
+        <w:t xml:space="preserve">  </w:t>
+      </w:r>
+      <w:proofErr w:type="spellStart"/>
+      <w:r>
+        <w:t>async</w:t>
+      </w:r>
+      <w:proofErr w:type="spellEnd"/>
+      <w:r>
+        <w:t xml:space="preserve"> </w:t>
+      </w:r>
+      <w:proofErr w:type="spellStart"/>
+      <w:r>
+        <w:t>function</w:t>
+      </w:r>
+      <w:proofErr w:type="spellEnd"/>
+      <w:r>
+        <w:t xml:space="preserve"> </w:t>
+      </w:r>
+      <w:proofErr w:type="spellStart"/>
+      <w:r>
+        <w:t>buscarDados</w:t>
+      </w:r>
+      <w:proofErr w:type="spellEnd"/>
+      <w:r>
+        <w:t>(</w:t>
+      </w:r>
+      <w:proofErr w:type="spellStart"/>
+      <w:r>
+        <w:t>userId</w:t>
+      </w:r>
+      <w:proofErr w:type="spellEnd"/>
+      <w:r>
+        <w:t xml:space="preserve">: </w:t>
+      </w:r>
+      <w:proofErr w:type="spellStart"/>
+      <w:r>
+        <w:t>number</w:t>
+      </w:r>
+      <w:proofErr w:type="spellEnd"/>
+      <w:r>
+        <w:t xml:space="preserve">): </w:t>
+      </w:r>
+      <w:proofErr w:type="spellStart"/>
+      <w:r>
+        <w:t>Promise</w:t>
+      </w:r>
+      <w:proofErr w:type="spellEnd"/>
+      <w:r>
+        <w:t>&lt;</w:t>
+      </w:r>
+      <w:proofErr w:type="spellStart"/>
+      <w:r>
+        <w:t>void</w:t>
+      </w:r>
+      <w:proofErr w:type="spellEnd"/>
+      <w:r>
+        <w:t>&gt; {</w:t>
+      </w:r>
+    </w:p>
+    <w:p>
+      <w:r>
+        <w:t xml:space="preserve">    </w:t>
+      </w:r>
+      <w:proofErr w:type="spellStart"/>
+      <w:r>
+        <w:t>const</w:t>
+      </w:r>
+      <w:proofErr w:type="spellEnd"/>
+      <w:r>
+        <w:t xml:space="preserve"> response = </w:t>
+      </w:r>
+      <w:proofErr w:type="spellStart"/>
+      <w:r>
+        <w:t>await</w:t>
+      </w:r>
+      <w:proofErr w:type="spellEnd"/>
+      <w:r>
+        <w:t xml:space="preserve"> </w:t>
+      </w:r>
+      <w:proofErr w:type="spellStart"/>
+      <w:r>
+        <w:t>fetch</w:t>
+      </w:r>
+      <w:proofErr w:type="spellEnd"/>
+      <w:r>
+        <w:t>(</w:t>
+      </w:r>
+    </w:p>
+    <w:p>
+      <w:r>
+        <w:t xml:space="preserve">      `https://jsonplaceholder.typicode.com/posts?userId=${userId}`</w:t>
+      </w:r>
+    </w:p>
+    <w:p>
+      <w:r>
+        <w:t xml:space="preserve">    );</w:t>
+      </w:r>
+    </w:p>
+    <w:p/>
+    <w:p>
+      <w:r>
+        <w:t xml:space="preserve">    </w:t>
+      </w:r>
+      <w:proofErr w:type="spellStart"/>
+      <w:r>
+        <w:t>const</w:t>
+      </w:r>
+      <w:proofErr w:type="spellEnd"/>
+      <w:r>
+        <w:t xml:space="preserve"> data: Post[] = </w:t>
+      </w:r>
+      <w:proofErr w:type="spellStart"/>
+      <w:r>
+        <w:t>await</w:t>
+      </w:r>
+      <w:proofErr w:type="spellEnd"/>
+      <w:r>
+        <w:t xml:space="preserve"> </w:t>
+      </w:r>
+      <w:proofErr w:type="spellStart"/>
+      <w:r>
+        <w:t>response.json</w:t>
+      </w:r>
+      <w:proofErr w:type="spellEnd"/>
+      <w:r>
+        <w:t>();</w:t>
+      </w:r>
+    </w:p>
+    <w:p/>
+    <w:p>
+      <w:r>
+        <w:t xml:space="preserve">    </w:t>
+      </w:r>
+      <w:proofErr w:type="spellStart"/>
+      <w:r>
+        <w:t>setDados</w:t>
+      </w:r>
+      <w:proofErr w:type="spellEnd"/>
+      <w:r>
+        <w:t xml:space="preserve">(data); // </w:t>
+      </w:r>
+      <w:r>
+        <w:rPr>
+          <w:rFonts w:ascii="Segoe UI Emoji" w:hAnsi="Segoe UI Emoji" w:cs="Segoe UI Emoji"/>
+        </w:rPr>
+        <w:t>🔥</w:t>
+      </w:r>
+      <w:r>
+        <w:t xml:space="preserve"> Atualiza </w:t>
+      </w:r>
+      <w:proofErr w:type="spellStart"/>
+      <w:r>
+        <w:t>state</w:t>
+      </w:r>
+      <w:proofErr w:type="spellEnd"/>
+      <w:r>
+        <w:t xml:space="preserve"> do componente Pai</w:t>
+      </w:r>
+    </w:p>
+    <w:p>
+      <w:r>
+        <w:t xml:space="preserve">  }</w:t>
+      </w:r>
+    </w:p>
+    <w:p/>
+    <w:p>
+      <w:r>
+        <w:t xml:space="preserve">  </w:t>
+      </w:r>
+      <w:proofErr w:type="spellStart"/>
+      <w:r>
+        <w:t>return</w:t>
+      </w:r>
+      <w:proofErr w:type="spellEnd"/>
+      <w:r>
+        <w:t xml:space="preserve"> (</w:t>
+      </w:r>
+    </w:p>
+    <w:p>
+      <w:r>
+        <w:t xml:space="preserve">    &lt;</w:t>
+      </w:r>
+      <w:proofErr w:type="spellStart"/>
+      <w:r>
+        <w:t>div</w:t>
+      </w:r>
+      <w:proofErr w:type="spellEnd"/>
+      <w:r>
+        <w:t>&gt;</w:t>
+      </w:r>
+    </w:p>
+    <w:p>
+      <w:r>
+        <w:t xml:space="preserve">      &lt;</w:t>
+      </w:r>
+      <w:proofErr w:type="spellStart"/>
+      <w:r>
+        <w:t>button</w:t>
+      </w:r>
+      <w:proofErr w:type="spellEnd"/>
+      <w:r>
+        <w:t xml:space="preserve"> </w:t>
+      </w:r>
+      <w:proofErr w:type="spellStart"/>
+      <w:r>
+        <w:t>onClick</w:t>
+      </w:r>
+      <w:proofErr w:type="spellEnd"/>
+      <w:r>
+        <w:t xml:space="preserve">={() =&gt; </w:t>
+      </w:r>
+      <w:proofErr w:type="spellStart"/>
+      <w:r>
+        <w:t>buscarDados</w:t>
+      </w:r>
+      <w:proofErr w:type="spellEnd"/>
+      <w:r>
+        <w:t>(1)}&gt;</w:t>
+      </w:r>
+    </w:p>
+    <w:p>
+      <w:r>
+        <w:t xml:space="preserve">        Buscar Usuário 1</w:t>
+      </w:r>
+    </w:p>
+    <w:p>
+      <w:r>
+        <w:t xml:space="preserve">      &lt;/</w:t>
+      </w:r>
+      <w:proofErr w:type="spellStart"/>
+      <w:r>
+        <w:t>button</w:t>
+      </w:r>
+      <w:proofErr w:type="spellEnd"/>
+      <w:r>
+        <w:t>&gt;</w:t>
+      </w:r>
+    </w:p>
+    <w:p>
+      <w:r>
+        <w:t xml:space="preserve">    &lt;/</w:t>
+      </w:r>
+      <w:proofErr w:type="spellStart"/>
+      <w:r>
+        <w:t>div</w:t>
+      </w:r>
+      <w:proofErr w:type="spellEnd"/>
+      <w:r>
+        <w:t>&gt;</w:t>
+      </w:r>
+    </w:p>
+    <w:p>
+      <w:r>
+        <w:lastRenderedPageBreak/>
+        <w:t xml:space="preserve">  );</w:t>
+      </w:r>
+    </w:p>
+    <w:p>
+      <w:r>
+        <w:t>}</w:t>
+      </w:r>
+    </w:p>
+    <w:p>
+      <w:r>
+        <w:t xml:space="preserve">4 </w:t>
+      </w:r>
+      <w:r>
+        <w:t xml:space="preserve"> Componente Lista (só exibe)</w:t>
+      </w:r>
+    </w:p>
+    <w:p>
+      <w:proofErr w:type="spellStart"/>
+      <w:r>
+        <w:t>import</w:t>
+      </w:r>
+      <w:proofErr w:type="spellEnd"/>
+      <w:r>
+        <w:t xml:space="preserve"> { Post } </w:t>
+      </w:r>
+      <w:proofErr w:type="spellStart"/>
+      <w:r>
+        <w:t>from</w:t>
+      </w:r>
+      <w:proofErr w:type="spellEnd"/>
+      <w:r>
+        <w:t xml:space="preserve"> "./</w:t>
+      </w:r>
+      <w:proofErr w:type="spellStart"/>
+      <w:r>
+        <w:t>types</w:t>
+      </w:r>
+      <w:proofErr w:type="spellEnd"/>
+      <w:r>
+        <w:t>";</w:t>
+      </w:r>
+    </w:p>
+    <w:p/>
+    <w:p>
+      <w:r>
+        <w:t xml:space="preserve">interface </w:t>
+      </w:r>
+      <w:proofErr w:type="spellStart"/>
+      <w:r>
+        <w:t>ListaProps</w:t>
+      </w:r>
+      <w:proofErr w:type="spellEnd"/>
+      <w:r>
+        <w:t xml:space="preserve"> {</w:t>
+      </w:r>
+    </w:p>
+    <w:p>
+      <w:r>
+        <w:t xml:space="preserve">  dados: Post[];</w:t>
+      </w:r>
+    </w:p>
+    <w:p>
+      <w:r>
+        <w:t>}</w:t>
+      </w:r>
+    </w:p>
+    <w:p/>
+    <w:p>
+      <w:proofErr w:type="spellStart"/>
+      <w:r>
+        <w:t>export</w:t>
+      </w:r>
+      <w:proofErr w:type="spellEnd"/>
+      <w:r>
+        <w:t xml:space="preserve"> default </w:t>
+      </w:r>
+      <w:proofErr w:type="spellStart"/>
+      <w:r>
+        <w:t>function</w:t>
+      </w:r>
+      <w:proofErr w:type="spellEnd"/>
+      <w:r>
+        <w:t xml:space="preserve"> Lista({ dados }: </w:t>
+      </w:r>
+      <w:proofErr w:type="spellStart"/>
+      <w:r>
+        <w:t>ListaProps</w:t>
+      </w:r>
+      <w:proofErr w:type="spellEnd"/>
+      <w:r>
+        <w:t>) {</w:t>
+      </w:r>
+    </w:p>
+    <w:p>
+      <w:r>
+        <w:t xml:space="preserve">  </w:t>
+      </w:r>
+      <w:proofErr w:type="spellStart"/>
+      <w:r>
+        <w:t>return</w:t>
+      </w:r>
+      <w:proofErr w:type="spellEnd"/>
+      <w:r>
+        <w:t xml:space="preserve"> (</w:t>
+      </w:r>
+    </w:p>
+    <w:p>
+      <w:r>
+        <w:t xml:space="preserve">    &lt;</w:t>
+      </w:r>
+      <w:proofErr w:type="spellStart"/>
+      <w:r>
+        <w:t>div</w:t>
+      </w:r>
+      <w:proofErr w:type="spellEnd"/>
+      <w:r>
+        <w:t>&gt;</w:t>
+      </w:r>
+    </w:p>
+    <w:p>
+      <w:r>
+        <w:t xml:space="preserve">      {</w:t>
+      </w:r>
+      <w:proofErr w:type="spellStart"/>
+      <w:r>
+        <w:t>dados.map</w:t>
+      </w:r>
+      <w:proofErr w:type="spellEnd"/>
+      <w:r>
+        <w:t>((item) =&gt; (</w:t>
+      </w:r>
+    </w:p>
+    <w:p>
+      <w:r>
+        <w:t xml:space="preserve">        &lt;</w:t>
+      </w:r>
+      <w:proofErr w:type="spellStart"/>
+      <w:r>
+        <w:t>div</w:t>
+      </w:r>
+      <w:proofErr w:type="spellEnd"/>
+      <w:r>
+        <w:t xml:space="preserve"> </w:t>
+      </w:r>
+      <w:proofErr w:type="spellStart"/>
+      <w:r>
+        <w:t>key</w:t>
+      </w:r>
+      <w:proofErr w:type="spellEnd"/>
+      <w:r>
+        <w:t>={item.id}&gt;</w:t>
+      </w:r>
+    </w:p>
+    <w:p>
+      <w:r>
+        <w:t xml:space="preserve">          &lt;h3&gt;{</w:t>
+      </w:r>
+      <w:proofErr w:type="spellStart"/>
+      <w:r>
+        <w:t>item.title</w:t>
+      </w:r>
+      <w:proofErr w:type="spellEnd"/>
+      <w:r>
+        <w:t>}&lt;/h3&gt;</w:t>
+      </w:r>
+    </w:p>
+    <w:p>
+      <w:r>
+        <w:t xml:space="preserve">          &lt;p&gt;{</w:t>
+      </w:r>
+      <w:proofErr w:type="spellStart"/>
+      <w:r>
+        <w:t>item.body</w:t>
+      </w:r>
+      <w:proofErr w:type="spellEnd"/>
+      <w:r>
+        <w:t>}&lt;/p&gt;</w:t>
+      </w:r>
+    </w:p>
+    <w:p>
+      <w:r>
+        <w:t xml:space="preserve">        &lt;/</w:t>
+      </w:r>
+      <w:proofErr w:type="spellStart"/>
+      <w:r>
+        <w:t>div</w:t>
+      </w:r>
+      <w:proofErr w:type="spellEnd"/>
+      <w:r>
+        <w:t>&gt;</w:t>
+      </w:r>
+    </w:p>
+    <w:p>
+      <w:r>
+        <w:t xml:space="preserve">      ))}</w:t>
+      </w:r>
+    </w:p>
+    <w:p>
+      <w:r>
+        <w:t xml:space="preserve">    &lt;/</w:t>
+      </w:r>
+      <w:proofErr w:type="spellStart"/>
+      <w:r>
+        <w:t>div</w:t>
+      </w:r>
+      <w:proofErr w:type="spellEnd"/>
+      <w:r>
+        <w:t>&gt;</w:t>
+      </w:r>
+    </w:p>
+    <w:p>
+      <w:r>
+        <w:t xml:space="preserve">  );</w:t>
+      </w:r>
+    </w:p>
+    <w:p>
+      <w:r>
+        <w:t>}</w:t>
+      </w:r>
+    </w:p>
+    <w:p/>
+    <w:p>
+      <w:pPr>
+        <w:rPr>
+          <w:b/>
+          <w:bCs/>
+        </w:rPr>
+      </w:pPr>
+      <w:r>
+        <w:rPr>
+          <w:b/>
+          <w:bCs/>
+        </w:rPr>
+        <w:t>Tipagem importante</w:t>
+      </w:r>
+    </w:p>
+    <w:p>
+      <w:pPr>
+        <w:rPr>
+          <w:b/>
+          <w:bCs/>
+        </w:rPr>
+      </w:pPr>
+      <w:r>
+        <w:rPr>
+          <w:rFonts w:ascii="Segoe UI Emoji" w:hAnsi="Segoe UI Emoji" w:cs="Segoe UI Emoji"/>
+          <w:b/>
+          <w:bCs/>
+        </w:rPr>
+        <w:t>🔹</w:t>
+      </w:r>
+      <w:r>
+        <w:rPr>
+          <w:b/>
+          <w:bCs/>
+        </w:rPr>
+        <w:t xml:space="preserve"> Para </w:t>
+      </w:r>
+      <w:proofErr w:type="spellStart"/>
+      <w:r>
+        <w:rPr>
+          <w:b/>
+          <w:bCs/>
+        </w:rPr>
+        <w:t>setState</w:t>
+      </w:r>
+      <w:proofErr w:type="spellEnd"/>
+      <w:r>
+        <w:rPr>
+          <w:b/>
+          <w:bCs/>
+        </w:rPr>
+        <w:t xml:space="preserve"> via </w:t>
+      </w:r>
+      <w:proofErr w:type="spellStart"/>
+      <w:r>
+        <w:rPr>
+          <w:b/>
+          <w:bCs/>
+        </w:rPr>
+        <w:t>props</w:t>
+      </w:r>
+      <w:proofErr w:type="spellEnd"/>
+      <w:r>
+        <w:rPr>
+          <w:b/>
+          <w:bCs/>
+        </w:rPr>
+        <w:t>:</w:t>
+      </w:r>
+    </w:p>
+    <w:p>
+      <w:proofErr w:type="spellStart"/>
+      <w:r>
+        <w:t>React.Dispatch</w:t>
+      </w:r>
+      <w:proofErr w:type="spellEnd"/>
+      <w:r>
+        <w:t>&lt;</w:t>
+      </w:r>
+      <w:proofErr w:type="spellStart"/>
+      <w:r>
+        <w:t>React.SetStateAction</w:t>
+      </w:r>
+      <w:proofErr w:type="spellEnd"/>
+      <w:r>
+        <w:t>&lt;T&gt;&gt;</w:t>
+      </w:r>
+    </w:p>
+    <w:p/>
+    <w:p>
+      <w:r>
+        <w:t>No nosso caso:</w:t>
+      </w:r>
+    </w:p>
+    <w:p>
+      <w:proofErr w:type="spellStart"/>
+      <w:r>
+        <w:t>React.Dispatch</w:t>
+      </w:r>
+      <w:proofErr w:type="spellEnd"/>
+      <w:r>
+        <w:t>&lt;</w:t>
+      </w:r>
+      <w:proofErr w:type="spellStart"/>
+      <w:r>
+        <w:t>React.SetStateAction</w:t>
+      </w:r>
+      <w:proofErr w:type="spellEnd"/>
+      <w:r>
+        <w:t>&lt;Post[]&gt;&gt;</w:t>
+      </w:r>
+    </w:p>
+    <w:p/>
+    <w:p/>
+    <w:p/>
+    <w:p>
+      <w:pPr>
+        <w:rPr>
+          <w:b/>
+          <w:bCs/>
+        </w:rPr>
+      </w:pPr>
+      <w:r>
+        <w:rPr>
+          <w:rFonts w:ascii="Segoe UI Emoji" w:hAnsi="Segoe UI Emoji" w:cs="Segoe UI Emoji"/>
+          <w:b/>
+          <w:bCs/>
+        </w:rPr>
+        <w:t>🧠</w:t>
+      </w:r>
+      <w:r>
+        <w:rPr>
+          <w:b/>
+          <w:bCs/>
+        </w:rPr>
+        <w:t xml:space="preserve"> Por que isso funciona?</w:t>
+      </w:r>
+    </w:p>
+    <w:p>
+      <w:r>
+        <w:t xml:space="preserve">Porque no </w:t>
+      </w:r>
+      <w:proofErr w:type="spellStart"/>
+      <w:r>
+        <w:t>React</w:t>
+      </w:r>
+      <w:proofErr w:type="spellEnd"/>
+      <w:r>
+        <w:t>:</w:t>
+      </w:r>
+    </w:p>
+    <w:p>
+      <w:pPr>
+        <w:numPr>
+          <w:ilvl w:val="0"/>
+          <w:numId w:val="7"/>
+        </w:numPr>
+      </w:pPr>
+      <w:r>
+        <w:t xml:space="preserve">Componentes irmãos </w:t>
+      </w:r>
+      <w:r>
+        <w:rPr>
+          <w:b/>
+          <w:bCs/>
+        </w:rPr>
+        <w:t xml:space="preserve">não compartilham </w:t>
+      </w:r>
+      <w:proofErr w:type="spellStart"/>
+      <w:r>
+        <w:rPr>
+          <w:b/>
+          <w:bCs/>
+        </w:rPr>
+        <w:t>state</w:t>
+      </w:r>
+      <w:proofErr w:type="spellEnd"/>
+      <w:r>
+        <w:rPr>
+          <w:b/>
+          <w:bCs/>
+        </w:rPr>
+        <w:t xml:space="preserve"> diretamente</w:t>
+      </w:r>
+    </w:p>
+    <w:p>
+      <w:pPr>
+        <w:numPr>
+          <w:ilvl w:val="0"/>
+          <w:numId w:val="7"/>
+        </w:numPr>
+      </w:pPr>
+      <w:r>
+        <w:t>O único jeito correto é subir o estado para um ancestral comum</w:t>
+      </w:r>
+    </w:p>
+    <w:p>
+      <w:r>
+        <w:pict w14:anchorId="3A265D38">
+          <v:rect id="_x0000_i1051" style="width:0;height:1.5pt" o:hralign="center" o:hrstd="t" o:hr="t" fillcolor="#a0a0a0" stroked="f"/>
+        </w:pict>
+      </w:r>
+    </w:p>
+    <w:p>
+      <w:pPr>
+        <w:rPr>
+          <w:b/>
+          <w:bCs/>
+        </w:rPr>
+      </w:pPr>
+      <w:r>
+        <w:rPr>
+          <w:rFonts w:ascii="Segoe UI Emoji" w:hAnsi="Segoe UI Emoji" w:cs="Segoe UI Emoji"/>
+          <w:b/>
+          <w:bCs/>
+        </w:rPr>
+        <w:t>🚀</w:t>
+      </w:r>
+      <w:r>
+        <w:rPr>
+          <w:b/>
+          <w:bCs/>
+        </w:rPr>
+        <w:t xml:space="preserve"> Regra de Ouro</w:t>
+      </w:r>
+    </w:p>
+    <w:p>
+      <w:pPr>
+        <w:rPr>
+          <w:b/>
+          <w:bCs/>
+        </w:rPr>
+      </w:pPr>
+      <w:r>
+        <w:rPr>
+          <w:b/>
+          <w:bCs/>
+        </w:rPr>
+        <w:t xml:space="preserve">Quem precisa usar o dado deve receber via </w:t>
+      </w:r>
+      <w:proofErr w:type="spellStart"/>
+      <w:r>
+        <w:rPr>
+          <w:b/>
+          <w:bCs/>
+        </w:rPr>
+        <w:t>props</w:t>
+      </w:r>
+      <w:proofErr w:type="spellEnd"/>
+      <w:r>
+        <w:rPr>
+          <w:b/>
+          <w:bCs/>
+        </w:rPr>
+        <w:t>.</w:t>
+      </w:r>
+      <w:r>
+        <w:rPr>
+          <w:b/>
+          <w:bCs/>
+        </w:rPr>
+        <w:br/>
+        <w:t xml:space="preserve">Quem precisa alterar o dado recebe o </w:t>
+      </w:r>
+      <w:proofErr w:type="spellStart"/>
+      <w:r>
+        <w:rPr>
+          <w:b/>
+          <w:bCs/>
+        </w:rPr>
+        <w:t>setState</w:t>
+      </w:r>
+      <w:proofErr w:type="spellEnd"/>
+      <w:r>
+        <w:rPr>
+          <w:b/>
+          <w:bCs/>
+        </w:rPr>
+        <w:t xml:space="preserve"> via </w:t>
+      </w:r>
+      <w:proofErr w:type="spellStart"/>
+      <w:r>
+        <w:rPr>
+          <w:b/>
+          <w:bCs/>
+        </w:rPr>
+        <w:t>props</w:t>
+      </w:r>
+      <w:proofErr w:type="spellEnd"/>
+      <w:r>
+        <w:rPr>
+          <w:b/>
+          <w:bCs/>
+        </w:rPr>
+        <w:t>.</w:t>
+      </w:r>
+    </w:p>
+    <w:p>
+      <w:r>
+        <w:pict w14:anchorId="6CD2FD24">
+          <v:rect id="_x0000_i1052" style="width:0;height:1.5pt" o:hralign="center" o:hrstd="t" o:hr="t" fillcolor="#a0a0a0" stroked="f"/>
+        </w:pict>
+      </w:r>
+    </w:p>
+    <w:p>
+      <w:pPr>
+        <w:rPr>
+          <w:b/>
+          <w:bCs/>
+        </w:rPr>
+      </w:pPr>
+      <w:r>
+        <w:rPr>
+          <w:rFonts w:ascii="Segoe UI Emoji" w:hAnsi="Segoe UI Emoji" w:cs="Segoe UI Emoji"/>
+          <w:b/>
+          <w:bCs/>
+        </w:rPr>
+        <w:t>❌</w:t>
+      </w:r>
+      <w:r>
+        <w:rPr>
+          <w:b/>
+          <w:bCs/>
+        </w:rPr>
+        <w:t xml:space="preserve"> O que NÃO fazer</w:t>
+      </w:r>
+    </w:p>
+    <w:p>
+      <w:pPr>
+        <w:numPr>
+          <w:ilvl w:val="0"/>
+          <w:numId w:val="8"/>
+        </w:numPr>
+      </w:pPr>
+      <w:r>
+        <w:t xml:space="preserve">Não tente importar um componente dentro do outro para acessar </w:t>
+      </w:r>
+      <w:proofErr w:type="spellStart"/>
+      <w:r>
+        <w:t>state</w:t>
+      </w:r>
+      <w:proofErr w:type="spellEnd"/>
+    </w:p>
+    <w:p>
+      <w:pPr>
+        <w:numPr>
+          <w:ilvl w:val="0"/>
+          <w:numId w:val="8"/>
+        </w:numPr>
+      </w:pPr>
+      <w:r>
+        <w:t>Não use variável global</w:t>
+      </w:r>
+    </w:p>
+    <w:p>
+      <w:pPr>
+        <w:numPr>
+          <w:ilvl w:val="0"/>
+          <w:numId w:val="8"/>
+        </w:numPr>
+      </w:pPr>
+      <w:r>
+        <w:t xml:space="preserve">Não duplique </w:t>
+      </w:r>
+      <w:proofErr w:type="spellStart"/>
+      <w:r>
+        <w:t>useState</w:t>
+      </w:r>
+      <w:proofErr w:type="spellEnd"/>
+      <w:r>
+        <w:t xml:space="preserve"> nos dois componentes</w:t>
+      </w:r>
+    </w:p>
+    <w:p>
+      <w:r>
+        <w:pict w14:anchorId="75463913">
+          <v:rect id="_x0000_i1053" style="width:0;height:1.5pt" o:hralign="center" o:hrstd="t" o:hr="t" fillcolor="#a0a0a0" stroked="f"/>
+        </w:pict>
+      </w:r>
+    </w:p>
+    <w:p>
+      <w:r>
+        <w:t>Se quiser, posso te mostrar também:</w:t>
+      </w:r>
+    </w:p>
+    <w:p>
+      <w:pPr>
+        <w:numPr>
+          <w:ilvl w:val="0"/>
+          <w:numId w:val="9"/>
+        </w:numPr>
+      </w:pPr>
+      <w:r>
+        <w:t xml:space="preserve">versão usando </w:t>
+      </w:r>
+      <w:proofErr w:type="spellStart"/>
+      <w:r>
+        <w:t>Context</w:t>
+      </w:r>
+      <w:proofErr w:type="spellEnd"/>
+      <w:r>
+        <w:t xml:space="preserve"> API</w:t>
+      </w:r>
+    </w:p>
+    <w:p>
+      <w:pPr>
+        <w:numPr>
+          <w:ilvl w:val="0"/>
+          <w:numId w:val="9"/>
+        </w:numPr>
+      </w:pPr>
+      <w:r>
+        <w:t xml:space="preserve">versão usando </w:t>
+      </w:r>
+      <w:proofErr w:type="spellStart"/>
+      <w:r>
+        <w:t>Redux</w:t>
+      </w:r>
+      <w:proofErr w:type="spellEnd"/>
+      <w:r>
+        <w:t>/</w:t>
+      </w:r>
+      <w:proofErr w:type="spellStart"/>
+      <w:r>
+        <w:t>Zustand</w:t>
+      </w:r>
+      <w:proofErr w:type="spellEnd"/>
+    </w:p>
+    <w:p>
+      <w:pPr>
+        <w:numPr>
+          <w:ilvl w:val="0"/>
+          <w:numId w:val="9"/>
+        </w:numPr>
+      </w:pPr>
+      <w:r>
+        <w:t xml:space="preserve">versão com </w:t>
+      </w:r>
+      <w:proofErr w:type="spellStart"/>
+      <w:r>
+        <w:t>loading</w:t>
+      </w:r>
+      <w:proofErr w:type="spellEnd"/>
+      <w:r>
+        <w:t xml:space="preserve"> + erro</w:t>
+      </w:r>
+    </w:p>
+    <w:p>
+      <w:pPr>
+        <w:numPr>
+          <w:ilvl w:val="0"/>
+          <w:numId w:val="9"/>
+        </w:numPr>
+      </w:pPr>
+      <w:r>
+        <w:t>integração com seu grid + botão salvar</w:t>
+      </w:r>
+    </w:p>
+    <w:p>
+      <w:r>
+        <w:t xml:space="preserve">Me mostra seu código que eu ajusto exatamente no seu cenário </w:t>
+      </w:r>
+      <w:r>
+        <w:rPr>
+          <w:rFonts w:ascii="Segoe UI Emoji" w:hAnsi="Segoe UI Emoji" w:cs="Segoe UI Emoji"/>
+        </w:rPr>
+        <w:t>👌</w:t>
       </w:r>
     </w:p>
     <w:p>
@@ -1905,6 +3573,453 @@
 <file path=word/numbering.xml><?xml version="1.0" encoding="utf-8"?>
 <w:numbering xmlns:wpc="http://schemas.microsoft.com/office/word/2010/wordprocessingCanvas" xmlns:cx="http://schemas.microsoft.com/office/drawing/2014/chartex" xmlns:cx1="http://schemas.microsoft.com/office/drawing/2015/9/8/chartex" xmlns:cx2="http://schemas.microsoft.com/office/drawing/2015/10/21/chartex" xmlns:cx3="http://schemas.microsoft.com/office/drawing/2016/5/9/chartex" xmlns:cx4="http://schemas.microsoft.com/office/drawing/2016/5/10/chartex" xmlns:cx5="http://schemas.microsoft.com/office/drawing/2016/5/11/chartex" xmlns:cx6="http://schemas.microsoft.com/office/drawing/2016/5/12/chartex" xmlns:cx7="http://schemas.microsoft.com/office/drawing/2016/5/13/chartex" xmlns:cx8="http://schemas.microsoft.com/office/drawing/2016/5/14/chartex" xmlns:mc="http://schemas.openxmlformats.org/markup-compatibility/2006" xmlns:aink="http://schemas.microsoft.com/office/drawing/2016/ink" xmlns:am3d="http://schemas.microsoft.com/office/drawing/2017/model3d" xmlns:o="urn:schemas-microsoft-com:office:office" xmlns:oel="http://schemas.microsoft.com/office/2019/extlst" xmlns:r="http://schemas.openxmlformats.org/officeDocument/2006/relationships" xmlns:m="http://schemas.openxmlformats.org/officeDocument/2006/math" xmlns:v="urn:schemas-microsoft-com:vml" xmlns:wp14="http://schemas.microsoft.com/office/word/2010/wordprocessingDrawing" xmlns:wp="http://schemas.openxmlformats.org/drawingml/2006/wordprocessingDrawing" xmlns:w10="urn:schemas-microsoft-com:office:word" xmlns:w="http://schemas.openxmlformats.org/wordprocessingml/2006/main" xmlns:w14="http://schemas.microsoft.com/office/word/2010/wordml" xmlns:w15="http://schemas.microsoft.com/office/word/2012/wordml" xmlns:w16cex="http://schemas.microsoft.com/office/word/2018/wordml/cex" xmlns:w16cid="http://schemas.microsoft.com/office/word/2016/wordml/cid" xmlns:w16="http://schemas.microsoft.com/office/word/2018/wordml" xmlns:w16du="http://schemas.microsoft.com/office/word/2023/wordml/word16du" xmlns:w16sdtdh="http://schemas.microsoft.com/office/word/2020/wordml/sdtdatahash" xmlns:w16sdtfl="http://schemas.microsoft.com/office/word/2024/wordml/sdtformatlock" xmlns:w16se="http://schemas.microsoft.com/office/word/2015/wordml/symex" xmlns:wpg="http://schemas.microsoft.com/office/word/2010/wordprocessingGroup" xmlns:wpi="http://schemas.microsoft.com/office/word/2010/wordprocessingInk" xmlns:wne="http://schemas.microsoft.com/office/word/2006/wordml" xmlns:wps="http://schemas.microsoft.com/office/word/2010/wordprocessingShape" mc:Ignorable="w14 w15 w16se w16cid w16 w16cex w16sdtdh w16sdtfl w16du wp14">
   <w:abstractNum w:abstractNumId="0" w15:restartNumberingAfterBreak="0">
+    <w:nsid w:val="027D306B"/>
+    <w:multiLevelType w:val="multilevel"/>
+    <w:tmpl w:val="4C62A22A"/>
+    <w:lvl w:ilvl="0">
+      <w:start w:val="1"/>
+      <w:numFmt w:val="bullet"/>
+      <w:lvlText w:val=""/>
+      <w:lvlJc w:val="left"/>
+      <w:pPr>
+        <w:tabs>
+          <w:tab w:val="num" w:pos="720"/>
+        </w:tabs>
+        <w:ind w:left="720" w:hanging="360"/>
+      </w:pPr>
+      <w:rPr>
+        <w:rFonts w:ascii="Symbol" w:hAnsi="Symbol" w:hint="default"/>
+        <w:sz w:val="20"/>
+      </w:rPr>
+    </w:lvl>
+    <w:lvl w:ilvl="1" w:tentative="1">
+      <w:start w:val="1"/>
+      <w:numFmt w:val="bullet"/>
+      <w:lvlText w:val="o"/>
+      <w:lvlJc w:val="left"/>
+      <w:pPr>
+        <w:tabs>
+          <w:tab w:val="num" w:pos="1440"/>
+        </w:tabs>
+        <w:ind w:left="1440" w:hanging="360"/>
+      </w:pPr>
+      <w:rPr>
+        <w:rFonts w:ascii="Courier New" w:hAnsi="Courier New" w:hint="default"/>
+        <w:sz w:val="20"/>
+      </w:rPr>
+    </w:lvl>
+    <w:lvl w:ilvl="2" w:tentative="1">
+      <w:start w:val="1"/>
+      <w:numFmt w:val="bullet"/>
+      <w:lvlText w:val=""/>
+      <w:lvlJc w:val="left"/>
+      <w:pPr>
+        <w:tabs>
+          <w:tab w:val="num" w:pos="2160"/>
+        </w:tabs>
+        <w:ind w:left="2160" w:hanging="360"/>
+      </w:pPr>
+      <w:rPr>
+        <w:rFonts w:ascii="Wingdings" w:hAnsi="Wingdings" w:hint="default"/>
+        <w:sz w:val="20"/>
+      </w:rPr>
+    </w:lvl>
+    <w:lvl w:ilvl="3" w:tentative="1">
+      <w:start w:val="1"/>
+      <w:numFmt w:val="bullet"/>
+      <w:lvlText w:val=""/>
+      <w:lvlJc w:val="left"/>
+      <w:pPr>
+        <w:tabs>
+          <w:tab w:val="num" w:pos="2880"/>
+        </w:tabs>
+        <w:ind w:left="2880" w:hanging="360"/>
+      </w:pPr>
+      <w:rPr>
+        <w:rFonts w:ascii="Wingdings" w:hAnsi="Wingdings" w:hint="default"/>
+        <w:sz w:val="20"/>
+      </w:rPr>
+    </w:lvl>
+    <w:lvl w:ilvl="4" w:tentative="1">
+      <w:start w:val="1"/>
+      <w:numFmt w:val="bullet"/>
+      <w:lvlText w:val=""/>
+      <w:lvlJc w:val="left"/>
+      <w:pPr>
+        <w:tabs>
+          <w:tab w:val="num" w:pos="3600"/>
+        </w:tabs>
+        <w:ind w:left="3600" w:hanging="360"/>
+      </w:pPr>
+      <w:rPr>
+        <w:rFonts w:ascii="Wingdings" w:hAnsi="Wingdings" w:hint="default"/>
+        <w:sz w:val="20"/>
+      </w:rPr>
+    </w:lvl>
+    <w:lvl w:ilvl="5" w:tentative="1">
+      <w:start w:val="1"/>
+      <w:numFmt w:val="bullet"/>
+      <w:lvlText w:val=""/>
+      <w:lvlJc w:val="left"/>
+      <w:pPr>
+        <w:tabs>
+          <w:tab w:val="num" w:pos="4320"/>
+        </w:tabs>
+        <w:ind w:left="4320" w:hanging="360"/>
+      </w:pPr>
+      <w:rPr>
+        <w:rFonts w:ascii="Wingdings" w:hAnsi="Wingdings" w:hint="default"/>
+        <w:sz w:val="20"/>
+      </w:rPr>
+    </w:lvl>
+    <w:lvl w:ilvl="6" w:tentative="1">
+      <w:start w:val="1"/>
+      <w:numFmt w:val="bullet"/>
+      <w:lvlText w:val=""/>
+      <w:lvlJc w:val="left"/>
+      <w:pPr>
+        <w:tabs>
+          <w:tab w:val="num" w:pos="5040"/>
+        </w:tabs>
+        <w:ind w:left="5040" w:hanging="360"/>
+      </w:pPr>
+      <w:rPr>
+        <w:rFonts w:ascii="Wingdings" w:hAnsi="Wingdings" w:hint="default"/>
+        <w:sz w:val="20"/>
+      </w:rPr>
+    </w:lvl>
+    <w:lvl w:ilvl="7" w:tentative="1">
+      <w:start w:val="1"/>
+      <w:numFmt w:val="bullet"/>
+      <w:lvlText w:val=""/>
+      <w:lvlJc w:val="left"/>
+      <w:pPr>
+        <w:tabs>
+          <w:tab w:val="num" w:pos="5760"/>
+        </w:tabs>
+        <w:ind w:left="5760" w:hanging="360"/>
+      </w:pPr>
+      <w:rPr>
+        <w:rFonts w:ascii="Wingdings" w:hAnsi="Wingdings" w:hint="default"/>
+        <w:sz w:val="20"/>
+      </w:rPr>
+    </w:lvl>
+    <w:lvl w:ilvl="8" w:tentative="1">
+      <w:start w:val="1"/>
+      <w:numFmt w:val="bullet"/>
+      <w:lvlText w:val=""/>
+      <w:lvlJc w:val="left"/>
+      <w:pPr>
+        <w:tabs>
+          <w:tab w:val="num" w:pos="6480"/>
+        </w:tabs>
+        <w:ind w:left="6480" w:hanging="360"/>
+      </w:pPr>
+      <w:rPr>
+        <w:rFonts w:ascii="Wingdings" w:hAnsi="Wingdings" w:hint="default"/>
+        <w:sz w:val="20"/>
+      </w:rPr>
+    </w:lvl>
+  </w:abstractNum>
+  <w:abstractNum w:abstractNumId="1" w15:restartNumberingAfterBreak="0">
+    <w:nsid w:val="10AD5F6F"/>
+    <w:multiLevelType w:val="multilevel"/>
+    <w:tmpl w:val="BDBA0556"/>
+    <w:lvl w:ilvl="0">
+      <w:start w:val="1"/>
+      <w:numFmt w:val="bullet"/>
+      <w:lvlText w:val=""/>
+      <w:lvlJc w:val="left"/>
+      <w:pPr>
+        <w:tabs>
+          <w:tab w:val="num" w:pos="720"/>
+        </w:tabs>
+        <w:ind w:left="720" w:hanging="360"/>
+      </w:pPr>
+      <w:rPr>
+        <w:rFonts w:ascii="Symbol" w:hAnsi="Symbol" w:hint="default"/>
+        <w:sz w:val="20"/>
+      </w:rPr>
+    </w:lvl>
+    <w:lvl w:ilvl="1" w:tentative="1">
+      <w:start w:val="1"/>
+      <w:numFmt w:val="bullet"/>
+      <w:lvlText w:val="o"/>
+      <w:lvlJc w:val="left"/>
+      <w:pPr>
+        <w:tabs>
+          <w:tab w:val="num" w:pos="1440"/>
+        </w:tabs>
+        <w:ind w:left="1440" w:hanging="360"/>
+      </w:pPr>
+      <w:rPr>
+        <w:rFonts w:ascii="Courier New" w:hAnsi="Courier New" w:hint="default"/>
+        <w:sz w:val="20"/>
+      </w:rPr>
+    </w:lvl>
+    <w:lvl w:ilvl="2" w:tentative="1">
+      <w:start w:val="1"/>
+      <w:numFmt w:val="bullet"/>
+      <w:lvlText w:val=""/>
+      <w:lvlJc w:val="left"/>
+      <w:pPr>
+        <w:tabs>
+          <w:tab w:val="num" w:pos="2160"/>
+        </w:tabs>
+        <w:ind w:left="2160" w:hanging="360"/>
+      </w:pPr>
+      <w:rPr>
+        <w:rFonts w:ascii="Wingdings" w:hAnsi="Wingdings" w:hint="default"/>
+        <w:sz w:val="20"/>
+      </w:rPr>
+    </w:lvl>
+    <w:lvl w:ilvl="3" w:tentative="1">
+      <w:start w:val="1"/>
+      <w:numFmt w:val="bullet"/>
+      <w:lvlText w:val=""/>
+      <w:lvlJc w:val="left"/>
+      <w:pPr>
+        <w:tabs>
+          <w:tab w:val="num" w:pos="2880"/>
+        </w:tabs>
+        <w:ind w:left="2880" w:hanging="360"/>
+      </w:pPr>
+      <w:rPr>
+        <w:rFonts w:ascii="Wingdings" w:hAnsi="Wingdings" w:hint="default"/>
+        <w:sz w:val="20"/>
+      </w:rPr>
+    </w:lvl>
+    <w:lvl w:ilvl="4" w:tentative="1">
+      <w:start w:val="1"/>
+      <w:numFmt w:val="bullet"/>
+      <w:lvlText w:val=""/>
+      <w:lvlJc w:val="left"/>
+      <w:pPr>
+        <w:tabs>
+          <w:tab w:val="num" w:pos="3600"/>
+        </w:tabs>
+        <w:ind w:left="3600" w:hanging="360"/>
+      </w:pPr>
+      <w:rPr>
+        <w:rFonts w:ascii="Wingdings" w:hAnsi="Wingdings" w:hint="default"/>
+        <w:sz w:val="20"/>
+      </w:rPr>
+    </w:lvl>
+    <w:lvl w:ilvl="5" w:tentative="1">
+      <w:start w:val="1"/>
+      <w:numFmt w:val="bullet"/>
+      <w:lvlText w:val=""/>
+      <w:lvlJc w:val="left"/>
+      <w:pPr>
+        <w:tabs>
+          <w:tab w:val="num" w:pos="4320"/>
+        </w:tabs>
+        <w:ind w:left="4320" w:hanging="360"/>
+      </w:pPr>
+      <w:rPr>
+        <w:rFonts w:ascii="Wingdings" w:hAnsi="Wingdings" w:hint="default"/>
+        <w:sz w:val="20"/>
+      </w:rPr>
+    </w:lvl>
+    <w:lvl w:ilvl="6" w:tentative="1">
+      <w:start w:val="1"/>
+      <w:numFmt w:val="bullet"/>
+      <w:lvlText w:val=""/>
+      <w:lvlJc w:val="left"/>
+      <w:pPr>
+        <w:tabs>
+          <w:tab w:val="num" w:pos="5040"/>
+        </w:tabs>
+        <w:ind w:left="5040" w:hanging="360"/>
+      </w:pPr>
+      <w:rPr>
+        <w:rFonts w:ascii="Wingdings" w:hAnsi="Wingdings" w:hint="default"/>
+        <w:sz w:val="20"/>
+      </w:rPr>
+    </w:lvl>
+    <w:lvl w:ilvl="7" w:tentative="1">
+      <w:start w:val="1"/>
+      <w:numFmt w:val="bullet"/>
+      <w:lvlText w:val=""/>
+      <w:lvlJc w:val="left"/>
+      <w:pPr>
+        <w:tabs>
+          <w:tab w:val="num" w:pos="5760"/>
+        </w:tabs>
+        <w:ind w:left="5760" w:hanging="360"/>
+      </w:pPr>
+      <w:rPr>
+        <w:rFonts w:ascii="Wingdings" w:hAnsi="Wingdings" w:hint="default"/>
+        <w:sz w:val="20"/>
+      </w:rPr>
+    </w:lvl>
+    <w:lvl w:ilvl="8" w:tentative="1">
+      <w:start w:val="1"/>
+      <w:numFmt w:val="bullet"/>
+      <w:lvlText w:val=""/>
+      <w:lvlJc w:val="left"/>
+      <w:pPr>
+        <w:tabs>
+          <w:tab w:val="num" w:pos="6480"/>
+        </w:tabs>
+        <w:ind w:left="6480" w:hanging="360"/>
+      </w:pPr>
+      <w:rPr>
+        <w:rFonts w:ascii="Wingdings" w:hAnsi="Wingdings" w:hint="default"/>
+        <w:sz w:val="20"/>
+      </w:rPr>
+    </w:lvl>
+  </w:abstractNum>
+  <w:abstractNum w:abstractNumId="2" w15:restartNumberingAfterBreak="0">
+    <w:nsid w:val="22F70DF5"/>
+    <w:multiLevelType w:val="multilevel"/>
+    <w:tmpl w:val="4E240C8C"/>
+    <w:lvl w:ilvl="0">
+      <w:start w:val="1"/>
+      <w:numFmt w:val="bullet"/>
+      <w:lvlText w:val=""/>
+      <w:lvlJc w:val="left"/>
+      <w:pPr>
+        <w:tabs>
+          <w:tab w:val="num" w:pos="720"/>
+        </w:tabs>
+        <w:ind w:left="720" w:hanging="360"/>
+      </w:pPr>
+      <w:rPr>
+        <w:rFonts w:ascii="Symbol" w:hAnsi="Symbol" w:hint="default"/>
+        <w:sz w:val="20"/>
+      </w:rPr>
+    </w:lvl>
+    <w:lvl w:ilvl="1" w:tentative="1">
+      <w:start w:val="1"/>
+      <w:numFmt w:val="bullet"/>
+      <w:lvlText w:val="o"/>
+      <w:lvlJc w:val="left"/>
+      <w:pPr>
+        <w:tabs>
+          <w:tab w:val="num" w:pos="1440"/>
+        </w:tabs>
+        <w:ind w:left="1440" w:hanging="360"/>
+      </w:pPr>
+      <w:rPr>
+        <w:rFonts w:ascii="Courier New" w:hAnsi="Courier New" w:hint="default"/>
+        <w:sz w:val="20"/>
+      </w:rPr>
+    </w:lvl>
+    <w:lvl w:ilvl="2" w:tentative="1">
+      <w:start w:val="1"/>
+      <w:numFmt w:val="bullet"/>
+      <w:lvlText w:val=""/>
+      <w:lvlJc w:val="left"/>
+      <w:pPr>
+        <w:tabs>
+          <w:tab w:val="num" w:pos="2160"/>
+        </w:tabs>
+        <w:ind w:left="2160" w:hanging="360"/>
+      </w:pPr>
+      <w:rPr>
+        <w:rFonts w:ascii="Wingdings" w:hAnsi="Wingdings" w:hint="default"/>
+        <w:sz w:val="20"/>
+      </w:rPr>
+    </w:lvl>
+    <w:lvl w:ilvl="3" w:tentative="1">
+      <w:start w:val="1"/>
+      <w:numFmt w:val="bullet"/>
+      <w:lvlText w:val=""/>
+      <w:lvlJc w:val="left"/>
+      <w:pPr>
+        <w:tabs>
+          <w:tab w:val="num" w:pos="2880"/>
+        </w:tabs>
+        <w:ind w:left="2880" w:hanging="360"/>
+      </w:pPr>
+      <w:rPr>
+        <w:rFonts w:ascii="Wingdings" w:hAnsi="Wingdings" w:hint="default"/>
+        <w:sz w:val="20"/>
+      </w:rPr>
+    </w:lvl>
+    <w:lvl w:ilvl="4" w:tentative="1">
+      <w:start w:val="1"/>
+      <w:numFmt w:val="bullet"/>
+      <w:lvlText w:val=""/>
+      <w:lvlJc w:val="left"/>
+      <w:pPr>
+        <w:tabs>
+          <w:tab w:val="num" w:pos="3600"/>
+        </w:tabs>
+        <w:ind w:left="3600" w:hanging="360"/>
+      </w:pPr>
+      <w:rPr>
+        <w:rFonts w:ascii="Wingdings" w:hAnsi="Wingdings" w:hint="default"/>
+        <w:sz w:val="20"/>
+      </w:rPr>
+    </w:lvl>
+    <w:lvl w:ilvl="5" w:tentative="1">
+      <w:start w:val="1"/>
+      <w:numFmt w:val="bullet"/>
+      <w:lvlText w:val=""/>
+      <w:lvlJc w:val="left"/>
+      <w:pPr>
+        <w:tabs>
+          <w:tab w:val="num" w:pos="4320"/>
+        </w:tabs>
+        <w:ind w:left="4320" w:hanging="360"/>
+      </w:pPr>
+      <w:rPr>
+        <w:rFonts w:ascii="Wingdings" w:hAnsi="Wingdings" w:hint="default"/>
+        <w:sz w:val="20"/>
+      </w:rPr>
+    </w:lvl>
+    <w:lvl w:ilvl="6" w:tentative="1">
+      <w:start w:val="1"/>
+      <w:numFmt w:val="bullet"/>
+      <w:lvlText w:val=""/>
+      <w:lvlJc w:val="left"/>
+      <w:pPr>
+        <w:tabs>
+          <w:tab w:val="num" w:pos="5040"/>
+        </w:tabs>
+        <w:ind w:left="5040" w:hanging="360"/>
+      </w:pPr>
+      <w:rPr>
+        <w:rFonts w:ascii="Wingdings" w:hAnsi="Wingdings" w:hint="default"/>
+        <w:sz w:val="20"/>
+      </w:rPr>
+    </w:lvl>
+    <w:lvl w:ilvl="7" w:tentative="1">
+      <w:start w:val="1"/>
+      <w:numFmt w:val="bullet"/>
+      <w:lvlText w:val=""/>
+      <w:lvlJc w:val="left"/>
+      <w:pPr>
+        <w:tabs>
+          <w:tab w:val="num" w:pos="5760"/>
+        </w:tabs>
+        <w:ind w:left="5760" w:hanging="360"/>
+      </w:pPr>
+      <w:rPr>
+        <w:rFonts w:ascii="Wingdings" w:hAnsi="Wingdings" w:hint="default"/>
+        <w:sz w:val="20"/>
+      </w:rPr>
+    </w:lvl>
+    <w:lvl w:ilvl="8" w:tentative="1">
+      <w:start w:val="1"/>
+      <w:numFmt w:val="bullet"/>
+      <w:lvlText w:val=""/>
+      <w:lvlJc w:val="left"/>
+      <w:pPr>
+        <w:tabs>
+          <w:tab w:val="num" w:pos="6480"/>
+        </w:tabs>
+        <w:ind w:left="6480" w:hanging="360"/>
+      </w:pPr>
+      <w:rPr>
+        <w:rFonts w:ascii="Wingdings" w:hAnsi="Wingdings" w:hint="default"/>
+        <w:sz w:val="20"/>
+      </w:rPr>
+    </w:lvl>
+  </w:abstractNum>
+  <w:abstractNum w:abstractNumId="3" w15:restartNumberingAfterBreak="0">
     <w:nsid w:val="2C271A5C"/>
     <w:multiLevelType w:val="multilevel"/>
     <w:tmpl w:val="F392D1BA"/>
@@ -2053,7 +4168,156 @@
       </w:rPr>
     </w:lvl>
   </w:abstractNum>
-  <w:abstractNum w:abstractNumId="1" w15:restartNumberingAfterBreak="0">
+  <w:abstractNum w:abstractNumId="4" w15:restartNumberingAfterBreak="0">
+    <w:nsid w:val="3878135A"/>
+    <w:multiLevelType w:val="multilevel"/>
+    <w:tmpl w:val="3FA63870"/>
+    <w:lvl w:ilvl="0">
+      <w:start w:val="1"/>
+      <w:numFmt w:val="bullet"/>
+      <w:lvlText w:val=""/>
+      <w:lvlJc w:val="left"/>
+      <w:pPr>
+        <w:tabs>
+          <w:tab w:val="num" w:pos="720"/>
+        </w:tabs>
+        <w:ind w:left="720" w:hanging="360"/>
+      </w:pPr>
+      <w:rPr>
+        <w:rFonts w:ascii="Symbol" w:hAnsi="Symbol" w:hint="default"/>
+        <w:sz w:val="20"/>
+      </w:rPr>
+    </w:lvl>
+    <w:lvl w:ilvl="1" w:tentative="1">
+      <w:start w:val="1"/>
+      <w:numFmt w:val="bullet"/>
+      <w:lvlText w:val="o"/>
+      <w:lvlJc w:val="left"/>
+      <w:pPr>
+        <w:tabs>
+          <w:tab w:val="num" w:pos="1440"/>
+        </w:tabs>
+        <w:ind w:left="1440" w:hanging="360"/>
+      </w:pPr>
+      <w:rPr>
+        <w:rFonts w:ascii="Courier New" w:hAnsi="Courier New" w:hint="default"/>
+        <w:sz w:val="20"/>
+      </w:rPr>
+    </w:lvl>
+    <w:lvl w:ilvl="2" w:tentative="1">
+      <w:start w:val="1"/>
+      <w:numFmt w:val="bullet"/>
+      <w:lvlText w:val=""/>
+      <w:lvlJc w:val="left"/>
+      <w:pPr>
+        <w:tabs>
+          <w:tab w:val="num" w:pos="2160"/>
+        </w:tabs>
+        <w:ind w:left="2160" w:hanging="360"/>
+      </w:pPr>
+      <w:rPr>
+        <w:rFonts w:ascii="Wingdings" w:hAnsi="Wingdings" w:hint="default"/>
+        <w:sz w:val="20"/>
+      </w:rPr>
+    </w:lvl>
+    <w:lvl w:ilvl="3" w:tentative="1">
+      <w:start w:val="1"/>
+      <w:numFmt w:val="bullet"/>
+      <w:lvlText w:val=""/>
+      <w:lvlJc w:val="left"/>
+      <w:pPr>
+        <w:tabs>
+          <w:tab w:val="num" w:pos="2880"/>
+        </w:tabs>
+        <w:ind w:left="2880" w:hanging="360"/>
+      </w:pPr>
+      <w:rPr>
+        <w:rFonts w:ascii="Wingdings" w:hAnsi="Wingdings" w:hint="default"/>
+        <w:sz w:val="20"/>
+      </w:rPr>
+    </w:lvl>
+    <w:lvl w:ilvl="4" w:tentative="1">
+      <w:start w:val="1"/>
+      <w:numFmt w:val="bullet"/>
+      <w:lvlText w:val=""/>
+      <w:lvlJc w:val="left"/>
+      <w:pPr>
+        <w:tabs>
+          <w:tab w:val="num" w:pos="3600"/>
+        </w:tabs>
+        <w:ind w:left="3600" w:hanging="360"/>
+      </w:pPr>
+      <w:rPr>
+        <w:rFonts w:ascii="Wingdings" w:hAnsi="Wingdings" w:hint="default"/>
+        <w:sz w:val="20"/>
+      </w:rPr>
+    </w:lvl>
+    <w:lvl w:ilvl="5" w:tentative="1">
+      <w:start w:val="1"/>
+      <w:numFmt w:val="bullet"/>
+      <w:lvlText w:val=""/>
+      <w:lvlJc w:val="left"/>
+      <w:pPr>
+        <w:tabs>
+          <w:tab w:val="num" w:pos="4320"/>
+        </w:tabs>
+        <w:ind w:left="4320" w:hanging="360"/>
+      </w:pPr>
+      <w:rPr>
+        <w:rFonts w:ascii="Wingdings" w:hAnsi="Wingdings" w:hint="default"/>
+        <w:sz w:val="20"/>
+      </w:rPr>
+    </w:lvl>
+    <w:lvl w:ilvl="6" w:tentative="1">
+      <w:start w:val="1"/>
+      <w:numFmt w:val="bullet"/>
+      <w:lvlText w:val=""/>
+      <w:lvlJc w:val="left"/>
+      <w:pPr>
+        <w:tabs>
+          <w:tab w:val="num" w:pos="5040"/>
+        </w:tabs>
+        <w:ind w:left="5040" w:hanging="360"/>
+      </w:pPr>
+      <w:rPr>
+        <w:rFonts w:ascii="Wingdings" w:hAnsi="Wingdings" w:hint="default"/>
+        <w:sz w:val="20"/>
+      </w:rPr>
+    </w:lvl>
+    <w:lvl w:ilvl="7" w:tentative="1">
+      <w:start w:val="1"/>
+      <w:numFmt w:val="bullet"/>
+      <w:lvlText w:val=""/>
+      <w:lvlJc w:val="left"/>
+      <w:pPr>
+        <w:tabs>
+          <w:tab w:val="num" w:pos="5760"/>
+        </w:tabs>
+        <w:ind w:left="5760" w:hanging="360"/>
+      </w:pPr>
+      <w:rPr>
+        <w:rFonts w:ascii="Wingdings" w:hAnsi="Wingdings" w:hint="default"/>
+        <w:sz w:val="20"/>
+      </w:rPr>
+    </w:lvl>
+    <w:lvl w:ilvl="8" w:tentative="1">
+      <w:start w:val="1"/>
+      <w:numFmt w:val="bullet"/>
+      <w:lvlText w:val=""/>
+      <w:lvlJc w:val="left"/>
+      <w:pPr>
+        <w:tabs>
+          <w:tab w:val="num" w:pos="6480"/>
+        </w:tabs>
+        <w:ind w:left="6480" w:hanging="360"/>
+      </w:pPr>
+      <w:rPr>
+        <w:rFonts w:ascii="Wingdings" w:hAnsi="Wingdings" w:hint="default"/>
+        <w:sz w:val="20"/>
+      </w:rPr>
+    </w:lvl>
+  </w:abstractNum>
+  <w:abstractNum w:abstractNumId="5" w15:restartNumberingAfterBreak="0">
     <w:nsid w:val="4B40290E"/>
     <w:multiLevelType w:val="multilevel"/>
     <w:tmpl w:val="87543CC0"/>
@@ -2170,7 +4434,7 @@
       </w:pPr>
     </w:lvl>
   </w:abstractNum>
-  <w:abstractNum w:abstractNumId="2" w15:restartNumberingAfterBreak="0">
+  <w:abstractNum w:abstractNumId="6" w15:restartNumberingAfterBreak="0">
     <w:nsid w:val="66506337"/>
     <w:multiLevelType w:val="multilevel"/>
     <w:tmpl w:val="F7643A7E"/>
@@ -2320,10 +4584,10 @@
     </w:lvl>
   </w:abstractNum>
   <w:num w:numId="1" w16cid:durableId="44958687">
-    <w:abstractNumId w:val="1"/>
+    <w:abstractNumId w:val="5"/>
   </w:num>
   <w:num w:numId="2" w16cid:durableId="1934778072">
-    <w:abstractNumId w:val="1"/>
+    <w:abstractNumId w:val="5"/>
     <w:lvlOverride w:ilvl="1">
       <w:lvl w:ilvl="1">
         <w:numFmt w:val="decimal"/>
@@ -2333,7 +4597,7 @@
     </w:lvlOverride>
   </w:num>
   <w:num w:numId="3" w16cid:durableId="69471649">
-    <w:abstractNumId w:val="1"/>
+    <w:abstractNumId w:val="5"/>
     <w:lvlOverride w:ilvl="1">
       <w:lvl w:ilvl="1">
         <w:numFmt w:val="decimal"/>
@@ -2343,10 +4607,22 @@
     </w:lvlOverride>
   </w:num>
   <w:num w:numId="4" w16cid:durableId="997344951">
+    <w:abstractNumId w:val="3"/>
+  </w:num>
+  <w:num w:numId="5" w16cid:durableId="1125781215">
+    <w:abstractNumId w:val="6"/>
+  </w:num>
+  <w:num w:numId="6" w16cid:durableId="1767265164">
+    <w:abstractNumId w:val="2"/>
+  </w:num>
+  <w:num w:numId="7" w16cid:durableId="1485395517">
     <w:abstractNumId w:val="0"/>
   </w:num>
-  <w:num w:numId="5" w16cid:durableId="1125781215">
-    <w:abstractNumId w:val="2"/>
+  <w:num w:numId="8" w16cid:durableId="1028261177">
+    <w:abstractNumId w:val="4"/>
+  </w:num>
+  <w:num w:numId="9" w16cid:durableId="384523657">
+    <w:abstractNumId w:val="1"/>
   </w:num>
 </w:numbering>
 </file>
@@ -2802,7 +5078,6 @@
     <w:next w:val="Normal"/>
     <w:link w:val="Ttulo3Char"/>
     <w:uiPriority w:val="9"/>
-    <w:semiHidden/>
     <w:unhideWhenUsed/>
     <w:qFormat/>
     <w:rsid w:val="00B0425D"/>
@@ -3009,7 +5284,6 @@
     <w:basedOn w:val="Fontepargpadro"/>
     <w:link w:val="Ttulo3"/>
     <w:uiPriority w:val="9"/>
-    <w:semiHidden/>
     <w:rsid w:val="00B0425D"/>
     <w:rPr>
       <w:rFonts w:eastAsiaTheme="majorEastAsia" w:cstheme="majorBidi"/>

--- a/doc/react.docx
+++ b/doc/react.docx
@@ -14,33 +14,8 @@
           <w:b/>
           <w:bCs/>
         </w:rPr>
-        <w:t xml:space="preserve">construir </w:t>
-      </w:r>
-      <w:proofErr w:type="spellStart"/>
-      <w:r>
-        <w:rPr>
-          <w:b/>
-          <w:bCs/>
-        </w:rPr>
-        <w:t>html</w:t>
-      </w:r>
-      <w:proofErr w:type="spellEnd"/>
-      <w:r>
-        <w:rPr>
-          <w:b/>
-          <w:bCs/>
-        </w:rPr>
-        <w:t xml:space="preserve"> onde logo fique a esquerda e login a direita da tela com o uso de </w:t>
-      </w:r>
-      <w:proofErr w:type="spellStart"/>
-      <w:r>
-        <w:rPr>
-          <w:b/>
-          <w:bCs/>
-        </w:rPr>
-        <w:t>tailwind</w:t>
-      </w:r>
-      <w:proofErr w:type="spellEnd"/>
+        <w:t>construir html onde logo fique a esquerda e login a direita da tela com o uso de tailwind</w:t>
+      </w:r>
     </w:p>
     <w:p>
       <w:pPr>
@@ -72,7 +47,6 @@
           <w:numId w:val="1"/>
         </w:numPr>
       </w:pPr>
-      <w:proofErr w:type="spellStart"/>
       <w:r>
         <w:rPr>
           <w:b/>
@@ -80,7 +54,6 @@
         </w:rPr>
         <w:t>justify-between</w:t>
       </w:r>
-      <w:proofErr w:type="spellEnd"/>
       <w:r>
         <w:t>: Mantém a </w:t>
       </w:r>
@@ -117,23 +90,7 @@
           <w:b/>
           <w:bCs/>
         </w:rPr>
-        <w:t>Responsividade (</w:t>
-      </w:r>
-      <w:proofErr w:type="spellStart"/>
-      <w:r>
-        <w:rPr>
-          <w:b/>
-          <w:bCs/>
-        </w:rPr>
-        <w:t>md</w:t>
-      </w:r>
-      <w:proofErr w:type="spellEnd"/>
-      <w:r>
-        <w:rPr>
-          <w:b/>
-          <w:bCs/>
-        </w:rPr>
-        <w:t>:)</w:t>
+        <w:t>Responsividade (md:)</w:t>
       </w:r>
       <w:r>
         <w:t>:</w:t>
@@ -147,15 +104,7 @@
         </w:numPr>
       </w:pPr>
       <w:r>
-        <w:t>No desktop (</w:t>
-      </w:r>
-      <w:proofErr w:type="spellStart"/>
-      <w:r>
-        <w:t>md:flex</w:t>
-      </w:r>
-      <w:proofErr w:type="spellEnd"/>
-      <w:r>
-        <w:t>), mostra os botões de login.</w:t>
+        <w:t>No desktop (md:flex), mostra os botões de login.</w:t>
       </w:r>
     </w:p>
     <w:p>
@@ -166,15 +115,7 @@
         </w:numPr>
       </w:pPr>
       <w:r>
-        <w:t>No mobile (</w:t>
-      </w:r>
-      <w:proofErr w:type="spellStart"/>
-      <w:r>
-        <w:t>md:hidden</w:t>
-      </w:r>
-      <w:proofErr w:type="spellEnd"/>
-      <w:r>
-        <w:t>), esconde os botões e mostra o ícone de menu (hamburger).</w:t>
+        <w:t>No mobile (md:hidden), esconde os botões e mostra o ícone de menu (hamburger).</w:t>
       </w:r>
     </w:p>
     <w:p>
@@ -189,34 +130,10 @@
           <w:b/>
           <w:bCs/>
         </w:rPr>
-        <w:t>Estado (</w:t>
-      </w:r>
-      <w:proofErr w:type="spellStart"/>
-      <w:r>
-        <w:rPr>
-          <w:b/>
-          <w:bCs/>
-        </w:rPr>
-        <w:t>isOpen</w:t>
-      </w:r>
-      <w:proofErr w:type="spellEnd"/>
-      <w:r>
-        <w:rPr>
-          <w:b/>
-          <w:bCs/>
-        </w:rPr>
-        <w:t>)</w:t>
-      </w:r>
-      <w:r>
-        <w:t xml:space="preserve">: O </w:t>
-      </w:r>
-      <w:proofErr w:type="spellStart"/>
-      <w:r>
-        <w:t>React</w:t>
-      </w:r>
-      <w:proofErr w:type="spellEnd"/>
-      <w:r>
-        <w:t xml:space="preserve"> controla se o menu mobile está aberto ou fechado ao clicar no ícone.</w:t>
+        <w:t>Estado (isOpen)</w:t>
+      </w:r>
+      <w:r>
+        <w:t>: O React controla se o menu mobile está aberto ou fechado ao clicar no ícone.</w:t>
       </w:r>
     </w:p>
     <w:p>
@@ -238,228 +155,40 @@
       </w:r>
     </w:p>
     <w:p>
-      <w:proofErr w:type="spellStart"/>
-      <w:r>
-        <w:t>import</w:t>
-      </w:r>
-      <w:proofErr w:type="spellEnd"/>
-      <w:r>
-        <w:t xml:space="preserve"> </w:t>
-      </w:r>
-      <w:proofErr w:type="spellStart"/>
-      <w:r>
-        <w:t>React</w:t>
-      </w:r>
-      <w:proofErr w:type="spellEnd"/>
-      <w:r>
-        <w:t xml:space="preserve">, { </w:t>
-      </w:r>
-      <w:proofErr w:type="spellStart"/>
-      <w:r>
-        <w:t>useState</w:t>
-      </w:r>
-      <w:proofErr w:type="spellEnd"/>
-      <w:r>
-        <w:t xml:space="preserve"> } </w:t>
-      </w:r>
-      <w:proofErr w:type="spellStart"/>
-      <w:r>
-        <w:t>from</w:t>
-      </w:r>
-      <w:proofErr w:type="spellEnd"/>
-      <w:r>
-        <w:t xml:space="preserve"> '</w:t>
-      </w:r>
-      <w:proofErr w:type="spellStart"/>
-      <w:r>
-        <w:t>react</w:t>
-      </w:r>
-      <w:proofErr w:type="spellEnd"/>
-      <w:r>
-        <w:t>';</w:t>
-      </w:r>
-    </w:p>
-    <w:p>
-      <w:proofErr w:type="spellStart"/>
-      <w:r>
-        <w:t>import</w:t>
-      </w:r>
-      <w:proofErr w:type="spellEnd"/>
-      <w:r>
-        <w:t xml:space="preserve"> { Menu, X } </w:t>
-      </w:r>
-      <w:proofErr w:type="spellStart"/>
-      <w:r>
-        <w:t>from</w:t>
-      </w:r>
-      <w:proofErr w:type="spellEnd"/>
-      <w:r>
-        <w:t xml:space="preserve"> 'lucide-</w:t>
-      </w:r>
-      <w:proofErr w:type="spellStart"/>
-      <w:r>
-        <w:t>react</w:t>
-      </w:r>
-      <w:proofErr w:type="spellEnd"/>
-      <w:r>
-        <w:t xml:space="preserve">'; // Instale com: </w:t>
-      </w:r>
-      <w:proofErr w:type="spellStart"/>
-      <w:r>
-        <w:t>npm</w:t>
-      </w:r>
-      <w:proofErr w:type="spellEnd"/>
-      <w:r>
-        <w:t xml:space="preserve"> </w:t>
-      </w:r>
-      <w:proofErr w:type="spellStart"/>
-      <w:r>
-        <w:t>install</w:t>
-      </w:r>
-      <w:proofErr w:type="spellEnd"/>
-      <w:r>
-        <w:t xml:space="preserve"> lucide-</w:t>
-      </w:r>
-      <w:proofErr w:type="spellStart"/>
-      <w:r>
-        <w:t>react</w:t>
-      </w:r>
-      <w:proofErr w:type="spellEnd"/>
+      <w:r>
+        <w:t>import React, { useState } from 'react';</w:t>
+      </w:r>
+    </w:p>
+    <w:p>
+      <w:r>
+        <w:t>import { Menu, X } from 'lucide-react'; // Instale com: npm install lucide-react</w:t>
+      </w:r>
     </w:p>
     <w:p/>
     <w:p>
-      <w:proofErr w:type="spellStart"/>
-      <w:r>
-        <w:t>const</w:t>
-      </w:r>
-      <w:proofErr w:type="spellEnd"/>
-      <w:r>
-        <w:t xml:space="preserve"> </w:t>
-      </w:r>
-      <w:proofErr w:type="spellStart"/>
-      <w:r>
-        <w:t>Navbar</w:t>
-      </w:r>
-      <w:proofErr w:type="spellEnd"/>
-      <w:r>
-        <w:t xml:space="preserve"> = () =&gt; {</w:t>
-      </w:r>
-    </w:p>
-    <w:p>
-      <w:r>
-        <w:t xml:space="preserve">  </w:t>
-      </w:r>
-      <w:proofErr w:type="spellStart"/>
-      <w:r>
-        <w:t>const</w:t>
-      </w:r>
-      <w:proofErr w:type="spellEnd"/>
-      <w:r>
-        <w:t xml:space="preserve"> [</w:t>
-      </w:r>
-      <w:proofErr w:type="spellStart"/>
-      <w:r>
-        <w:t>isOpen</w:t>
-      </w:r>
-      <w:proofErr w:type="spellEnd"/>
-      <w:r>
-        <w:t xml:space="preserve">, </w:t>
-      </w:r>
-      <w:proofErr w:type="spellStart"/>
-      <w:r>
-        <w:t>setIsOpen</w:t>
-      </w:r>
-      <w:proofErr w:type="spellEnd"/>
-      <w:r>
-        <w:t xml:space="preserve">] = </w:t>
-      </w:r>
-      <w:proofErr w:type="spellStart"/>
-      <w:r>
-        <w:t>useState</w:t>
-      </w:r>
-      <w:proofErr w:type="spellEnd"/>
-      <w:r>
-        <w:t>(false);</w:t>
+      <w:r>
+        <w:t>const Navbar = () =&gt; {</w:t>
+      </w:r>
+    </w:p>
+    <w:p>
+      <w:r>
+        <w:t xml:space="preserve">  const [isOpen, setIsOpen] = useState(false);</w:t>
       </w:r>
     </w:p>
     <w:p/>
     <w:p>
       <w:r>
-        <w:t xml:space="preserve">  </w:t>
-      </w:r>
-      <w:proofErr w:type="spellStart"/>
-      <w:r>
-        <w:t>return</w:t>
-      </w:r>
-      <w:proofErr w:type="spellEnd"/>
-      <w:r>
-        <w:t xml:space="preserve"> (</w:t>
-      </w:r>
-    </w:p>
-    <w:p>
-      <w:r>
-        <w:t xml:space="preserve">    &lt;</w:t>
-      </w:r>
-      <w:proofErr w:type="spellStart"/>
-      <w:r>
-        <w:t>nav</w:t>
-      </w:r>
-      <w:proofErr w:type="spellEnd"/>
-      <w:r>
-        <w:t xml:space="preserve"> </w:t>
-      </w:r>
-      <w:proofErr w:type="spellStart"/>
-      <w:r>
-        <w:t>className</w:t>
-      </w:r>
-      <w:proofErr w:type="spellEnd"/>
-      <w:r>
-        <w:t>="</w:t>
-      </w:r>
-      <w:proofErr w:type="spellStart"/>
-      <w:r>
-        <w:t>bg-white</w:t>
-      </w:r>
-      <w:proofErr w:type="spellEnd"/>
-      <w:r>
-        <w:t xml:space="preserve"> </w:t>
-      </w:r>
-      <w:proofErr w:type="spellStart"/>
-      <w:r>
-        <w:t>shadow-md</w:t>
-      </w:r>
-      <w:proofErr w:type="spellEnd"/>
-      <w:r>
-        <w:t>"&gt;</w:t>
-      </w:r>
-    </w:p>
-    <w:p>
-      <w:r>
-        <w:t xml:space="preserve">      &lt;</w:t>
-      </w:r>
-      <w:proofErr w:type="spellStart"/>
-      <w:r>
-        <w:t>div</w:t>
-      </w:r>
-      <w:proofErr w:type="spellEnd"/>
-      <w:r>
-        <w:t xml:space="preserve"> </w:t>
-      </w:r>
-      <w:proofErr w:type="spellStart"/>
-      <w:r>
-        <w:t>className</w:t>
-      </w:r>
-      <w:proofErr w:type="spellEnd"/>
-      <w:r>
-        <w:t xml:space="preserve">="max-w-7xl </w:t>
-      </w:r>
-      <w:proofErr w:type="spellStart"/>
-      <w:r>
-        <w:t>mx</w:t>
-      </w:r>
-      <w:proofErr w:type="spellEnd"/>
-      <w:r>
-        <w:t>-auto px-4 sm:px-6 lg:px-8"&gt;</w:t>
+        <w:t xml:space="preserve">  return (</w:t>
+      </w:r>
+    </w:p>
+    <w:p>
+      <w:r>
+        <w:t xml:space="preserve">    &lt;nav className="bg-white shadow-md"&gt;</w:t>
+      </w:r>
+    </w:p>
+    <w:p>
+      <w:r>
+        <w:t xml:space="preserve">      &lt;div className="max-w-7xl mx-auto px-4 sm:px-6 lg:px-8"&gt;</w:t>
       </w:r>
     </w:p>
     <w:p>
@@ -469,47 +198,7 @@
     </w:p>
     <w:p>
       <w:r>
-        <w:t xml:space="preserve">        &lt;</w:t>
-      </w:r>
-      <w:proofErr w:type="spellStart"/>
-      <w:r>
-        <w:t>div</w:t>
-      </w:r>
-      <w:proofErr w:type="spellEnd"/>
-      <w:r>
-        <w:t xml:space="preserve"> </w:t>
-      </w:r>
-      <w:proofErr w:type="spellStart"/>
-      <w:r>
-        <w:t>className</w:t>
-      </w:r>
-      <w:proofErr w:type="spellEnd"/>
-      <w:r>
-        <w:t>="</w:t>
-      </w:r>
-      <w:proofErr w:type="spellStart"/>
-      <w:r>
-        <w:t>flex</w:t>
-      </w:r>
-      <w:proofErr w:type="spellEnd"/>
-      <w:r>
-        <w:t xml:space="preserve"> </w:t>
-      </w:r>
-      <w:proofErr w:type="spellStart"/>
-      <w:r>
-        <w:t>justify-between</w:t>
-      </w:r>
-      <w:proofErr w:type="spellEnd"/>
-      <w:r>
-        <w:t xml:space="preserve"> </w:t>
-      </w:r>
-      <w:proofErr w:type="spellStart"/>
-      <w:r>
-        <w:t>items</w:t>
-      </w:r>
-      <w:proofErr w:type="spellEnd"/>
-      <w:r>
-        <w:t>-center h-16"&gt;</w:t>
+        <w:t xml:space="preserve">        &lt;div className="flex justify-between items-center h-16"&gt;</w:t>
       </w:r>
     </w:p>
     <w:p>
@@ -524,177 +213,33 @@
     </w:p>
     <w:p>
       <w:r>
-        <w:t xml:space="preserve">          &lt;</w:t>
-      </w:r>
-      <w:proofErr w:type="spellStart"/>
-      <w:r>
-        <w:t>div</w:t>
-      </w:r>
-      <w:proofErr w:type="spellEnd"/>
-      <w:r>
-        <w:t xml:space="preserve"> </w:t>
-      </w:r>
-      <w:proofErr w:type="spellStart"/>
-      <w:r>
-        <w:t>className</w:t>
-      </w:r>
-      <w:proofErr w:type="spellEnd"/>
-      <w:r>
-        <w:t xml:space="preserve">="flex-shrink-0 </w:t>
-      </w:r>
-      <w:proofErr w:type="spellStart"/>
-      <w:r>
-        <w:t>flex</w:t>
-      </w:r>
-      <w:proofErr w:type="spellEnd"/>
-      <w:r>
-        <w:t xml:space="preserve"> </w:t>
-      </w:r>
-      <w:proofErr w:type="spellStart"/>
-      <w:r>
-        <w:t>items</w:t>
-      </w:r>
-      <w:proofErr w:type="spellEnd"/>
-      <w:r>
-        <w:t>-center"&gt;</w:t>
-      </w:r>
-    </w:p>
-    <w:p>
-      <w:r>
-        <w:t xml:space="preserve">            &lt;</w:t>
-      </w:r>
-      <w:proofErr w:type="spellStart"/>
-      <w:r>
-        <w:t>span</w:t>
-      </w:r>
-      <w:proofErr w:type="spellEnd"/>
-      <w:r>
-        <w:t xml:space="preserve"> </w:t>
-      </w:r>
-      <w:proofErr w:type="spellStart"/>
-      <w:r>
-        <w:t>className</w:t>
-      </w:r>
-      <w:proofErr w:type="spellEnd"/>
-      <w:r>
-        <w:t xml:space="preserve">="text-2xl </w:t>
-      </w:r>
-      <w:proofErr w:type="spellStart"/>
-      <w:r>
-        <w:t>font-bold</w:t>
-      </w:r>
-      <w:proofErr w:type="spellEnd"/>
-      <w:r>
-        <w:t xml:space="preserve"> text-blue-600"&gt;LOGO&lt;/</w:t>
-      </w:r>
-      <w:proofErr w:type="spellStart"/>
-      <w:r>
-        <w:t>span</w:t>
-      </w:r>
-      <w:proofErr w:type="spellEnd"/>
-      <w:r>
-        <w:t>&gt;</w:t>
-      </w:r>
-    </w:p>
-    <w:p>
-      <w:r>
-        <w:t xml:space="preserve">          &lt;/</w:t>
-      </w:r>
-      <w:proofErr w:type="spellStart"/>
-      <w:r>
-        <w:t>div</w:t>
-      </w:r>
-      <w:proofErr w:type="spellEnd"/>
-      <w:r>
-        <w:t>&gt;</w:t>
+        <w:t xml:space="preserve">          &lt;div className="flex-shrink-0 flex items-center"&gt;</w:t>
+      </w:r>
+    </w:p>
+    <w:p>
+      <w:r>
+        <w:t xml:space="preserve">            &lt;span className="text-2xl font-bold text-blue-600"&gt;LOGO&lt;/span&gt;</w:t>
+      </w:r>
+    </w:p>
+    <w:p>
+      <w:r>
+        <w:t xml:space="preserve">          &lt;/div&gt;</w:t>
       </w:r>
     </w:p>
     <w:p/>
     <w:p>
       <w:r>
-        <w:t xml:space="preserve">          {/* Botão Login - Visível apenas em Desktop (</w:t>
-      </w:r>
-      <w:proofErr w:type="spellStart"/>
-      <w:r>
-        <w:t>md</w:t>
-      </w:r>
-      <w:proofErr w:type="spellEnd"/>
-      <w:r>
-        <w:t>+) */}</w:t>
-      </w:r>
-    </w:p>
-    <w:p>
-      <w:r>
-        <w:t xml:space="preserve">          &lt;</w:t>
-      </w:r>
-      <w:proofErr w:type="spellStart"/>
-      <w:r>
-        <w:t>div</w:t>
-      </w:r>
-      <w:proofErr w:type="spellEnd"/>
-      <w:r>
-        <w:t xml:space="preserve"> </w:t>
-      </w:r>
-      <w:proofErr w:type="spellStart"/>
-      <w:r>
-        <w:t>className</w:t>
-      </w:r>
-      <w:proofErr w:type="spellEnd"/>
-      <w:r>
-        <w:t>="</w:t>
-      </w:r>
-      <w:proofErr w:type="spellStart"/>
-      <w:r>
-        <w:t>hidden</w:t>
-      </w:r>
-      <w:proofErr w:type="spellEnd"/>
-      <w:r>
-        <w:t xml:space="preserve"> </w:t>
-      </w:r>
-      <w:proofErr w:type="spellStart"/>
-      <w:r>
-        <w:t>md:flex</w:t>
-      </w:r>
-      <w:proofErr w:type="spellEnd"/>
-      <w:r>
-        <w:t xml:space="preserve"> </w:t>
-      </w:r>
-      <w:proofErr w:type="spellStart"/>
-      <w:r>
-        <w:t>items</w:t>
-      </w:r>
-      <w:proofErr w:type="spellEnd"/>
-      <w:r>
-        <w:t>-center space-x-4"&gt;</w:t>
-      </w:r>
-    </w:p>
-    <w:p>
-      <w:r>
-        <w:t xml:space="preserve">            &lt;a </w:t>
-      </w:r>
-      <w:proofErr w:type="spellStart"/>
-      <w:r>
-        <w:t>href</w:t>
-      </w:r>
-      <w:proofErr w:type="spellEnd"/>
-      <w:r>
-        <w:t xml:space="preserve">="#" </w:t>
-      </w:r>
-      <w:proofErr w:type="spellStart"/>
-      <w:r>
-        <w:t>className</w:t>
-      </w:r>
-      <w:proofErr w:type="spellEnd"/>
-      <w:r>
-        <w:t xml:space="preserve">="text-gray-700 hover:text-blue-600 px-3 py-2 </w:t>
-      </w:r>
-      <w:proofErr w:type="spellStart"/>
-      <w:r>
-        <w:t>font-medium</w:t>
-      </w:r>
-      <w:proofErr w:type="spellEnd"/>
-      <w:r>
-        <w:t>"&gt;</w:t>
+        <w:t xml:space="preserve">          {/* Botão Login - Visível apenas em Desktop (md+) */}</w:t>
+      </w:r>
+    </w:p>
+    <w:p>
+      <w:r>
+        <w:t xml:space="preserve">          &lt;div className="hidden md:flex items-center space-x-4"&gt;</w:t>
+      </w:r>
+    </w:p>
+    <w:p>
+      <w:r>
+        <w:t xml:space="preserve">            &lt;a href="#" className="text-gray-700 hover:text-blue-600 px-3 py-2 font-medium"&gt;</w:t>
       </w:r>
     </w:p>
     <w:p>
@@ -709,47 +254,7 @@
     </w:p>
     <w:p>
       <w:r>
-        <w:t xml:space="preserve">            &lt;</w:t>
-      </w:r>
-      <w:proofErr w:type="spellStart"/>
-      <w:r>
-        <w:t>button</w:t>
-      </w:r>
-      <w:proofErr w:type="spellEnd"/>
-      <w:r>
-        <w:t xml:space="preserve"> </w:t>
-      </w:r>
-      <w:proofErr w:type="spellStart"/>
-      <w:r>
-        <w:t>className</w:t>
-      </w:r>
-      <w:proofErr w:type="spellEnd"/>
-      <w:r>
-        <w:t xml:space="preserve">="bg-blue-600 </w:t>
-      </w:r>
-      <w:proofErr w:type="spellStart"/>
-      <w:r>
-        <w:t>text-white</w:t>
-      </w:r>
-      <w:proofErr w:type="spellEnd"/>
-      <w:r>
-        <w:t xml:space="preserve"> px-4 py-2 </w:t>
-      </w:r>
-      <w:proofErr w:type="spellStart"/>
-      <w:r>
-        <w:t>rounded-md</w:t>
-      </w:r>
-      <w:proofErr w:type="spellEnd"/>
-      <w:r>
-        <w:t xml:space="preserve"> hover:bg-blue-700 </w:t>
-      </w:r>
-      <w:proofErr w:type="spellStart"/>
-      <w:r>
-        <w:t>transition</w:t>
-      </w:r>
-      <w:proofErr w:type="spellEnd"/>
-      <w:r>
-        <w:t>"&gt;</w:t>
+        <w:t xml:space="preserve">            &lt;button className="bg-blue-600 text-white px-4 py-2 rounded-md hover:bg-blue-700 transition"&gt;</w:t>
       </w:r>
     </w:p>
     <w:p>
@@ -759,28 +264,12 @@
     </w:p>
     <w:p>
       <w:r>
-        <w:t xml:space="preserve">            &lt;/</w:t>
-      </w:r>
-      <w:proofErr w:type="spellStart"/>
-      <w:r>
-        <w:t>button</w:t>
-      </w:r>
-      <w:proofErr w:type="spellEnd"/>
-      <w:r>
-        <w:t>&gt;</w:t>
-      </w:r>
-    </w:p>
-    <w:p>
-      <w:r>
-        <w:t xml:space="preserve">          &lt;/</w:t>
-      </w:r>
-      <w:proofErr w:type="spellStart"/>
-      <w:r>
-        <w:t>div</w:t>
-      </w:r>
-      <w:proofErr w:type="spellEnd"/>
-      <w:r>
-        <w:t>&gt;</w:t>
+        <w:t xml:space="preserve">            &lt;/button&gt;</w:t>
+      </w:r>
+    </w:p>
+    <w:p>
+      <w:r>
+        <w:t xml:space="preserve">          &lt;/div&gt;</w:t>
       </w:r>
     </w:p>
     <w:p/>
@@ -791,107 +280,22 @@
     </w:p>
     <w:p>
       <w:r>
-        <w:t xml:space="preserve">          &lt;</w:t>
-      </w:r>
-      <w:proofErr w:type="spellStart"/>
-      <w:r>
-        <w:t>div</w:t>
-      </w:r>
-      <w:proofErr w:type="spellEnd"/>
-      <w:r>
-        <w:t xml:space="preserve"> </w:t>
-      </w:r>
-      <w:proofErr w:type="spellStart"/>
-      <w:r>
-        <w:t>className</w:t>
-      </w:r>
-      <w:proofErr w:type="spellEnd"/>
-      <w:r>
-        <w:t>="</w:t>
-      </w:r>
-      <w:proofErr w:type="spellStart"/>
-      <w:r>
-        <w:t>md:hidden</w:t>
-      </w:r>
-      <w:proofErr w:type="spellEnd"/>
-      <w:r>
-        <w:t xml:space="preserve"> </w:t>
-      </w:r>
-      <w:proofErr w:type="spellStart"/>
-      <w:r>
-        <w:t>flex</w:t>
-      </w:r>
-      <w:proofErr w:type="spellEnd"/>
-      <w:r>
-        <w:t xml:space="preserve"> </w:t>
-      </w:r>
-      <w:proofErr w:type="spellStart"/>
-      <w:r>
-        <w:t>items</w:t>
-      </w:r>
-      <w:proofErr w:type="spellEnd"/>
-      <w:r>
-        <w:t>-center"&gt;</w:t>
-      </w:r>
-    </w:p>
-    <w:p>
-      <w:r>
-        <w:t xml:space="preserve">            &lt;</w:t>
-      </w:r>
-      <w:proofErr w:type="spellStart"/>
-      <w:r>
-        <w:t>button</w:t>
-      </w:r>
-      <w:proofErr w:type="spellEnd"/>
-    </w:p>
-    <w:p>
-      <w:r>
-        <w:t xml:space="preserve">              </w:t>
-      </w:r>
-      <w:proofErr w:type="spellStart"/>
-      <w:r>
-        <w:t>onClick</w:t>
-      </w:r>
-      <w:proofErr w:type="spellEnd"/>
-      <w:r>
-        <w:t xml:space="preserve">={() =&gt; </w:t>
-      </w:r>
-      <w:proofErr w:type="spellStart"/>
-      <w:r>
-        <w:t>setIsOpen</w:t>
-      </w:r>
-      <w:proofErr w:type="spellEnd"/>
-      <w:r>
-        <w:t>(!</w:t>
-      </w:r>
-      <w:proofErr w:type="spellStart"/>
-      <w:r>
-        <w:t>isOpen</w:t>
-      </w:r>
-      <w:proofErr w:type="spellEnd"/>
-      <w:r>
-        <w:t>)}</w:t>
-      </w:r>
-    </w:p>
-    <w:p>
-      <w:r>
-        <w:t xml:space="preserve">              </w:t>
-      </w:r>
-      <w:proofErr w:type="spellStart"/>
-      <w:r>
-        <w:t>className</w:t>
-      </w:r>
-      <w:proofErr w:type="spellEnd"/>
-      <w:r>
-        <w:t xml:space="preserve">="text-gray-700 hover:text-blue-600 </w:t>
-      </w:r>
-      <w:proofErr w:type="spellStart"/>
-      <w:r>
-        <w:t>focus:outline-none</w:t>
-      </w:r>
-      <w:proofErr w:type="spellEnd"/>
-      <w:r>
-        <w:t>"</w:t>
+        <w:t xml:space="preserve">          &lt;div className="md:hidden flex items-center"&gt;</w:t>
+      </w:r>
+    </w:p>
+    <w:p>
+      <w:r>
+        <w:t xml:space="preserve">            &lt;button</w:t>
+      </w:r>
+    </w:p>
+    <w:p>
+      <w:r>
+        <w:t xml:space="preserve">              onClick={() =&gt; setIsOpen(!isOpen)}</w:t>
+      </w:r>
+    </w:p>
+    <w:p>
+      <w:r>
+        <w:t xml:space="preserve">              className="text-gray-700 hover:text-blue-600 focus:outline-none"</w:t>
       </w:r>
     </w:p>
     <w:p>
@@ -901,83 +305,27 @@
     </w:p>
     <w:p>
       <w:r>
-        <w:t xml:space="preserve">              {</w:t>
-      </w:r>
-      <w:proofErr w:type="spellStart"/>
-      <w:r>
-        <w:t>isOpen</w:t>
-      </w:r>
-      <w:proofErr w:type="spellEnd"/>
-      <w:r>
-        <w:t xml:space="preserve"> ? &lt;X </w:t>
-      </w:r>
-      <w:proofErr w:type="spellStart"/>
-      <w:r>
-        <w:t>size</w:t>
-      </w:r>
-      <w:proofErr w:type="spellEnd"/>
-      <w:r>
-        <w:t xml:space="preserve">={28} /&gt; : &lt;Menu </w:t>
-      </w:r>
-      <w:proofErr w:type="spellStart"/>
-      <w:r>
-        <w:t>size</w:t>
-      </w:r>
-      <w:proofErr w:type="spellEnd"/>
-      <w:r>
-        <w:t>={28} /&gt;}</w:t>
-      </w:r>
-    </w:p>
-    <w:p>
-      <w:r>
-        <w:t xml:space="preserve">            &lt;/</w:t>
-      </w:r>
-      <w:proofErr w:type="spellStart"/>
-      <w:r>
-        <w:t>button</w:t>
-      </w:r>
-      <w:proofErr w:type="spellEnd"/>
-      <w:r>
-        <w:t>&gt;</w:t>
-      </w:r>
-    </w:p>
-    <w:p>
-      <w:r>
-        <w:t xml:space="preserve">          &lt;/</w:t>
-      </w:r>
-      <w:proofErr w:type="spellStart"/>
-      <w:r>
-        <w:t>div</w:t>
-      </w:r>
-      <w:proofErr w:type="spellEnd"/>
-      <w:r>
-        <w:t>&gt;</w:t>
-      </w:r>
-    </w:p>
-    <w:p>
-      <w:r>
-        <w:t xml:space="preserve">        &lt;/</w:t>
-      </w:r>
-      <w:proofErr w:type="spellStart"/>
-      <w:r>
-        <w:t>div</w:t>
-      </w:r>
-      <w:proofErr w:type="spellEnd"/>
-      <w:r>
-        <w:t>&gt;</w:t>
-      </w:r>
-    </w:p>
-    <w:p>
-      <w:r>
-        <w:t xml:space="preserve">      &lt;/</w:t>
-      </w:r>
-      <w:proofErr w:type="spellStart"/>
-      <w:r>
-        <w:t>div</w:t>
-      </w:r>
-      <w:proofErr w:type="spellEnd"/>
-      <w:r>
-        <w:t>&gt;</w:t>
+        <w:t xml:space="preserve">              {isOpen ? &lt;X size={28} /&gt; : &lt;Menu size={28} /&gt;}</w:t>
+      </w:r>
+    </w:p>
+    <w:p>
+      <w:r>
+        <w:t xml:space="preserve">            &lt;/button&gt;</w:t>
+      </w:r>
+    </w:p>
+    <w:p>
+      <w:r>
+        <w:t xml:space="preserve">          &lt;/div&gt;</w:t>
+      </w:r>
+    </w:p>
+    <w:p>
+      <w:r>
+        <w:t xml:space="preserve">        &lt;/div&gt;</w:t>
+      </w:r>
+    </w:p>
+    <w:p>
+      <w:r>
+        <w:t xml:space="preserve">      &lt;/div&gt;</w:t>
       </w:r>
     </w:p>
     <w:p/>
@@ -988,98 +336,18 @@
     </w:p>
     <w:p>
       <w:r>
-        <w:t xml:space="preserve">      {</w:t>
-      </w:r>
-      <w:proofErr w:type="spellStart"/>
-      <w:r>
-        <w:t>isOpen</w:t>
-      </w:r>
-      <w:proofErr w:type="spellEnd"/>
-      <w:r>
-        <w:t xml:space="preserve"> &amp;&amp; (</w:t>
-      </w:r>
-    </w:p>
-    <w:p>
-      <w:r>
-        <w:t xml:space="preserve">        &lt;</w:t>
-      </w:r>
-      <w:proofErr w:type="spellStart"/>
-      <w:r>
-        <w:t>div</w:t>
-      </w:r>
-      <w:proofErr w:type="spellEnd"/>
-      <w:r>
-        <w:t xml:space="preserve"> </w:t>
-      </w:r>
-      <w:proofErr w:type="spellStart"/>
-      <w:r>
-        <w:t>className</w:t>
-      </w:r>
-      <w:proofErr w:type="spellEnd"/>
-      <w:r>
-        <w:t>="</w:t>
-      </w:r>
-      <w:proofErr w:type="spellStart"/>
-      <w:r>
-        <w:t>md:hidden</w:t>
-      </w:r>
-      <w:proofErr w:type="spellEnd"/>
-      <w:r>
-        <w:t xml:space="preserve"> bg-gray-50 </w:t>
-      </w:r>
-      <w:proofErr w:type="spellStart"/>
-      <w:r>
-        <w:t>border-t</w:t>
-      </w:r>
-      <w:proofErr w:type="spellEnd"/>
-      <w:r>
-        <w:t xml:space="preserve"> border-gray-200 p-4 space-y-2"&gt;</w:t>
+        <w:t xml:space="preserve">      {isOpen &amp;&amp; (</w:t>
+      </w:r>
+    </w:p>
+    <w:p>
+      <w:r>
+        <w:t xml:space="preserve">        &lt;div className="md:hidden bg-gray-50 border-t border-gray-200 p-4 space-y-2"&gt;</w:t>
       </w:r>
     </w:p>
     <w:p>
       <w:r>
         <w:lastRenderedPageBreak/>
-        <w:t xml:space="preserve">          &lt;a </w:t>
-      </w:r>
-      <w:proofErr w:type="spellStart"/>
-      <w:r>
-        <w:t>href</w:t>
-      </w:r>
-      <w:proofErr w:type="spellEnd"/>
-      <w:r>
-        <w:t xml:space="preserve">="#" </w:t>
-      </w:r>
-      <w:proofErr w:type="spellStart"/>
-      <w:r>
-        <w:t>className</w:t>
-      </w:r>
-      <w:proofErr w:type="spellEnd"/>
-      <w:r>
-        <w:t>="</w:t>
-      </w:r>
-      <w:proofErr w:type="spellStart"/>
-      <w:r>
-        <w:t>block</w:t>
-      </w:r>
-      <w:proofErr w:type="spellEnd"/>
-      <w:r>
-        <w:t xml:space="preserve"> text-gray-700 hover:bg-blue-50 px-3 py-2 </w:t>
-      </w:r>
-      <w:proofErr w:type="spellStart"/>
-      <w:r>
-        <w:t>rounded-md</w:t>
-      </w:r>
-      <w:proofErr w:type="spellEnd"/>
-      <w:r>
-        <w:t xml:space="preserve"> </w:t>
-      </w:r>
-      <w:proofErr w:type="spellStart"/>
-      <w:r>
-        <w:t>font-medium</w:t>
-      </w:r>
-      <w:proofErr w:type="spellEnd"/>
-      <w:r>
-        <w:t>"&gt;</w:t>
+        <w:t xml:space="preserve">          &lt;a href="#" className="block text-gray-700 hover:bg-blue-50 px-3 py-2 rounded-md font-medium"&gt;</w:t>
       </w:r>
     </w:p>
     <w:p>
@@ -1094,55 +362,7 @@
     </w:p>
     <w:p>
       <w:r>
-        <w:t xml:space="preserve">          &lt;</w:t>
-      </w:r>
-      <w:proofErr w:type="spellStart"/>
-      <w:r>
-        <w:t>button</w:t>
-      </w:r>
-      <w:proofErr w:type="spellEnd"/>
-      <w:r>
-        <w:t xml:space="preserve"> </w:t>
-      </w:r>
-      <w:proofErr w:type="spellStart"/>
-      <w:r>
-        <w:t>className</w:t>
-      </w:r>
-      <w:proofErr w:type="spellEnd"/>
-      <w:r>
-        <w:t xml:space="preserve">="w-full </w:t>
-      </w:r>
-      <w:proofErr w:type="spellStart"/>
-      <w:r>
-        <w:t>text-left</w:t>
-      </w:r>
-      <w:proofErr w:type="spellEnd"/>
-      <w:r>
-        <w:t xml:space="preserve"> bg-blue-600 </w:t>
-      </w:r>
-      <w:proofErr w:type="spellStart"/>
-      <w:r>
-        <w:t>text-white</w:t>
-      </w:r>
-      <w:proofErr w:type="spellEnd"/>
-      <w:r>
-        <w:t xml:space="preserve"> px-3 py-2 </w:t>
-      </w:r>
-      <w:proofErr w:type="spellStart"/>
-      <w:r>
-        <w:t>rounded-md</w:t>
-      </w:r>
-      <w:proofErr w:type="spellEnd"/>
-      <w:r>
-        <w:t xml:space="preserve"> </w:t>
-      </w:r>
-      <w:proofErr w:type="spellStart"/>
-      <w:r>
-        <w:t>font-medium</w:t>
-      </w:r>
-      <w:proofErr w:type="spellEnd"/>
-      <w:r>
-        <w:t>"&gt;</w:t>
+        <w:t xml:space="preserve">          &lt;button className="w-full text-left bg-blue-600 text-white px-3 py-2 rounded-md font-medium"&gt;</w:t>
       </w:r>
     </w:p>
     <w:p>
@@ -1152,28 +372,12 @@
     </w:p>
     <w:p>
       <w:r>
-        <w:t xml:space="preserve">          &lt;/</w:t>
-      </w:r>
-      <w:proofErr w:type="spellStart"/>
-      <w:r>
-        <w:t>button</w:t>
-      </w:r>
-      <w:proofErr w:type="spellEnd"/>
-      <w:r>
-        <w:t>&gt;</w:t>
-      </w:r>
-    </w:p>
-    <w:p>
-      <w:r>
-        <w:t xml:space="preserve">        &lt;/</w:t>
-      </w:r>
-      <w:proofErr w:type="spellStart"/>
-      <w:r>
-        <w:t>div</w:t>
-      </w:r>
-      <w:proofErr w:type="spellEnd"/>
-      <w:r>
-        <w:t>&gt;</w:t>
+        <w:t xml:space="preserve">          &lt;/button&gt;</w:t>
+      </w:r>
+    </w:p>
+    <w:p>
+      <w:r>
+        <w:t xml:space="preserve">        &lt;/div&gt;</w:t>
       </w:r>
     </w:p>
     <w:p>
@@ -1183,15 +387,7 @@
     </w:p>
     <w:p>
       <w:r>
-        <w:t xml:space="preserve">    &lt;/</w:t>
-      </w:r>
-      <w:proofErr w:type="spellStart"/>
-      <w:r>
-        <w:t>nav</w:t>
-      </w:r>
-      <w:proofErr w:type="spellEnd"/>
-      <w:r>
-        <w:t>&gt;</w:t>
+        <w:t xml:space="preserve">    &lt;/nav&gt;</w:t>
       </w:r>
     </w:p>
     <w:p>
@@ -1206,43 +402,20 @@
     </w:p>
     <w:p/>
     <w:p>
-      <w:proofErr w:type="spellStart"/>
-      <w:r>
-        <w:t>export</w:t>
-      </w:r>
-      <w:proofErr w:type="spellEnd"/>
-      <w:r>
-        <w:t xml:space="preserve"> default </w:t>
-      </w:r>
-      <w:proofErr w:type="spellStart"/>
-      <w:r>
-        <w:t>Navbar</w:t>
-      </w:r>
-      <w:proofErr w:type="spellEnd"/>
-      <w:r>
-        <w:t>;</w:t>
+      <w:r>
+        <w:t>export default Navbar;</w:t>
       </w:r>
     </w:p>
     <w:p/>
     <w:p/>
     <w:p>
       <w:r>
-        <w:t xml:space="preserve">filtro e </w:t>
-      </w:r>
-      <w:proofErr w:type="spellStart"/>
-      <w:r>
-        <w:t>listview</w:t>
-      </w:r>
-      <w:proofErr w:type="spellEnd"/>
-    </w:p>
-    <w:p>
-      <w:proofErr w:type="spellStart"/>
-      <w:r>
-        <w:t>erfeito</w:t>
-      </w:r>
-      <w:proofErr w:type="spellEnd"/>
-      <w:r>
-        <w:t xml:space="preserve"> — esse é o caso clássico de </w:t>
+        <w:t>filtro e listview</w:t>
+      </w:r>
+    </w:p>
+    <w:p>
+      <w:r>
+        <w:t xml:space="preserve">erfeito — esse é o caso clássico de </w:t>
       </w:r>
       <w:r>
         <w:rPr>
@@ -1339,63 +512,23 @@
         <w:t>👉</w:t>
       </w:r>
       <w:r>
-        <w:t xml:space="preserve"> A solução correta no </w:t>
-      </w:r>
-      <w:proofErr w:type="spellStart"/>
-      <w:r>
-        <w:t>React</w:t>
-      </w:r>
-      <w:proofErr w:type="spellEnd"/>
-      <w:r>
-        <w:t xml:space="preserve"> é: </w:t>
+        <w:t xml:space="preserve"> A solução correta no React é: </w:t>
       </w:r>
       <w:r>
         <w:rPr>
           <w:b/>
           <w:bCs/>
         </w:rPr>
-        <w:t xml:space="preserve">subir o </w:t>
-      </w:r>
-      <w:proofErr w:type="spellStart"/>
-      <w:r>
-        <w:rPr>
-          <w:b/>
-          <w:bCs/>
-        </w:rPr>
-        <w:t>state</w:t>
-      </w:r>
-      <w:proofErr w:type="spellEnd"/>
-      <w:r>
-        <w:rPr>
-          <w:b/>
-          <w:bCs/>
-        </w:rPr>
-        <w:t xml:space="preserve"> para o componente Pai</w:t>
-      </w:r>
-      <w:r>
-        <w:t xml:space="preserve"> (lifting </w:t>
-      </w:r>
-      <w:proofErr w:type="spellStart"/>
-      <w:r>
-        <w:t>state</w:t>
-      </w:r>
-      <w:proofErr w:type="spellEnd"/>
-      <w:r>
-        <w:t xml:space="preserve"> </w:t>
-      </w:r>
-      <w:proofErr w:type="spellStart"/>
-      <w:r>
-        <w:t>up</w:t>
-      </w:r>
-      <w:proofErr w:type="spellEnd"/>
-      <w:r>
-        <w:t>).</w:t>
+        <w:t>subir o state para o componente Pai</w:t>
+      </w:r>
+      <w:r>
+        <w:t xml:space="preserve"> (lifting state up).</w:t>
       </w:r>
     </w:p>
     <w:p>
       <w:r>
         <w:pict w14:anchorId="65B1C74A">
-          <v:rect id="_x0000_i1031" style="width:0;height:1.5pt" o:hralign="center" o:hrstd="t" o:hr="t" fillcolor="#a0a0a0" stroked="f"/>
+          <v:rect id="_x0000_i1025" style="width:0;height:1.5pt" o:hralign="center" o:hrstd="t" o:hr="t" fillcolor="#a0a0a0" stroked="f"/>
         </w:pict>
       </w:r>
     </w:p>
@@ -1469,87 +602,44 @@
       <w:r>
         <w:t xml:space="preserve">O </w:t>
       </w:r>
-      <w:proofErr w:type="spellStart"/>
       <w:r>
         <w:rPr>
           <w:b/>
           <w:bCs/>
         </w:rPr>
-        <w:t>state</w:t>
-      </w:r>
-      <w:proofErr w:type="spellEnd"/>
+        <w:t>state fica no Pai</w:t>
+      </w:r>
+      <w:r>
+        <w:t>.</w:t>
+      </w:r>
+      <w:r>
+        <w:br/>
+        <w:t xml:space="preserve">O </w:t>
+      </w:r>
       <w:r>
         <w:rPr>
           <w:b/>
           <w:bCs/>
         </w:rPr>
-        <w:t xml:space="preserve"> fica no Pai</w:t>
+        <w:t>Filtro recebe a função setDados via props</w:t>
       </w:r>
       <w:r>
         <w:t>.</w:t>
       </w:r>
       <w:r>
         <w:br/>
-        <w:t xml:space="preserve">O </w:t>
+        <w:t xml:space="preserve">A </w:t>
       </w:r>
       <w:r>
         <w:rPr>
           <w:b/>
           <w:bCs/>
         </w:rPr>
-        <w:t xml:space="preserve">Filtro recebe a função </w:t>
-      </w:r>
-      <w:proofErr w:type="spellStart"/>
-      <w:r>
-        <w:rPr>
-          <w:b/>
-          <w:bCs/>
-        </w:rPr>
-        <w:t>setDados</w:t>
-      </w:r>
-      <w:proofErr w:type="spellEnd"/>
-      <w:r>
-        <w:rPr>
-          <w:b/>
-          <w:bCs/>
-        </w:rPr>
-        <w:t xml:space="preserve"> via </w:t>
-      </w:r>
-      <w:proofErr w:type="spellStart"/>
-      <w:r>
-        <w:rPr>
-          <w:b/>
-          <w:bCs/>
-        </w:rPr>
-        <w:t>props</w:t>
-      </w:r>
-      <w:proofErr w:type="spellEnd"/>
+        <w:t>Lista recebe os dados via props</w:t>
+      </w:r>
       <w:r>
         <w:t>.</w:t>
       </w:r>
-      <w:r>
-        <w:br/>
-        <w:t xml:space="preserve">A </w:t>
-      </w:r>
-      <w:r>
-        <w:rPr>
-          <w:b/>
-          <w:bCs/>
-        </w:rPr>
-        <w:t xml:space="preserve">Lista recebe os dados via </w:t>
-      </w:r>
-      <w:proofErr w:type="spellStart"/>
-      <w:r>
-        <w:rPr>
-          <w:b/>
-          <w:bCs/>
-        </w:rPr>
-        <w:t>props</w:t>
-      </w:r>
-      <w:proofErr w:type="spellEnd"/>
-      <w:r>
-        <w:t>.</w:t>
-      </w:r>
     </w:p>
     <w:p/>
     <w:p>
@@ -1567,81 +657,28 @@
       </w:r>
     </w:p>
     <w:p>
-      <w:proofErr w:type="spellStart"/>
-      <w:r>
-        <w:t>export</w:t>
-      </w:r>
-      <w:proofErr w:type="spellEnd"/>
-      <w:r>
-        <w:t xml:space="preserve"> interface Post {</w:t>
-      </w:r>
-    </w:p>
-    <w:p>
-      <w:r>
-        <w:t xml:space="preserve">  </w:t>
-      </w:r>
-      <w:proofErr w:type="spellStart"/>
-      <w:r>
-        <w:t>userId</w:t>
-      </w:r>
-      <w:proofErr w:type="spellEnd"/>
-      <w:r>
-        <w:t xml:space="preserve">: </w:t>
-      </w:r>
-      <w:proofErr w:type="spellStart"/>
-      <w:r>
-        <w:t>number</w:t>
-      </w:r>
-      <w:proofErr w:type="spellEnd"/>
-      <w:r>
-        <w:t>;</w:t>
-      </w:r>
-    </w:p>
-    <w:p>
-      <w:r>
-        <w:t xml:space="preserve">  id: </w:t>
-      </w:r>
-      <w:proofErr w:type="spellStart"/>
-      <w:r>
-        <w:t>number</w:t>
-      </w:r>
-      <w:proofErr w:type="spellEnd"/>
-      <w:r>
-        <w:t>;</w:t>
-      </w:r>
-    </w:p>
-    <w:p>
-      <w:r>
-        <w:t xml:space="preserve">  </w:t>
-      </w:r>
-      <w:proofErr w:type="spellStart"/>
-      <w:r>
-        <w:t>title</w:t>
-      </w:r>
-      <w:proofErr w:type="spellEnd"/>
-      <w:r>
-        <w:t xml:space="preserve">: </w:t>
-      </w:r>
-      <w:proofErr w:type="spellStart"/>
-      <w:r>
-        <w:t>string</w:t>
-      </w:r>
-      <w:proofErr w:type="spellEnd"/>
-      <w:r>
-        <w:t>;</w:t>
-      </w:r>
-    </w:p>
-    <w:p>
-      <w:r>
-        <w:t xml:space="preserve">  body: </w:t>
-      </w:r>
-      <w:proofErr w:type="spellStart"/>
-      <w:r>
-        <w:t>string</w:t>
-      </w:r>
-      <w:proofErr w:type="spellEnd"/>
-      <w:r>
-        <w:t>;</w:t>
+      <w:r>
+        <w:t>export interface Post {</w:t>
+      </w:r>
+    </w:p>
+    <w:p>
+      <w:r>
+        <w:t xml:space="preserve">  userId: number;</w:t>
+      </w:r>
+    </w:p>
+    <w:p>
+      <w:r>
+        <w:t xml:space="preserve">  id: number;</w:t>
+      </w:r>
+    </w:p>
+    <w:p>
+      <w:r>
+        <w:t xml:space="preserve">  title: string;</w:t>
+      </w:r>
+    </w:p>
+    <w:p>
+      <w:r>
+        <w:t xml:space="preserve">  body: string;</w:t>
       </w:r>
     </w:p>
     <w:p>
@@ -1654,207 +691,54 @@
         <w:t xml:space="preserve">2 </w:t>
       </w:r>
       <w:r>
-        <w:t xml:space="preserve">Componente Pai (controla o </w:t>
-      </w:r>
-      <w:proofErr w:type="spellStart"/>
-      <w:r>
-        <w:t>state</w:t>
-      </w:r>
-      <w:proofErr w:type="spellEnd"/>
-      <w:r>
-        <w:t>)</w:t>
-      </w:r>
-    </w:p>
-    <w:p>
-      <w:proofErr w:type="spellStart"/>
-      <w:r>
-        <w:t>import</w:t>
-      </w:r>
-      <w:proofErr w:type="spellEnd"/>
-      <w:r>
-        <w:t xml:space="preserve"> { </w:t>
-      </w:r>
-      <w:proofErr w:type="spellStart"/>
-      <w:r>
-        <w:t>useState</w:t>
-      </w:r>
-      <w:proofErr w:type="spellEnd"/>
-      <w:r>
-        <w:t xml:space="preserve"> } </w:t>
-      </w:r>
-      <w:proofErr w:type="spellStart"/>
-      <w:r>
-        <w:t>from</w:t>
-      </w:r>
-      <w:proofErr w:type="spellEnd"/>
-      <w:r>
-        <w:t xml:space="preserve"> "</w:t>
-      </w:r>
-      <w:proofErr w:type="spellStart"/>
-      <w:r>
-        <w:t>react</w:t>
-      </w:r>
-      <w:proofErr w:type="spellEnd"/>
-      <w:r>
-        <w:t>";</w:t>
-      </w:r>
-    </w:p>
-    <w:p>
-      <w:proofErr w:type="spellStart"/>
-      <w:r>
-        <w:t>import</w:t>
-      </w:r>
-      <w:proofErr w:type="spellEnd"/>
-      <w:r>
-        <w:t xml:space="preserve"> Filtro </w:t>
-      </w:r>
-      <w:proofErr w:type="spellStart"/>
-      <w:r>
-        <w:t>from</w:t>
-      </w:r>
-      <w:proofErr w:type="spellEnd"/>
-      <w:r>
-        <w:t xml:space="preserve"> "./Filtro";</w:t>
-      </w:r>
-    </w:p>
-    <w:p>
-      <w:proofErr w:type="spellStart"/>
-      <w:r>
-        <w:t>import</w:t>
-      </w:r>
-      <w:proofErr w:type="spellEnd"/>
-      <w:r>
-        <w:t xml:space="preserve"> Lista </w:t>
-      </w:r>
-      <w:proofErr w:type="spellStart"/>
-      <w:r>
-        <w:t>from</w:t>
-      </w:r>
-      <w:proofErr w:type="spellEnd"/>
-      <w:r>
-        <w:t xml:space="preserve"> "./Lista";</w:t>
-      </w:r>
-    </w:p>
-    <w:p>
-      <w:proofErr w:type="spellStart"/>
-      <w:r>
-        <w:t>import</w:t>
-      </w:r>
-      <w:proofErr w:type="spellEnd"/>
-      <w:r>
-        <w:t xml:space="preserve"> { Post } </w:t>
-      </w:r>
-      <w:proofErr w:type="spellStart"/>
-      <w:r>
-        <w:t>from</w:t>
-      </w:r>
-      <w:proofErr w:type="spellEnd"/>
-      <w:r>
-        <w:t xml:space="preserve"> "./</w:t>
-      </w:r>
-      <w:proofErr w:type="spellStart"/>
-      <w:r>
-        <w:t>types</w:t>
-      </w:r>
-      <w:proofErr w:type="spellEnd"/>
-      <w:r>
-        <w:t>";</w:t>
+        <w:t>Componente Pai (controla o state)</w:t>
+      </w:r>
+    </w:p>
+    <w:p>
+      <w:r>
+        <w:t>import { useState } from "react";</w:t>
+      </w:r>
+    </w:p>
+    <w:p>
+      <w:r>
+        <w:t>import Filtro from "./Filtro";</w:t>
+      </w:r>
+    </w:p>
+    <w:p>
+      <w:r>
+        <w:t>import Lista from "./Lista";</w:t>
+      </w:r>
+    </w:p>
+    <w:p>
+      <w:r>
+        <w:t>import { Post } from "./types";</w:t>
       </w:r>
     </w:p>
     <w:p/>
     <w:p>
-      <w:proofErr w:type="spellStart"/>
-      <w:r>
-        <w:t>export</w:t>
-      </w:r>
-      <w:proofErr w:type="spellEnd"/>
-      <w:r>
-        <w:t xml:space="preserve"> default </w:t>
-      </w:r>
-      <w:proofErr w:type="spellStart"/>
-      <w:r>
-        <w:t>function</w:t>
-      </w:r>
-      <w:proofErr w:type="spellEnd"/>
-      <w:r>
-        <w:t xml:space="preserve"> Pagina() {</w:t>
-      </w:r>
-    </w:p>
-    <w:p>
-      <w:r>
-        <w:t xml:space="preserve">  </w:t>
-      </w:r>
-      <w:proofErr w:type="spellStart"/>
-      <w:r>
-        <w:t>const</w:t>
-      </w:r>
-      <w:proofErr w:type="spellEnd"/>
-      <w:r>
-        <w:t xml:space="preserve"> [dados, </w:t>
-      </w:r>
-      <w:proofErr w:type="spellStart"/>
-      <w:r>
-        <w:t>setDados</w:t>
-      </w:r>
-      <w:proofErr w:type="spellEnd"/>
-      <w:r>
-        <w:t xml:space="preserve">] = </w:t>
-      </w:r>
-      <w:proofErr w:type="spellStart"/>
-      <w:r>
-        <w:t>useState</w:t>
-      </w:r>
-      <w:proofErr w:type="spellEnd"/>
-      <w:r>
-        <w:t>&lt;Post[]&gt;([]);</w:t>
+      <w:r>
+        <w:t>export default function Pagina() {</w:t>
+      </w:r>
+    </w:p>
+    <w:p>
+      <w:r>
+        <w:t xml:space="preserve">  const [dados, setDados] = useState&lt;Post[]&gt;([]);</w:t>
       </w:r>
     </w:p>
     <w:p/>
     <w:p>
       <w:r>
-        <w:t xml:space="preserve">  </w:t>
-      </w:r>
-      <w:proofErr w:type="spellStart"/>
-      <w:r>
-        <w:t>return</w:t>
-      </w:r>
-      <w:proofErr w:type="spellEnd"/>
-      <w:r>
-        <w:t xml:space="preserve"> (</w:t>
-      </w:r>
-    </w:p>
-    <w:p>
-      <w:r>
-        <w:t xml:space="preserve">    &lt;</w:t>
-      </w:r>
-      <w:proofErr w:type="spellStart"/>
-      <w:r>
-        <w:t>div</w:t>
-      </w:r>
-      <w:proofErr w:type="spellEnd"/>
-      <w:r>
-        <w:t>&gt;</w:t>
-      </w:r>
-    </w:p>
-    <w:p>
-      <w:r>
-        <w:t xml:space="preserve">      &lt;Filtro </w:t>
-      </w:r>
-      <w:proofErr w:type="spellStart"/>
-      <w:r>
-        <w:t>setDados</w:t>
-      </w:r>
-      <w:proofErr w:type="spellEnd"/>
-      <w:r>
-        <w:t>={</w:t>
-      </w:r>
-      <w:proofErr w:type="spellStart"/>
-      <w:r>
-        <w:t>setDados</w:t>
-      </w:r>
-      <w:proofErr w:type="spellEnd"/>
-      <w:r>
-        <w:t>} /&gt;</w:t>
+        <w:t xml:space="preserve">  return (</w:t>
+      </w:r>
+    </w:p>
+    <w:p>
+      <w:r>
+        <w:t xml:space="preserve">    &lt;div&gt;</w:t>
+      </w:r>
+    </w:p>
+    <w:p>
+      <w:r>
+        <w:t xml:space="preserve">      &lt;Filtro setDados={setDados} /&gt;</w:t>
       </w:r>
     </w:p>
     <w:p>
@@ -1864,15 +748,7 @@
     </w:p>
     <w:p>
       <w:r>
-        <w:t xml:space="preserve">    &lt;/</w:t>
-      </w:r>
-      <w:proofErr w:type="spellStart"/>
-      <w:r>
-        <w:t>div</w:t>
-      </w:r>
-      <w:proofErr w:type="spellEnd"/>
-      <w:r>
-        <w:t>&gt;</w:t>
+        <w:t xml:space="preserve">    &lt;/div&gt;</w:t>
       </w:r>
     </w:p>
     <w:p>
@@ -1899,339 +775,97 @@
       </w:r>
     </w:p>
     <w:p>
-      <w:proofErr w:type="spellStart"/>
-      <w:r>
-        <w:t>import</w:t>
-      </w:r>
-      <w:proofErr w:type="spellEnd"/>
-      <w:r>
-        <w:t xml:space="preserve"> { Post } </w:t>
-      </w:r>
-      <w:proofErr w:type="spellStart"/>
-      <w:r>
-        <w:t>from</w:t>
-      </w:r>
-      <w:proofErr w:type="spellEnd"/>
-      <w:r>
-        <w:t xml:space="preserve"> "./</w:t>
-      </w:r>
-      <w:proofErr w:type="spellStart"/>
-      <w:r>
-        <w:t>types</w:t>
-      </w:r>
-      <w:proofErr w:type="spellEnd"/>
-      <w:r>
-        <w:t>";</w:t>
+      <w:r>
+        <w:t>import { Post } from "./types";</w:t>
       </w:r>
     </w:p>
     <w:p/>
     <w:p>
       <w:r>
-        <w:t xml:space="preserve">interface </w:t>
-      </w:r>
-      <w:proofErr w:type="spellStart"/>
-      <w:r>
-        <w:t>FiltroProps</w:t>
-      </w:r>
-      <w:proofErr w:type="spellEnd"/>
-      <w:r>
-        <w:t xml:space="preserve"> {</w:t>
+        <w:t>interface FiltroProps {</w:t>
+      </w:r>
+    </w:p>
+    <w:p>
+      <w:r>
+        <w:t xml:space="preserve">  setDados: React.Dispatch&lt;React.SetStateAction&lt;Post[]&gt;&gt;;</w:t>
+      </w:r>
+    </w:p>
+    <w:p>
+      <w:r>
+        <w:t>}</w:t>
+      </w:r>
+    </w:p>
+    <w:p/>
+    <w:p>
+      <w:r>
+        <w:t>export default function Filtro({ setDados }: FiltroProps) {</w:t>
       </w:r>
     </w:p>
     <w:p>
       <w:r>
         <w:t xml:space="preserve">  </w:t>
       </w:r>
-      <w:proofErr w:type="spellStart"/>
-      <w:r>
-        <w:t>setDados</w:t>
-      </w:r>
-      <w:proofErr w:type="spellEnd"/>
-      <w:r>
-        <w:t xml:space="preserve">: </w:t>
-      </w:r>
-      <w:proofErr w:type="spellStart"/>
-      <w:r>
-        <w:t>React.Dispatch</w:t>
-      </w:r>
-      <w:proofErr w:type="spellEnd"/>
-      <w:r>
-        <w:t>&lt;</w:t>
-      </w:r>
-      <w:proofErr w:type="spellStart"/>
-      <w:r>
-        <w:t>React.SetStateAction</w:t>
-      </w:r>
-      <w:proofErr w:type="spellEnd"/>
-      <w:r>
-        <w:t>&lt;Post[]&gt;&gt;;</w:t>
-      </w:r>
-    </w:p>
-    <w:p>
-      <w:r>
-        <w:t>}</w:t>
+    </w:p>
+    <w:p>
+      <w:r>
+        <w:t xml:space="preserve">  async function buscarDados(userId: number): Promise&lt;void&gt; {</w:t>
+      </w:r>
+    </w:p>
+    <w:p>
+      <w:r>
+        <w:t xml:space="preserve">    const response = await fetch(</w:t>
+      </w:r>
+    </w:p>
+    <w:p>
+      <w:r>
+        <w:t xml:space="preserve">      `https://jsonplaceholder.typicode.com/posts?userId=${userId}`</w:t>
+      </w:r>
+    </w:p>
+    <w:p>
+      <w:r>
+        <w:t xml:space="preserve">    );</w:t>
       </w:r>
     </w:p>
     <w:p/>
     <w:p>
-      <w:proofErr w:type="spellStart"/>
-      <w:r>
-        <w:t>export</w:t>
-      </w:r>
-      <w:proofErr w:type="spellEnd"/>
-      <w:r>
-        <w:t xml:space="preserve"> default </w:t>
-      </w:r>
-      <w:proofErr w:type="spellStart"/>
-      <w:r>
-        <w:t>function</w:t>
-      </w:r>
-      <w:proofErr w:type="spellEnd"/>
-      <w:r>
-        <w:t xml:space="preserve"> Filtro({ </w:t>
-      </w:r>
-      <w:proofErr w:type="spellStart"/>
-      <w:r>
-        <w:t>setDados</w:t>
-      </w:r>
-      <w:proofErr w:type="spellEnd"/>
-      <w:r>
-        <w:t xml:space="preserve"> }: </w:t>
-      </w:r>
-      <w:proofErr w:type="spellStart"/>
-      <w:r>
-        <w:t>FiltroProps</w:t>
-      </w:r>
-      <w:proofErr w:type="spellEnd"/>
-      <w:r>
-        <w:t>) {</w:t>
-      </w:r>
-    </w:p>
-    <w:p>
-      <w:r>
-        <w:t xml:space="preserve">  </w:t>
-      </w:r>
-    </w:p>
-    <w:p>
-      <w:r>
-        <w:t xml:space="preserve">  </w:t>
-      </w:r>
-      <w:proofErr w:type="spellStart"/>
-      <w:r>
-        <w:t>async</w:t>
-      </w:r>
-      <w:proofErr w:type="spellEnd"/>
-      <w:r>
-        <w:t xml:space="preserve"> </w:t>
-      </w:r>
-      <w:proofErr w:type="spellStart"/>
-      <w:r>
-        <w:t>function</w:t>
-      </w:r>
-      <w:proofErr w:type="spellEnd"/>
-      <w:r>
-        <w:t xml:space="preserve"> </w:t>
-      </w:r>
-      <w:proofErr w:type="spellStart"/>
-      <w:r>
-        <w:t>buscarDados</w:t>
-      </w:r>
-      <w:proofErr w:type="spellEnd"/>
-      <w:r>
-        <w:t>(</w:t>
-      </w:r>
-      <w:proofErr w:type="spellStart"/>
-      <w:r>
-        <w:t>userId</w:t>
-      </w:r>
-      <w:proofErr w:type="spellEnd"/>
-      <w:r>
-        <w:t xml:space="preserve">: </w:t>
-      </w:r>
-      <w:proofErr w:type="spellStart"/>
-      <w:r>
-        <w:t>number</w:t>
-      </w:r>
-      <w:proofErr w:type="spellEnd"/>
-      <w:r>
-        <w:t xml:space="preserve">): </w:t>
-      </w:r>
-      <w:proofErr w:type="spellStart"/>
-      <w:r>
-        <w:t>Promise</w:t>
-      </w:r>
-      <w:proofErr w:type="spellEnd"/>
-      <w:r>
-        <w:t>&lt;</w:t>
-      </w:r>
-      <w:proofErr w:type="spellStart"/>
-      <w:r>
-        <w:t>void</w:t>
-      </w:r>
-      <w:proofErr w:type="spellEnd"/>
-      <w:r>
-        <w:t>&gt; {</w:t>
-      </w:r>
-    </w:p>
-    <w:p>
-      <w:r>
-        <w:t xml:space="preserve">    </w:t>
-      </w:r>
-      <w:proofErr w:type="spellStart"/>
-      <w:r>
-        <w:t>const</w:t>
-      </w:r>
-      <w:proofErr w:type="spellEnd"/>
-      <w:r>
-        <w:t xml:space="preserve"> response = </w:t>
-      </w:r>
-      <w:proofErr w:type="spellStart"/>
-      <w:r>
-        <w:t>await</w:t>
-      </w:r>
-      <w:proofErr w:type="spellEnd"/>
-      <w:r>
-        <w:t xml:space="preserve"> </w:t>
-      </w:r>
-      <w:proofErr w:type="spellStart"/>
-      <w:r>
-        <w:t>fetch</w:t>
-      </w:r>
-      <w:proofErr w:type="spellEnd"/>
-      <w:r>
-        <w:t>(</w:t>
-      </w:r>
-    </w:p>
-    <w:p>
-      <w:r>
-        <w:t xml:space="preserve">      `https://jsonplaceholder.typicode.com/posts?userId=${userId}`</w:t>
-      </w:r>
-    </w:p>
-    <w:p>
-      <w:r>
-        <w:t xml:space="preserve">    );</w:t>
+      <w:r>
+        <w:t xml:space="preserve">    const data: Post[] = await response.json();</w:t>
       </w:r>
     </w:p>
     <w:p/>
     <w:p>
       <w:r>
-        <w:t xml:space="preserve">    </w:t>
-      </w:r>
-      <w:proofErr w:type="spellStart"/>
-      <w:r>
-        <w:t>const</w:t>
-      </w:r>
-      <w:proofErr w:type="spellEnd"/>
-      <w:r>
-        <w:t xml:space="preserve"> data: Post[] = </w:t>
-      </w:r>
-      <w:proofErr w:type="spellStart"/>
-      <w:r>
-        <w:t>await</w:t>
-      </w:r>
-      <w:proofErr w:type="spellEnd"/>
-      <w:r>
-        <w:t xml:space="preserve"> </w:t>
-      </w:r>
-      <w:proofErr w:type="spellStart"/>
-      <w:r>
-        <w:t>response.json</w:t>
-      </w:r>
-      <w:proofErr w:type="spellEnd"/>
-      <w:r>
-        <w:t>();</w:t>
+        <w:t xml:space="preserve">    setDados(data); // </w:t>
+      </w:r>
+      <w:r>
+        <w:rPr>
+          <w:rFonts w:ascii="Segoe UI Emoji" w:hAnsi="Segoe UI Emoji" w:cs="Segoe UI Emoji"/>
+        </w:rPr>
+        <w:t>🔥</w:t>
+      </w:r>
+      <w:r>
+        <w:t xml:space="preserve"> Atualiza state do componente Pai</w:t>
+      </w:r>
+    </w:p>
+    <w:p>
+      <w:r>
+        <w:t xml:space="preserve">  }</w:t>
       </w:r>
     </w:p>
     <w:p/>
     <w:p>
       <w:r>
-        <w:t xml:space="preserve">    </w:t>
-      </w:r>
-      <w:proofErr w:type="spellStart"/>
-      <w:r>
-        <w:t>setDados</w:t>
-      </w:r>
-      <w:proofErr w:type="spellEnd"/>
-      <w:r>
-        <w:t xml:space="preserve">(data); // </w:t>
-      </w:r>
-      <w:r>
-        <w:rPr>
-          <w:rFonts w:ascii="Segoe UI Emoji" w:hAnsi="Segoe UI Emoji" w:cs="Segoe UI Emoji"/>
-        </w:rPr>
-        <w:t>🔥</w:t>
-      </w:r>
-      <w:r>
-        <w:t xml:space="preserve"> Atualiza </w:t>
-      </w:r>
-      <w:proofErr w:type="spellStart"/>
-      <w:r>
-        <w:t>state</w:t>
-      </w:r>
-      <w:proofErr w:type="spellEnd"/>
-      <w:r>
-        <w:t xml:space="preserve"> do componente Pai</w:t>
-      </w:r>
-    </w:p>
-    <w:p>
-      <w:r>
-        <w:t xml:space="preserve">  }</w:t>
-      </w:r>
-    </w:p>
-    <w:p/>
-    <w:p>
-      <w:r>
-        <w:t xml:space="preserve">  </w:t>
-      </w:r>
-      <w:proofErr w:type="spellStart"/>
-      <w:r>
-        <w:t>return</w:t>
-      </w:r>
-      <w:proofErr w:type="spellEnd"/>
-      <w:r>
-        <w:t xml:space="preserve"> (</w:t>
-      </w:r>
-    </w:p>
-    <w:p>
-      <w:r>
-        <w:t xml:space="preserve">    &lt;</w:t>
-      </w:r>
-      <w:proofErr w:type="spellStart"/>
-      <w:r>
-        <w:t>div</w:t>
-      </w:r>
-      <w:proofErr w:type="spellEnd"/>
-      <w:r>
-        <w:t>&gt;</w:t>
-      </w:r>
-    </w:p>
-    <w:p>
-      <w:r>
-        <w:t xml:space="preserve">      &lt;</w:t>
-      </w:r>
-      <w:proofErr w:type="spellStart"/>
-      <w:r>
-        <w:t>button</w:t>
-      </w:r>
-      <w:proofErr w:type="spellEnd"/>
-      <w:r>
-        <w:t xml:space="preserve"> </w:t>
-      </w:r>
-      <w:proofErr w:type="spellStart"/>
-      <w:r>
-        <w:t>onClick</w:t>
-      </w:r>
-      <w:proofErr w:type="spellEnd"/>
-      <w:r>
-        <w:t xml:space="preserve">={() =&gt; </w:t>
-      </w:r>
-      <w:proofErr w:type="spellStart"/>
-      <w:r>
-        <w:t>buscarDados</w:t>
-      </w:r>
-      <w:proofErr w:type="spellEnd"/>
-      <w:r>
-        <w:t>(1)}&gt;</w:t>
+        <w:t xml:space="preserve">  return (</w:t>
+      </w:r>
+    </w:p>
+    <w:p>
+      <w:r>
+        <w:t xml:space="preserve">    &lt;div&gt;</w:t>
+      </w:r>
+    </w:p>
+    <w:p>
+      <w:r>
+        <w:t xml:space="preserve">      &lt;button onClick={() =&gt; buscarDados(1)}&gt;</w:t>
       </w:r>
     </w:p>
     <w:p>
@@ -2241,28 +875,12 @@
     </w:p>
     <w:p>
       <w:r>
-        <w:t xml:space="preserve">      &lt;/</w:t>
-      </w:r>
-      <w:proofErr w:type="spellStart"/>
-      <w:r>
-        <w:t>button</w:t>
-      </w:r>
-      <w:proofErr w:type="spellEnd"/>
-      <w:r>
-        <w:t>&gt;</w:t>
-      </w:r>
-    </w:p>
-    <w:p>
-      <w:r>
-        <w:t xml:space="preserve">    &lt;/</w:t>
-      </w:r>
-      <w:proofErr w:type="spellStart"/>
-      <w:r>
-        <w:t>div</w:t>
-      </w:r>
-      <w:proofErr w:type="spellEnd"/>
-      <w:r>
-        <w:t>&gt;</w:t>
+        <w:t xml:space="preserve">      &lt;/button&gt;</w:t>
+      </w:r>
+    </w:p>
+    <w:p>
+      <w:r>
+        <w:t xml:space="preserve">    &lt;/div&gt;</w:t>
       </w:r>
     </w:p>
     <w:p>
@@ -2285,43 +903,14 @@
       </w:r>
     </w:p>
     <w:p>
-      <w:proofErr w:type="spellStart"/>
-      <w:r>
-        <w:t>import</w:t>
-      </w:r>
-      <w:proofErr w:type="spellEnd"/>
-      <w:r>
-        <w:t xml:space="preserve"> { Post } </w:t>
-      </w:r>
-      <w:proofErr w:type="spellStart"/>
-      <w:r>
-        <w:t>from</w:t>
-      </w:r>
-      <w:proofErr w:type="spellEnd"/>
-      <w:r>
-        <w:t xml:space="preserve"> "./</w:t>
-      </w:r>
-      <w:proofErr w:type="spellStart"/>
-      <w:r>
-        <w:t>types</w:t>
-      </w:r>
-      <w:proofErr w:type="spellEnd"/>
-      <w:r>
-        <w:t>";</w:t>
+      <w:r>
+        <w:t>import { Post } from "./types";</w:t>
       </w:r>
     </w:p>
     <w:p/>
     <w:p>
       <w:r>
-        <w:t xml:space="preserve">interface </w:t>
-      </w:r>
-      <w:proofErr w:type="spellStart"/>
-      <w:r>
-        <w:t>ListaProps</w:t>
-      </w:r>
-      <w:proofErr w:type="spellEnd"/>
-      <w:r>
-        <w:t xml:space="preserve"> {</w:t>
+        <w:t>interface ListaProps {</w:t>
       </w:r>
     </w:p>
     <w:p>
@@ -2336,128 +925,43 @@
     </w:p>
     <w:p/>
     <w:p>
-      <w:proofErr w:type="spellStart"/>
-      <w:r>
-        <w:t>export</w:t>
-      </w:r>
-      <w:proofErr w:type="spellEnd"/>
-      <w:r>
-        <w:t xml:space="preserve"> default </w:t>
-      </w:r>
-      <w:proofErr w:type="spellStart"/>
-      <w:r>
-        <w:t>function</w:t>
-      </w:r>
-      <w:proofErr w:type="spellEnd"/>
-      <w:r>
-        <w:t xml:space="preserve"> Lista({ dados }: </w:t>
-      </w:r>
-      <w:proofErr w:type="spellStart"/>
-      <w:r>
-        <w:t>ListaProps</w:t>
-      </w:r>
-      <w:proofErr w:type="spellEnd"/>
-      <w:r>
-        <w:t>) {</w:t>
-      </w:r>
-    </w:p>
-    <w:p>
-      <w:r>
-        <w:t xml:space="preserve">  </w:t>
-      </w:r>
-      <w:proofErr w:type="spellStart"/>
-      <w:r>
-        <w:t>return</w:t>
-      </w:r>
-      <w:proofErr w:type="spellEnd"/>
-      <w:r>
-        <w:t xml:space="preserve"> (</w:t>
-      </w:r>
-    </w:p>
-    <w:p>
-      <w:r>
-        <w:t xml:space="preserve">    &lt;</w:t>
-      </w:r>
-      <w:proofErr w:type="spellStart"/>
-      <w:r>
-        <w:t>div</w:t>
-      </w:r>
-      <w:proofErr w:type="spellEnd"/>
-      <w:r>
-        <w:t>&gt;</w:t>
-      </w:r>
-    </w:p>
-    <w:p>
-      <w:r>
-        <w:t xml:space="preserve">      {</w:t>
-      </w:r>
-      <w:proofErr w:type="spellStart"/>
-      <w:r>
-        <w:t>dados.map</w:t>
-      </w:r>
-      <w:proofErr w:type="spellEnd"/>
-      <w:r>
-        <w:t>((item) =&gt; (</w:t>
-      </w:r>
-    </w:p>
-    <w:p>
-      <w:r>
-        <w:t xml:space="preserve">        &lt;</w:t>
-      </w:r>
-      <w:proofErr w:type="spellStart"/>
-      <w:r>
-        <w:t>div</w:t>
-      </w:r>
-      <w:proofErr w:type="spellEnd"/>
-      <w:r>
-        <w:t xml:space="preserve"> </w:t>
-      </w:r>
-      <w:proofErr w:type="spellStart"/>
-      <w:r>
-        <w:t>key</w:t>
-      </w:r>
-      <w:proofErr w:type="spellEnd"/>
-      <w:r>
-        <w:t>={item.id}&gt;</w:t>
-      </w:r>
-    </w:p>
-    <w:p>
-      <w:r>
-        <w:t xml:space="preserve">          &lt;h3&gt;{</w:t>
-      </w:r>
-      <w:proofErr w:type="spellStart"/>
-      <w:r>
-        <w:t>item.title</w:t>
-      </w:r>
-      <w:proofErr w:type="spellEnd"/>
-      <w:r>
-        <w:t>}&lt;/h3&gt;</w:t>
-      </w:r>
-    </w:p>
-    <w:p>
-      <w:r>
-        <w:t xml:space="preserve">          &lt;p&gt;{</w:t>
-      </w:r>
-      <w:proofErr w:type="spellStart"/>
-      <w:r>
-        <w:t>item.body</w:t>
-      </w:r>
-      <w:proofErr w:type="spellEnd"/>
-      <w:r>
-        <w:t>}&lt;/p&gt;</w:t>
-      </w:r>
-    </w:p>
-    <w:p>
-      <w:r>
-        <w:t xml:space="preserve">        &lt;/</w:t>
-      </w:r>
-      <w:proofErr w:type="spellStart"/>
-      <w:r>
-        <w:t>div</w:t>
-      </w:r>
-      <w:proofErr w:type="spellEnd"/>
-      <w:r>
-        <w:t>&gt;</w:t>
+      <w:r>
+        <w:t>export default function Lista({ dados }: ListaProps) {</w:t>
+      </w:r>
+    </w:p>
+    <w:p>
+      <w:r>
+        <w:t xml:space="preserve">  return (</w:t>
+      </w:r>
+    </w:p>
+    <w:p>
+      <w:r>
+        <w:t xml:space="preserve">    &lt;div&gt;</w:t>
+      </w:r>
+    </w:p>
+    <w:p>
+      <w:r>
+        <w:t xml:space="preserve">      {dados.map((item) =&gt; (</w:t>
+      </w:r>
+    </w:p>
+    <w:p>
+      <w:r>
+        <w:t xml:space="preserve">        &lt;div key={item.id}&gt;</w:t>
+      </w:r>
+    </w:p>
+    <w:p>
+      <w:r>
+        <w:t xml:space="preserve">          &lt;h3&gt;{item.title}&lt;/h3&gt;</w:t>
+      </w:r>
+    </w:p>
+    <w:p>
+      <w:r>
+        <w:t xml:space="preserve">          &lt;p&gt;{item.body}&lt;/p&gt;</w:t>
+      </w:r>
+    </w:p>
+    <w:p>
+      <w:r>
+        <w:t xml:space="preserve">        &lt;/div&gt;</w:t>
       </w:r>
     </w:p>
     <w:p>
@@ -2467,15 +971,7 @@
     </w:p>
     <w:p>
       <w:r>
-        <w:t xml:space="preserve">    &lt;/</w:t>
-      </w:r>
-      <w:proofErr w:type="spellStart"/>
-      <w:r>
-        <w:t>div</w:t>
-      </w:r>
-      <w:proofErr w:type="spellEnd"/>
-      <w:r>
-        <w:t>&gt;</w:t>
+        <w:t xml:space="preserve">    &lt;/div&gt;</w:t>
       </w:r>
     </w:p>
     <w:p>
@@ -2524,57 +1020,12 @@
           <w:b/>
           <w:bCs/>
         </w:rPr>
-        <w:t xml:space="preserve"> Para </w:t>
-      </w:r>
-      <w:proofErr w:type="spellStart"/>
-      <w:r>
-        <w:rPr>
-          <w:b/>
-          <w:bCs/>
-        </w:rPr>
-        <w:t>setState</w:t>
-      </w:r>
-      <w:proofErr w:type="spellEnd"/>
-      <w:r>
-        <w:rPr>
-          <w:b/>
-          <w:bCs/>
-        </w:rPr>
-        <w:t xml:space="preserve"> via </w:t>
-      </w:r>
-      <w:proofErr w:type="spellStart"/>
-      <w:r>
-        <w:rPr>
-          <w:b/>
-          <w:bCs/>
-        </w:rPr>
-        <w:t>props</w:t>
-      </w:r>
-      <w:proofErr w:type="spellEnd"/>
-      <w:r>
-        <w:rPr>
-          <w:b/>
-          <w:bCs/>
-        </w:rPr>
-        <w:t>:</w:t>
-      </w:r>
-    </w:p>
-    <w:p>
-      <w:proofErr w:type="spellStart"/>
-      <w:r>
-        <w:t>React.Dispatch</w:t>
-      </w:r>
-      <w:proofErr w:type="spellEnd"/>
-      <w:r>
-        <w:t>&lt;</w:t>
-      </w:r>
-      <w:proofErr w:type="spellStart"/>
-      <w:r>
-        <w:t>React.SetStateAction</w:t>
-      </w:r>
-      <w:proofErr w:type="spellEnd"/>
-      <w:r>
-        <w:t>&lt;T&gt;&gt;</w:t>
+        <w:t xml:space="preserve"> Para setState via props:</w:t>
+      </w:r>
+    </w:p>
+    <w:p>
+      <w:r>
+        <w:t>React.Dispatch&lt;React.SetStateAction&lt;T&gt;&gt;</w:t>
       </w:r>
     </w:p>
     <w:p/>
@@ -2584,21 +1035,8 @@
       </w:r>
     </w:p>
     <w:p>
-      <w:proofErr w:type="spellStart"/>
-      <w:r>
-        <w:t>React.Dispatch</w:t>
-      </w:r>
-      <w:proofErr w:type="spellEnd"/>
-      <w:r>
-        <w:t>&lt;</w:t>
-      </w:r>
-      <w:proofErr w:type="spellStart"/>
-      <w:r>
-        <w:t>React.SetStateAction</w:t>
-      </w:r>
-      <w:proofErr w:type="spellEnd"/>
-      <w:r>
-        <w:t>&lt;Post[]&gt;&gt;</w:t>
+      <w:r>
+        <w:t>React.Dispatch&lt;React.SetStateAction&lt;Post[]&gt;&gt;</w:t>
       </w:r>
     </w:p>
     <w:p/>
@@ -2629,15 +1067,7 @@
     </w:p>
     <w:p>
       <w:r>
-        <w:t xml:space="preserve">Porque no </w:t>
-      </w:r>
-      <w:proofErr w:type="spellStart"/>
-      <w:r>
-        <w:t>React</w:t>
-      </w:r>
-      <w:proofErr w:type="spellEnd"/>
-      <w:r>
-        <w:t>:</w:t>
+        <w:t>Porque no React:</w:t>
       </w:r>
     </w:p>
     <w:p>
@@ -2655,23 +1085,7 @@
           <w:b/>
           <w:bCs/>
         </w:rPr>
-        <w:t xml:space="preserve">não compartilham </w:t>
-      </w:r>
-      <w:proofErr w:type="spellStart"/>
-      <w:r>
-        <w:rPr>
-          <w:b/>
-          <w:bCs/>
-        </w:rPr>
-        <w:t>state</w:t>
-      </w:r>
-      <w:proofErr w:type="spellEnd"/>
-      <w:r>
-        <w:rPr>
-          <w:b/>
-          <w:bCs/>
-        </w:rPr>
-        <w:t xml:space="preserve"> diretamente</w:t>
+        <w:t>não compartilham state diretamente</w:t>
       </w:r>
     </w:p>
     <w:p>
@@ -2688,7 +1102,7 @@
     <w:p>
       <w:r>
         <w:pict w14:anchorId="3A265D38">
-          <v:rect id="_x0000_i1051" style="width:0;height:1.5pt" o:hralign="center" o:hrstd="t" o:hr="t" fillcolor="#a0a0a0" stroked="f"/>
+          <v:rect id="_x0000_i1026" style="width:0;height:1.5pt" o:hralign="center" o:hrstd="t" o:hr="t" fillcolor="#a0a0a0" stroked="f"/>
         </w:pict>
       </w:r>
     </w:p>
@@ -2727,69 +1141,21 @@
           <w:b/>
           <w:bCs/>
         </w:rPr>
-        <w:t xml:space="preserve">Quem precisa usar o dado deve receber via </w:t>
-      </w:r>
-      <w:proofErr w:type="spellStart"/>
+        <w:t>Quem precisa usar o dado deve receber via props.</w:t>
+      </w:r>
       <w:r>
         <w:rPr>
           <w:b/>
           <w:bCs/>
         </w:rPr>
-        <w:t>props</w:t>
-      </w:r>
-      <w:proofErr w:type="spellEnd"/>
-      <w:r>
-        <w:rPr>
-          <w:b/>
-          <w:bCs/>
-        </w:rPr>
-        <w:t>.</w:t>
-      </w:r>
-      <w:r>
-        <w:rPr>
-          <w:b/>
-          <w:bCs/>
-        </w:rPr>
         <w:br/>
-        <w:t xml:space="preserve">Quem precisa alterar o dado recebe o </w:t>
-      </w:r>
-      <w:proofErr w:type="spellStart"/>
-      <w:r>
-        <w:rPr>
-          <w:b/>
-          <w:bCs/>
-        </w:rPr>
-        <w:t>setState</w:t>
-      </w:r>
-      <w:proofErr w:type="spellEnd"/>
-      <w:r>
-        <w:rPr>
-          <w:b/>
-          <w:bCs/>
-        </w:rPr>
-        <w:t xml:space="preserve"> via </w:t>
-      </w:r>
-      <w:proofErr w:type="spellStart"/>
-      <w:r>
-        <w:rPr>
-          <w:b/>
-          <w:bCs/>
-        </w:rPr>
-        <w:t>props</w:t>
-      </w:r>
-      <w:proofErr w:type="spellEnd"/>
-      <w:r>
-        <w:rPr>
-          <w:b/>
-          <w:bCs/>
-        </w:rPr>
-        <w:t>.</w:t>
+        <w:t>Quem precisa alterar o dado recebe o setState via props.</w:t>
       </w:r>
     </w:p>
     <w:p>
       <w:r>
         <w:pict w14:anchorId="6CD2FD24">
-          <v:rect id="_x0000_i1052" style="width:0;height:1.5pt" o:hralign="center" o:hrstd="t" o:hr="t" fillcolor="#a0a0a0" stroked="f"/>
+          <v:rect id="_x0000_i1027" style="width:0;height:1.5pt" o:hralign="center" o:hrstd="t" o:hr="t" fillcolor="#a0a0a0" stroked="f"/>
         </w:pict>
       </w:r>
     </w:p>
@@ -2824,13 +1190,8 @@
         </w:numPr>
       </w:pPr>
       <w:r>
-        <w:t xml:space="preserve">Não tente importar um componente dentro do outro para acessar </w:t>
-      </w:r>
-      <w:proofErr w:type="spellStart"/>
-      <w:r>
-        <w:t>state</w:t>
-      </w:r>
-      <w:proofErr w:type="spellEnd"/>
+        <w:t>Não tente importar um componente dentro do outro para acessar state</w:t>
+      </w:r>
     </w:p>
     <w:p>
       <w:pPr>
@@ -2851,21 +1212,13 @@
         </w:numPr>
       </w:pPr>
       <w:r>
-        <w:t xml:space="preserve">Não duplique </w:t>
-      </w:r>
-      <w:proofErr w:type="spellStart"/>
-      <w:r>
-        <w:t>useState</w:t>
-      </w:r>
-      <w:proofErr w:type="spellEnd"/>
-      <w:r>
-        <w:t xml:space="preserve"> nos dois componentes</w:t>
+        <w:t>Não duplique useState nos dois componentes</w:t>
       </w:r>
     </w:p>
     <w:p>
       <w:r>
         <w:pict w14:anchorId="75463913">
-          <v:rect id="_x0000_i1053" style="width:0;height:1.5pt" o:hralign="center" o:hrstd="t" o:hr="t" fillcolor="#a0a0a0" stroked="f"/>
+          <v:rect id="_x0000_i1028" style="width:0;height:1.5pt" o:hralign="center" o:hrstd="t" o:hr="t" fillcolor="#a0a0a0" stroked="f"/>
         </w:pict>
       </w:r>
     </w:p>
@@ -2882,15 +1235,7 @@
         </w:numPr>
       </w:pPr>
       <w:r>
-        <w:t xml:space="preserve">versão usando </w:t>
-      </w:r>
-      <w:proofErr w:type="spellStart"/>
-      <w:r>
-        <w:t>Context</w:t>
-      </w:r>
-      <w:proofErr w:type="spellEnd"/>
-      <w:r>
-        <w:t xml:space="preserve"> API</w:t>
+        <w:t>versão usando Context API</w:t>
       </w:r>
     </w:p>
     <w:p>
@@ -2901,21 +1246,8 @@
         </w:numPr>
       </w:pPr>
       <w:r>
-        <w:t xml:space="preserve">versão usando </w:t>
-      </w:r>
-      <w:proofErr w:type="spellStart"/>
-      <w:r>
-        <w:t>Redux</w:t>
-      </w:r>
-      <w:proofErr w:type="spellEnd"/>
-      <w:r>
-        <w:t>/</w:t>
-      </w:r>
-      <w:proofErr w:type="spellStart"/>
-      <w:r>
-        <w:t>Zustand</w:t>
-      </w:r>
-      <w:proofErr w:type="spellEnd"/>
+        <w:t>versão usando Redux/Zustand</w:t>
+      </w:r>
     </w:p>
     <w:p>
       <w:pPr>
@@ -2925,15 +1257,7 @@
         </w:numPr>
       </w:pPr>
       <w:r>
-        <w:t xml:space="preserve">versão com </w:t>
-      </w:r>
-      <w:proofErr w:type="spellStart"/>
-      <w:r>
-        <w:t>loading</w:t>
-      </w:r>
-      <w:proofErr w:type="spellEnd"/>
-      <w:r>
-        <w:t xml:space="preserve"> + erro</w:t>
+        <w:t>versão com loading + erro</w:t>
       </w:r>
     </w:p>
     <w:p>
@@ -2964,104 +1288,19 @@
       </w:r>
     </w:p>
     <w:p>
-      <w:proofErr w:type="spellStart"/>
       <w:r>
         <w:lastRenderedPageBreak/>
-        <w:t>butões</w:t>
-      </w:r>
-      <w:proofErr w:type="spellEnd"/>
-      <w:r>
-        <w:t xml:space="preserve"> personalizados</w:t>
-      </w:r>
-    </w:p>
-    <w:p>
-      <w:r>
-        <w:t> &lt;</w:t>
-      </w:r>
-      <w:proofErr w:type="spellStart"/>
-      <w:r>
-        <w:t>button</w:t>
-      </w:r>
-      <w:proofErr w:type="spellEnd"/>
-      <w:r>
-        <w:t xml:space="preserve"> </w:t>
-      </w:r>
-      <w:proofErr w:type="spellStart"/>
-      <w:r>
-        <w:t>type</w:t>
-      </w:r>
-      <w:proofErr w:type="spellEnd"/>
-      <w:r>
-        <w:t>="</w:t>
-      </w:r>
-      <w:proofErr w:type="spellStart"/>
-      <w:r>
-        <w:t>button</w:t>
-      </w:r>
-      <w:proofErr w:type="spellEnd"/>
-      <w:r>
-        <w:t xml:space="preserve">" </w:t>
-      </w:r>
-      <w:proofErr w:type="spellStart"/>
-      <w:r>
-        <w:t>className</w:t>
-      </w:r>
-      <w:proofErr w:type="spellEnd"/>
-      <w:r>
-        <w:t xml:space="preserve">="bg-blue-600 </w:t>
-      </w:r>
-      <w:proofErr w:type="spellStart"/>
-      <w:r>
-        <w:t>text-white</w:t>
-      </w:r>
-      <w:proofErr w:type="spellEnd"/>
-      <w:r>
-        <w:t xml:space="preserve"> px-4 py-2 </w:t>
-      </w:r>
-      <w:proofErr w:type="spellStart"/>
-      <w:r>
-        <w:t>rounded</w:t>
-      </w:r>
-      <w:proofErr w:type="spellEnd"/>
-      <w:r>
-        <w:t xml:space="preserve">-full </w:t>
-      </w:r>
-    </w:p>
-    <w:p>
-      <w:r>
-        <w:t xml:space="preserve">                            hover:bg-blue-700 </w:t>
-      </w:r>
-      <w:proofErr w:type="spellStart"/>
-      <w:r>
-        <w:t>transition-colors</w:t>
-      </w:r>
-      <w:proofErr w:type="spellEnd"/>
-      <w:r>
-        <w:t xml:space="preserve"> </w:t>
-      </w:r>
-      <w:proofErr w:type="spellStart"/>
-      <w:r>
-        <w:t>font-medium</w:t>
-      </w:r>
-      <w:proofErr w:type="spellEnd"/>
-      <w:r>
-        <w:t xml:space="preserve"> </w:t>
-      </w:r>
-      <w:proofErr w:type="spellStart"/>
-      <w:r>
-        <w:t>text-sm</w:t>
-      </w:r>
-      <w:proofErr w:type="spellEnd"/>
-      <w:r>
-        <w:t>"&gt;Pesquisar&lt;/</w:t>
-      </w:r>
-      <w:proofErr w:type="spellStart"/>
-      <w:r>
-        <w:t>button</w:t>
-      </w:r>
-      <w:proofErr w:type="spellEnd"/>
-      <w:r>
-        <w:t>&gt;</w:t>
+        <w:t>butões personalizados</w:t>
+      </w:r>
+    </w:p>
+    <w:p>
+      <w:r>
+        <w:t xml:space="preserve"> &lt;button type="button" className="bg-blue-600 text-white px-4 py-2 rounded-full </w:t>
+      </w:r>
+    </w:p>
+    <w:p>
+      <w:r>
+        <w:t>                            hover:bg-blue-700 transition-colors font-medium text-sm"&gt;Pesquisar&lt;/button&gt;</w:t>
       </w:r>
     </w:p>
     <w:p/>
@@ -3071,19 +1310,11 @@
           <w:u w:val="single"/>
         </w:rPr>
       </w:pPr>
-      <w:proofErr w:type="spellStart"/>
-      <w:r>
-        <w:rPr>
-          <w:u w:val="single"/>
-        </w:rPr>
-        <w:t>divs</w:t>
-      </w:r>
-      <w:proofErr w:type="spellEnd"/>
-      <w:r>
-        <w:rPr>
-          <w:u w:val="single"/>
-        </w:rPr>
-        <w:t xml:space="preserve"> em linha</w:t>
+      <w:r>
+        <w:rPr>
+          <w:u w:val="single"/>
+        </w:rPr>
+        <w:t>divs em linha</w:t>
       </w:r>
     </w:p>
     <w:p>
@@ -3100,25 +1331,7 @@
           <w:bCs/>
           <w:u w:val="single"/>
         </w:rPr>
-        <w:t xml:space="preserve">Resumo das classes </w:t>
-      </w:r>
-      <w:proofErr w:type="spellStart"/>
-      <w:r>
-        <w:rPr>
-          <w:b/>
-          <w:bCs/>
-          <w:u w:val="single"/>
-        </w:rPr>
-        <w:t>Tailwind</w:t>
-      </w:r>
-      <w:proofErr w:type="spellEnd"/>
-      <w:r>
-        <w:rPr>
-          <w:b/>
-          <w:bCs/>
-          <w:u w:val="single"/>
-        </w:rPr>
-        <w:t>:</w:t>
+        <w:t>Resumo das classes Tailwind:</w:t>
       </w:r>
     </w:p>
     <w:p>
@@ -3131,7 +1344,6 @@
           <w:u w:val="single"/>
         </w:rPr>
       </w:pPr>
-      <w:proofErr w:type="spellStart"/>
       <w:r>
         <w:rPr>
           <w:b/>
@@ -3140,7 +1352,6 @@
         </w:rPr>
         <w:t>flex</w:t>
       </w:r>
-      <w:proofErr w:type="spellEnd"/>
       <w:r>
         <w:rPr>
           <w:u w:val="single"/>
@@ -3158,7 +1369,6 @@
           <w:u w:val="single"/>
         </w:rPr>
       </w:pPr>
-      <w:proofErr w:type="spellStart"/>
       <w:r>
         <w:rPr>
           <w:b/>
@@ -3167,26 +1377,11 @@
         </w:rPr>
         <w:t>flex-row</w:t>
       </w:r>
-      <w:proofErr w:type="spellEnd"/>
-      <w:r>
-        <w:rPr>
-          <w:u w:val="single"/>
-        </w:rPr>
-        <w:t xml:space="preserve">: Garante a direção horizontal (padrão do </w:t>
-      </w:r>
-      <w:proofErr w:type="spellStart"/>
-      <w:r>
-        <w:rPr>
-          <w:u w:val="single"/>
-        </w:rPr>
-        <w:t>flex</w:t>
-      </w:r>
-      <w:proofErr w:type="spellEnd"/>
-      <w:r>
-        <w:rPr>
-          <w:u w:val="single"/>
-        </w:rPr>
-        <w:t>).</w:t>
+      <w:r>
+        <w:rPr>
+          <w:u w:val="single"/>
+        </w:rPr>
+        <w:t>: Garante a direção horizontal (padrão do flex).</w:t>
       </w:r>
     </w:p>
     <w:p>
@@ -3199,7 +1394,6 @@
           <w:u w:val="single"/>
         </w:rPr>
       </w:pPr>
-      <w:proofErr w:type="spellStart"/>
       <w:r>
         <w:rPr>
           <w:b/>
@@ -3208,26 +1402,11 @@
         </w:rPr>
         <w:t>justify-between</w:t>
       </w:r>
-      <w:proofErr w:type="spellEnd"/>
-      <w:r>
-        <w:rPr>
-          <w:u w:val="single"/>
-        </w:rPr>
-        <w:t xml:space="preserve">: Espaça as </w:t>
-      </w:r>
-      <w:proofErr w:type="spellStart"/>
-      <w:r>
-        <w:rPr>
-          <w:u w:val="single"/>
-        </w:rPr>
-        <w:t>divs</w:t>
-      </w:r>
-      <w:proofErr w:type="spellEnd"/>
-      <w:r>
-        <w:rPr>
-          <w:u w:val="single"/>
-        </w:rPr>
-        <w:t xml:space="preserve"> para as extremidades.</w:t>
+      <w:r>
+        <w:rPr>
+          <w:u w:val="single"/>
+        </w:rPr>
+        <w:t>: Espaça as divs para as extremidades.</w:t>
       </w:r>
     </w:p>
     <w:p>
@@ -3252,48 +1431,20 @@
         <w:rPr>
           <w:u w:val="single"/>
         </w:rPr>
-        <w:t>: Define um espaçamento fixo (</w:t>
-      </w:r>
-      <w:proofErr w:type="spellStart"/>
-      <w:r>
-        <w:rPr>
-          <w:u w:val="single"/>
-        </w:rPr>
-        <w:t>ex</w:t>
-      </w:r>
-      <w:proofErr w:type="spellEnd"/>
-      <w:r>
-        <w:rPr>
-          <w:u w:val="single"/>
-        </w:rPr>
-        <w:t>: gap-2, gap-10).</w:t>
-      </w:r>
-    </w:p>
-    <w:p>
-      <w:pPr>
-        <w:rPr>
-          <w:u w:val="single"/>
-        </w:rPr>
-      </w:pPr>
-      <w:r>
-        <w:rPr>
-          <w:u w:val="single"/>
-        </w:rPr>
-        <w:t xml:space="preserve">Você quer que essas </w:t>
-      </w:r>
-      <w:proofErr w:type="spellStart"/>
-      <w:r>
-        <w:rPr>
-          <w:u w:val="single"/>
-        </w:rPr>
-        <w:t>divs</w:t>
-      </w:r>
-      <w:proofErr w:type="spellEnd"/>
-      <w:r>
-        <w:rPr>
-          <w:u w:val="single"/>
-        </w:rPr>
-        <w:t xml:space="preserve"> tenham </w:t>
+        <w:t>: Define um espaçamento fixo (ex: gap-2, gap-10).</w:t>
+      </w:r>
+    </w:p>
+    <w:p>
+      <w:pPr>
+        <w:rPr>
+          <w:u w:val="single"/>
+        </w:rPr>
+      </w:pPr>
+      <w:r>
+        <w:rPr>
+          <w:u w:val="single"/>
+        </w:rPr>
+        <w:t>Você quer que essas divs tenham </w:t>
       </w:r>
       <w:r>
         <w:rPr>
@@ -3307,21 +1458,7 @@
         <w:rPr>
           <w:u w:val="single"/>
         </w:rPr>
-        <w:t> (</w:t>
-      </w:r>
-      <w:proofErr w:type="spellStart"/>
-      <w:r>
-        <w:rPr>
-          <w:u w:val="single"/>
-        </w:rPr>
-        <w:t>ex</w:t>
-      </w:r>
-      <w:proofErr w:type="spellEnd"/>
-      <w:r>
-        <w:rPr>
-          <w:u w:val="single"/>
-        </w:rPr>
-        <w:t>: 30% e 70%) ou que ambas se ajustem ao </w:t>
+        <w:t> (ex: 30% e 70%) ou que ambas se ajustem ao </w:t>
       </w:r>
       <w:r>
         <w:rPr>
@@ -3397,7 +1534,6 @@
           <w:u w:val="single"/>
         </w:rPr>
       </w:pPr>
-      <w:proofErr w:type="spellStart"/>
       <w:r>
         <w:rPr>
           <w:b/>
@@ -3406,40 +1542,11 @@
         </w:rPr>
         <w:t>flex-col</w:t>
       </w:r>
-      <w:proofErr w:type="spellEnd"/>
-      <w:r>
-        <w:rPr>
-          <w:u w:val="single"/>
-        </w:rPr>
-        <w:t xml:space="preserve">: Por padrão (mobile </w:t>
-      </w:r>
-      <w:proofErr w:type="spellStart"/>
-      <w:r>
-        <w:rPr>
-          <w:u w:val="single"/>
-        </w:rPr>
-        <w:t>first</w:t>
-      </w:r>
-      <w:proofErr w:type="spellEnd"/>
-      <w:r>
-        <w:rPr>
-          <w:u w:val="single"/>
-        </w:rPr>
-        <w:t xml:space="preserve">), as </w:t>
-      </w:r>
-      <w:proofErr w:type="spellStart"/>
-      <w:r>
-        <w:rPr>
-          <w:u w:val="single"/>
-        </w:rPr>
-        <w:t>divs</w:t>
-      </w:r>
-      <w:proofErr w:type="spellEnd"/>
-      <w:r>
-        <w:rPr>
-          <w:u w:val="single"/>
-        </w:rPr>
-        <w:t xml:space="preserve"> ficam uma embaixo da outra.</w:t>
+      <w:r>
+        <w:rPr>
+          <w:u w:val="single"/>
+        </w:rPr>
+        <w:t>: Por padrão (mobile first), as divs ficam uma embaixo da outra.</w:t>
       </w:r>
     </w:p>
     <w:p>
@@ -3452,7 +1559,6 @@
           <w:u w:val="single"/>
         </w:rPr>
       </w:pPr>
-      <w:proofErr w:type="spellStart"/>
       <w:r>
         <w:rPr>
           <w:b/>
@@ -3461,7 +1567,6 @@
         </w:rPr>
         <w:t>md:flex-row</w:t>
       </w:r>
-      <w:proofErr w:type="spellEnd"/>
       <w:r>
         <w:rPr>
           <w:u w:val="single"/>
@@ -3485,37 +1590,13 @@
           <w:bCs/>
           <w:u w:val="single"/>
         </w:rPr>
-        <w:t xml:space="preserve">w-full </w:t>
-      </w:r>
-      <w:proofErr w:type="spellStart"/>
-      <w:r>
-        <w:rPr>
-          <w:b/>
-          <w:bCs/>
-          <w:u w:val="single"/>
-        </w:rPr>
-        <w:t>md:w-auto</w:t>
-      </w:r>
-      <w:proofErr w:type="spellEnd"/>
-      <w:r>
-        <w:rPr>
-          <w:u w:val="single"/>
-        </w:rPr>
-        <w:t xml:space="preserve">: No celular, a </w:t>
-      </w:r>
-      <w:proofErr w:type="spellStart"/>
-      <w:r>
-        <w:rPr>
-          <w:u w:val="single"/>
-        </w:rPr>
-        <w:t>div</w:t>
-      </w:r>
-      <w:proofErr w:type="spellEnd"/>
-      <w:r>
-        <w:rPr>
-          <w:u w:val="single"/>
-        </w:rPr>
-        <w:t xml:space="preserve"> ocupa toda a largura (w-full) para melhor toque; no desktop, ela assume apenas o tamanho do conteúdo (w-auto).</w:t>
+        <w:t>w-full md:w-auto</w:t>
+      </w:r>
+      <w:r>
+        <w:rPr>
+          <w:u w:val="single"/>
+        </w:rPr>
+        <w:t>: No celular, a div ocupa toda a largura (w-full) para melhor toque; no desktop, ela assume apenas o tamanho do conteúdo (w-auto).</w:t>
       </w:r>
     </w:p>
     <w:p>
@@ -3528,37 +1609,2737 @@
           <w:u w:val="single"/>
         </w:rPr>
       </w:pPr>
-      <w:proofErr w:type="spellStart"/>
       <w:r>
         <w:rPr>
           <w:b/>
           <w:bCs/>
           <w:u w:val="single"/>
         </w:rPr>
-        <w:t>items</w:t>
-      </w:r>
-      <w:proofErr w:type="spellEnd"/>
+        <w:t>items-center</w:t>
+      </w:r>
+      <w:r>
+        <w:rPr>
+          <w:u w:val="single"/>
+        </w:rPr>
+        <w:t>: Garante que, mesmo com alturas diferentes, elas fiquem alinhadas pelo centro horizontalmente.</w:t>
+      </w:r>
+    </w:p>
+    <w:p>
+      <w:pPr>
+        <w:rPr>
+          <w:u w:val="single"/>
+        </w:rPr>
+      </w:pPr>
+      <w:r>
+        <w:rPr>
+          <w:u w:val="single"/>
+        </w:rPr>
+        <w:br w:type="page"/>
+      </w:r>
+    </w:p>
+    <w:p>
+      <w:pPr>
+        <w:rPr>
+          <w:u w:val="single"/>
+        </w:rPr>
+      </w:pPr>
+      <w:r>
+        <w:rPr>
+          <w:u w:val="single"/>
+        </w:rPr>
+        <w:lastRenderedPageBreak/>
+        <w:t>sort</w:t>
+      </w:r>
+    </w:p>
+    <w:p>
+      <w:pPr>
+        <w:rPr>
+          <w:u w:val="single"/>
+        </w:rPr>
+      </w:pPr>
+      <w:r>
+        <w:rPr>
+          <w:u w:val="single"/>
+        </w:rPr>
+        <w:t>To sort an array in a React component with TypeScript, use the built-in sort() or the modern toSorted() method with a </w:t>
+      </w:r>
       <w:r>
         <w:rPr>
           <w:b/>
           <w:bCs/>
           <w:u w:val="single"/>
         </w:rPr>
-        <w:t>-center</w:t>
-      </w:r>
-      <w:r>
-        <w:rPr>
-          <w:u w:val="single"/>
-        </w:rPr>
-        <w:t>: Garante que, mesmo com alturas diferentes, elas fiquem alinhadas pelo centro horizontalmente.</w:t>
-      </w:r>
-    </w:p>
-    <w:p>
-      <w:pPr>
-        <w:rPr>
-          <w:u w:val="single"/>
-        </w:rPr>
-      </w:pPr>
+        <w:t>comparison function</w:t>
+      </w:r>
+      <w:r>
+        <w:rPr>
+          <w:u w:val="single"/>
+        </w:rPr>
+        <w:t>, and crucially, ensure you do not mutate the original state array to maintain React's rendering integrity. The toSorted() method (ES2023) automatically creates a new array, while sort() requires creating a copy manually with the spread operator (...) or slice(). </w:t>
+      </w:r>
+    </w:p>
+    <w:p>
+      <w:pPr>
+        <w:rPr>
+          <w:b/>
+          <w:bCs/>
+          <w:u w:val="single"/>
+        </w:rPr>
+      </w:pPr>
+      <w:r>
+        <w:rPr>
+          <w:b/>
+          <w:bCs/>
+          <w:u w:val="single"/>
+        </w:rPr>
+        <w:t>Sorting Primitive Types (Numbers and Strings)</w:t>
+      </w:r>
+    </w:p>
+    <w:p>
+      <w:pPr>
+        <w:rPr>
+          <w:u w:val="single"/>
+        </w:rPr>
+      </w:pPr>
+      <w:r>
+        <w:rPr>
+          <w:u w:val="single"/>
+        </w:rPr>
+        <w:t>The default sort() converts elements to strings, which can lead to incorrect sorting for numbers (e.g., 100 comes before 20). A comparison function is essential for correct numeric or string sorting. </w:t>
+      </w:r>
+    </w:p>
+    <w:p>
+      <w:pPr>
+        <w:rPr>
+          <w:u w:val="single"/>
+        </w:rPr>
+      </w:pPr>
+    </w:p>
+    <w:p>
+      <w:pPr>
+        <w:rPr>
+          <w:u w:val="single"/>
+        </w:rPr>
+      </w:pPr>
+      <w:r>
+        <w:rPr>
+          <w:u w:val="single"/>
+        </w:rPr>
+        <w:t>import React, { useState } from 'react';</w:t>
+      </w:r>
+    </w:p>
+    <w:p>
+      <w:pPr>
+        <w:rPr>
+          <w:u w:val="single"/>
+        </w:rPr>
+      </w:pPr>
+    </w:p>
+    <w:p>
+      <w:pPr>
+        <w:rPr>
+          <w:u w:val="single"/>
+        </w:rPr>
+      </w:pPr>
+      <w:r>
+        <w:rPr>
+          <w:u w:val="single"/>
+        </w:rPr>
+        <w:t>const SortExample: React.FC = () =&gt; {</w:t>
+      </w:r>
+    </w:p>
+    <w:p>
+      <w:pPr>
+        <w:rPr>
+          <w:u w:val="single"/>
+        </w:rPr>
+      </w:pPr>
+      <w:r>
+        <w:rPr>
+          <w:u w:val="single"/>
+        </w:rPr>
+        <w:t xml:space="preserve">  const [numbers, setNumbers] = useState([40, 100, 1, 5, 25]);</w:t>
+      </w:r>
+    </w:p>
+    <w:p>
+      <w:pPr>
+        <w:rPr>
+          <w:u w:val="single"/>
+        </w:rPr>
+      </w:pPr>
+    </w:p>
+    <w:p>
+      <w:pPr>
+        <w:rPr>
+          <w:u w:val="single"/>
+        </w:rPr>
+      </w:pPr>
+      <w:r>
+        <w:rPr>
+          <w:u w:val="single"/>
+        </w:rPr>
+        <w:t xml:space="preserve">  const sortAscending = () =&gt; {</w:t>
+      </w:r>
+    </w:p>
+    <w:p>
+      <w:pPr>
+        <w:rPr>
+          <w:u w:val="single"/>
+        </w:rPr>
+      </w:pPr>
+      <w:r>
+        <w:rPr>
+          <w:u w:val="single"/>
+        </w:rPr>
+        <w:t xml:space="preserve">    // Use toSorted() for a new array (preferred)</w:t>
+      </w:r>
+    </w:p>
+    <w:p>
+      <w:pPr>
+        <w:rPr>
+          <w:u w:val="single"/>
+        </w:rPr>
+      </w:pPr>
+      <w:r>
+        <w:rPr>
+          <w:u w:val="single"/>
+        </w:rPr>
+        <w:t xml:space="preserve">    const sortedArray = numbers.toSorted((a, b) =&gt; a - b);</w:t>
+      </w:r>
+    </w:p>
+    <w:p>
+      <w:pPr>
+        <w:rPr>
+          <w:u w:val="single"/>
+        </w:rPr>
+      </w:pPr>
+      <w:r>
+        <w:rPr>
+          <w:u w:val="single"/>
+        </w:rPr>
+        <w:t xml:space="preserve">    setNumbers(sortedArray);</w:t>
+      </w:r>
+    </w:p>
+    <w:p>
+      <w:pPr>
+        <w:rPr>
+          <w:u w:val="single"/>
+        </w:rPr>
+      </w:pPr>
+      <w:r>
+        <w:rPr>
+          <w:u w:val="single"/>
+        </w:rPr>
+        <w:t xml:space="preserve">  };</w:t>
+      </w:r>
+    </w:p>
+    <w:p>
+      <w:pPr>
+        <w:rPr>
+          <w:u w:val="single"/>
+        </w:rPr>
+      </w:pPr>
+    </w:p>
+    <w:p>
+      <w:pPr>
+        <w:rPr>
+          <w:u w:val="single"/>
+        </w:rPr>
+      </w:pPr>
+      <w:r>
+        <w:rPr>
+          <w:u w:val="single"/>
+        </w:rPr>
+        <w:t xml:space="preserve">  const sortDescending = () =&gt; {</w:t>
+      </w:r>
+    </w:p>
+    <w:p>
+      <w:pPr>
+        <w:rPr>
+          <w:u w:val="single"/>
+        </w:rPr>
+      </w:pPr>
+      <w:r>
+        <w:rPr>
+          <w:u w:val="single"/>
+        </w:rPr>
+        <w:t xml:space="preserve">    // Or use sort() with a copy</w:t>
+      </w:r>
+    </w:p>
+    <w:p>
+      <w:pPr>
+        <w:rPr>
+          <w:u w:val="single"/>
+        </w:rPr>
+      </w:pPr>
+      <w:r>
+        <w:rPr>
+          <w:u w:val="single"/>
+        </w:rPr>
+        <w:t xml:space="preserve">    const sortedArray = [...numbers].sort((a, b) =&gt; b - a);</w:t>
+      </w:r>
+    </w:p>
+    <w:p>
+      <w:pPr>
+        <w:rPr>
+          <w:u w:val="single"/>
+        </w:rPr>
+      </w:pPr>
+      <w:r>
+        <w:rPr>
+          <w:u w:val="single"/>
+        </w:rPr>
+        <w:t xml:space="preserve">    setNumbers(sortedArray);</w:t>
+      </w:r>
+    </w:p>
+    <w:p>
+      <w:pPr>
+        <w:rPr>
+          <w:u w:val="single"/>
+        </w:rPr>
+      </w:pPr>
+      <w:r>
+        <w:rPr>
+          <w:u w:val="single"/>
+        </w:rPr>
+        <w:t xml:space="preserve">  };</w:t>
+      </w:r>
+    </w:p>
+    <w:p>
+      <w:pPr>
+        <w:rPr>
+          <w:u w:val="single"/>
+        </w:rPr>
+      </w:pPr>
+    </w:p>
+    <w:p>
+      <w:pPr>
+        <w:rPr>
+          <w:u w:val="single"/>
+        </w:rPr>
+      </w:pPr>
+      <w:r>
+        <w:rPr>
+          <w:u w:val="single"/>
+        </w:rPr>
+        <w:t xml:space="preserve">  return (</w:t>
+      </w:r>
+    </w:p>
+    <w:p>
+      <w:pPr>
+        <w:rPr>
+          <w:u w:val="single"/>
+        </w:rPr>
+      </w:pPr>
+      <w:r>
+        <w:rPr>
+          <w:u w:val="single"/>
+        </w:rPr>
+        <w:lastRenderedPageBreak/>
+        <w:t xml:space="preserve">    &lt;div&gt;</w:t>
+      </w:r>
+    </w:p>
+    <w:p>
+      <w:pPr>
+        <w:rPr>
+          <w:u w:val="single"/>
+        </w:rPr>
+      </w:pPr>
+      <w:r>
+        <w:rPr>
+          <w:u w:val="single"/>
+        </w:rPr>
+        <w:t xml:space="preserve">      &lt;button onClick={sortAscending}&gt;Sort Ascending&lt;/button&gt;</w:t>
+      </w:r>
+    </w:p>
+    <w:p>
+      <w:pPr>
+        <w:rPr>
+          <w:u w:val="single"/>
+        </w:rPr>
+      </w:pPr>
+      <w:r>
+        <w:rPr>
+          <w:u w:val="single"/>
+        </w:rPr>
+        <w:t xml:space="preserve">      &lt;button onClick={sortDescending}&gt;Sort Descending&lt;/button&gt;</w:t>
+      </w:r>
+    </w:p>
+    <w:p>
+      <w:pPr>
+        <w:rPr>
+          <w:u w:val="single"/>
+        </w:rPr>
+      </w:pPr>
+      <w:r>
+        <w:rPr>
+          <w:u w:val="single"/>
+        </w:rPr>
+        <w:t xml:space="preserve">      &lt;ul&gt;</w:t>
+      </w:r>
+    </w:p>
+    <w:p>
+      <w:pPr>
+        <w:rPr>
+          <w:u w:val="single"/>
+        </w:rPr>
+      </w:pPr>
+      <w:r>
+        <w:rPr>
+          <w:u w:val="single"/>
+        </w:rPr>
+        <w:t xml:space="preserve">        {numbers.map((num, index) =&gt; (</w:t>
+      </w:r>
+    </w:p>
+    <w:p>
+      <w:pPr>
+        <w:rPr>
+          <w:u w:val="single"/>
+        </w:rPr>
+      </w:pPr>
+      <w:r>
+        <w:rPr>
+          <w:u w:val="single"/>
+        </w:rPr>
+        <w:t xml:space="preserve">          &lt;li key={index}&gt;{num}&lt;/li&gt;</w:t>
+      </w:r>
+    </w:p>
+    <w:p>
+      <w:pPr>
+        <w:rPr>
+          <w:u w:val="single"/>
+        </w:rPr>
+      </w:pPr>
+      <w:r>
+        <w:rPr>
+          <w:u w:val="single"/>
+        </w:rPr>
+        <w:t xml:space="preserve">        ))}</w:t>
+      </w:r>
+    </w:p>
+    <w:p>
+      <w:pPr>
+        <w:rPr>
+          <w:u w:val="single"/>
+        </w:rPr>
+      </w:pPr>
+      <w:r>
+        <w:rPr>
+          <w:u w:val="single"/>
+        </w:rPr>
+        <w:t xml:space="preserve">      &lt;/ul&gt;</w:t>
+      </w:r>
+    </w:p>
+    <w:p>
+      <w:pPr>
+        <w:rPr>
+          <w:u w:val="single"/>
+        </w:rPr>
+      </w:pPr>
+      <w:r>
+        <w:rPr>
+          <w:u w:val="single"/>
+        </w:rPr>
+        <w:t xml:space="preserve">    &lt;/div&gt;</w:t>
+      </w:r>
+    </w:p>
+    <w:p>
+      <w:pPr>
+        <w:rPr>
+          <w:u w:val="single"/>
+        </w:rPr>
+      </w:pPr>
+      <w:r>
+        <w:rPr>
+          <w:u w:val="single"/>
+        </w:rPr>
+        <w:t xml:space="preserve">  );</w:t>
+      </w:r>
+    </w:p>
+    <w:p>
+      <w:pPr>
+        <w:rPr>
+          <w:u w:val="single"/>
+        </w:rPr>
+      </w:pPr>
+      <w:r>
+        <w:rPr>
+          <w:u w:val="single"/>
+        </w:rPr>
+        <w:t>};</w:t>
+      </w:r>
+    </w:p>
+    <w:p>
+      <w:pPr>
+        <w:rPr>
+          <w:u w:val="single"/>
+        </w:rPr>
+      </w:pPr>
+      <w:r>
+        <w:rPr>
+          <w:u w:val="single"/>
+        </w:rPr>
+        <w:br w:type="page"/>
+      </w:r>
+    </w:p>
+    <w:p>
+      <w:pPr>
+        <w:rPr>
+          <w:u w:val="single"/>
+        </w:rPr>
+      </w:pPr>
+      <w:r>
+        <w:rPr>
+          <w:u w:val="single"/>
+        </w:rPr>
+        <w:lastRenderedPageBreak/>
+        <w:t>To sort data fetched from an API in a React and TypeScript application, you should:</w:t>
+      </w:r>
+    </w:p>
+    <w:p>
+      <w:pPr>
+        <w:numPr>
+          <w:ilvl w:val="0"/>
+          <w:numId w:val="10"/>
+        </w:numPr>
+        <w:rPr>
+          <w:u w:val="single"/>
+        </w:rPr>
+      </w:pPr>
+      <w:r>
+        <w:rPr>
+          <w:b/>
+          <w:bCs/>
+          <w:u w:val="single"/>
+        </w:rPr>
+        <w:t>Fetch the data</w:t>
+      </w:r>
+      <w:r>
+        <w:rPr>
+          <w:u w:val="single"/>
+        </w:rPr>
+        <w:t> and store the original, unsorted list in a state variable using useState.</w:t>
+      </w:r>
+    </w:p>
+    <w:p>
+      <w:pPr>
+        <w:numPr>
+          <w:ilvl w:val="0"/>
+          <w:numId w:val="10"/>
+        </w:numPr>
+        <w:rPr>
+          <w:u w:val="single"/>
+        </w:rPr>
+      </w:pPr>
+      <w:r>
+        <w:rPr>
+          <w:b/>
+          <w:bCs/>
+          <w:u w:val="single"/>
+        </w:rPr>
+        <w:t>Define a sorting function</w:t>
+      </w:r>
+      <w:r>
+        <w:rPr>
+          <w:u w:val="single"/>
+        </w:rPr>
+        <w:t> that operates on a </w:t>
+      </w:r>
+      <w:r>
+        <w:rPr>
+          <w:i/>
+          <w:iCs/>
+          <w:u w:val="single"/>
+        </w:rPr>
+        <w:t>copy</w:t>
+      </w:r>
+      <w:r>
+        <w:rPr>
+          <w:u w:val="single"/>
+        </w:rPr>
+        <w:t> of the fetched array.</w:t>
+      </w:r>
+    </w:p>
+    <w:p>
+      <w:pPr>
+        <w:numPr>
+          <w:ilvl w:val="0"/>
+          <w:numId w:val="10"/>
+        </w:numPr>
+        <w:rPr>
+          <w:u w:val="single"/>
+        </w:rPr>
+      </w:pPr>
+      <w:r>
+        <w:rPr>
+          <w:b/>
+          <w:bCs/>
+          <w:u w:val="single"/>
+        </w:rPr>
+        <w:t>Trigger the sort</w:t>
+      </w:r>
+      <w:r>
+        <w:rPr>
+          <w:u w:val="single"/>
+        </w:rPr>
+        <w:t> (e.g., via a useEffect on a sort type change, or an event handler for a button/dropdown) and update a separate state variable for the </w:t>
+      </w:r>
+      <w:r>
+        <w:rPr>
+          <w:i/>
+          <w:iCs/>
+          <w:u w:val="single"/>
+        </w:rPr>
+        <w:t>displayed</w:t>
+      </w:r>
+      <w:r>
+        <w:rPr>
+          <w:u w:val="single"/>
+        </w:rPr>
+        <w:t>, sorted data</w:t>
+      </w:r>
+    </w:p>
+    <w:p>
+      <w:pPr>
+        <w:rPr>
+          <w:u w:val="single"/>
+        </w:rPr>
+      </w:pPr>
+    </w:p>
+    <w:p>
+      <w:pPr>
+        <w:rPr>
+          <w:u w:val="single"/>
+        </w:rPr>
+      </w:pPr>
+    </w:p>
+    <w:p>
+      <w:pPr>
+        <w:rPr>
+          <w:u w:val="single"/>
+        </w:rPr>
+      </w:pPr>
+      <w:r>
+        <w:rPr>
+          <w:u w:val="single"/>
+        </w:rPr>
+        <w:t>import React, { useState, useEffect, useCallback } from 'react';</w:t>
+      </w:r>
+    </w:p>
+    <w:p>
+      <w:pPr>
+        <w:rPr>
+          <w:u w:val="single"/>
+        </w:rPr>
+      </w:pPr>
+    </w:p>
+    <w:p>
+      <w:pPr>
+        <w:rPr>
+          <w:u w:val="single"/>
+        </w:rPr>
+      </w:pPr>
+      <w:r>
+        <w:rPr>
+          <w:u w:val="single"/>
+        </w:rPr>
+        <w:t>// Define the TypeScript interface for your data</w:t>
+      </w:r>
+    </w:p>
+    <w:p>
+      <w:pPr>
+        <w:rPr>
+          <w:u w:val="single"/>
+        </w:rPr>
+      </w:pPr>
+      <w:r>
+        <w:rPr>
+          <w:u w:val="single"/>
+        </w:rPr>
+        <w:t>interface Product {</w:t>
+      </w:r>
+    </w:p>
+    <w:p>
+      <w:pPr>
+        <w:rPr>
+          <w:u w:val="single"/>
+        </w:rPr>
+      </w:pPr>
+      <w:r>
+        <w:rPr>
+          <w:u w:val="single"/>
+        </w:rPr>
+        <w:t xml:space="preserve">  id: number;</w:t>
+      </w:r>
+    </w:p>
+    <w:p>
+      <w:pPr>
+        <w:rPr>
+          <w:u w:val="single"/>
+        </w:rPr>
+      </w:pPr>
+      <w:r>
+        <w:rPr>
+          <w:u w:val="single"/>
+        </w:rPr>
+        <w:t xml:space="preserve">  title: string;</w:t>
+      </w:r>
+    </w:p>
+    <w:p>
+      <w:pPr>
+        <w:rPr>
+          <w:u w:val="single"/>
+        </w:rPr>
+      </w:pPr>
+      <w:r>
+        <w:rPr>
+          <w:u w:val="single"/>
+        </w:rPr>
+        <w:t xml:space="preserve">  // ... other properties</w:t>
+      </w:r>
+    </w:p>
+    <w:p>
+      <w:pPr>
+        <w:rPr>
+          <w:u w:val="single"/>
+        </w:rPr>
+      </w:pPr>
+      <w:r>
+        <w:rPr>
+          <w:u w:val="single"/>
+        </w:rPr>
+        <w:t>}</w:t>
+      </w:r>
+    </w:p>
+    <w:p>
+      <w:pPr>
+        <w:rPr>
+          <w:u w:val="single"/>
+        </w:rPr>
+      </w:pPr>
+    </w:p>
+    <w:p>
+      <w:pPr>
+        <w:rPr>
+          <w:u w:val="single"/>
+        </w:rPr>
+      </w:pPr>
+      <w:r>
+        <w:rPr>
+          <w:u w:val="single"/>
+        </w:rPr>
+        <w:t>const ProductList: React.FC = () =&gt; {</w:t>
+      </w:r>
+    </w:p>
+    <w:p>
+      <w:pPr>
+        <w:rPr>
+          <w:u w:val="single"/>
+        </w:rPr>
+      </w:pPr>
+      <w:r>
+        <w:rPr>
+          <w:u w:val="single"/>
+        </w:rPr>
+        <w:t xml:space="preserve">  const [products, setProducts] = useState&lt;Product[]&gt;([]);</w:t>
+      </w:r>
+    </w:p>
+    <w:p>
+      <w:pPr>
+        <w:rPr>
+          <w:u w:val="single"/>
+        </w:rPr>
+      </w:pPr>
+      <w:r>
+        <w:rPr>
+          <w:u w:val="single"/>
+        </w:rPr>
+        <w:t xml:space="preserve">  const [isLoading, setIsLoading] = useState(false);</w:t>
+      </w:r>
+    </w:p>
+    <w:p>
+      <w:pPr>
+        <w:rPr>
+          <w:u w:val="single"/>
+        </w:rPr>
+      </w:pPr>
+      <w:r>
+        <w:rPr>
+          <w:u w:val="single"/>
+        </w:rPr>
+        <w:t xml:space="preserve">  const [sortType, setSortType] = useState&lt;'ascending' | 'descending'&gt;('ascending');</w:t>
+      </w:r>
+    </w:p>
+    <w:p>
+      <w:pPr>
+        <w:rPr>
+          <w:u w:val="single"/>
+        </w:rPr>
+      </w:pPr>
+      <w:r>
+        <w:rPr>
+          <w:u w:val="single"/>
+        </w:rPr>
+        <w:t xml:space="preserve">  const [sortedProducts, setSortedProducts] = useState&lt;Product[]&gt;([]);</w:t>
+      </w:r>
+    </w:p>
+    <w:p>
+      <w:pPr>
+        <w:rPr>
+          <w:u w:val="single"/>
+        </w:rPr>
+      </w:pPr>
+    </w:p>
+    <w:p>
+      <w:pPr>
+        <w:rPr>
+          <w:u w:val="single"/>
+        </w:rPr>
+      </w:pPr>
+      <w:r>
+        <w:rPr>
+          <w:u w:val="single"/>
+        </w:rPr>
+        <w:t xml:space="preserve">  // Function to fetch data from API</w:t>
+      </w:r>
+    </w:p>
+    <w:p>
+      <w:pPr>
+        <w:rPr>
+          <w:u w:val="single"/>
+        </w:rPr>
+      </w:pPr>
+      <w:r>
+        <w:rPr>
+          <w:u w:val="single"/>
+        </w:rPr>
+        <w:t xml:space="preserve">  const fetchData = useCallback(async () =&gt; {</w:t>
+      </w:r>
+    </w:p>
+    <w:p>
+      <w:pPr>
+        <w:rPr>
+          <w:u w:val="single"/>
+        </w:rPr>
+      </w:pPr>
+      <w:r>
+        <w:rPr>
+          <w:u w:val="single"/>
+        </w:rPr>
+        <w:t xml:space="preserve">    setIsLoading(true);</w:t>
+      </w:r>
+    </w:p>
+    <w:p>
+      <w:pPr>
+        <w:rPr>
+          <w:u w:val="single"/>
+        </w:rPr>
+      </w:pPr>
+      <w:r>
+        <w:rPr>
+          <w:u w:val="single"/>
+        </w:rPr>
+        <w:t xml:space="preserve">    try {</w:t>
+      </w:r>
+    </w:p>
+    <w:p>
+      <w:pPr>
+        <w:rPr>
+          <w:u w:val="single"/>
+        </w:rPr>
+      </w:pPr>
+      <w:r>
+        <w:rPr>
+          <w:u w:val="single"/>
+        </w:rPr>
+        <w:lastRenderedPageBreak/>
+        <w:t xml:space="preserve">      const response = await fetch("https://dummyjson.com");</w:t>
+      </w:r>
+    </w:p>
+    <w:p>
+      <w:pPr>
+        <w:rPr>
+          <w:u w:val="single"/>
+        </w:rPr>
+      </w:pPr>
+      <w:r>
+        <w:rPr>
+          <w:u w:val="single"/>
+        </w:rPr>
+        <w:t xml:space="preserve">      const json = await response.json(); //</w:t>
+      </w:r>
+    </w:p>
+    <w:p>
+      <w:pPr>
+        <w:rPr>
+          <w:u w:val="single"/>
+        </w:rPr>
+      </w:pPr>
+      <w:r>
+        <w:rPr>
+          <w:u w:val="single"/>
+        </w:rPr>
+        <w:t xml:space="preserve">      // Assuming API returns an object with a 'products' array</w:t>
+      </w:r>
+    </w:p>
+    <w:p>
+      <w:pPr>
+        <w:rPr>
+          <w:u w:val="single"/>
+        </w:rPr>
+      </w:pPr>
+      <w:r>
+        <w:rPr>
+          <w:u w:val="single"/>
+        </w:rPr>
+        <w:t xml:space="preserve">      const fetchedData: Product[] = json.products; </w:t>
+      </w:r>
+    </w:p>
+    <w:p>
+      <w:pPr>
+        <w:rPr>
+          <w:u w:val="single"/>
+        </w:rPr>
+      </w:pPr>
+      <w:r>
+        <w:rPr>
+          <w:u w:val="single"/>
+        </w:rPr>
+        <w:t xml:space="preserve">      setProducts(fetchedData);</w:t>
+      </w:r>
+    </w:p>
+    <w:p>
+      <w:pPr>
+        <w:rPr>
+          <w:u w:val="single"/>
+        </w:rPr>
+      </w:pPr>
+      <w:r>
+        <w:rPr>
+          <w:u w:val="single"/>
+        </w:rPr>
+        <w:t xml:space="preserve">      setSortedProducts(fetchedData); // Initially display unsorted data</w:t>
+      </w:r>
+    </w:p>
+    <w:p>
+      <w:pPr>
+        <w:rPr>
+          <w:u w:val="single"/>
+        </w:rPr>
+      </w:pPr>
+      <w:r>
+        <w:rPr>
+          <w:u w:val="single"/>
+        </w:rPr>
+        <w:t xml:space="preserve">    } catch (error) {</w:t>
+      </w:r>
+    </w:p>
+    <w:p>
+      <w:pPr>
+        <w:rPr>
+          <w:u w:val="single"/>
+        </w:rPr>
+      </w:pPr>
+      <w:r>
+        <w:rPr>
+          <w:u w:val="single"/>
+        </w:rPr>
+        <w:t xml:space="preserve">      console.error("Error fetching data:", error);</w:t>
+      </w:r>
+    </w:p>
+    <w:p>
+      <w:pPr>
+        <w:rPr>
+          <w:u w:val="single"/>
+        </w:rPr>
+      </w:pPr>
+      <w:r>
+        <w:rPr>
+          <w:u w:val="single"/>
+        </w:rPr>
+        <w:t xml:space="preserve">    } finally {</w:t>
+      </w:r>
+    </w:p>
+    <w:p>
+      <w:pPr>
+        <w:rPr>
+          <w:u w:val="single"/>
+        </w:rPr>
+      </w:pPr>
+      <w:r>
+        <w:rPr>
+          <w:u w:val="single"/>
+        </w:rPr>
+        <w:t xml:space="preserve">      setIsLoading(false);</w:t>
+      </w:r>
+    </w:p>
+    <w:p>
+      <w:pPr>
+        <w:rPr>
+          <w:u w:val="single"/>
+        </w:rPr>
+      </w:pPr>
+      <w:r>
+        <w:rPr>
+          <w:u w:val="single"/>
+        </w:rPr>
+        <w:t xml:space="preserve">    }</w:t>
+      </w:r>
+    </w:p>
+    <w:p>
+      <w:pPr>
+        <w:rPr>
+          <w:u w:val="single"/>
+        </w:rPr>
+      </w:pPr>
+      <w:r>
+        <w:rPr>
+          <w:u w:val="single"/>
+        </w:rPr>
+        <w:t xml:space="preserve">  }, []);</w:t>
+      </w:r>
+    </w:p>
+    <w:p>
+      <w:pPr>
+        <w:rPr>
+          <w:u w:val="single"/>
+        </w:rPr>
+      </w:pPr>
+    </w:p>
+    <w:p>
+      <w:pPr>
+        <w:rPr>
+          <w:u w:val="single"/>
+        </w:rPr>
+      </w:pPr>
+      <w:r>
+        <w:rPr>
+          <w:u w:val="single"/>
+        </w:rPr>
+        <w:t xml:space="preserve">  // Function to handle sorting logic</w:t>
+      </w:r>
+    </w:p>
+    <w:p>
+      <w:pPr>
+        <w:rPr>
+          <w:u w:val="single"/>
+        </w:rPr>
+      </w:pPr>
+      <w:r>
+        <w:rPr>
+          <w:u w:val="single"/>
+        </w:rPr>
+        <w:t xml:space="preserve">  const sortData = useCallback((data: Product[], type: 'ascending' | 'descending') =&gt; {</w:t>
+      </w:r>
+    </w:p>
+    <w:p>
+      <w:pPr>
+        <w:rPr>
+          <w:u w:val="single"/>
+        </w:rPr>
+      </w:pPr>
+      <w:r>
+        <w:rPr>
+          <w:u w:val="single"/>
+        </w:rPr>
+        <w:t xml:space="preserve">    // Create a copy before sorting to avoid mutating the original state</w:t>
+      </w:r>
+    </w:p>
+    <w:p>
+      <w:pPr>
+        <w:rPr>
+          <w:u w:val="single"/>
+        </w:rPr>
+      </w:pPr>
+      <w:r>
+        <w:rPr>
+          <w:u w:val="single"/>
+        </w:rPr>
+        <w:t xml:space="preserve">    const sorted = [...data].sort((a, b) =&gt; {</w:t>
+      </w:r>
+    </w:p>
+    <w:p>
+      <w:pPr>
+        <w:rPr>
+          <w:u w:val="single"/>
+        </w:rPr>
+      </w:pPr>
+      <w:r>
+        <w:rPr>
+          <w:u w:val="single"/>
+        </w:rPr>
+        <w:t xml:space="preserve">      // Use localeCompare for robust alphabetical sorting</w:t>
+      </w:r>
+    </w:p>
+    <w:p>
+      <w:pPr>
+        <w:rPr>
+          <w:u w:val="single"/>
+        </w:rPr>
+      </w:pPr>
+      <w:r>
+        <w:rPr>
+          <w:u w:val="single"/>
+        </w:rPr>
+        <w:t xml:space="preserve">      if (type === 'ascending') {</w:t>
+      </w:r>
+    </w:p>
+    <w:p>
+      <w:pPr>
+        <w:rPr>
+          <w:u w:val="single"/>
+        </w:rPr>
+      </w:pPr>
+      <w:r>
+        <w:rPr>
+          <w:u w:val="single"/>
+        </w:rPr>
+        <w:t xml:space="preserve">        return a.title.localeCompare(b.title);</w:t>
+      </w:r>
+    </w:p>
+    <w:p>
+      <w:pPr>
+        <w:rPr>
+          <w:u w:val="single"/>
+        </w:rPr>
+      </w:pPr>
+      <w:r>
+        <w:rPr>
+          <w:u w:val="single"/>
+        </w:rPr>
+        <w:t xml:space="preserve">      } else {</w:t>
+      </w:r>
+    </w:p>
+    <w:p>
+      <w:pPr>
+        <w:rPr>
+          <w:u w:val="single"/>
+        </w:rPr>
+      </w:pPr>
+      <w:r>
+        <w:rPr>
+          <w:u w:val="single"/>
+        </w:rPr>
+        <w:t xml:space="preserve">        return b.title.localeCompare(a.title);</w:t>
+      </w:r>
+    </w:p>
+    <w:p>
+      <w:pPr>
+        <w:rPr>
+          <w:u w:val="single"/>
+        </w:rPr>
+      </w:pPr>
+      <w:r>
+        <w:rPr>
+          <w:u w:val="single"/>
+        </w:rPr>
+        <w:t xml:space="preserve">      }</w:t>
+      </w:r>
+    </w:p>
+    <w:p>
+      <w:pPr>
+        <w:rPr>
+          <w:u w:val="single"/>
+        </w:rPr>
+      </w:pPr>
+      <w:r>
+        <w:rPr>
+          <w:u w:val="single"/>
+        </w:rPr>
+        <w:t xml:space="preserve">    });</w:t>
+      </w:r>
+    </w:p>
+    <w:p>
+      <w:pPr>
+        <w:rPr>
+          <w:u w:val="single"/>
+        </w:rPr>
+      </w:pPr>
+      <w:r>
+        <w:rPr>
+          <w:u w:val="single"/>
+        </w:rPr>
+        <w:t xml:space="preserve">    setSortedProducts(sorted);</w:t>
+      </w:r>
+    </w:p>
+    <w:p>
+      <w:pPr>
+        <w:rPr>
+          <w:u w:val="single"/>
+        </w:rPr>
+      </w:pPr>
+      <w:r>
+        <w:rPr>
+          <w:u w:val="single"/>
+        </w:rPr>
+        <w:t xml:space="preserve">  }, []);</w:t>
+      </w:r>
+    </w:p>
+    <w:p>
+      <w:pPr>
+        <w:rPr>
+          <w:u w:val="single"/>
+        </w:rPr>
+      </w:pPr>
+    </w:p>
+    <w:p>
+      <w:pPr>
+        <w:rPr>
+          <w:u w:val="single"/>
+        </w:rPr>
+      </w:pPr>
+      <w:r>
+        <w:rPr>
+          <w:u w:val="single"/>
+        </w:rPr>
+        <w:lastRenderedPageBreak/>
+        <w:t xml:space="preserve">  // Fetch data on component mount</w:t>
+      </w:r>
+    </w:p>
+    <w:p>
+      <w:pPr>
+        <w:rPr>
+          <w:u w:val="single"/>
+        </w:rPr>
+      </w:pPr>
+      <w:r>
+        <w:rPr>
+          <w:u w:val="single"/>
+        </w:rPr>
+        <w:t xml:space="preserve">  useEffect(() =&gt; {</w:t>
+      </w:r>
+    </w:p>
+    <w:p>
+      <w:pPr>
+        <w:rPr>
+          <w:u w:val="single"/>
+        </w:rPr>
+      </w:pPr>
+      <w:r>
+        <w:rPr>
+          <w:u w:val="single"/>
+        </w:rPr>
+        <w:t xml:space="preserve">    fetchData();</w:t>
+      </w:r>
+    </w:p>
+    <w:p>
+      <w:pPr>
+        <w:rPr>
+          <w:u w:val="single"/>
+        </w:rPr>
+      </w:pPr>
+      <w:r>
+        <w:rPr>
+          <w:u w:val="single"/>
+        </w:rPr>
+        <w:t xml:space="preserve">  }, [fetchData]);</w:t>
+      </w:r>
+    </w:p>
+    <w:p>
+      <w:pPr>
+        <w:rPr>
+          <w:u w:val="single"/>
+        </w:rPr>
+      </w:pPr>
+    </w:p>
+    <w:p>
+      <w:pPr>
+        <w:rPr>
+          <w:u w:val="single"/>
+        </w:rPr>
+      </w:pPr>
+      <w:r>
+        <w:rPr>
+          <w:u w:val="single"/>
+        </w:rPr>
+        <w:t xml:space="preserve">  // Re-sort data when sortType changes</w:t>
+      </w:r>
+    </w:p>
+    <w:p>
+      <w:pPr>
+        <w:rPr>
+          <w:u w:val="single"/>
+        </w:rPr>
+      </w:pPr>
+      <w:r>
+        <w:rPr>
+          <w:u w:val="single"/>
+        </w:rPr>
+        <w:t xml:space="preserve">  useEffect(() =&gt; {</w:t>
+      </w:r>
+    </w:p>
+    <w:p>
+      <w:pPr>
+        <w:rPr>
+          <w:u w:val="single"/>
+        </w:rPr>
+      </w:pPr>
+      <w:r>
+        <w:rPr>
+          <w:u w:val="single"/>
+        </w:rPr>
+        <w:t xml:space="preserve">    sortData(products, sortType);</w:t>
+      </w:r>
+    </w:p>
+    <w:p>
+      <w:pPr>
+        <w:rPr>
+          <w:u w:val="single"/>
+        </w:rPr>
+      </w:pPr>
+      <w:r>
+        <w:rPr>
+          <w:u w:val="single"/>
+        </w:rPr>
+        <w:t xml:space="preserve">  }, [sortType, products, sortData]); //</w:t>
+      </w:r>
+    </w:p>
+    <w:p>
+      <w:pPr>
+        <w:rPr>
+          <w:u w:val="single"/>
+        </w:rPr>
+      </w:pPr>
+    </w:p>
+    <w:p>
+      <w:pPr>
+        <w:rPr>
+          <w:u w:val="single"/>
+        </w:rPr>
+      </w:pPr>
+      <w:r>
+        <w:rPr>
+          <w:u w:val="single"/>
+        </w:rPr>
+        <w:t xml:space="preserve">  if (isLoading) {</w:t>
+      </w:r>
+    </w:p>
+    <w:p>
+      <w:pPr>
+        <w:rPr>
+          <w:u w:val="single"/>
+        </w:rPr>
+      </w:pPr>
+      <w:r>
+        <w:rPr>
+          <w:u w:val="single"/>
+        </w:rPr>
+        <w:t xml:space="preserve">    return &lt;div&gt;Loading products...&lt;/div&gt;;</w:t>
+      </w:r>
+    </w:p>
+    <w:p>
+      <w:pPr>
+        <w:rPr>
+          <w:u w:val="single"/>
+        </w:rPr>
+      </w:pPr>
+      <w:r>
+        <w:rPr>
+          <w:u w:val="single"/>
+        </w:rPr>
+        <w:t xml:space="preserve">  }</w:t>
+      </w:r>
+    </w:p>
+    <w:p>
+      <w:pPr>
+        <w:rPr>
+          <w:u w:val="single"/>
+        </w:rPr>
+      </w:pPr>
+    </w:p>
+    <w:p>
+      <w:pPr>
+        <w:rPr>
+          <w:u w:val="single"/>
+        </w:rPr>
+      </w:pPr>
+      <w:r>
+        <w:rPr>
+          <w:u w:val="single"/>
+        </w:rPr>
+        <w:t xml:space="preserve">  return (</w:t>
+      </w:r>
+    </w:p>
+    <w:p>
+      <w:pPr>
+        <w:rPr>
+          <w:u w:val="single"/>
+        </w:rPr>
+      </w:pPr>
+      <w:r>
+        <w:rPr>
+          <w:u w:val="single"/>
+        </w:rPr>
+        <w:t xml:space="preserve">    &lt;div&gt;</w:t>
+      </w:r>
+    </w:p>
+    <w:p>
+      <w:pPr>
+        <w:rPr>
+          <w:u w:val="single"/>
+        </w:rPr>
+      </w:pPr>
+      <w:r>
+        <w:rPr>
+          <w:u w:val="single"/>
+        </w:rPr>
+        <w:t xml:space="preserve">      &lt;h1&gt;Product List&lt;/h1&gt;</w:t>
+      </w:r>
+    </w:p>
+    <w:p>
+      <w:pPr>
+        <w:rPr>
+          <w:u w:val="single"/>
+        </w:rPr>
+      </w:pPr>
+      <w:r>
+        <w:rPr>
+          <w:u w:val="single"/>
+        </w:rPr>
+        <w:t xml:space="preserve">      &lt;button onClick={() =&gt; setSortType(sortType === 'ascending' ? 'descending' : 'ascending')}&gt;</w:t>
+      </w:r>
+    </w:p>
+    <w:p>
+      <w:pPr>
+        <w:rPr>
+          <w:u w:val="single"/>
+        </w:rPr>
+      </w:pPr>
+      <w:r>
+        <w:rPr>
+          <w:u w:val="single"/>
+        </w:rPr>
+        <w:t xml:space="preserve">        Sort {sortType === 'ascending' ? 'Descending' : 'Ascending'}</w:t>
+      </w:r>
+    </w:p>
+    <w:p>
+      <w:pPr>
+        <w:rPr>
+          <w:u w:val="single"/>
+        </w:rPr>
+      </w:pPr>
+      <w:r>
+        <w:rPr>
+          <w:u w:val="single"/>
+        </w:rPr>
+        <w:t xml:space="preserve">      &lt;/button&gt;</w:t>
+      </w:r>
+    </w:p>
+    <w:p>
+      <w:pPr>
+        <w:rPr>
+          <w:u w:val="single"/>
+        </w:rPr>
+      </w:pPr>
+    </w:p>
+    <w:p>
+      <w:pPr>
+        <w:rPr>
+          <w:u w:val="single"/>
+        </w:rPr>
+      </w:pPr>
+      <w:r>
+        <w:rPr>
+          <w:u w:val="single"/>
+        </w:rPr>
+        <w:t xml:space="preserve">      &lt;ul&gt;</w:t>
+      </w:r>
+    </w:p>
+    <w:p>
+      <w:pPr>
+        <w:rPr>
+          <w:u w:val="single"/>
+        </w:rPr>
+      </w:pPr>
+      <w:r>
+        <w:rPr>
+          <w:u w:val="single"/>
+        </w:rPr>
+        <w:t xml:space="preserve">        {sortedProducts.map((product) =&gt; (</w:t>
+      </w:r>
+    </w:p>
+    <w:p>
+      <w:pPr>
+        <w:rPr>
+          <w:u w:val="single"/>
+        </w:rPr>
+      </w:pPr>
+      <w:r>
+        <w:rPr>
+          <w:u w:val="single"/>
+        </w:rPr>
+        <w:t xml:space="preserve">          &lt;li key={product.id}&gt;{product.title}&lt;/li&gt;</w:t>
+      </w:r>
+    </w:p>
+    <w:p>
+      <w:pPr>
+        <w:rPr>
+          <w:u w:val="single"/>
+        </w:rPr>
+      </w:pPr>
+      <w:r>
+        <w:rPr>
+          <w:u w:val="single"/>
+        </w:rPr>
+        <w:t xml:space="preserve">        ))}</w:t>
+      </w:r>
+    </w:p>
+    <w:p>
+      <w:pPr>
+        <w:rPr>
+          <w:u w:val="single"/>
+        </w:rPr>
+      </w:pPr>
+      <w:r>
+        <w:rPr>
+          <w:u w:val="single"/>
+        </w:rPr>
+        <w:t xml:space="preserve">      &lt;/ul&gt;</w:t>
+      </w:r>
+    </w:p>
+    <w:p>
+      <w:pPr>
+        <w:rPr>
+          <w:u w:val="single"/>
+        </w:rPr>
+      </w:pPr>
+      <w:r>
+        <w:rPr>
+          <w:u w:val="single"/>
+        </w:rPr>
+        <w:t xml:space="preserve">    &lt;/div&gt;</w:t>
+      </w:r>
+    </w:p>
+    <w:p>
+      <w:pPr>
+        <w:rPr>
+          <w:u w:val="single"/>
+        </w:rPr>
+      </w:pPr>
+      <w:r>
+        <w:rPr>
+          <w:u w:val="single"/>
+        </w:rPr>
+        <w:lastRenderedPageBreak/>
+        <w:t xml:space="preserve">  );</w:t>
+      </w:r>
+    </w:p>
+    <w:p>
+      <w:pPr>
+        <w:rPr>
+          <w:u w:val="single"/>
+        </w:rPr>
+      </w:pPr>
+      <w:r>
+        <w:rPr>
+          <w:u w:val="single"/>
+        </w:rPr>
+        <w:t>};</w:t>
+      </w:r>
+    </w:p>
+    <w:p>
+      <w:pPr>
+        <w:rPr>
+          <w:u w:val="single"/>
+        </w:rPr>
+      </w:pPr>
+    </w:p>
+    <w:p>
+      <w:pPr>
+        <w:rPr>
+          <w:u w:val="single"/>
+        </w:rPr>
+      </w:pPr>
+      <w:r>
+        <w:rPr>
+          <w:u w:val="single"/>
+        </w:rPr>
+        <w:t>export default ProductList;</w:t>
+      </w:r>
+    </w:p>
+    <w:p>
+      <w:pPr>
+        <w:rPr>
+          <w:u w:val="single"/>
+        </w:rPr>
+      </w:pPr>
+    </w:p>
+    <w:p>
+      <w:pPr>
+        <w:rPr>
+          <w:b/>
+          <w:bCs/>
+          <w:u w:val="single"/>
+        </w:rPr>
+      </w:pPr>
+      <w:r>
+        <w:rPr>
+          <w:b/>
+          <w:bCs/>
+          <w:u w:val="single"/>
+        </w:rPr>
+        <w:t>Key Practices</w:t>
+      </w:r>
+    </w:p>
+    <w:p>
+      <w:pPr>
+        <w:numPr>
+          <w:ilvl w:val="0"/>
+          <w:numId w:val="11"/>
+        </w:numPr>
+        <w:rPr>
+          <w:u w:val="single"/>
+        </w:rPr>
+      </w:pPr>
+      <w:r>
+        <w:rPr>
+          <w:b/>
+          <w:bCs/>
+          <w:u w:val="single"/>
+        </w:rPr>
+        <w:t>Asynchronous Handling:</w:t>
+      </w:r>
+      <w:r>
+        <w:rPr>
+          <w:u w:val="single"/>
+        </w:rPr>
+        <w:t> Data fetching is asynchronous. Ensure you use async/await and handle the promise resolution correctly before attempting to sort the data.</w:t>
+      </w:r>
+    </w:p>
+    <w:p>
+      <w:pPr>
+        <w:numPr>
+          <w:ilvl w:val="0"/>
+          <w:numId w:val="11"/>
+        </w:numPr>
+        <w:rPr>
+          <w:u w:val="single"/>
+        </w:rPr>
+      </w:pPr>
+      <w:r>
+        <w:rPr>
+          <w:b/>
+          <w:bCs/>
+          <w:u w:val="single"/>
+        </w:rPr>
+        <w:t>Immutability:</w:t>
+      </w:r>
+      <w:r>
+        <w:rPr>
+          <w:u w:val="single"/>
+        </w:rPr>
+        <w:t> The Array.prototype.sort() method modifies the array in place. To adhere to React's immutability principles, create a shallow copy of the array using the spread syntax ([...]) or Array.prototype.toSorted() (if browser compatibility is not an issue) before sorting.</w:t>
+      </w:r>
+    </w:p>
+    <w:p>
+      <w:pPr>
+        <w:numPr>
+          <w:ilvl w:val="0"/>
+          <w:numId w:val="11"/>
+        </w:numPr>
+        <w:rPr>
+          <w:u w:val="single"/>
+        </w:rPr>
+      </w:pPr>
+      <w:r>
+        <w:rPr>
+          <w:b/>
+          <w:bCs/>
+          <w:u w:val="single"/>
+        </w:rPr>
+        <w:t>Separation of Concerns:</w:t>
+      </w:r>
+      <w:r>
+        <w:rPr>
+          <w:u w:val="single"/>
+        </w:rPr>
+        <w:t> Keep your API call logic separate from the sorting and rendering logic. Call the API once (e.g., on initial load in useEffect) and then use client-side logic to sort the data whenever the sort order changes.</w:t>
+      </w:r>
+    </w:p>
+    <w:p>
+      <w:pPr>
+        <w:numPr>
+          <w:ilvl w:val="0"/>
+          <w:numId w:val="11"/>
+        </w:numPr>
+        <w:rPr>
+          <w:u w:val="single"/>
+        </w:rPr>
+      </w:pPr>
+      <w:r>
+        <w:rPr>
+          <w:b/>
+          <w:bCs/>
+          <w:u w:val="single"/>
+        </w:rPr>
+        <w:t>TypeScript Types:</w:t>
+      </w:r>
+      <w:r>
+        <w:rPr>
+          <w:u w:val="single"/>
+        </w:rPr>
+        <w:t> Define clear interfaces for your data structures to leverage TypeScript's type checking capabilities throughout the process. </w:t>
+      </w:r>
+    </w:p>
+    <w:p>
+      <w:pPr>
+        <w:rPr>
+          <w:u w:val="single"/>
+        </w:rPr>
+      </w:pPr>
+      <w:r>
+        <w:rPr>
+          <w:u w:val="single"/>
+        </w:rPr>
+        <w:br w:type="page"/>
+      </w:r>
+    </w:p>
+    <w:p>
+      <w:pPr>
+        <w:rPr>
+          <w:u w:val="single"/>
+        </w:rPr>
+      </w:pPr>
+      <w:r>
+        <w:rPr>
+          <w:u w:val="single"/>
+        </w:rPr>
+        <w:lastRenderedPageBreak/>
+        <w:t>import React, { useState } from 'react';</w:t>
+      </w:r>
+    </w:p>
+    <w:p>
+      <w:pPr>
+        <w:rPr>
+          <w:u w:val="single"/>
+        </w:rPr>
+      </w:pPr>
+    </w:p>
+    <w:p>
+      <w:pPr>
+        <w:rPr>
+          <w:u w:val="single"/>
+        </w:rPr>
+      </w:pPr>
+      <w:r>
+        <w:rPr>
+          <w:u w:val="single"/>
+        </w:rPr>
+        <w:t>// 1. Define the type for the data you expect to fetch</w:t>
+      </w:r>
+    </w:p>
+    <w:p>
+      <w:pPr>
+        <w:rPr>
+          <w:u w:val="single"/>
+        </w:rPr>
+      </w:pPr>
+      <w:r>
+        <w:rPr>
+          <w:u w:val="single"/>
+        </w:rPr>
+        <w:t>interface Post {</w:t>
+      </w:r>
+    </w:p>
+    <w:p>
+      <w:pPr>
+        <w:rPr>
+          <w:u w:val="single"/>
+        </w:rPr>
+      </w:pPr>
+      <w:r>
+        <w:rPr>
+          <w:u w:val="single"/>
+        </w:rPr>
+        <w:t xml:space="preserve">  userId: number;</w:t>
+      </w:r>
+    </w:p>
+    <w:p>
+      <w:pPr>
+        <w:rPr>
+          <w:u w:val="single"/>
+        </w:rPr>
+      </w:pPr>
+      <w:r>
+        <w:rPr>
+          <w:u w:val="single"/>
+        </w:rPr>
+        <w:t xml:space="preserve">  id: number;</w:t>
+      </w:r>
+    </w:p>
+    <w:p>
+      <w:pPr>
+        <w:rPr>
+          <w:u w:val="single"/>
+        </w:rPr>
+      </w:pPr>
+      <w:r>
+        <w:rPr>
+          <w:u w:val="single"/>
+        </w:rPr>
+        <w:t xml:space="preserve">  title: string;</w:t>
+      </w:r>
+    </w:p>
+    <w:p>
+      <w:pPr>
+        <w:rPr>
+          <w:u w:val="single"/>
+        </w:rPr>
+      </w:pPr>
+      <w:r>
+        <w:rPr>
+          <w:u w:val="single"/>
+        </w:rPr>
+        <w:t xml:space="preserve">  body: string;</w:t>
+      </w:r>
+    </w:p>
+    <w:p>
+      <w:pPr>
+        <w:rPr>
+          <w:u w:val="single"/>
+        </w:rPr>
+      </w:pPr>
+      <w:r>
+        <w:rPr>
+          <w:u w:val="single"/>
+        </w:rPr>
+        <w:t>}</w:t>
+      </w:r>
+    </w:p>
+    <w:p>
+      <w:pPr>
+        <w:rPr>
+          <w:u w:val="single"/>
+        </w:rPr>
+      </w:pPr>
+    </w:p>
+    <w:p>
+      <w:pPr>
+        <w:rPr>
+          <w:u w:val="single"/>
+        </w:rPr>
+      </w:pPr>
+      <w:r>
+        <w:rPr>
+          <w:u w:val="single"/>
+        </w:rPr>
+        <w:t>const FetchDataOnClick: React.FC = () =&gt; {</w:t>
+      </w:r>
+    </w:p>
+    <w:p>
+      <w:pPr>
+        <w:rPr>
+          <w:u w:val="single"/>
+        </w:rPr>
+      </w:pPr>
+      <w:r>
+        <w:rPr>
+          <w:u w:val="single"/>
+        </w:rPr>
+        <w:t xml:space="preserve">  const [data, setData] = useState&lt;Post | null&gt;(null);</w:t>
+      </w:r>
+    </w:p>
+    <w:p>
+      <w:pPr>
+        <w:rPr>
+          <w:u w:val="single"/>
+        </w:rPr>
+      </w:pPr>
+      <w:r>
+        <w:rPr>
+          <w:u w:val="single"/>
+        </w:rPr>
+        <w:t xml:space="preserve">  const [isLoading, setIsLoading] = useState(false);</w:t>
+      </w:r>
+    </w:p>
+    <w:p>
+      <w:pPr>
+        <w:rPr>
+          <w:u w:val="single"/>
+        </w:rPr>
+      </w:pPr>
+      <w:r>
+        <w:rPr>
+          <w:u w:val="single"/>
+        </w:rPr>
+        <w:t xml:space="preserve">  const [error, setError] = useState&lt;string | null&gt;(null);</w:t>
+      </w:r>
+    </w:p>
+    <w:p>
+      <w:pPr>
+        <w:rPr>
+          <w:u w:val="single"/>
+        </w:rPr>
+      </w:pPr>
+    </w:p>
+    <w:p>
+      <w:pPr>
+        <w:rPr>
+          <w:u w:val="single"/>
+        </w:rPr>
+      </w:pPr>
+      <w:r>
+        <w:rPr>
+          <w:u w:val="single"/>
+        </w:rPr>
+        <w:t xml:space="preserve">  // 2. Define the asynchronous fetching function</w:t>
+      </w:r>
+    </w:p>
+    <w:p>
+      <w:pPr>
+        <w:rPr>
+          <w:u w:val="single"/>
+        </w:rPr>
+      </w:pPr>
+      <w:r>
+        <w:rPr>
+          <w:u w:val="single"/>
+        </w:rPr>
+        <w:t xml:space="preserve">  const fetchData = async (): Promise&lt;Post | undefined&gt; =&gt; {</w:t>
+      </w:r>
+    </w:p>
+    <w:p>
+      <w:pPr>
+        <w:rPr>
+          <w:u w:val="single"/>
+        </w:rPr>
+      </w:pPr>
+      <w:r>
+        <w:rPr>
+          <w:u w:val="single"/>
+        </w:rPr>
+        <w:t xml:space="preserve">    setIsLoading(true);</w:t>
+      </w:r>
+    </w:p>
+    <w:p>
+      <w:pPr>
+        <w:rPr>
+          <w:u w:val="single"/>
+        </w:rPr>
+      </w:pPr>
+      <w:r>
+        <w:rPr>
+          <w:u w:val="single"/>
+        </w:rPr>
+        <w:t xml:space="preserve">    setError(null);</w:t>
+      </w:r>
+    </w:p>
+    <w:p>
+      <w:pPr>
+        <w:rPr>
+          <w:u w:val="single"/>
+        </w:rPr>
+      </w:pPr>
+      <w:r>
+        <w:rPr>
+          <w:u w:val="single"/>
+        </w:rPr>
+        <w:t xml:space="preserve">    try {</w:t>
+      </w:r>
+    </w:p>
+    <w:p>
+      <w:pPr>
+        <w:rPr>
+          <w:u w:val="single"/>
+        </w:rPr>
+      </w:pPr>
+      <w:r>
+        <w:rPr>
+          <w:u w:val="single"/>
+        </w:rPr>
+        <w:t xml:space="preserve">      // Use the Fetch API to make the request</w:t>
+      </w:r>
+    </w:p>
+    <w:p>
+      <w:pPr>
+        <w:rPr>
+          <w:u w:val="single"/>
+        </w:rPr>
+      </w:pPr>
+      <w:r>
+        <w:rPr>
+          <w:u w:val="single"/>
+        </w:rPr>
+        <w:t xml:space="preserve">      const response = await fetch('https://jsonplaceholder.typicode.com');</w:t>
+      </w:r>
+    </w:p>
+    <w:p>
+      <w:pPr>
+        <w:rPr>
+          <w:u w:val="single"/>
+        </w:rPr>
+      </w:pPr>
+      <w:r>
+        <w:rPr>
+          <w:u w:val="single"/>
+        </w:rPr>
+        <w:t xml:space="preserve">      </w:t>
+      </w:r>
+    </w:p>
+    <w:p>
+      <w:pPr>
+        <w:rPr>
+          <w:u w:val="single"/>
+        </w:rPr>
+      </w:pPr>
+      <w:r>
+        <w:rPr>
+          <w:u w:val="single"/>
+        </w:rPr>
+        <w:t xml:space="preserve">      // Check if the request was successful (fetch does not throw on HTTP errors like 404)</w:t>
+      </w:r>
+    </w:p>
+    <w:p>
+      <w:pPr>
+        <w:rPr>
+          <w:u w:val="single"/>
+        </w:rPr>
+      </w:pPr>
+      <w:r>
+        <w:rPr>
+          <w:u w:val="single"/>
+        </w:rPr>
+        <w:t xml:space="preserve">      if (!response.ok) {</w:t>
+      </w:r>
+    </w:p>
+    <w:p>
+      <w:pPr>
+        <w:rPr>
+          <w:u w:val="single"/>
+        </w:rPr>
+      </w:pPr>
+      <w:r>
+        <w:rPr>
+          <w:u w:val="single"/>
+        </w:rPr>
+        <w:t xml:space="preserve">        throw new Error(`HTTP error! status: ${response.status}`);</w:t>
+      </w:r>
+    </w:p>
+    <w:p>
+      <w:pPr>
+        <w:rPr>
+          <w:u w:val="single"/>
+        </w:rPr>
+      </w:pPr>
+      <w:r>
+        <w:rPr>
+          <w:u w:val="single"/>
+        </w:rPr>
+        <w:t xml:space="preserve">      }</w:t>
+      </w:r>
+    </w:p>
+    <w:p>
+      <w:pPr>
+        <w:rPr>
+          <w:u w:val="single"/>
+        </w:rPr>
+      </w:pPr>
+      <w:r>
+        <w:rPr>
+          <w:u w:val="single"/>
+        </w:rPr>
+        <w:lastRenderedPageBreak/>
+        <w:t xml:space="preserve">      </w:t>
+      </w:r>
+    </w:p>
+    <w:p>
+      <w:pPr>
+        <w:rPr>
+          <w:u w:val="single"/>
+        </w:rPr>
+      </w:pPr>
+      <w:r>
+        <w:rPr>
+          <w:u w:val="single"/>
+        </w:rPr>
+        <w:t xml:space="preserve">      // Parse the JSON response, which is also an async operation</w:t>
+      </w:r>
+    </w:p>
+    <w:p>
+      <w:pPr>
+        <w:rPr>
+          <w:u w:val="single"/>
+        </w:rPr>
+      </w:pPr>
+      <w:r>
+        <w:rPr>
+          <w:u w:val="single"/>
+        </w:rPr>
+        <w:t xml:space="preserve">      const result: Post = await response.json();</w:t>
+      </w:r>
+    </w:p>
+    <w:p>
+      <w:pPr>
+        <w:rPr>
+          <w:u w:val="single"/>
+        </w:rPr>
+      </w:pPr>
+      <w:r>
+        <w:rPr>
+          <w:u w:val="single"/>
+        </w:rPr>
+        <w:t xml:space="preserve">      </w:t>
+      </w:r>
+    </w:p>
+    <w:p>
+      <w:pPr>
+        <w:rPr>
+          <w:u w:val="single"/>
+        </w:rPr>
+      </w:pPr>
+      <w:r>
+        <w:rPr>
+          <w:u w:val="single"/>
+        </w:rPr>
+        <w:t xml:space="preserve">      setData(result);</w:t>
+      </w:r>
+    </w:p>
+    <w:p>
+      <w:pPr>
+        <w:rPr>
+          <w:u w:val="single"/>
+        </w:rPr>
+      </w:pPr>
+      <w:r>
+        <w:rPr>
+          <w:u w:val="single"/>
+        </w:rPr>
+        <w:t xml:space="preserve">      return result;</w:t>
+      </w:r>
+    </w:p>
+    <w:p>
+      <w:pPr>
+        <w:rPr>
+          <w:u w:val="single"/>
+        </w:rPr>
+      </w:pPr>
+      <w:r>
+        <w:rPr>
+          <w:u w:val="single"/>
+        </w:rPr>
+        <w:t xml:space="preserve">    } catch (err) {</w:t>
+      </w:r>
+    </w:p>
+    <w:p>
+      <w:pPr>
+        <w:rPr>
+          <w:u w:val="single"/>
+        </w:rPr>
+      </w:pPr>
+      <w:r>
+        <w:rPr>
+          <w:u w:val="single"/>
+        </w:rPr>
+        <w:t xml:space="preserve">      // Type assertion for the error for TypeScript</w:t>
+      </w:r>
+    </w:p>
+    <w:p>
+      <w:pPr>
+        <w:rPr>
+          <w:u w:val="single"/>
+        </w:rPr>
+      </w:pPr>
+      <w:r>
+        <w:rPr>
+          <w:u w:val="single"/>
+        </w:rPr>
+        <w:t xml:space="preserve">      if (err instanceof Error) {</w:t>
+      </w:r>
+    </w:p>
+    <w:p>
+      <w:pPr>
+        <w:rPr>
+          <w:u w:val="single"/>
+        </w:rPr>
+      </w:pPr>
+      <w:r>
+        <w:rPr>
+          <w:u w:val="single"/>
+        </w:rPr>
+        <w:t xml:space="preserve">        setError(err.message);</w:t>
+      </w:r>
+    </w:p>
+    <w:p>
+      <w:pPr>
+        <w:rPr>
+          <w:u w:val="single"/>
+        </w:rPr>
+      </w:pPr>
+      <w:r>
+        <w:rPr>
+          <w:u w:val="single"/>
+        </w:rPr>
+        <w:t xml:space="preserve">      } else {</w:t>
+      </w:r>
+    </w:p>
+    <w:p>
+      <w:pPr>
+        <w:rPr>
+          <w:u w:val="single"/>
+        </w:rPr>
+      </w:pPr>
+      <w:r>
+        <w:rPr>
+          <w:u w:val="single"/>
+        </w:rPr>
+        <w:t xml:space="preserve">        setError("An unknown error occurred");</w:t>
+      </w:r>
+    </w:p>
+    <w:p>
+      <w:pPr>
+        <w:rPr>
+          <w:u w:val="single"/>
+        </w:rPr>
+      </w:pPr>
+      <w:r>
+        <w:rPr>
+          <w:u w:val="single"/>
+        </w:rPr>
+        <w:t xml:space="preserve">      }</w:t>
+      </w:r>
+    </w:p>
+    <w:p>
+      <w:pPr>
+        <w:rPr>
+          <w:u w:val="single"/>
+        </w:rPr>
+      </w:pPr>
+      <w:r>
+        <w:rPr>
+          <w:u w:val="single"/>
+        </w:rPr>
+        <w:t xml:space="preserve">    } finally {</w:t>
+      </w:r>
+    </w:p>
+    <w:p>
+      <w:pPr>
+        <w:rPr>
+          <w:u w:val="single"/>
+        </w:rPr>
+      </w:pPr>
+      <w:r>
+        <w:rPr>
+          <w:u w:val="single"/>
+        </w:rPr>
+        <w:t xml:space="preserve">      setIsLoading(false);</w:t>
+      </w:r>
+    </w:p>
+    <w:p>
+      <w:pPr>
+        <w:rPr>
+          <w:u w:val="single"/>
+        </w:rPr>
+      </w:pPr>
+      <w:r>
+        <w:rPr>
+          <w:u w:val="single"/>
+        </w:rPr>
+        <w:t xml:space="preserve">    }</w:t>
+      </w:r>
+    </w:p>
+    <w:p>
+      <w:pPr>
+        <w:rPr>
+          <w:u w:val="single"/>
+        </w:rPr>
+      </w:pPr>
+      <w:r>
+        <w:rPr>
+          <w:u w:val="single"/>
+        </w:rPr>
+        <w:t xml:space="preserve">  };</w:t>
+      </w:r>
+    </w:p>
+    <w:p>
+      <w:pPr>
+        <w:rPr>
+          <w:u w:val="single"/>
+        </w:rPr>
+      </w:pPr>
+    </w:p>
+    <w:p>
+      <w:pPr>
+        <w:rPr>
+          <w:u w:val="single"/>
+        </w:rPr>
+      </w:pPr>
+      <w:r>
+        <w:rPr>
+          <w:u w:val="single"/>
+        </w:rPr>
+        <w:t xml:space="preserve">  // 3. Define the click handler which calls the async fetch function</w:t>
+      </w:r>
+    </w:p>
+    <w:p>
+      <w:pPr>
+        <w:rPr>
+          <w:u w:val="single"/>
+        </w:rPr>
+      </w:pPr>
+      <w:r>
+        <w:rPr>
+          <w:u w:val="single"/>
+        </w:rPr>
+        <w:t xml:space="preserve">  const handleClick = () =&gt; {</w:t>
+      </w:r>
+    </w:p>
+    <w:p>
+      <w:pPr>
+        <w:rPr>
+          <w:u w:val="single"/>
+        </w:rPr>
+      </w:pPr>
+      <w:r>
+        <w:rPr>
+          <w:u w:val="single"/>
+        </w:rPr>
+        <w:t xml:space="preserve">    // You can call the async function directly here</w:t>
+      </w:r>
+    </w:p>
+    <w:p>
+      <w:pPr>
+        <w:rPr>
+          <w:u w:val="single"/>
+        </w:rPr>
+      </w:pPr>
+      <w:r>
+        <w:rPr>
+          <w:u w:val="single"/>
+        </w:rPr>
+        <w:t xml:space="preserve">    fetchData(); </w:t>
+      </w:r>
+    </w:p>
+    <w:p>
+      <w:pPr>
+        <w:rPr>
+          <w:u w:val="single"/>
+        </w:rPr>
+      </w:pPr>
+      <w:r>
+        <w:rPr>
+          <w:u w:val="single"/>
+        </w:rPr>
+        <w:t xml:space="preserve">  };</w:t>
+      </w:r>
+    </w:p>
+    <w:p>
+      <w:pPr>
+        <w:rPr>
+          <w:u w:val="single"/>
+        </w:rPr>
+      </w:pPr>
+    </w:p>
+    <w:p>
+      <w:pPr>
+        <w:rPr>
+          <w:u w:val="single"/>
+        </w:rPr>
+      </w:pPr>
+      <w:r>
+        <w:rPr>
+          <w:u w:val="single"/>
+        </w:rPr>
+        <w:t xml:space="preserve">  // 4. Render the component with the button and data display</w:t>
+      </w:r>
+    </w:p>
+    <w:p>
+      <w:pPr>
+        <w:rPr>
+          <w:u w:val="single"/>
+        </w:rPr>
+      </w:pPr>
+      <w:r>
+        <w:rPr>
+          <w:u w:val="single"/>
+        </w:rPr>
+        <w:t xml:space="preserve">  return (</w:t>
+      </w:r>
+    </w:p>
+    <w:p>
+      <w:pPr>
+        <w:rPr>
+          <w:u w:val="single"/>
+        </w:rPr>
+      </w:pPr>
+      <w:r>
+        <w:rPr>
+          <w:u w:val="single"/>
+        </w:rPr>
+        <w:t xml:space="preserve">    &lt;div&gt;</w:t>
+      </w:r>
+    </w:p>
+    <w:p>
+      <w:pPr>
+        <w:rPr>
+          <w:u w:val="single"/>
+        </w:rPr>
+      </w:pPr>
+      <w:r>
+        <w:rPr>
+          <w:u w:val="single"/>
+        </w:rPr>
+        <w:t xml:space="preserve">      &lt;button onClick={handleClick} disabled={isLoading}&gt;</w:t>
+      </w:r>
+    </w:p>
+    <w:p>
+      <w:pPr>
+        <w:rPr>
+          <w:u w:val="single"/>
+        </w:rPr>
+      </w:pPr>
+      <w:r>
+        <w:rPr>
+          <w:u w:val="single"/>
+        </w:rPr>
+        <w:lastRenderedPageBreak/>
+        <w:t xml:space="preserve">        {isLoading ? 'Fetching...' : 'Fetch Post ID 1'}</w:t>
+      </w:r>
+    </w:p>
+    <w:p>
+      <w:pPr>
+        <w:rPr>
+          <w:u w:val="single"/>
+        </w:rPr>
+      </w:pPr>
+      <w:r>
+        <w:rPr>
+          <w:u w:val="single"/>
+        </w:rPr>
+        <w:t xml:space="preserve">      &lt;/button&gt;</w:t>
+      </w:r>
+    </w:p>
+    <w:p>
+      <w:pPr>
+        <w:rPr>
+          <w:u w:val="single"/>
+        </w:rPr>
+      </w:pPr>
+      <w:r>
+        <w:rPr>
+          <w:u w:val="single"/>
+        </w:rPr>
+        <w:t xml:space="preserve">      </w:t>
+      </w:r>
+    </w:p>
+    <w:p>
+      <w:pPr>
+        <w:rPr>
+          <w:u w:val="single"/>
+        </w:rPr>
+      </w:pPr>
+      <w:r>
+        <w:rPr>
+          <w:u w:val="single"/>
+        </w:rPr>
+        <w:t xml:space="preserve">      {error &amp;&amp; &lt;p style={{ color: 'red' }}&gt;Error: {error}&lt;/p&gt;}</w:t>
+      </w:r>
+    </w:p>
+    <w:p>
+      <w:pPr>
+        <w:rPr>
+          <w:u w:val="single"/>
+        </w:rPr>
+      </w:pPr>
+      <w:r>
+        <w:rPr>
+          <w:u w:val="single"/>
+        </w:rPr>
+        <w:t xml:space="preserve">      </w:t>
+      </w:r>
+    </w:p>
+    <w:p>
+      <w:pPr>
+        <w:rPr>
+          <w:u w:val="single"/>
+        </w:rPr>
+      </w:pPr>
+      <w:r>
+        <w:rPr>
+          <w:u w:val="single"/>
+        </w:rPr>
+        <w:t xml:space="preserve">      {data &amp;&amp; (</w:t>
+      </w:r>
+    </w:p>
+    <w:p>
+      <w:pPr>
+        <w:rPr>
+          <w:u w:val="single"/>
+        </w:rPr>
+      </w:pPr>
+      <w:r>
+        <w:rPr>
+          <w:u w:val="single"/>
+        </w:rPr>
+        <w:t xml:space="preserve">        &lt;div&gt;</w:t>
+      </w:r>
+    </w:p>
+    <w:p>
+      <w:pPr>
+        <w:rPr>
+          <w:u w:val="single"/>
+        </w:rPr>
+      </w:pPr>
+      <w:r>
+        <w:rPr>
+          <w:u w:val="single"/>
+        </w:rPr>
+        <w:t xml:space="preserve">          &lt;h2&gt;{data.title}&lt;/h2&gt;</w:t>
+      </w:r>
+    </w:p>
+    <w:p>
+      <w:pPr>
+        <w:rPr>
+          <w:u w:val="single"/>
+        </w:rPr>
+      </w:pPr>
+      <w:r>
+        <w:rPr>
+          <w:u w:val="single"/>
+        </w:rPr>
+        <w:t xml:space="preserve">          &lt;p&gt;{data.body}&lt;/p&gt;</w:t>
+      </w:r>
+    </w:p>
+    <w:p>
+      <w:pPr>
+        <w:rPr>
+          <w:u w:val="single"/>
+        </w:rPr>
+      </w:pPr>
+      <w:r>
+        <w:rPr>
+          <w:u w:val="single"/>
+        </w:rPr>
+        <w:t xml:space="preserve">        &lt;/div&gt;</w:t>
+      </w:r>
+    </w:p>
+    <w:p>
+      <w:pPr>
+        <w:rPr>
+          <w:u w:val="single"/>
+        </w:rPr>
+      </w:pPr>
+      <w:r>
+        <w:rPr>
+          <w:u w:val="single"/>
+        </w:rPr>
+        <w:t xml:space="preserve">      )}</w:t>
+      </w:r>
+    </w:p>
+    <w:p>
+      <w:pPr>
+        <w:rPr>
+          <w:u w:val="single"/>
+        </w:rPr>
+      </w:pPr>
+      <w:r>
+        <w:rPr>
+          <w:u w:val="single"/>
+        </w:rPr>
+        <w:t xml:space="preserve">    &lt;/div&gt;</w:t>
+      </w:r>
+    </w:p>
+    <w:p>
+      <w:pPr>
+        <w:rPr>
+          <w:u w:val="single"/>
+        </w:rPr>
+      </w:pPr>
+      <w:r>
+        <w:rPr>
+          <w:u w:val="single"/>
+        </w:rPr>
+        <w:t xml:space="preserve">  );</w:t>
+      </w:r>
+    </w:p>
+    <w:p>
+      <w:pPr>
+        <w:rPr>
+          <w:u w:val="single"/>
+        </w:rPr>
+      </w:pPr>
+      <w:r>
+        <w:rPr>
+          <w:u w:val="single"/>
+        </w:rPr>
+        <w:t>};</w:t>
+      </w:r>
+    </w:p>
+    <w:p>
+      <w:pPr>
+        <w:rPr>
+          <w:u w:val="single"/>
+        </w:rPr>
+      </w:pPr>
+    </w:p>
+    <w:p>
+      <w:pPr>
+        <w:rPr>
+          <w:u w:val="single"/>
+        </w:rPr>
+      </w:pPr>
+      <w:r>
+        <w:rPr>
+          <w:u w:val="single"/>
+        </w:rPr>
+        <w:t>export default FetchDataOnClick;</w:t>
+      </w:r>
+    </w:p>
+    <w:p>
+      <w:pPr>
+        <w:rPr>
+          <w:u w:val="single"/>
+        </w:rPr>
+      </w:pPr>
+    </w:p>
+    <w:p>
+      <w:pPr>
+        <w:rPr>
+          <w:u w:val="single"/>
+        </w:rPr>
+      </w:pPr>
+    </w:p>
+    <w:p>
+      <w:pPr>
+        <w:rPr>
+          <w:u w:val="single"/>
+        </w:rPr>
+      </w:pPr>
+      <w:r>
+        <w:rPr>
+          <w:u w:val="single"/>
+        </w:rPr>
+        <w:lastRenderedPageBreak/>
+        <w:drawing>
+          <wp:inline distT="0" distB="0" distL="0" distR="0" wp14:anchorId="454667AF" wp14:editId="3303C840">
+            <wp:extent cx="5400040" cy="5786755"/>
+            <wp:effectExtent l="0" t="0" r="0" b="4445"/>
+            <wp:docPr id="254691606" name="Imagem 1" descr="Interface gráfica do usuário, Texto, Aplicativo&#10;&#10;O conteúdo gerado por IA pode estar incorreto."/>
+            <wp:cNvGraphicFramePr>
+              <a:graphicFrameLocks xmlns:a="http://schemas.openxmlformats.org/drawingml/2006/main" noChangeAspect="1"/>
+            </wp:cNvGraphicFramePr>
+            <a:graphic xmlns:a="http://schemas.openxmlformats.org/drawingml/2006/main">
+              <a:graphicData uri="http://schemas.openxmlformats.org/drawingml/2006/picture">
+                <pic:pic xmlns:pic="http://schemas.openxmlformats.org/drawingml/2006/picture">
+                  <pic:nvPicPr>
+                    <pic:cNvPr id="254691606" name="Imagem 1" descr="Interface gráfica do usuário, Texto, Aplicativo&#10;&#10;O conteúdo gerado por IA pode estar incorreto."/>
+                    <pic:cNvPicPr/>
+                  </pic:nvPicPr>
+                  <pic:blipFill>
+                    <a:blip r:embed="rId5"/>
+                    <a:stretch>
+                      <a:fillRect/>
+                    </a:stretch>
+                  </pic:blipFill>
+                  <pic:spPr>
+                    <a:xfrm>
+                      <a:off x="0" y="0"/>
+                      <a:ext cx="5400040" cy="5786755"/>
+                    </a:xfrm>
+                    <a:prstGeom prst="rect">
+                      <a:avLst/>
+                    </a:prstGeom>
+                  </pic:spPr>
+                </pic:pic>
+              </a:graphicData>
+            </a:graphic>
+          </wp:inline>
+        </w:drawing>
+      </w:r>
+    </w:p>
+    <w:p>
+      <w:pPr>
+        <w:rPr>
+          <w:u w:val="single"/>
+        </w:rPr>
+      </w:pPr>
+      <w:r>
+        <w:rPr>
+          <w:u w:val="single"/>
+        </w:rPr>
+        <w:lastRenderedPageBreak/>
+        <w:drawing>
+          <wp:inline distT="0" distB="0" distL="0" distR="0" wp14:anchorId="613F9559" wp14:editId="74BEB07E">
+            <wp:extent cx="5400040" cy="6992620"/>
+            <wp:effectExtent l="0" t="0" r="0" b="0"/>
+            <wp:docPr id="262045628" name="Imagem 1" descr="Texto&#10;&#10;O conteúdo gerado por IA pode estar incorreto."/>
+            <wp:cNvGraphicFramePr>
+              <a:graphicFrameLocks xmlns:a="http://schemas.openxmlformats.org/drawingml/2006/main" noChangeAspect="1"/>
+            </wp:cNvGraphicFramePr>
+            <a:graphic xmlns:a="http://schemas.openxmlformats.org/drawingml/2006/main">
+              <a:graphicData uri="http://schemas.openxmlformats.org/drawingml/2006/picture">
+                <pic:pic xmlns:pic="http://schemas.openxmlformats.org/drawingml/2006/picture">
+                  <pic:nvPicPr>
+                    <pic:cNvPr id="262045628" name="Imagem 1" descr="Texto&#10;&#10;O conteúdo gerado por IA pode estar incorreto."/>
+                    <pic:cNvPicPr/>
+                  </pic:nvPicPr>
+                  <pic:blipFill>
+                    <a:blip r:embed="rId6"/>
+                    <a:stretch>
+                      <a:fillRect/>
+                    </a:stretch>
+                  </pic:blipFill>
+                  <pic:spPr>
+                    <a:xfrm>
+                      <a:off x="0" y="0"/>
+                      <a:ext cx="5400040" cy="6992620"/>
+                    </a:xfrm>
+                    <a:prstGeom prst="rect">
+                      <a:avLst/>
+                    </a:prstGeom>
+                  </pic:spPr>
+                </pic:pic>
+              </a:graphicData>
+            </a:graphic>
+          </wp:inline>
+        </w:drawing>
+      </w:r>
+    </w:p>
+    <w:p>
+      <w:pPr>
+        <w:rPr>
+          <w:u w:val="single"/>
+        </w:rPr>
+      </w:pPr>
+      <w:r>
+        <w:rPr>
+          <w:u w:val="single"/>
+        </w:rPr>
+        <w:drawing>
+          <wp:inline distT="0" distB="0" distL="0" distR="0" wp14:anchorId="31E6CADD" wp14:editId="46FCC18D">
+            <wp:extent cx="5400040" cy="1529715"/>
+            <wp:effectExtent l="0" t="0" r="0" b="0"/>
+            <wp:docPr id="1375229043" name="Imagem 1" descr="Interface gráfica do usuário, Aplicativo&#10;&#10;O conteúdo gerado por IA pode estar incorreto."/>
+            <wp:cNvGraphicFramePr>
+              <a:graphicFrameLocks xmlns:a="http://schemas.openxmlformats.org/drawingml/2006/main" noChangeAspect="1"/>
+            </wp:cNvGraphicFramePr>
+            <a:graphic xmlns:a="http://schemas.openxmlformats.org/drawingml/2006/main">
+              <a:graphicData uri="http://schemas.openxmlformats.org/drawingml/2006/picture">
+                <pic:pic xmlns:pic="http://schemas.openxmlformats.org/drawingml/2006/picture">
+                  <pic:nvPicPr>
+                    <pic:cNvPr id="1375229043" name="Imagem 1" descr="Interface gráfica do usuário, Aplicativo&#10;&#10;O conteúdo gerado por IA pode estar incorreto."/>
+                    <pic:cNvPicPr/>
+                  </pic:nvPicPr>
+                  <pic:blipFill>
+                    <a:blip r:embed="rId7"/>
+                    <a:stretch>
+                      <a:fillRect/>
+                    </a:stretch>
+                  </pic:blipFill>
+                  <pic:spPr>
+                    <a:xfrm>
+                      <a:off x="0" y="0"/>
+                      <a:ext cx="5400040" cy="1529715"/>
+                    </a:xfrm>
+                    <a:prstGeom prst="rect">
+                      <a:avLst/>
+                    </a:prstGeom>
+                  </pic:spPr>
+                </pic:pic>
+              </a:graphicData>
+            </a:graphic>
+          </wp:inline>
+        </w:drawing>
+      </w:r>
     </w:p>
     <w:sectPr>
       <w:pgSz w:w="11906" w:h="16838"/>
@@ -3722,6 +4503,268 @@
     </w:lvl>
   </w:abstractNum>
   <w:abstractNum w:abstractNumId="1" w15:restartNumberingAfterBreak="0">
+    <w:nsid w:val="04101409"/>
+    <w:multiLevelType w:val="multilevel"/>
+    <w:tmpl w:val="7DD6F3D6"/>
+    <w:lvl w:ilvl="0">
+      <w:start w:val="1"/>
+      <w:numFmt w:val="decimal"/>
+      <w:lvlText w:val="%1."/>
+      <w:lvlJc w:val="left"/>
+      <w:pPr>
+        <w:tabs>
+          <w:tab w:val="num" w:pos="720"/>
+        </w:tabs>
+        <w:ind w:left="720" w:hanging="360"/>
+      </w:pPr>
+    </w:lvl>
+    <w:lvl w:ilvl="1" w:tentative="1">
+      <w:start w:val="1"/>
+      <w:numFmt w:val="decimal"/>
+      <w:lvlText w:val="%2."/>
+      <w:lvlJc w:val="left"/>
+      <w:pPr>
+        <w:tabs>
+          <w:tab w:val="num" w:pos="1440"/>
+        </w:tabs>
+        <w:ind w:left="1440" w:hanging="360"/>
+      </w:pPr>
+    </w:lvl>
+    <w:lvl w:ilvl="2" w:tentative="1">
+      <w:start w:val="1"/>
+      <w:numFmt w:val="decimal"/>
+      <w:lvlText w:val="%3."/>
+      <w:lvlJc w:val="left"/>
+      <w:pPr>
+        <w:tabs>
+          <w:tab w:val="num" w:pos="2160"/>
+        </w:tabs>
+        <w:ind w:left="2160" w:hanging="360"/>
+      </w:pPr>
+    </w:lvl>
+    <w:lvl w:ilvl="3" w:tentative="1">
+      <w:start w:val="1"/>
+      <w:numFmt w:val="decimal"/>
+      <w:lvlText w:val="%4."/>
+      <w:lvlJc w:val="left"/>
+      <w:pPr>
+        <w:tabs>
+          <w:tab w:val="num" w:pos="2880"/>
+        </w:tabs>
+        <w:ind w:left="2880" w:hanging="360"/>
+      </w:pPr>
+    </w:lvl>
+    <w:lvl w:ilvl="4" w:tentative="1">
+      <w:start w:val="1"/>
+      <w:numFmt w:val="decimal"/>
+      <w:lvlText w:val="%5."/>
+      <w:lvlJc w:val="left"/>
+      <w:pPr>
+        <w:tabs>
+          <w:tab w:val="num" w:pos="3600"/>
+        </w:tabs>
+        <w:ind w:left="3600" w:hanging="360"/>
+      </w:pPr>
+    </w:lvl>
+    <w:lvl w:ilvl="5" w:tentative="1">
+      <w:start w:val="1"/>
+      <w:numFmt w:val="decimal"/>
+      <w:lvlText w:val="%6."/>
+      <w:lvlJc w:val="left"/>
+      <w:pPr>
+        <w:tabs>
+          <w:tab w:val="num" w:pos="4320"/>
+        </w:tabs>
+        <w:ind w:left="4320" w:hanging="360"/>
+      </w:pPr>
+    </w:lvl>
+    <w:lvl w:ilvl="6" w:tentative="1">
+      <w:start w:val="1"/>
+      <w:numFmt w:val="decimal"/>
+      <w:lvlText w:val="%7."/>
+      <w:lvlJc w:val="left"/>
+      <w:pPr>
+        <w:tabs>
+          <w:tab w:val="num" w:pos="5040"/>
+        </w:tabs>
+        <w:ind w:left="5040" w:hanging="360"/>
+      </w:pPr>
+    </w:lvl>
+    <w:lvl w:ilvl="7" w:tentative="1">
+      <w:start w:val="1"/>
+      <w:numFmt w:val="decimal"/>
+      <w:lvlText w:val="%8."/>
+      <w:lvlJc w:val="left"/>
+      <w:pPr>
+        <w:tabs>
+          <w:tab w:val="num" w:pos="5760"/>
+        </w:tabs>
+        <w:ind w:left="5760" w:hanging="360"/>
+      </w:pPr>
+    </w:lvl>
+    <w:lvl w:ilvl="8" w:tentative="1">
+      <w:start w:val="1"/>
+      <w:numFmt w:val="decimal"/>
+      <w:lvlText w:val="%9."/>
+      <w:lvlJc w:val="left"/>
+      <w:pPr>
+        <w:tabs>
+          <w:tab w:val="num" w:pos="6480"/>
+        </w:tabs>
+        <w:ind w:left="6480" w:hanging="360"/>
+      </w:pPr>
+    </w:lvl>
+  </w:abstractNum>
+  <w:abstractNum w:abstractNumId="2" w15:restartNumberingAfterBreak="0">
+    <w:nsid w:val="0C0F5B85"/>
+    <w:multiLevelType w:val="multilevel"/>
+    <w:tmpl w:val="81DEA6C4"/>
+    <w:lvl w:ilvl="0">
+      <w:start w:val="1"/>
+      <w:numFmt w:val="bullet"/>
+      <w:lvlText w:val=""/>
+      <w:lvlJc w:val="left"/>
+      <w:pPr>
+        <w:tabs>
+          <w:tab w:val="num" w:pos="720"/>
+        </w:tabs>
+        <w:ind w:left="720" w:hanging="360"/>
+      </w:pPr>
+      <w:rPr>
+        <w:rFonts w:ascii="Symbol" w:hAnsi="Symbol" w:hint="default"/>
+        <w:sz w:val="20"/>
+      </w:rPr>
+    </w:lvl>
+    <w:lvl w:ilvl="1" w:tentative="1">
+      <w:start w:val="1"/>
+      <w:numFmt w:val="bullet"/>
+      <w:lvlText w:val="o"/>
+      <w:lvlJc w:val="left"/>
+      <w:pPr>
+        <w:tabs>
+          <w:tab w:val="num" w:pos="1440"/>
+        </w:tabs>
+        <w:ind w:left="1440" w:hanging="360"/>
+      </w:pPr>
+      <w:rPr>
+        <w:rFonts w:ascii="Courier New" w:hAnsi="Courier New" w:hint="default"/>
+        <w:sz w:val="20"/>
+      </w:rPr>
+    </w:lvl>
+    <w:lvl w:ilvl="2" w:tentative="1">
+      <w:start w:val="1"/>
+      <w:numFmt w:val="bullet"/>
+      <w:lvlText w:val=""/>
+      <w:lvlJc w:val="left"/>
+      <w:pPr>
+        <w:tabs>
+          <w:tab w:val="num" w:pos="2160"/>
+        </w:tabs>
+        <w:ind w:left="2160" w:hanging="360"/>
+      </w:pPr>
+      <w:rPr>
+        <w:rFonts w:ascii="Wingdings" w:hAnsi="Wingdings" w:hint="default"/>
+        <w:sz w:val="20"/>
+      </w:rPr>
+    </w:lvl>
+    <w:lvl w:ilvl="3" w:tentative="1">
+      <w:start w:val="1"/>
+      <w:numFmt w:val="bullet"/>
+      <w:lvlText w:val=""/>
+      <w:lvlJc w:val="left"/>
+      <w:pPr>
+        <w:tabs>
+          <w:tab w:val="num" w:pos="2880"/>
+        </w:tabs>
+        <w:ind w:left="2880" w:hanging="360"/>
+      </w:pPr>
+      <w:rPr>
+        <w:rFonts w:ascii="Wingdings" w:hAnsi="Wingdings" w:hint="default"/>
+        <w:sz w:val="20"/>
+      </w:rPr>
+    </w:lvl>
+    <w:lvl w:ilvl="4" w:tentative="1">
+      <w:start w:val="1"/>
+      <w:numFmt w:val="bullet"/>
+      <w:lvlText w:val=""/>
+      <w:lvlJc w:val="left"/>
+      <w:pPr>
+        <w:tabs>
+          <w:tab w:val="num" w:pos="3600"/>
+        </w:tabs>
+        <w:ind w:left="3600" w:hanging="360"/>
+      </w:pPr>
+      <w:rPr>
+        <w:rFonts w:ascii="Wingdings" w:hAnsi="Wingdings" w:hint="default"/>
+        <w:sz w:val="20"/>
+      </w:rPr>
+    </w:lvl>
+    <w:lvl w:ilvl="5" w:tentative="1">
+      <w:start w:val="1"/>
+      <w:numFmt w:val="bullet"/>
+      <w:lvlText w:val=""/>
+      <w:lvlJc w:val="left"/>
+      <w:pPr>
+        <w:tabs>
+          <w:tab w:val="num" w:pos="4320"/>
+        </w:tabs>
+        <w:ind w:left="4320" w:hanging="360"/>
+      </w:pPr>
+      <w:rPr>
+        <w:rFonts w:ascii="Wingdings" w:hAnsi="Wingdings" w:hint="default"/>
+        <w:sz w:val="20"/>
+      </w:rPr>
+    </w:lvl>
+    <w:lvl w:ilvl="6" w:tentative="1">
+      <w:start w:val="1"/>
+      <w:numFmt w:val="bullet"/>
+      <w:lvlText w:val=""/>
+      <w:lvlJc w:val="left"/>
+      <w:pPr>
+        <w:tabs>
+          <w:tab w:val="num" w:pos="5040"/>
+        </w:tabs>
+        <w:ind w:left="5040" w:hanging="360"/>
+      </w:pPr>
+      <w:rPr>
+        <w:rFonts w:ascii="Wingdings" w:hAnsi="Wingdings" w:hint="default"/>
+        <w:sz w:val="20"/>
+      </w:rPr>
+    </w:lvl>
+    <w:lvl w:ilvl="7" w:tentative="1">
+      <w:start w:val="1"/>
+      <w:numFmt w:val="bullet"/>
+      <w:lvlText w:val=""/>
+      <w:lvlJc w:val="left"/>
+      <w:pPr>
+        <w:tabs>
+          <w:tab w:val="num" w:pos="5760"/>
+        </w:tabs>
+        <w:ind w:left="5760" w:hanging="360"/>
+      </w:pPr>
+      <w:rPr>
+        <w:rFonts w:ascii="Wingdings" w:hAnsi="Wingdings" w:hint="default"/>
+        <w:sz w:val="20"/>
+      </w:rPr>
+    </w:lvl>
+    <w:lvl w:ilvl="8" w:tentative="1">
+      <w:start w:val="1"/>
+      <w:numFmt w:val="bullet"/>
+      <w:lvlText w:val=""/>
+      <w:lvlJc w:val="left"/>
+      <w:pPr>
+        <w:tabs>
+          <w:tab w:val="num" w:pos="6480"/>
+        </w:tabs>
+        <w:ind w:left="6480" w:hanging="360"/>
+      </w:pPr>
+      <w:rPr>
+        <w:rFonts w:ascii="Wingdings" w:hAnsi="Wingdings" w:hint="default"/>
+        <w:sz w:val="20"/>
+      </w:rPr>
+    </w:lvl>
+  </w:abstractNum>
+  <w:abstractNum w:abstractNumId="3" w15:restartNumberingAfterBreak="0">
     <w:nsid w:val="10AD5F6F"/>
     <w:multiLevelType w:val="multilevel"/>
     <w:tmpl w:val="BDBA0556"/>
@@ -3870,7 +4913,7 @@
       </w:rPr>
     </w:lvl>
   </w:abstractNum>
-  <w:abstractNum w:abstractNumId="2" w15:restartNumberingAfterBreak="0">
+  <w:abstractNum w:abstractNumId="4" w15:restartNumberingAfterBreak="0">
     <w:nsid w:val="22F70DF5"/>
     <w:multiLevelType w:val="multilevel"/>
     <w:tmpl w:val="4E240C8C"/>
@@ -4019,7 +5062,7 @@
       </w:rPr>
     </w:lvl>
   </w:abstractNum>
-  <w:abstractNum w:abstractNumId="3" w15:restartNumberingAfterBreak="0">
+  <w:abstractNum w:abstractNumId="5" w15:restartNumberingAfterBreak="0">
     <w:nsid w:val="2C271A5C"/>
     <w:multiLevelType w:val="multilevel"/>
     <w:tmpl w:val="F392D1BA"/>
@@ -4168,7 +5211,7 @@
       </w:rPr>
     </w:lvl>
   </w:abstractNum>
-  <w:abstractNum w:abstractNumId="4" w15:restartNumberingAfterBreak="0">
+  <w:abstractNum w:abstractNumId="6" w15:restartNumberingAfterBreak="0">
     <w:nsid w:val="3878135A"/>
     <w:multiLevelType w:val="multilevel"/>
     <w:tmpl w:val="3FA63870"/>
@@ -4317,7 +5360,7 @@
       </w:rPr>
     </w:lvl>
   </w:abstractNum>
-  <w:abstractNum w:abstractNumId="5" w15:restartNumberingAfterBreak="0">
+  <w:abstractNum w:abstractNumId="7" w15:restartNumberingAfterBreak="0">
     <w:nsid w:val="4B40290E"/>
     <w:multiLevelType w:val="multilevel"/>
     <w:tmpl w:val="87543CC0"/>
@@ -4434,7 +5477,7 @@
       </w:pPr>
     </w:lvl>
   </w:abstractNum>
-  <w:abstractNum w:abstractNumId="6" w15:restartNumberingAfterBreak="0">
+  <w:abstractNum w:abstractNumId="8" w15:restartNumberingAfterBreak="0">
     <w:nsid w:val="66506337"/>
     <w:multiLevelType w:val="multilevel"/>
     <w:tmpl w:val="F7643A7E"/>
@@ -4584,10 +5627,10 @@
     </w:lvl>
   </w:abstractNum>
   <w:num w:numId="1" w16cid:durableId="44958687">
-    <w:abstractNumId w:val="5"/>
+    <w:abstractNumId w:val="7"/>
   </w:num>
   <w:num w:numId="2" w16cid:durableId="1934778072">
-    <w:abstractNumId w:val="5"/>
+    <w:abstractNumId w:val="7"/>
     <w:lvlOverride w:ilvl="1">
       <w:lvl w:ilvl="1">
         <w:numFmt w:val="decimal"/>
@@ -4597,7 +5640,7 @@
     </w:lvlOverride>
   </w:num>
   <w:num w:numId="3" w16cid:durableId="69471649">
-    <w:abstractNumId w:val="5"/>
+    <w:abstractNumId w:val="7"/>
     <w:lvlOverride w:ilvl="1">
       <w:lvl w:ilvl="1">
         <w:numFmt w:val="decimal"/>
@@ -4607,22 +5650,28 @@
     </w:lvlOverride>
   </w:num>
   <w:num w:numId="4" w16cid:durableId="997344951">
-    <w:abstractNumId w:val="3"/>
+    <w:abstractNumId w:val="5"/>
   </w:num>
   <w:num w:numId="5" w16cid:durableId="1125781215">
-    <w:abstractNumId w:val="6"/>
+    <w:abstractNumId w:val="8"/>
   </w:num>
   <w:num w:numId="6" w16cid:durableId="1767265164">
-    <w:abstractNumId w:val="2"/>
+    <w:abstractNumId w:val="4"/>
   </w:num>
   <w:num w:numId="7" w16cid:durableId="1485395517">
     <w:abstractNumId w:val="0"/>
   </w:num>
   <w:num w:numId="8" w16cid:durableId="1028261177">
-    <w:abstractNumId w:val="4"/>
+    <w:abstractNumId w:val="6"/>
   </w:num>
   <w:num w:numId="9" w16cid:durableId="384523657">
+    <w:abstractNumId w:val="3"/>
+  </w:num>
+  <w:num w:numId="10" w16cid:durableId="32000172">
     <w:abstractNumId w:val="1"/>
+  </w:num>
+  <w:num w:numId="11" w16cid:durableId="723910992">
+    <w:abstractNumId w:val="2"/>
   </w:num>
 </w:numbering>
 </file>
@@ -5229,6 +6278,7 @@
   <w:style w:type="character" w:default="1" w:styleId="Fontepargpadro">
     <w:name w:val="Default Paragraph Font"/>
     <w:uiPriority w:val="1"/>
+    <w:semiHidden/>
     <w:unhideWhenUsed/>
   </w:style>
   <w:style w:type="table" w:default="1" w:styleId="Tabelanormal">

--- a/doc/react.docx
+++ b/doc/react.docx
@@ -4206,6 +4206,7 @@
       </w:pPr>
       <w:r>
         <w:rPr>
+          <w:noProof/>
           <w:u w:val="single"/>
         </w:rPr>
         <w:lastRenderedPageBreak/>
@@ -4254,6 +4255,7 @@
       </w:pPr>
       <w:r>
         <w:rPr>
+          <w:noProof/>
           <w:u w:val="single"/>
         </w:rPr>
         <w:lastRenderedPageBreak/>
@@ -4302,6 +4304,7 @@
       </w:pPr>
       <w:r>
         <w:rPr>
+          <w:noProof/>
           <w:u w:val="single"/>
         </w:rPr>
         <w:drawing>
@@ -4340,6 +4343,296 @@
           </wp:inline>
         </w:drawing>
       </w:r>
+    </w:p>
+    <w:p>
+      <w:pPr>
+        <w:rPr>
+          <w:u w:val="single"/>
+        </w:rPr>
+      </w:pPr>
+    </w:p>
+    <w:p>
+      <w:pPr>
+        <w:rPr>
+          <w:u w:val="single"/>
+        </w:rPr>
+      </w:pPr>
+      <w:r>
+        <w:rPr>
+          <w:u w:val="single"/>
+        </w:rPr>
+        <w:t xml:space="preserve">Instancia do </w:t>
+      </w:r>
+      <w:r>
+        <w:rPr>
+          <w:u w:val="single"/>
+        </w:rPr>
+        <w:t>axios</w:t>
+      </w:r>
+    </w:p>
+    <w:p>
+      <w:pPr>
+        <w:rPr>
+          <w:u w:val="single"/>
+        </w:rPr>
+      </w:pPr>
+      <w:r>
+        <w:rPr>
+          <w:u w:val="single"/>
+        </w:rPr>
+        <w:t>Api.tsx</w:t>
+      </w:r>
+    </w:p>
+    <w:p>
+      <w:pPr>
+        <w:rPr>
+          <w:u w:val="single"/>
+        </w:rPr>
+      </w:pPr>
+      <w:r>
+        <w:rPr>
+          <w:u w:val="single"/>
+        </w:rPr>
+        <w:drawing>
+          <wp:inline distT="0" distB="0" distL="0" distR="0" wp14:anchorId="404F6699" wp14:editId="7BD1091C">
+            <wp:extent cx="5400040" cy="2389505"/>
+            <wp:effectExtent l="0" t="0" r="0" b="0"/>
+            <wp:docPr id="642832946" name="Imagem 1"/>
+            <wp:cNvGraphicFramePr>
+              <a:graphicFrameLocks xmlns:a="http://schemas.openxmlformats.org/drawingml/2006/main" noChangeAspect="1"/>
+            </wp:cNvGraphicFramePr>
+            <a:graphic xmlns:a="http://schemas.openxmlformats.org/drawingml/2006/main">
+              <a:graphicData uri="http://schemas.openxmlformats.org/drawingml/2006/picture">
+                <pic:pic xmlns:pic="http://schemas.openxmlformats.org/drawingml/2006/picture">
+                  <pic:nvPicPr>
+                    <pic:cNvPr id="642832946" name=""/>
+                    <pic:cNvPicPr/>
+                  </pic:nvPicPr>
+                  <pic:blipFill>
+                    <a:blip r:embed="rId8"/>
+                    <a:stretch>
+                      <a:fillRect/>
+                    </a:stretch>
+                  </pic:blipFill>
+                  <pic:spPr>
+                    <a:xfrm>
+                      <a:off x="0" y="0"/>
+                      <a:ext cx="5400040" cy="2389505"/>
+                    </a:xfrm>
+                    <a:prstGeom prst="rect">
+                      <a:avLst/>
+                    </a:prstGeom>
+                  </pic:spPr>
+                </pic:pic>
+              </a:graphicData>
+            </a:graphic>
+          </wp:inline>
+        </w:drawing>
+      </w:r>
+    </w:p>
+    <w:p>
+      <w:pPr>
+        <w:rPr>
+          <w:u w:val="single"/>
+        </w:rPr>
+      </w:pPr>
+    </w:p>
+    <w:p>
+      <w:pPr>
+        <w:rPr>
+          <w:u w:val="single"/>
+        </w:rPr>
+      </w:pPr>
+      <w:r>
+        <w:rPr>
+          <w:u w:val="single"/>
+        </w:rPr>
+        <w:drawing>
+          <wp:inline distT="0" distB="0" distL="0" distR="0" wp14:anchorId="426D865E" wp14:editId="14424ECF">
+            <wp:extent cx="5400040" cy="2696845"/>
+            <wp:effectExtent l="0" t="0" r="0" b="8255"/>
+            <wp:docPr id="1500740296" name="Imagem 1"/>
+            <wp:cNvGraphicFramePr>
+              <a:graphicFrameLocks xmlns:a="http://schemas.openxmlformats.org/drawingml/2006/main" noChangeAspect="1"/>
+            </wp:cNvGraphicFramePr>
+            <a:graphic xmlns:a="http://schemas.openxmlformats.org/drawingml/2006/main">
+              <a:graphicData uri="http://schemas.openxmlformats.org/drawingml/2006/picture">
+                <pic:pic xmlns:pic="http://schemas.openxmlformats.org/drawingml/2006/picture">
+                  <pic:nvPicPr>
+                    <pic:cNvPr id="1500740296" name=""/>
+                    <pic:cNvPicPr/>
+                  </pic:nvPicPr>
+                  <pic:blipFill>
+                    <a:blip r:embed="rId9"/>
+                    <a:stretch>
+                      <a:fillRect/>
+                    </a:stretch>
+                  </pic:blipFill>
+                  <pic:spPr>
+                    <a:xfrm>
+                      <a:off x="0" y="0"/>
+                      <a:ext cx="5400040" cy="2696845"/>
+                    </a:xfrm>
+                    <a:prstGeom prst="rect">
+                      <a:avLst/>
+                    </a:prstGeom>
+                  </pic:spPr>
+                </pic:pic>
+              </a:graphicData>
+            </a:graphic>
+          </wp:inline>
+        </w:drawing>
+      </w:r>
+    </w:p>
+    <w:p>
+      <w:pPr>
+        <w:rPr>
+          <w:u w:val="single"/>
+        </w:rPr>
+      </w:pPr>
+      <w:r>
+        <w:rPr>
+          <w:u w:val="single"/>
+        </w:rPr>
+        <w:lastRenderedPageBreak/>
+        <w:drawing>
+          <wp:inline distT="0" distB="0" distL="0" distR="0" wp14:anchorId="2B5BAE69" wp14:editId="36F4E1C2">
+            <wp:extent cx="5400040" cy="3756025"/>
+            <wp:effectExtent l="0" t="0" r="0" b="0"/>
+            <wp:docPr id="414653595" name="Imagem 1"/>
+            <wp:cNvGraphicFramePr>
+              <a:graphicFrameLocks xmlns:a="http://schemas.openxmlformats.org/drawingml/2006/main" noChangeAspect="1"/>
+            </wp:cNvGraphicFramePr>
+            <a:graphic xmlns:a="http://schemas.openxmlformats.org/drawingml/2006/main">
+              <a:graphicData uri="http://schemas.openxmlformats.org/drawingml/2006/picture">
+                <pic:pic xmlns:pic="http://schemas.openxmlformats.org/drawingml/2006/picture">
+                  <pic:nvPicPr>
+                    <pic:cNvPr id="414653595" name=""/>
+                    <pic:cNvPicPr/>
+                  </pic:nvPicPr>
+                  <pic:blipFill>
+                    <a:blip r:embed="rId10"/>
+                    <a:stretch>
+                      <a:fillRect/>
+                    </a:stretch>
+                  </pic:blipFill>
+                  <pic:spPr>
+                    <a:xfrm>
+                      <a:off x="0" y="0"/>
+                      <a:ext cx="5400040" cy="3756025"/>
+                    </a:xfrm>
+                    <a:prstGeom prst="rect">
+                      <a:avLst/>
+                    </a:prstGeom>
+                  </pic:spPr>
+                </pic:pic>
+              </a:graphicData>
+            </a:graphic>
+          </wp:inline>
+        </w:drawing>
+      </w:r>
+    </w:p>
+    <w:p>
+      <w:pPr>
+        <w:rPr>
+          <w:u w:val="single"/>
+        </w:rPr>
+      </w:pPr>
+      <w:r>
+        <w:rPr>
+          <w:u w:val="single"/>
+        </w:rPr>
+        <w:drawing>
+          <wp:inline distT="0" distB="0" distL="0" distR="0" wp14:anchorId="2B4B8D20" wp14:editId="16447D19">
+            <wp:extent cx="5400040" cy="4603115"/>
+            <wp:effectExtent l="0" t="0" r="0" b="6985"/>
+            <wp:docPr id="1383043287" name="Imagem 1"/>
+            <wp:cNvGraphicFramePr>
+              <a:graphicFrameLocks xmlns:a="http://schemas.openxmlformats.org/drawingml/2006/main" noChangeAspect="1"/>
+            </wp:cNvGraphicFramePr>
+            <a:graphic xmlns:a="http://schemas.openxmlformats.org/drawingml/2006/main">
+              <a:graphicData uri="http://schemas.openxmlformats.org/drawingml/2006/picture">
+                <pic:pic xmlns:pic="http://schemas.openxmlformats.org/drawingml/2006/picture">
+                  <pic:nvPicPr>
+                    <pic:cNvPr id="1383043287" name=""/>
+                    <pic:cNvPicPr/>
+                  </pic:nvPicPr>
+                  <pic:blipFill>
+                    <a:blip r:embed="rId11"/>
+                    <a:stretch>
+                      <a:fillRect/>
+                    </a:stretch>
+                  </pic:blipFill>
+                  <pic:spPr>
+                    <a:xfrm>
+                      <a:off x="0" y="0"/>
+                      <a:ext cx="5400040" cy="4603115"/>
+                    </a:xfrm>
+                    <a:prstGeom prst="rect">
+                      <a:avLst/>
+                    </a:prstGeom>
+                  </pic:spPr>
+                </pic:pic>
+              </a:graphicData>
+            </a:graphic>
+          </wp:inline>
+        </w:drawing>
+      </w:r>
+    </w:p>
+    <w:p>
+      <w:pPr>
+        <w:rPr>
+          <w:u w:val="single"/>
+        </w:rPr>
+      </w:pPr>
+      <w:r>
+        <w:rPr>
+          <w:u w:val="single"/>
+        </w:rPr>
+        <w:lastRenderedPageBreak/>
+        <w:drawing>
+          <wp:inline distT="0" distB="0" distL="0" distR="0" wp14:anchorId="5C564B08" wp14:editId="112F7D75">
+            <wp:extent cx="5400040" cy="3490595"/>
+            <wp:effectExtent l="0" t="0" r="0" b="0"/>
+            <wp:docPr id="274510587" name="Imagem 1"/>
+            <wp:cNvGraphicFramePr>
+              <a:graphicFrameLocks xmlns:a="http://schemas.openxmlformats.org/drawingml/2006/main" noChangeAspect="1"/>
+            </wp:cNvGraphicFramePr>
+            <a:graphic xmlns:a="http://schemas.openxmlformats.org/drawingml/2006/main">
+              <a:graphicData uri="http://schemas.openxmlformats.org/drawingml/2006/picture">
+                <pic:pic xmlns:pic="http://schemas.openxmlformats.org/drawingml/2006/picture">
+                  <pic:nvPicPr>
+                    <pic:cNvPr id="274510587" name=""/>
+                    <pic:cNvPicPr/>
+                  </pic:nvPicPr>
+                  <pic:blipFill>
+                    <a:blip r:embed="rId12"/>
+                    <a:stretch>
+                      <a:fillRect/>
+                    </a:stretch>
+                  </pic:blipFill>
+                  <pic:spPr>
+                    <a:xfrm>
+                      <a:off x="0" y="0"/>
+                      <a:ext cx="5400040" cy="3490595"/>
+                    </a:xfrm>
+                    <a:prstGeom prst="rect">
+                      <a:avLst/>
+                    </a:prstGeom>
+                  </pic:spPr>
+                </pic:pic>
+              </a:graphicData>
+            </a:graphic>
+          </wp:inline>
+        </w:drawing>
+      </w:r>
+    </w:p>
+    <w:p>
+      <w:pPr>
+        <w:rPr>
+          <w:u w:val="single"/>
+        </w:rPr>
+      </w:pPr>
     </w:p>
     <w:sectPr>
       <w:pgSz w:w="11906" w:h="16838"/>

--- a/doc/react.docx
+++ b/doc/react.docx
@@ -4391,6 +4391,7 @@
       </w:pPr>
       <w:r>
         <w:rPr>
+          <w:noProof/>
           <w:u w:val="single"/>
         </w:rPr>
         <w:drawing>
@@ -4445,6 +4446,7 @@
       </w:pPr>
       <w:r>
         <w:rPr>
+          <w:noProof/>
           <w:u w:val="single"/>
         </w:rPr>
         <w:drawing>
@@ -4492,6 +4494,7 @@
       </w:pPr>
       <w:r>
         <w:rPr>
+          <w:noProof/>
           <w:u w:val="single"/>
         </w:rPr>
         <w:lastRenderedPageBreak/>
@@ -4540,6 +4543,7 @@
       </w:pPr>
       <w:r>
         <w:rPr>
+          <w:noProof/>
           <w:u w:val="single"/>
         </w:rPr>
         <w:drawing>
@@ -4587,6 +4591,7 @@
       </w:pPr>
       <w:r>
         <w:rPr>
+          <w:noProof/>
           <w:u w:val="single"/>
         </w:rPr>
         <w:lastRenderedPageBreak/>
@@ -4633,6 +4638,970 @@
           <w:u w:val="single"/>
         </w:rPr>
       </w:pPr>
+      <w:r>
+        <w:rPr>
+          <w:u w:val="single"/>
+        </w:rPr>
+        <w:br w:type="page"/>
+      </w:r>
+    </w:p>
+    <w:p>
+      <w:pPr>
+        <w:rPr>
+          <w:u w:val="single"/>
+        </w:rPr>
+      </w:pPr>
+      <w:r>
+        <w:rPr>
+          <w:u w:val="single"/>
+        </w:rPr>
+        <w:lastRenderedPageBreak/>
+        <w:t>react typescript useContext login lendo Api</w:t>
+      </w:r>
+    </w:p>
+    <w:p>
+      <w:pPr>
+        <w:rPr>
+          <w:u w:val="single"/>
+        </w:rPr>
+      </w:pPr>
+      <w:r>
+        <w:rPr>
+          <w:u w:val="single"/>
+        </w:rPr>
+        <w:drawing>
+          <wp:inline distT="0" distB="0" distL="0" distR="0" wp14:anchorId="1FA67B28" wp14:editId="538BD62E">
+            <wp:extent cx="5400040" cy="3306445"/>
+            <wp:effectExtent l="0" t="0" r="0" b="8255"/>
+            <wp:docPr id="1251660913" name="Imagem 1"/>
+            <wp:cNvGraphicFramePr>
+              <a:graphicFrameLocks xmlns:a="http://schemas.openxmlformats.org/drawingml/2006/main" noChangeAspect="1"/>
+            </wp:cNvGraphicFramePr>
+            <a:graphic xmlns:a="http://schemas.openxmlformats.org/drawingml/2006/main">
+              <a:graphicData uri="http://schemas.openxmlformats.org/drawingml/2006/picture">
+                <pic:pic xmlns:pic="http://schemas.openxmlformats.org/drawingml/2006/picture">
+                  <pic:nvPicPr>
+                    <pic:cNvPr id="1251660913" name=""/>
+                    <pic:cNvPicPr/>
+                  </pic:nvPicPr>
+                  <pic:blipFill>
+                    <a:blip r:embed="rId13"/>
+                    <a:stretch>
+                      <a:fillRect/>
+                    </a:stretch>
+                  </pic:blipFill>
+                  <pic:spPr>
+                    <a:xfrm>
+                      <a:off x="0" y="0"/>
+                      <a:ext cx="5400040" cy="3306445"/>
+                    </a:xfrm>
+                    <a:prstGeom prst="rect">
+                      <a:avLst/>
+                    </a:prstGeom>
+                  </pic:spPr>
+                </pic:pic>
+              </a:graphicData>
+            </a:graphic>
+          </wp:inline>
+        </w:drawing>
+      </w:r>
+    </w:p>
+    <w:p>
+      <w:pPr>
+        <w:rPr>
+          <w:u w:val="single"/>
+        </w:rPr>
+      </w:pPr>
+      <w:r>
+        <w:rPr>
+          <w:u w:val="single"/>
+        </w:rPr>
+        <w:drawing>
+          <wp:inline distT="0" distB="0" distL="0" distR="0" wp14:anchorId="4AB5D222" wp14:editId="1CE2322D">
+            <wp:extent cx="5400040" cy="2543810"/>
+            <wp:effectExtent l="0" t="0" r="0" b="8890"/>
+            <wp:docPr id="1545939602" name="Imagem 1"/>
+            <wp:cNvGraphicFramePr>
+              <a:graphicFrameLocks xmlns:a="http://schemas.openxmlformats.org/drawingml/2006/main" noChangeAspect="1"/>
+            </wp:cNvGraphicFramePr>
+            <a:graphic xmlns:a="http://schemas.openxmlformats.org/drawingml/2006/main">
+              <a:graphicData uri="http://schemas.openxmlformats.org/drawingml/2006/picture">
+                <pic:pic xmlns:pic="http://schemas.openxmlformats.org/drawingml/2006/picture">
+                  <pic:nvPicPr>
+                    <pic:cNvPr id="1545939602" name=""/>
+                    <pic:cNvPicPr/>
+                  </pic:nvPicPr>
+                  <pic:blipFill>
+                    <a:blip r:embed="rId14"/>
+                    <a:stretch>
+                      <a:fillRect/>
+                    </a:stretch>
+                  </pic:blipFill>
+                  <pic:spPr>
+                    <a:xfrm>
+                      <a:off x="0" y="0"/>
+                      <a:ext cx="5400040" cy="2543810"/>
+                    </a:xfrm>
+                    <a:prstGeom prst="rect">
+                      <a:avLst/>
+                    </a:prstGeom>
+                  </pic:spPr>
+                </pic:pic>
+              </a:graphicData>
+            </a:graphic>
+          </wp:inline>
+        </w:drawing>
+      </w:r>
+    </w:p>
+    <w:p>
+      <w:pPr>
+        <w:rPr>
+          <w:u w:val="single"/>
+        </w:rPr>
+      </w:pPr>
+      <w:r>
+        <w:rPr>
+          <w:u w:val="single"/>
+        </w:rPr>
+        <w:lastRenderedPageBreak/>
+        <w:drawing>
+          <wp:inline distT="0" distB="0" distL="0" distR="0" wp14:anchorId="1F3BA30A" wp14:editId="370BD0B0">
+            <wp:extent cx="5400040" cy="5080635"/>
+            <wp:effectExtent l="0" t="0" r="0" b="5715"/>
+            <wp:docPr id="983400938" name="Imagem 1"/>
+            <wp:cNvGraphicFramePr>
+              <a:graphicFrameLocks xmlns:a="http://schemas.openxmlformats.org/drawingml/2006/main" noChangeAspect="1"/>
+            </wp:cNvGraphicFramePr>
+            <a:graphic xmlns:a="http://schemas.openxmlformats.org/drawingml/2006/main">
+              <a:graphicData uri="http://schemas.openxmlformats.org/drawingml/2006/picture">
+                <pic:pic xmlns:pic="http://schemas.openxmlformats.org/drawingml/2006/picture">
+                  <pic:nvPicPr>
+                    <pic:cNvPr id="983400938" name=""/>
+                    <pic:cNvPicPr/>
+                  </pic:nvPicPr>
+                  <pic:blipFill>
+                    <a:blip r:embed="rId15"/>
+                    <a:stretch>
+                      <a:fillRect/>
+                    </a:stretch>
+                  </pic:blipFill>
+                  <pic:spPr>
+                    <a:xfrm>
+                      <a:off x="0" y="0"/>
+                      <a:ext cx="5400040" cy="5080635"/>
+                    </a:xfrm>
+                    <a:prstGeom prst="rect">
+                      <a:avLst/>
+                    </a:prstGeom>
+                  </pic:spPr>
+                </pic:pic>
+              </a:graphicData>
+            </a:graphic>
+          </wp:inline>
+        </w:drawing>
+      </w:r>
+      <w:r>
+        <w:rPr>
+          <w:u w:val="single"/>
+        </w:rPr>
+        <w:br/>
+      </w:r>
+      <w:r>
+        <w:rPr>
+          <w:u w:val="single"/>
+        </w:rPr>
+        <w:drawing>
+          <wp:inline distT="0" distB="0" distL="0" distR="0" wp14:anchorId="32626140" wp14:editId="4D802F84">
+            <wp:extent cx="5400040" cy="1664970"/>
+            <wp:effectExtent l="0" t="0" r="0" b="0"/>
+            <wp:docPr id="1188714301" name="Imagem 1"/>
+            <wp:cNvGraphicFramePr>
+              <a:graphicFrameLocks xmlns:a="http://schemas.openxmlformats.org/drawingml/2006/main" noChangeAspect="1"/>
+            </wp:cNvGraphicFramePr>
+            <a:graphic xmlns:a="http://schemas.openxmlformats.org/drawingml/2006/main">
+              <a:graphicData uri="http://schemas.openxmlformats.org/drawingml/2006/picture">
+                <pic:pic xmlns:pic="http://schemas.openxmlformats.org/drawingml/2006/picture">
+                  <pic:nvPicPr>
+                    <pic:cNvPr id="1188714301" name=""/>
+                    <pic:cNvPicPr/>
+                  </pic:nvPicPr>
+                  <pic:blipFill>
+                    <a:blip r:embed="rId16"/>
+                    <a:stretch>
+                      <a:fillRect/>
+                    </a:stretch>
+                  </pic:blipFill>
+                  <pic:spPr>
+                    <a:xfrm>
+                      <a:off x="0" y="0"/>
+                      <a:ext cx="5400040" cy="1664970"/>
+                    </a:xfrm>
+                    <a:prstGeom prst="rect">
+                      <a:avLst/>
+                    </a:prstGeom>
+                  </pic:spPr>
+                </pic:pic>
+              </a:graphicData>
+            </a:graphic>
+          </wp:inline>
+        </w:drawing>
+      </w:r>
+    </w:p>
+    <w:p>
+      <w:pPr>
+        <w:rPr>
+          <w:u w:val="single"/>
+        </w:rPr>
+      </w:pPr>
+      <w:r>
+        <w:rPr>
+          <w:u w:val="single"/>
+        </w:rPr>
+        <w:lastRenderedPageBreak/>
+        <w:drawing>
+          <wp:inline distT="0" distB="0" distL="0" distR="0" wp14:anchorId="4C532AD1" wp14:editId="379865C1">
+            <wp:extent cx="5400040" cy="5572760"/>
+            <wp:effectExtent l="0" t="0" r="0" b="8890"/>
+            <wp:docPr id="2117702561" name="Imagem 1"/>
+            <wp:cNvGraphicFramePr>
+              <a:graphicFrameLocks xmlns:a="http://schemas.openxmlformats.org/drawingml/2006/main" noChangeAspect="1"/>
+            </wp:cNvGraphicFramePr>
+            <a:graphic xmlns:a="http://schemas.openxmlformats.org/drawingml/2006/main">
+              <a:graphicData uri="http://schemas.openxmlformats.org/drawingml/2006/picture">
+                <pic:pic xmlns:pic="http://schemas.openxmlformats.org/drawingml/2006/picture">
+                  <pic:nvPicPr>
+                    <pic:cNvPr id="2117702561" name=""/>
+                    <pic:cNvPicPr/>
+                  </pic:nvPicPr>
+                  <pic:blipFill>
+                    <a:blip r:embed="rId17"/>
+                    <a:stretch>
+                      <a:fillRect/>
+                    </a:stretch>
+                  </pic:blipFill>
+                  <pic:spPr>
+                    <a:xfrm>
+                      <a:off x="0" y="0"/>
+                      <a:ext cx="5400040" cy="5572760"/>
+                    </a:xfrm>
+                    <a:prstGeom prst="rect">
+                      <a:avLst/>
+                    </a:prstGeom>
+                  </pic:spPr>
+                </pic:pic>
+              </a:graphicData>
+            </a:graphic>
+          </wp:inline>
+        </w:drawing>
+      </w:r>
+    </w:p>
+    <w:p>
+      <w:pPr>
+        <w:rPr>
+          <w:u w:val="single"/>
+        </w:rPr>
+      </w:pPr>
+      <w:r>
+        <w:rPr>
+          <w:u w:val="single"/>
+        </w:rPr>
+        <w:lastRenderedPageBreak/>
+        <w:drawing>
+          <wp:inline distT="0" distB="0" distL="0" distR="0" wp14:anchorId="0FF84132" wp14:editId="777847DF">
+            <wp:extent cx="5400040" cy="4591685"/>
+            <wp:effectExtent l="0" t="0" r="0" b="0"/>
+            <wp:docPr id="58915020" name="Imagem 1"/>
+            <wp:cNvGraphicFramePr>
+              <a:graphicFrameLocks xmlns:a="http://schemas.openxmlformats.org/drawingml/2006/main" noChangeAspect="1"/>
+            </wp:cNvGraphicFramePr>
+            <a:graphic xmlns:a="http://schemas.openxmlformats.org/drawingml/2006/main">
+              <a:graphicData uri="http://schemas.openxmlformats.org/drawingml/2006/picture">
+                <pic:pic xmlns:pic="http://schemas.openxmlformats.org/drawingml/2006/picture">
+                  <pic:nvPicPr>
+                    <pic:cNvPr id="58915020" name=""/>
+                    <pic:cNvPicPr/>
+                  </pic:nvPicPr>
+                  <pic:blipFill>
+                    <a:blip r:embed="rId18"/>
+                    <a:stretch>
+                      <a:fillRect/>
+                    </a:stretch>
+                  </pic:blipFill>
+                  <pic:spPr>
+                    <a:xfrm>
+                      <a:off x="0" y="0"/>
+                      <a:ext cx="5400040" cy="4591685"/>
+                    </a:xfrm>
+                    <a:prstGeom prst="rect">
+                      <a:avLst/>
+                    </a:prstGeom>
+                  </pic:spPr>
+                </pic:pic>
+              </a:graphicData>
+            </a:graphic>
+          </wp:inline>
+        </w:drawing>
+      </w:r>
+      <w:r>
+        <w:rPr>
+          <w:u w:val="single"/>
+        </w:rPr>
+        <w:br/>
+      </w:r>
+      <w:r>
+        <w:rPr>
+          <w:u w:val="single"/>
+        </w:rPr>
+        <w:lastRenderedPageBreak/>
+        <w:drawing>
+          <wp:inline distT="0" distB="0" distL="0" distR="0" wp14:anchorId="0373355A" wp14:editId="5132B0DB">
+            <wp:extent cx="5400040" cy="5311140"/>
+            <wp:effectExtent l="0" t="0" r="0" b="3810"/>
+            <wp:docPr id="1995851791" name="Imagem 1"/>
+            <wp:cNvGraphicFramePr>
+              <a:graphicFrameLocks xmlns:a="http://schemas.openxmlformats.org/drawingml/2006/main" noChangeAspect="1"/>
+            </wp:cNvGraphicFramePr>
+            <a:graphic xmlns:a="http://schemas.openxmlformats.org/drawingml/2006/main">
+              <a:graphicData uri="http://schemas.openxmlformats.org/drawingml/2006/picture">
+                <pic:pic xmlns:pic="http://schemas.openxmlformats.org/drawingml/2006/picture">
+                  <pic:nvPicPr>
+                    <pic:cNvPr id="1995851791" name=""/>
+                    <pic:cNvPicPr/>
+                  </pic:nvPicPr>
+                  <pic:blipFill>
+                    <a:blip r:embed="rId19"/>
+                    <a:stretch>
+                      <a:fillRect/>
+                    </a:stretch>
+                  </pic:blipFill>
+                  <pic:spPr>
+                    <a:xfrm>
+                      <a:off x="0" y="0"/>
+                      <a:ext cx="5400040" cy="5311140"/>
+                    </a:xfrm>
+                    <a:prstGeom prst="rect">
+                      <a:avLst/>
+                    </a:prstGeom>
+                  </pic:spPr>
+                </pic:pic>
+              </a:graphicData>
+            </a:graphic>
+          </wp:inline>
+        </w:drawing>
+      </w:r>
+    </w:p>
+    <w:p>
+      <w:pPr>
+        <w:rPr>
+          <w:u w:val="single"/>
+        </w:rPr>
+      </w:pPr>
+      <w:r>
+        <w:rPr>
+          <w:u w:val="single"/>
+        </w:rPr>
+        <w:br w:type="page"/>
+      </w:r>
+    </w:p>
+    <w:p>
+      <w:pPr>
+        <w:rPr>
+          <w:u w:val="single"/>
+        </w:rPr>
+      </w:pPr>
+      <w:r>
+        <w:rPr>
+          <w:u w:val="single"/>
+        </w:rPr>
+        <w:lastRenderedPageBreak/>
+        <w:t>- 2 sem jwt</w:t>
+      </w:r>
+      <w:r>
+        <w:rPr>
+          <w:u w:val="single"/>
+        </w:rPr>
+        <w:t>, uso PrivateRoter e axios</w:t>
+      </w:r>
+    </w:p>
+    <w:p>
+      <w:pPr>
+        <w:rPr>
+          <w:u w:val="single"/>
+        </w:rPr>
+      </w:pPr>
+      <w:r>
+        <w:rPr>
+          <w:u w:val="single"/>
+        </w:rPr>
+        <w:drawing>
+          <wp:inline distT="0" distB="0" distL="0" distR="0" wp14:anchorId="74875E1C" wp14:editId="44F1A08C">
+            <wp:extent cx="5400040" cy="2369820"/>
+            <wp:effectExtent l="0" t="0" r="0" b="0"/>
+            <wp:docPr id="1730176053" name="Imagem 1"/>
+            <wp:cNvGraphicFramePr>
+              <a:graphicFrameLocks xmlns:a="http://schemas.openxmlformats.org/drawingml/2006/main" noChangeAspect="1"/>
+            </wp:cNvGraphicFramePr>
+            <a:graphic xmlns:a="http://schemas.openxmlformats.org/drawingml/2006/main">
+              <a:graphicData uri="http://schemas.openxmlformats.org/drawingml/2006/picture">
+                <pic:pic xmlns:pic="http://schemas.openxmlformats.org/drawingml/2006/picture">
+                  <pic:nvPicPr>
+                    <pic:cNvPr id="1730176053" name=""/>
+                    <pic:cNvPicPr/>
+                  </pic:nvPicPr>
+                  <pic:blipFill>
+                    <a:blip r:embed="rId20"/>
+                    <a:stretch>
+                      <a:fillRect/>
+                    </a:stretch>
+                  </pic:blipFill>
+                  <pic:spPr>
+                    <a:xfrm>
+                      <a:off x="0" y="0"/>
+                      <a:ext cx="5400040" cy="2369820"/>
+                    </a:xfrm>
+                    <a:prstGeom prst="rect">
+                      <a:avLst/>
+                    </a:prstGeom>
+                  </pic:spPr>
+                </pic:pic>
+              </a:graphicData>
+            </a:graphic>
+          </wp:inline>
+        </w:drawing>
+      </w:r>
+    </w:p>
+    <w:p>
+      <w:pPr>
+        <w:rPr>
+          <w:u w:val="single"/>
+        </w:rPr>
+      </w:pPr>
+      <w:r>
+        <w:rPr>
+          <w:u w:val="single"/>
+        </w:rPr>
+        <w:drawing>
+          <wp:inline distT="0" distB="0" distL="0" distR="0" wp14:anchorId="05A638AD" wp14:editId="094E94D8">
+            <wp:extent cx="5400040" cy="4516120"/>
+            <wp:effectExtent l="0" t="0" r="0" b="0"/>
+            <wp:docPr id="861283384" name="Imagem 1"/>
+            <wp:cNvGraphicFramePr>
+              <a:graphicFrameLocks xmlns:a="http://schemas.openxmlformats.org/drawingml/2006/main" noChangeAspect="1"/>
+            </wp:cNvGraphicFramePr>
+            <a:graphic xmlns:a="http://schemas.openxmlformats.org/drawingml/2006/main">
+              <a:graphicData uri="http://schemas.openxmlformats.org/drawingml/2006/picture">
+                <pic:pic xmlns:pic="http://schemas.openxmlformats.org/drawingml/2006/picture">
+                  <pic:nvPicPr>
+                    <pic:cNvPr id="861283384" name=""/>
+                    <pic:cNvPicPr/>
+                  </pic:nvPicPr>
+                  <pic:blipFill>
+                    <a:blip r:embed="rId21"/>
+                    <a:stretch>
+                      <a:fillRect/>
+                    </a:stretch>
+                  </pic:blipFill>
+                  <pic:spPr>
+                    <a:xfrm>
+                      <a:off x="0" y="0"/>
+                      <a:ext cx="5400040" cy="4516120"/>
+                    </a:xfrm>
+                    <a:prstGeom prst="rect">
+                      <a:avLst/>
+                    </a:prstGeom>
+                  </pic:spPr>
+                </pic:pic>
+              </a:graphicData>
+            </a:graphic>
+          </wp:inline>
+        </w:drawing>
+      </w:r>
+    </w:p>
+    <w:p>
+      <w:pPr>
+        <w:rPr>
+          <w:u w:val="single"/>
+        </w:rPr>
+      </w:pPr>
+      <w:r>
+        <w:rPr>
+          <w:u w:val="single"/>
+        </w:rPr>
+        <w:lastRenderedPageBreak/>
+        <w:drawing>
+          <wp:inline distT="0" distB="0" distL="0" distR="0" wp14:anchorId="45CAD5DF" wp14:editId="57019B8B">
+            <wp:extent cx="5400040" cy="4712335"/>
+            <wp:effectExtent l="0" t="0" r="0" b="0"/>
+            <wp:docPr id="1712221810" name="Imagem 1"/>
+            <wp:cNvGraphicFramePr>
+              <a:graphicFrameLocks xmlns:a="http://schemas.openxmlformats.org/drawingml/2006/main" noChangeAspect="1"/>
+            </wp:cNvGraphicFramePr>
+            <a:graphic xmlns:a="http://schemas.openxmlformats.org/drawingml/2006/main">
+              <a:graphicData uri="http://schemas.openxmlformats.org/drawingml/2006/picture">
+                <pic:pic xmlns:pic="http://schemas.openxmlformats.org/drawingml/2006/picture">
+                  <pic:nvPicPr>
+                    <pic:cNvPr id="1712221810" name=""/>
+                    <pic:cNvPicPr/>
+                  </pic:nvPicPr>
+                  <pic:blipFill>
+                    <a:blip r:embed="rId22"/>
+                    <a:stretch>
+                      <a:fillRect/>
+                    </a:stretch>
+                  </pic:blipFill>
+                  <pic:spPr>
+                    <a:xfrm>
+                      <a:off x="0" y="0"/>
+                      <a:ext cx="5400040" cy="4712335"/>
+                    </a:xfrm>
+                    <a:prstGeom prst="rect">
+                      <a:avLst/>
+                    </a:prstGeom>
+                  </pic:spPr>
+                </pic:pic>
+              </a:graphicData>
+            </a:graphic>
+          </wp:inline>
+        </w:drawing>
+      </w:r>
+      <w:r>
+        <w:rPr>
+          <w:u w:val="single"/>
+        </w:rPr>
+        <w:br/>
+      </w:r>
+      <w:r>
+        <w:rPr>
+          <w:u w:val="single"/>
+        </w:rPr>
+        <w:drawing>
+          <wp:inline distT="0" distB="0" distL="0" distR="0" wp14:anchorId="2B4F279B" wp14:editId="7D56118A">
+            <wp:extent cx="5400040" cy="3069590"/>
+            <wp:effectExtent l="0" t="0" r="0" b="0"/>
+            <wp:docPr id="109060665" name="Imagem 1"/>
+            <wp:cNvGraphicFramePr>
+              <a:graphicFrameLocks xmlns:a="http://schemas.openxmlformats.org/drawingml/2006/main" noChangeAspect="1"/>
+            </wp:cNvGraphicFramePr>
+            <a:graphic xmlns:a="http://schemas.openxmlformats.org/drawingml/2006/main">
+              <a:graphicData uri="http://schemas.openxmlformats.org/drawingml/2006/picture">
+                <pic:pic xmlns:pic="http://schemas.openxmlformats.org/drawingml/2006/picture">
+                  <pic:nvPicPr>
+                    <pic:cNvPr id="109060665" name=""/>
+                    <pic:cNvPicPr/>
+                  </pic:nvPicPr>
+                  <pic:blipFill>
+                    <a:blip r:embed="rId23"/>
+                    <a:stretch>
+                      <a:fillRect/>
+                    </a:stretch>
+                  </pic:blipFill>
+                  <pic:spPr>
+                    <a:xfrm>
+                      <a:off x="0" y="0"/>
+                      <a:ext cx="5400040" cy="3069590"/>
+                    </a:xfrm>
+                    <a:prstGeom prst="rect">
+                      <a:avLst/>
+                    </a:prstGeom>
+                  </pic:spPr>
+                </pic:pic>
+              </a:graphicData>
+            </a:graphic>
+          </wp:inline>
+        </w:drawing>
+      </w:r>
+    </w:p>
+    <w:p>
+      <w:pPr>
+        <w:rPr>
+          <w:u w:val="single"/>
+        </w:rPr>
+      </w:pPr>
+      <w:r>
+        <w:rPr>
+          <w:u w:val="single"/>
+        </w:rPr>
+        <w:lastRenderedPageBreak/>
+        <w:drawing>
+          <wp:inline distT="0" distB="0" distL="0" distR="0" wp14:anchorId="6CC69E2B" wp14:editId="494FAB06">
+            <wp:extent cx="5400040" cy="5270500"/>
+            <wp:effectExtent l="0" t="0" r="0" b="6350"/>
+            <wp:docPr id="30922473" name="Imagem 1"/>
+            <wp:cNvGraphicFramePr>
+              <a:graphicFrameLocks xmlns:a="http://schemas.openxmlformats.org/drawingml/2006/main" noChangeAspect="1"/>
+            </wp:cNvGraphicFramePr>
+            <a:graphic xmlns:a="http://schemas.openxmlformats.org/drawingml/2006/main">
+              <a:graphicData uri="http://schemas.openxmlformats.org/drawingml/2006/picture">
+                <pic:pic xmlns:pic="http://schemas.openxmlformats.org/drawingml/2006/picture">
+                  <pic:nvPicPr>
+                    <pic:cNvPr id="30922473" name=""/>
+                    <pic:cNvPicPr/>
+                  </pic:nvPicPr>
+                  <pic:blipFill>
+                    <a:blip r:embed="rId24"/>
+                    <a:stretch>
+                      <a:fillRect/>
+                    </a:stretch>
+                  </pic:blipFill>
+                  <pic:spPr>
+                    <a:xfrm>
+                      <a:off x="0" y="0"/>
+                      <a:ext cx="5400040" cy="5270500"/>
+                    </a:xfrm>
+                    <a:prstGeom prst="rect">
+                      <a:avLst/>
+                    </a:prstGeom>
+                  </pic:spPr>
+                </pic:pic>
+              </a:graphicData>
+            </a:graphic>
+          </wp:inline>
+        </w:drawing>
+      </w:r>
+      <w:r>
+        <w:rPr>
+          <w:u w:val="single"/>
+        </w:rPr>
+        <w:br/>
+      </w:r>
+      <w:r>
+        <w:rPr>
+          <w:u w:val="single"/>
+        </w:rPr>
+        <w:t>repetindo...</w:t>
+      </w:r>
+    </w:p>
+    <w:p>
+      <w:pPr>
+        <w:rPr>
+          <w:u w:val="single"/>
+        </w:rPr>
+      </w:pPr>
+      <w:r>
+        <w:rPr>
+          <w:u w:val="single"/>
+        </w:rPr>
+        <w:lastRenderedPageBreak/>
+        <w:drawing>
+          <wp:inline distT="0" distB="0" distL="0" distR="0" wp14:anchorId="22FC18DE" wp14:editId="6D6CDD64">
+            <wp:extent cx="5400040" cy="3791585"/>
+            <wp:effectExtent l="0" t="0" r="0" b="0"/>
+            <wp:docPr id="70429210" name="Imagem 1"/>
+            <wp:cNvGraphicFramePr>
+              <a:graphicFrameLocks xmlns:a="http://schemas.openxmlformats.org/drawingml/2006/main" noChangeAspect="1"/>
+            </wp:cNvGraphicFramePr>
+            <a:graphic xmlns:a="http://schemas.openxmlformats.org/drawingml/2006/main">
+              <a:graphicData uri="http://schemas.openxmlformats.org/drawingml/2006/picture">
+                <pic:pic xmlns:pic="http://schemas.openxmlformats.org/drawingml/2006/picture">
+                  <pic:nvPicPr>
+                    <pic:cNvPr id="70429210" name=""/>
+                    <pic:cNvPicPr/>
+                  </pic:nvPicPr>
+                  <pic:blipFill>
+                    <a:blip r:embed="rId25"/>
+                    <a:stretch>
+                      <a:fillRect/>
+                    </a:stretch>
+                  </pic:blipFill>
+                  <pic:spPr>
+                    <a:xfrm>
+                      <a:off x="0" y="0"/>
+                      <a:ext cx="5400040" cy="3791585"/>
+                    </a:xfrm>
+                    <a:prstGeom prst="rect">
+                      <a:avLst/>
+                    </a:prstGeom>
+                  </pic:spPr>
+                </pic:pic>
+              </a:graphicData>
+            </a:graphic>
+          </wp:inline>
+        </w:drawing>
+      </w:r>
+    </w:p>
+    <w:p>
+      <w:pPr>
+        <w:rPr>
+          <w:u w:val="single"/>
+        </w:rPr>
+      </w:pPr>
+      <w:r>
+        <w:rPr>
+          <w:u w:val="single"/>
+        </w:rPr>
+        <w:lastRenderedPageBreak/>
+        <w:drawing>
+          <wp:inline distT="0" distB="0" distL="0" distR="0" wp14:anchorId="442500CF" wp14:editId="3DAAE640">
+            <wp:extent cx="5400040" cy="4127500"/>
+            <wp:effectExtent l="0" t="0" r="0" b="6350"/>
+            <wp:docPr id="1741267598" name="Imagem 1"/>
+            <wp:cNvGraphicFramePr>
+              <a:graphicFrameLocks xmlns:a="http://schemas.openxmlformats.org/drawingml/2006/main" noChangeAspect="1"/>
+            </wp:cNvGraphicFramePr>
+            <a:graphic xmlns:a="http://schemas.openxmlformats.org/drawingml/2006/main">
+              <a:graphicData uri="http://schemas.openxmlformats.org/drawingml/2006/picture">
+                <pic:pic xmlns:pic="http://schemas.openxmlformats.org/drawingml/2006/picture">
+                  <pic:nvPicPr>
+                    <pic:cNvPr id="1741267598" name=""/>
+                    <pic:cNvPicPr/>
+                  </pic:nvPicPr>
+                  <pic:blipFill>
+                    <a:blip r:embed="rId26"/>
+                    <a:stretch>
+                      <a:fillRect/>
+                    </a:stretch>
+                  </pic:blipFill>
+                  <pic:spPr>
+                    <a:xfrm>
+                      <a:off x="0" y="0"/>
+                      <a:ext cx="5400040" cy="4127500"/>
+                    </a:xfrm>
+                    <a:prstGeom prst="rect">
+                      <a:avLst/>
+                    </a:prstGeom>
+                  </pic:spPr>
+                </pic:pic>
+              </a:graphicData>
+            </a:graphic>
+          </wp:inline>
+        </w:drawing>
+      </w:r>
+      <w:r>
+        <w:rPr>
+          <w:u w:val="single"/>
+        </w:rPr>
+        <w:br/>
+      </w:r>
+      <w:r>
+        <w:rPr>
+          <w:u w:val="single"/>
+        </w:rPr>
+        <w:drawing>
+          <wp:inline distT="0" distB="0" distL="0" distR="0" wp14:anchorId="0BF1AD30" wp14:editId="7DC9B197">
+            <wp:extent cx="5400040" cy="3675380"/>
+            <wp:effectExtent l="0" t="0" r="0" b="1270"/>
+            <wp:docPr id="1235434538" name="Imagem 1"/>
+            <wp:cNvGraphicFramePr>
+              <a:graphicFrameLocks xmlns:a="http://schemas.openxmlformats.org/drawingml/2006/main" noChangeAspect="1"/>
+            </wp:cNvGraphicFramePr>
+            <a:graphic xmlns:a="http://schemas.openxmlformats.org/drawingml/2006/main">
+              <a:graphicData uri="http://schemas.openxmlformats.org/drawingml/2006/picture">
+                <pic:pic xmlns:pic="http://schemas.openxmlformats.org/drawingml/2006/picture">
+                  <pic:nvPicPr>
+                    <pic:cNvPr id="1235434538" name=""/>
+                    <pic:cNvPicPr/>
+                  </pic:nvPicPr>
+                  <pic:blipFill>
+                    <a:blip r:embed="rId27"/>
+                    <a:stretch>
+                      <a:fillRect/>
+                    </a:stretch>
+                  </pic:blipFill>
+                  <pic:spPr>
+                    <a:xfrm>
+                      <a:off x="0" y="0"/>
+                      <a:ext cx="5400040" cy="3675380"/>
+                    </a:xfrm>
+                    <a:prstGeom prst="rect">
+                      <a:avLst/>
+                    </a:prstGeom>
+                  </pic:spPr>
+                </pic:pic>
+              </a:graphicData>
+            </a:graphic>
+          </wp:inline>
+        </w:drawing>
+      </w:r>
+    </w:p>
+    <w:p>
+      <w:pPr>
+        <w:rPr>
+          <w:u w:val="single"/>
+        </w:rPr>
+      </w:pPr>
+      <w:r>
+        <w:rPr>
+          <w:u w:val="single"/>
+        </w:rPr>
+        <w:lastRenderedPageBreak/>
+        <w:drawing>
+          <wp:inline distT="0" distB="0" distL="0" distR="0" wp14:anchorId="64138585" wp14:editId="315DF05B">
+            <wp:extent cx="5400040" cy="3562350"/>
+            <wp:effectExtent l="0" t="0" r="0" b="0"/>
+            <wp:docPr id="1436748203" name="Imagem 1"/>
+            <wp:cNvGraphicFramePr>
+              <a:graphicFrameLocks xmlns:a="http://schemas.openxmlformats.org/drawingml/2006/main" noChangeAspect="1"/>
+            </wp:cNvGraphicFramePr>
+            <a:graphic xmlns:a="http://schemas.openxmlformats.org/drawingml/2006/main">
+              <a:graphicData uri="http://schemas.openxmlformats.org/drawingml/2006/picture">
+                <pic:pic xmlns:pic="http://schemas.openxmlformats.org/drawingml/2006/picture">
+                  <pic:nvPicPr>
+                    <pic:cNvPr id="1436748203" name=""/>
+                    <pic:cNvPicPr/>
+                  </pic:nvPicPr>
+                  <pic:blipFill>
+                    <a:blip r:embed="rId28"/>
+                    <a:stretch>
+                      <a:fillRect/>
+                    </a:stretch>
+                  </pic:blipFill>
+                  <pic:spPr>
+                    <a:xfrm>
+                      <a:off x="0" y="0"/>
+                      <a:ext cx="5400040" cy="3562350"/>
+                    </a:xfrm>
+                    <a:prstGeom prst="rect">
+                      <a:avLst/>
+                    </a:prstGeom>
+                  </pic:spPr>
+                </pic:pic>
+              </a:graphicData>
+            </a:graphic>
+          </wp:inline>
+        </w:drawing>
+      </w:r>
+    </w:p>
+    <w:p>
+      <w:pPr>
+        <w:rPr>
+          <w:u w:val="single"/>
+        </w:rPr>
+      </w:pPr>
+      <w:r>
+        <w:rPr>
+          <w:u w:val="single"/>
+        </w:rPr>
+        <w:lastRenderedPageBreak/>
+        <w:drawing>
+          <wp:inline distT="0" distB="0" distL="0" distR="0" wp14:anchorId="6F4BA7A6" wp14:editId="2FFAF0F6">
+            <wp:extent cx="5400040" cy="4805680"/>
+            <wp:effectExtent l="0" t="0" r="0" b="0"/>
+            <wp:docPr id="1220564250" name="Imagem 1"/>
+            <wp:cNvGraphicFramePr>
+              <a:graphicFrameLocks xmlns:a="http://schemas.openxmlformats.org/drawingml/2006/main" noChangeAspect="1"/>
+            </wp:cNvGraphicFramePr>
+            <a:graphic xmlns:a="http://schemas.openxmlformats.org/drawingml/2006/main">
+              <a:graphicData uri="http://schemas.openxmlformats.org/drawingml/2006/picture">
+                <pic:pic xmlns:pic="http://schemas.openxmlformats.org/drawingml/2006/picture">
+                  <pic:nvPicPr>
+                    <pic:cNvPr id="1220564250" name=""/>
+                    <pic:cNvPicPr/>
+                  </pic:nvPicPr>
+                  <pic:blipFill>
+                    <a:blip r:embed="rId29"/>
+                    <a:stretch>
+                      <a:fillRect/>
+                    </a:stretch>
+                  </pic:blipFill>
+                  <pic:spPr>
+                    <a:xfrm>
+                      <a:off x="0" y="0"/>
+                      <a:ext cx="5400040" cy="4805680"/>
+                    </a:xfrm>
+                    <a:prstGeom prst="rect">
+                      <a:avLst/>
+                    </a:prstGeom>
+                  </pic:spPr>
+                </pic:pic>
+              </a:graphicData>
+            </a:graphic>
+          </wp:inline>
+        </w:drawing>
+      </w:r>
+      <w:r>
+        <w:rPr>
+          <w:u w:val="single"/>
+        </w:rPr>
+        <w:br/>
+      </w:r>
+      <w:r>
+        <w:rPr>
+          <w:u w:val="single"/>
+        </w:rPr>
+        <w:drawing>
+          <wp:inline distT="0" distB="0" distL="0" distR="0" wp14:anchorId="74484685" wp14:editId="41A3809E">
+            <wp:extent cx="5400040" cy="1139825"/>
+            <wp:effectExtent l="0" t="0" r="0" b="3175"/>
+            <wp:docPr id="1088383900" name="Imagem 1"/>
+            <wp:cNvGraphicFramePr>
+              <a:graphicFrameLocks xmlns:a="http://schemas.openxmlformats.org/drawingml/2006/main" noChangeAspect="1"/>
+            </wp:cNvGraphicFramePr>
+            <a:graphic xmlns:a="http://schemas.openxmlformats.org/drawingml/2006/main">
+              <a:graphicData uri="http://schemas.openxmlformats.org/drawingml/2006/picture">
+                <pic:pic xmlns:pic="http://schemas.openxmlformats.org/drawingml/2006/picture">
+                  <pic:nvPicPr>
+                    <pic:cNvPr id="1088383900" name=""/>
+                    <pic:cNvPicPr/>
+                  </pic:nvPicPr>
+                  <pic:blipFill>
+                    <a:blip r:embed="rId30"/>
+                    <a:stretch>
+                      <a:fillRect/>
+                    </a:stretch>
+                  </pic:blipFill>
+                  <pic:spPr>
+                    <a:xfrm>
+                      <a:off x="0" y="0"/>
+                      <a:ext cx="5400040" cy="1139825"/>
+                    </a:xfrm>
+                    <a:prstGeom prst="rect">
+                      <a:avLst/>
+                    </a:prstGeom>
+                  </pic:spPr>
+                </pic:pic>
+              </a:graphicData>
+            </a:graphic>
+          </wp:inline>
+        </w:drawing>
+      </w:r>
+    </w:p>
+    <w:p>
+      <w:pPr>
+        <w:rPr>
+          <w:u w:val="single"/>
+        </w:rPr>
+      </w:pPr>
+      <w:r>
+        <w:rPr>
+          <w:u w:val="single"/>
+        </w:rPr>
+        <w:lastRenderedPageBreak/>
+        <w:drawing>
+          <wp:inline distT="0" distB="0" distL="0" distR="0" wp14:anchorId="3F9E0AD4" wp14:editId="0B8C7BA7">
+            <wp:extent cx="5400040" cy="4219575"/>
+            <wp:effectExtent l="0" t="0" r="0" b="9525"/>
+            <wp:docPr id="1495672708" name="Imagem 1"/>
+            <wp:cNvGraphicFramePr>
+              <a:graphicFrameLocks xmlns:a="http://schemas.openxmlformats.org/drawingml/2006/main" noChangeAspect="1"/>
+            </wp:cNvGraphicFramePr>
+            <a:graphic xmlns:a="http://schemas.openxmlformats.org/drawingml/2006/main">
+              <a:graphicData uri="http://schemas.openxmlformats.org/drawingml/2006/picture">
+                <pic:pic xmlns:pic="http://schemas.openxmlformats.org/drawingml/2006/picture">
+                  <pic:nvPicPr>
+                    <pic:cNvPr id="1495672708" name=""/>
+                    <pic:cNvPicPr/>
+                  </pic:nvPicPr>
+                  <pic:blipFill>
+                    <a:blip r:embed="rId31"/>
+                    <a:stretch>
+                      <a:fillRect/>
+                    </a:stretch>
+                  </pic:blipFill>
+                  <pic:spPr>
+                    <a:xfrm>
+                      <a:off x="0" y="0"/>
+                      <a:ext cx="5400040" cy="4219575"/>
+                    </a:xfrm>
+                    <a:prstGeom prst="rect">
+                      <a:avLst/>
+                    </a:prstGeom>
+                  </pic:spPr>
+                </pic:pic>
+              </a:graphicData>
+            </a:graphic>
+          </wp:inline>
+        </w:drawing>
+      </w:r>
     </w:p>
     <w:sectPr>
       <w:pgSz w:w="11906" w:h="16838"/>

--- a/doc/react.docx
+++ b/doc/react.docx
@@ -17024,6 +17024,116 @@
     <w:p>
       <w:pPr>
         <w:rPr>
+          <w:u w:val="single"/>
+        </w:rPr>
+      </w:pPr>
+      <w:r>
+        <w:rPr>
+          <w:u w:val="single"/>
+        </w:rPr>
+        <w:t xml:space="preserve">O </w:t>
+      </w:r>
+      <w:proofErr w:type="spellStart"/>
+      <w:r>
+        <w:rPr>
+          <w:u w:val="single"/>
+        </w:rPr>
+        <w:t>hook</w:t>
+      </w:r>
+      <w:proofErr w:type="spellEnd"/>
+      <w:r>
+        <w:rPr>
+          <w:u w:val="single"/>
+        </w:rPr>
+        <w:t xml:space="preserve"> </w:t>
+      </w:r>
+      <w:proofErr w:type="spellStart"/>
+      <w:r>
+        <w:rPr>
+          <w:u w:val="single"/>
+        </w:rPr>
+        <w:t>useAuth</w:t>
+      </w:r>
+      <w:proofErr w:type="spellEnd"/>
+      <w:r>
+        <w:rPr>
+          <w:u w:val="single"/>
+        </w:rPr>
+        <w:t xml:space="preserve"> no </w:t>
+      </w:r>
+      <w:proofErr w:type="spellStart"/>
+      <w:r>
+        <w:rPr>
+          <w:u w:val="single"/>
+        </w:rPr>
+        <w:t>React</w:t>
+      </w:r>
+      <w:proofErr w:type="spellEnd"/>
+      <w:r>
+        <w:rPr>
+          <w:u w:val="single"/>
+        </w:rPr>
+        <w:t xml:space="preserve"> com </w:t>
+      </w:r>
+      <w:proofErr w:type="spellStart"/>
+      <w:r>
+        <w:rPr>
+          <w:u w:val="single"/>
+        </w:rPr>
+        <w:t>TypeScript</w:t>
+      </w:r>
+      <w:proofErr w:type="spellEnd"/>
+      <w:r>
+        <w:rPr>
+          <w:u w:val="single"/>
+        </w:rPr>
+        <w:t xml:space="preserve"> é tipicamente um </w:t>
+      </w:r>
+      <w:proofErr w:type="spellStart"/>
+      <w:r>
+        <w:rPr>
+          <w:u w:val="single"/>
+        </w:rPr>
+        <w:t>hook</w:t>
+      </w:r>
+      <w:proofErr w:type="spellEnd"/>
+      <w:r>
+        <w:rPr>
+          <w:u w:val="single"/>
+        </w:rPr>
+        <w:t xml:space="preserve"> personalizado construído usando a API </w:t>
+      </w:r>
+      <w:proofErr w:type="spellStart"/>
+      <w:r>
+        <w:rPr>
+          <w:u w:val="single"/>
+        </w:rPr>
+        <w:t>Context</w:t>
+      </w:r>
+      <w:proofErr w:type="spellEnd"/>
+      <w:r>
+        <w:rPr>
+          <w:u w:val="single"/>
+        </w:rPr>
+        <w:t xml:space="preserve"> para centralizar e compartilhar lógica e estado de autenticação entre componentes. </w:t>
+      </w:r>
+    </w:p>
+    <w:p>
+      <w:pPr>
+        <w:rPr>
+          <w:u w:val="single"/>
+        </w:rPr>
+      </w:pPr>
+      <w:r>
+        <w:rPr>
+          <w:u w:val="single"/>
+        </w:rPr>
+        <w:t>Essa abordagem oferece segurança de tipos e uma forma limpa de gerenciar autenticação de usuários, funções de login/logout e persistência da sessão</w:t>
+      </w:r>
+    </w:p>
+    <w:p>
+      <w:pPr>
+        <w:rPr>
           <w:b/>
           <w:bCs/>
           <w:u w:val="single"/>
@@ -17694,6 +17804,7 @@
           <w:bCs/>
           <w:u w:val="single"/>
         </w:rPr>
+        <w:lastRenderedPageBreak/>
         <w:t>Implementing</w:t>
       </w:r>
       <w:proofErr w:type="spellEnd"/>
@@ -17979,6 +18090,5434 @@
         <w:t>scope</w:t>
       </w:r>
       <w:proofErr w:type="spellEnd"/>
+    </w:p>
+    <w:p>
+      <w:pPr>
+        <w:rPr>
+          <w:u w:val="single"/>
+        </w:rPr>
+      </w:pPr>
+      <w:r>
+        <w:rPr>
+          <w:u w:val="single"/>
+        </w:rPr>
+        <w:br w:type="page"/>
+      </w:r>
+    </w:p>
+    <w:p>
+      <w:pPr>
+        <w:rPr>
+          <w:u w:val="single"/>
+        </w:rPr>
+      </w:pPr>
+      <w:r>
+        <w:rPr>
+          <w:u w:val="single"/>
+        </w:rPr>
+        <w:lastRenderedPageBreak/>
+        <w:t>Pergunta:</w:t>
+      </w:r>
+      <w:r>
+        <w:rPr>
+          <w:u w:val="single"/>
+        </w:rPr>
+        <w:br/>
+      </w:r>
+      <w:proofErr w:type="spellStart"/>
+      <w:r>
+        <w:rPr>
+          <w:u w:val="single"/>
+        </w:rPr>
+        <w:t>typescript</w:t>
+      </w:r>
+      <w:proofErr w:type="spellEnd"/>
+      <w:r>
+        <w:rPr>
+          <w:u w:val="single"/>
+        </w:rPr>
+        <w:t xml:space="preserve"> </w:t>
+      </w:r>
+      <w:proofErr w:type="spellStart"/>
+      <w:r>
+        <w:rPr>
+          <w:u w:val="single"/>
+        </w:rPr>
+        <w:t>react</w:t>
+      </w:r>
+      <w:proofErr w:type="spellEnd"/>
+      <w:r>
+        <w:rPr>
+          <w:u w:val="single"/>
+        </w:rPr>
+        <w:t xml:space="preserve">. tenho uma </w:t>
+      </w:r>
+      <w:proofErr w:type="spellStart"/>
+      <w:proofErr w:type="gramStart"/>
+      <w:r>
+        <w:rPr>
+          <w:u w:val="single"/>
+        </w:rPr>
+        <w:t>pagina</w:t>
+      </w:r>
+      <w:proofErr w:type="spellEnd"/>
+      <w:proofErr w:type="gramEnd"/>
+      <w:r>
+        <w:rPr>
+          <w:u w:val="single"/>
+        </w:rPr>
+        <w:t xml:space="preserve"> que possui um componente chamado </w:t>
+      </w:r>
+      <w:proofErr w:type="spellStart"/>
+      <w:r>
+        <w:rPr>
+          <w:u w:val="single"/>
+        </w:rPr>
+        <w:t>NavBar</w:t>
+      </w:r>
+      <w:proofErr w:type="spellEnd"/>
+      <w:r>
+        <w:rPr>
+          <w:u w:val="single"/>
+        </w:rPr>
+        <w:t xml:space="preserve">. Nela </w:t>
+      </w:r>
+      <w:r>
+        <w:rPr>
+          <w:u w:val="single"/>
+        </w:rPr>
+        <w:t xml:space="preserve">há um link para login e o </w:t>
+      </w:r>
+      <w:r>
+        <w:rPr>
+          <w:u w:val="single"/>
+        </w:rPr>
+        <w:t xml:space="preserve">logout </w:t>
+      </w:r>
+      <w:r>
+        <w:rPr>
+          <w:u w:val="single"/>
+        </w:rPr>
+        <w:t xml:space="preserve">é realizado pelo </w:t>
+      </w:r>
+      <w:proofErr w:type="spellStart"/>
+      <w:r>
+        <w:rPr>
+          <w:u w:val="single"/>
+        </w:rPr>
+        <w:t>hook</w:t>
+      </w:r>
+      <w:proofErr w:type="spellEnd"/>
+      <w:r>
+        <w:rPr>
+          <w:u w:val="single"/>
+        </w:rPr>
+        <w:t xml:space="preserve"> </w:t>
+      </w:r>
+      <w:proofErr w:type="spellStart"/>
+      <w:proofErr w:type="gramStart"/>
+      <w:r>
+        <w:rPr>
+          <w:u w:val="single"/>
+        </w:rPr>
+        <w:t>useAuth</w:t>
+      </w:r>
+      <w:proofErr w:type="spellEnd"/>
+      <w:r>
+        <w:rPr>
+          <w:u w:val="single"/>
+        </w:rPr>
+        <w:t>(</w:t>
+      </w:r>
+      <w:proofErr w:type="gramEnd"/>
+      <w:r>
+        <w:rPr>
+          <w:u w:val="single"/>
+        </w:rPr>
+        <w:t xml:space="preserve">). como encaixar esse approach na </w:t>
+      </w:r>
+      <w:proofErr w:type="spellStart"/>
+      <w:r>
+        <w:rPr>
+          <w:u w:val="single"/>
+        </w:rPr>
+        <w:t>NavBar</w:t>
+      </w:r>
+      <w:proofErr w:type="spellEnd"/>
+      <w:r>
+        <w:rPr>
+          <w:u w:val="single"/>
+        </w:rPr>
+        <w:t>?</w:t>
+      </w:r>
+    </w:p>
+    <w:p>
+      <w:pPr>
+        <w:rPr>
+          <w:u w:val="single"/>
+        </w:rPr>
+      </w:pPr>
+    </w:p>
+    <w:p>
+      <w:pPr>
+        <w:rPr>
+          <w:u w:val="single"/>
+        </w:rPr>
+      </w:pPr>
+      <w:proofErr w:type="spellStart"/>
+      <w:r>
+        <w:rPr>
+          <w:u w:val="single"/>
+        </w:rPr>
+        <w:t>typescript</w:t>
+      </w:r>
+      <w:proofErr w:type="spellEnd"/>
+      <w:r>
+        <w:rPr>
+          <w:u w:val="single"/>
+        </w:rPr>
+        <w:t xml:space="preserve"> </w:t>
+      </w:r>
+      <w:proofErr w:type="spellStart"/>
+      <w:r>
+        <w:rPr>
+          <w:u w:val="single"/>
+        </w:rPr>
+        <w:t>react</w:t>
+      </w:r>
+      <w:proofErr w:type="spellEnd"/>
+      <w:r>
+        <w:rPr>
+          <w:u w:val="single"/>
+        </w:rPr>
+        <w:t xml:space="preserve">. tenho uma </w:t>
+      </w:r>
+      <w:proofErr w:type="spellStart"/>
+      <w:proofErr w:type="gramStart"/>
+      <w:r>
+        <w:rPr>
+          <w:u w:val="single"/>
+        </w:rPr>
+        <w:t>pagina</w:t>
+      </w:r>
+      <w:proofErr w:type="spellEnd"/>
+      <w:proofErr w:type="gramEnd"/>
+      <w:r>
+        <w:rPr>
+          <w:u w:val="single"/>
+        </w:rPr>
+        <w:t xml:space="preserve"> que possui um componente chamado </w:t>
+      </w:r>
+      <w:proofErr w:type="spellStart"/>
+      <w:r>
+        <w:rPr>
+          <w:u w:val="single"/>
+        </w:rPr>
+        <w:t>NavBar</w:t>
+      </w:r>
+      <w:proofErr w:type="spellEnd"/>
+      <w:r>
+        <w:rPr>
+          <w:u w:val="single"/>
+        </w:rPr>
+        <w:t xml:space="preserve">. Nela se dá o login/logout do usuário. estou usando </w:t>
+      </w:r>
+      <w:proofErr w:type="spellStart"/>
+      <w:proofErr w:type="gramStart"/>
+      <w:r>
+        <w:rPr>
+          <w:u w:val="single"/>
+        </w:rPr>
+        <w:t>useAuth</w:t>
+      </w:r>
+      <w:proofErr w:type="spellEnd"/>
+      <w:r>
+        <w:rPr>
+          <w:u w:val="single"/>
+        </w:rPr>
+        <w:t>(</w:t>
+      </w:r>
+      <w:proofErr w:type="gramEnd"/>
+      <w:r>
+        <w:rPr>
+          <w:u w:val="single"/>
+        </w:rPr>
+        <w:t xml:space="preserve">). como encaixar esse approach na </w:t>
+      </w:r>
+      <w:proofErr w:type="spellStart"/>
+      <w:r>
+        <w:rPr>
+          <w:u w:val="single"/>
+        </w:rPr>
+        <w:t>NavBar</w:t>
+      </w:r>
+      <w:proofErr w:type="spellEnd"/>
+      <w:r>
+        <w:rPr>
+          <w:u w:val="single"/>
+        </w:rPr>
+        <w:t>?</w:t>
+      </w:r>
+    </w:p>
+    <w:p>
+      <w:pPr>
+        <w:rPr>
+          <w:u w:val="single"/>
+        </w:rPr>
+      </w:pPr>
+      <w:r>
+        <w:rPr>
+          <w:u w:val="single"/>
+        </w:rPr>
+        <w:t xml:space="preserve">Se você já tem um </w:t>
+      </w:r>
+      <w:proofErr w:type="spellStart"/>
+      <w:r>
+        <w:rPr>
+          <w:b/>
+          <w:bCs/>
+          <w:u w:val="single"/>
+        </w:rPr>
+        <w:t>hook</w:t>
+      </w:r>
+      <w:proofErr w:type="spellEnd"/>
+      <w:r>
+        <w:rPr>
+          <w:b/>
+          <w:bCs/>
+          <w:u w:val="single"/>
+        </w:rPr>
+        <w:t xml:space="preserve"> </w:t>
+      </w:r>
+      <w:proofErr w:type="spellStart"/>
+      <w:proofErr w:type="gramStart"/>
+      <w:r>
+        <w:rPr>
+          <w:b/>
+          <w:bCs/>
+          <w:u w:val="single"/>
+        </w:rPr>
+        <w:t>useAuth</w:t>
+      </w:r>
+      <w:proofErr w:type="spellEnd"/>
+      <w:r>
+        <w:rPr>
+          <w:b/>
+          <w:bCs/>
+          <w:u w:val="single"/>
+        </w:rPr>
+        <w:t>(</w:t>
+      </w:r>
+      <w:proofErr w:type="gramEnd"/>
+      <w:r>
+        <w:rPr>
+          <w:b/>
+          <w:bCs/>
+          <w:u w:val="single"/>
+        </w:rPr>
+        <w:t>)</w:t>
+      </w:r>
+      <w:r>
+        <w:rPr>
+          <w:u w:val="single"/>
+        </w:rPr>
+        <w:t xml:space="preserve"> (provavelmente vindo de um </w:t>
+      </w:r>
+      <w:proofErr w:type="spellStart"/>
+      <w:r>
+        <w:rPr>
+          <w:u w:val="single"/>
+        </w:rPr>
+        <w:t>AuthContext</w:t>
+      </w:r>
+      <w:proofErr w:type="spellEnd"/>
+      <w:r>
+        <w:rPr>
+          <w:u w:val="single"/>
+        </w:rPr>
+        <w:t xml:space="preserve">), a </w:t>
+      </w:r>
+      <w:proofErr w:type="spellStart"/>
+      <w:r>
+        <w:rPr>
+          <w:b/>
+          <w:bCs/>
+          <w:u w:val="single"/>
+        </w:rPr>
+        <w:t>NavBar</w:t>
+      </w:r>
+      <w:proofErr w:type="spellEnd"/>
+      <w:r>
+        <w:rPr>
+          <w:u w:val="single"/>
+        </w:rPr>
+        <w:t xml:space="preserve"> só precisa </w:t>
+      </w:r>
+      <w:r>
+        <w:rPr>
+          <w:b/>
+          <w:bCs/>
+          <w:u w:val="single"/>
+        </w:rPr>
+        <w:t>consumir esse contexto</w:t>
+      </w:r>
+      <w:r>
+        <w:rPr>
+          <w:u w:val="single"/>
+        </w:rPr>
+        <w:t xml:space="preserve"> para saber:</w:t>
+      </w:r>
+    </w:p>
+    <w:p>
+      <w:pPr>
+        <w:numPr>
+          <w:ilvl w:val="0"/>
+          <w:numId w:val="13"/>
+        </w:numPr>
+        <w:rPr>
+          <w:u w:val="single"/>
+        </w:rPr>
+      </w:pPr>
+      <w:r>
+        <w:rPr>
+          <w:u w:val="single"/>
+        </w:rPr>
+        <w:t>se o usuário está logado</w:t>
+      </w:r>
+    </w:p>
+    <w:p>
+      <w:pPr>
+        <w:numPr>
+          <w:ilvl w:val="0"/>
+          <w:numId w:val="13"/>
+        </w:numPr>
+        <w:rPr>
+          <w:u w:val="single"/>
+        </w:rPr>
+      </w:pPr>
+      <w:r>
+        <w:rPr>
+          <w:u w:val="single"/>
+        </w:rPr>
+        <w:t>quem é o usuário</w:t>
+      </w:r>
+    </w:p>
+    <w:p>
+      <w:pPr>
+        <w:numPr>
+          <w:ilvl w:val="0"/>
+          <w:numId w:val="13"/>
+        </w:numPr>
+        <w:rPr>
+          <w:u w:val="single"/>
+        </w:rPr>
+      </w:pPr>
+      <w:r>
+        <w:rPr>
+          <w:u w:val="single"/>
+        </w:rPr>
+        <w:t>executar login ou logout</w:t>
+      </w:r>
+    </w:p>
+    <w:p>
+      <w:pPr>
+        <w:rPr>
+          <w:u w:val="single"/>
+        </w:rPr>
+      </w:pPr>
+      <w:r>
+        <w:rPr>
+          <w:u w:val="single"/>
+        </w:rPr>
+        <w:t xml:space="preserve">A </w:t>
+      </w:r>
+      <w:proofErr w:type="spellStart"/>
+      <w:r>
+        <w:rPr>
+          <w:b/>
+          <w:bCs/>
+          <w:u w:val="single"/>
+        </w:rPr>
+        <w:t>NavBar</w:t>
+      </w:r>
+      <w:proofErr w:type="spellEnd"/>
+      <w:r>
+        <w:rPr>
+          <w:b/>
+          <w:bCs/>
+          <w:u w:val="single"/>
+        </w:rPr>
+        <w:t xml:space="preserve"> não gerencia estado de login</w:t>
+      </w:r>
+      <w:r>
+        <w:rPr>
+          <w:u w:val="single"/>
+        </w:rPr>
+        <w:t xml:space="preserve">, apenas </w:t>
+      </w:r>
+      <w:r>
+        <w:rPr>
+          <w:b/>
+          <w:bCs/>
+          <w:u w:val="single"/>
+        </w:rPr>
+        <w:t>usa o contexto</w:t>
+      </w:r>
+      <w:r>
+        <w:rPr>
+          <w:u w:val="single"/>
+        </w:rPr>
+        <w:t>.</w:t>
+      </w:r>
+    </w:p>
+    <w:p>
+      <w:pPr>
+        <w:rPr>
+          <w:u w:val="single"/>
+        </w:rPr>
+      </w:pPr>
+      <w:r>
+        <w:rPr>
+          <w:u w:val="single"/>
+        </w:rPr>
+        <w:t xml:space="preserve">Vou mostrar o padrão mais comum em </w:t>
+      </w:r>
+      <w:proofErr w:type="spellStart"/>
+      <w:r>
+        <w:rPr>
+          <w:b/>
+          <w:bCs/>
+          <w:u w:val="single"/>
+        </w:rPr>
+        <w:t>React</w:t>
+      </w:r>
+      <w:proofErr w:type="spellEnd"/>
+      <w:r>
+        <w:rPr>
+          <w:b/>
+          <w:bCs/>
+          <w:u w:val="single"/>
+        </w:rPr>
+        <w:t xml:space="preserve"> + </w:t>
+      </w:r>
+      <w:proofErr w:type="spellStart"/>
+      <w:r>
+        <w:rPr>
+          <w:b/>
+          <w:bCs/>
+          <w:u w:val="single"/>
+        </w:rPr>
+        <w:t>TypeScript</w:t>
+      </w:r>
+      <w:proofErr w:type="spellEnd"/>
+      <w:r>
+        <w:rPr>
+          <w:u w:val="single"/>
+        </w:rPr>
+        <w:t>.</w:t>
+      </w:r>
+    </w:p>
+    <w:p>
+      <w:pPr>
+        <w:rPr>
+          <w:b/>
+          <w:bCs/>
+          <w:u w:val="single"/>
+        </w:rPr>
+      </w:pPr>
+      <w:r>
+        <w:rPr>
+          <w:b/>
+          <w:bCs/>
+          <w:u w:val="single"/>
+        </w:rPr>
+        <w:t xml:space="preserve">1. Exemplo de </w:t>
+      </w:r>
+      <w:proofErr w:type="spellStart"/>
+      <w:r>
+        <w:rPr>
+          <w:b/>
+          <w:bCs/>
+          <w:u w:val="single"/>
+        </w:rPr>
+        <w:t>AuthContext</w:t>
+      </w:r>
+      <w:proofErr w:type="spellEnd"/>
+      <w:r>
+        <w:rPr>
+          <w:b/>
+          <w:bCs/>
+          <w:u w:val="single"/>
+        </w:rPr>
+        <w:t xml:space="preserve"> (base)</w:t>
+      </w:r>
+    </w:p>
+    <w:p>
+      <w:pPr>
+        <w:rPr>
+          <w:u w:val="single"/>
+        </w:rPr>
+      </w:pPr>
+      <w:r>
+        <w:rPr>
+          <w:u w:val="single"/>
+        </w:rPr>
+        <w:t xml:space="preserve">Só para contextualizar o que a </w:t>
+      </w:r>
+      <w:proofErr w:type="spellStart"/>
+      <w:r>
+        <w:rPr>
+          <w:u w:val="single"/>
+        </w:rPr>
+        <w:t>NavBar</w:t>
+      </w:r>
+      <w:proofErr w:type="spellEnd"/>
+      <w:r>
+        <w:rPr>
+          <w:u w:val="single"/>
+        </w:rPr>
+        <w:t xml:space="preserve"> espera.</w:t>
+      </w:r>
+    </w:p>
+    <w:p>
+      <w:pPr>
+        <w:rPr>
+          <w:u w:val="single"/>
+        </w:rPr>
+      </w:pPr>
+      <w:r>
+        <w:rPr>
+          <w:u w:val="single"/>
+        </w:rPr>
+        <w:lastRenderedPageBreak/>
+        <w:drawing>
+          <wp:inline distT="0" distB="0" distL="0" distR="0" wp14:anchorId="1C578DAE" wp14:editId="23C400DA">
+            <wp:extent cx="4704573" cy="4602228"/>
+            <wp:effectExtent l="0" t="0" r="1270" b="8255"/>
+            <wp:docPr id="62826674" name="Imagem 1"/>
+            <wp:cNvGraphicFramePr>
+              <a:graphicFrameLocks xmlns:a="http://schemas.openxmlformats.org/drawingml/2006/main" noChangeAspect="1"/>
+            </wp:cNvGraphicFramePr>
+            <a:graphic xmlns:a="http://schemas.openxmlformats.org/drawingml/2006/main">
+              <a:graphicData uri="http://schemas.openxmlformats.org/drawingml/2006/picture">
+                <pic:pic xmlns:pic="http://schemas.openxmlformats.org/drawingml/2006/picture">
+                  <pic:nvPicPr>
+                    <pic:cNvPr id="62826674" name=""/>
+                    <pic:cNvPicPr/>
+                  </pic:nvPicPr>
+                  <pic:blipFill>
+                    <a:blip r:embed="rId32"/>
+                    <a:stretch>
+                      <a:fillRect/>
+                    </a:stretch>
+                  </pic:blipFill>
+                  <pic:spPr>
+                    <a:xfrm>
+                      <a:off x="0" y="0"/>
+                      <a:ext cx="4722286" cy="4619556"/>
+                    </a:xfrm>
+                    <a:prstGeom prst="rect">
+                      <a:avLst/>
+                    </a:prstGeom>
+                  </pic:spPr>
+                </pic:pic>
+              </a:graphicData>
+            </a:graphic>
+          </wp:inline>
+        </w:drawing>
+      </w:r>
+      <w:r>
+        <w:rPr>
+          <w:u w:val="single"/>
+        </w:rPr>
+        <w:br/>
+      </w:r>
+      <w:r>
+        <w:rPr>
+          <w:u w:val="single"/>
+        </w:rPr>
+        <w:drawing>
+          <wp:inline distT="0" distB="0" distL="0" distR="0" wp14:anchorId="69DE29BE" wp14:editId="4D235C27">
+            <wp:extent cx="4715583" cy="863932"/>
+            <wp:effectExtent l="0" t="0" r="0" b="0"/>
+            <wp:docPr id="2100327787" name="Imagem 1"/>
+            <wp:cNvGraphicFramePr>
+              <a:graphicFrameLocks xmlns:a="http://schemas.openxmlformats.org/drawingml/2006/main" noChangeAspect="1"/>
+            </wp:cNvGraphicFramePr>
+            <a:graphic xmlns:a="http://schemas.openxmlformats.org/drawingml/2006/main">
+              <a:graphicData uri="http://schemas.openxmlformats.org/drawingml/2006/picture">
+                <pic:pic xmlns:pic="http://schemas.openxmlformats.org/drawingml/2006/picture">
+                  <pic:nvPicPr>
+                    <pic:cNvPr id="2100327787" name=""/>
+                    <pic:cNvPicPr/>
+                  </pic:nvPicPr>
+                  <pic:blipFill>
+                    <a:blip r:embed="rId33"/>
+                    <a:stretch>
+                      <a:fillRect/>
+                    </a:stretch>
+                  </pic:blipFill>
+                  <pic:spPr>
+                    <a:xfrm>
+                      <a:off x="0" y="0"/>
+                      <a:ext cx="4754133" cy="870995"/>
+                    </a:xfrm>
+                    <a:prstGeom prst="rect">
+                      <a:avLst/>
+                    </a:prstGeom>
+                  </pic:spPr>
+                </pic:pic>
+              </a:graphicData>
+            </a:graphic>
+          </wp:inline>
+        </w:drawing>
+      </w:r>
+    </w:p>
+    <w:p>
+      <w:pPr>
+        <w:rPr>
+          <w:b/>
+          <w:bCs/>
+          <w:u w:val="single"/>
+        </w:rPr>
+      </w:pPr>
+      <w:r>
+        <w:rPr>
+          <w:b/>
+          <w:bCs/>
+          <w:u w:val="single"/>
+        </w:rPr>
+        <w:t xml:space="preserve">2. Usando </w:t>
+      </w:r>
+      <w:proofErr w:type="spellStart"/>
+      <w:proofErr w:type="gramStart"/>
+      <w:r>
+        <w:rPr>
+          <w:b/>
+          <w:bCs/>
+          <w:u w:val="single"/>
+        </w:rPr>
+        <w:t>useAuth</w:t>
+      </w:r>
+      <w:proofErr w:type="spellEnd"/>
+      <w:r>
+        <w:rPr>
+          <w:b/>
+          <w:bCs/>
+          <w:u w:val="single"/>
+        </w:rPr>
+        <w:t>(</w:t>
+      </w:r>
+      <w:proofErr w:type="gramEnd"/>
+      <w:r>
+        <w:rPr>
+          <w:b/>
+          <w:bCs/>
+          <w:u w:val="single"/>
+        </w:rPr>
+        <w:t xml:space="preserve">) na </w:t>
+      </w:r>
+      <w:proofErr w:type="spellStart"/>
+      <w:r>
+        <w:rPr>
+          <w:b/>
+          <w:bCs/>
+          <w:u w:val="single"/>
+        </w:rPr>
+        <w:t>NavBar</w:t>
+      </w:r>
+      <w:proofErr w:type="spellEnd"/>
+    </w:p>
+    <w:p>
+      <w:pPr>
+        <w:rPr>
+          <w:u w:val="single"/>
+        </w:rPr>
+      </w:pPr>
+      <w:r>
+        <w:rPr>
+          <w:u w:val="single"/>
+        </w:rPr>
+        <w:t xml:space="preserve">Agora a </w:t>
+      </w:r>
+      <w:proofErr w:type="spellStart"/>
+      <w:r>
+        <w:rPr>
+          <w:b/>
+          <w:bCs/>
+          <w:u w:val="single"/>
+        </w:rPr>
+        <w:t>NavBar</w:t>
+      </w:r>
+      <w:proofErr w:type="spellEnd"/>
+      <w:r>
+        <w:rPr>
+          <w:b/>
+          <w:bCs/>
+          <w:u w:val="single"/>
+        </w:rPr>
+        <w:t xml:space="preserve"> só consome</w:t>
+      </w:r>
+      <w:r>
+        <w:rPr>
+          <w:u w:val="single"/>
+        </w:rPr>
+        <w:t>.</w:t>
+      </w:r>
+    </w:p>
+    <w:p>
+      <w:pPr>
+        <w:rPr>
+          <w:u w:val="single"/>
+        </w:rPr>
+      </w:pPr>
+      <w:r>
+        <w:rPr>
+          <w:u w:val="single"/>
+        </w:rPr>
+        <w:lastRenderedPageBreak/>
+        <w:drawing>
+          <wp:inline distT="0" distB="0" distL="0" distR="0" wp14:anchorId="554CB738" wp14:editId="535B7719">
+            <wp:extent cx="4273630" cy="2716750"/>
+            <wp:effectExtent l="0" t="0" r="0" b="7620"/>
+            <wp:docPr id="1710490217" name="Imagem 1"/>
+            <wp:cNvGraphicFramePr>
+              <a:graphicFrameLocks xmlns:a="http://schemas.openxmlformats.org/drawingml/2006/main" noChangeAspect="1"/>
+            </wp:cNvGraphicFramePr>
+            <a:graphic xmlns:a="http://schemas.openxmlformats.org/drawingml/2006/main">
+              <a:graphicData uri="http://schemas.openxmlformats.org/drawingml/2006/picture">
+                <pic:pic xmlns:pic="http://schemas.openxmlformats.org/drawingml/2006/picture">
+                  <pic:nvPicPr>
+                    <pic:cNvPr id="1710490217" name=""/>
+                    <pic:cNvPicPr/>
+                  </pic:nvPicPr>
+                  <pic:blipFill>
+                    <a:blip r:embed="rId34"/>
+                    <a:stretch>
+                      <a:fillRect/>
+                    </a:stretch>
+                  </pic:blipFill>
+                  <pic:spPr>
+                    <a:xfrm>
+                      <a:off x="0" y="0"/>
+                      <a:ext cx="4285931" cy="2724570"/>
+                    </a:xfrm>
+                    <a:prstGeom prst="rect">
+                      <a:avLst/>
+                    </a:prstGeom>
+                  </pic:spPr>
+                </pic:pic>
+              </a:graphicData>
+            </a:graphic>
+          </wp:inline>
+        </w:drawing>
+      </w:r>
+    </w:p>
+    <w:p>
+      <w:pPr>
+        <w:rPr>
+          <w:b/>
+          <w:bCs/>
+          <w:u w:val="single"/>
+        </w:rPr>
+      </w:pPr>
+      <w:r>
+        <w:rPr>
+          <w:b/>
+          <w:bCs/>
+          <w:u w:val="single"/>
+        </w:rPr>
+        <w:t xml:space="preserve">3. Envolvendo o App com </w:t>
+      </w:r>
+      <w:proofErr w:type="spellStart"/>
+      <w:r>
+        <w:rPr>
+          <w:b/>
+          <w:bCs/>
+          <w:u w:val="single"/>
+        </w:rPr>
+        <w:t>AuthProvider</w:t>
+      </w:r>
+      <w:proofErr w:type="spellEnd"/>
+    </w:p>
+    <w:p>
+      <w:pPr>
+        <w:rPr>
+          <w:u w:val="single"/>
+        </w:rPr>
+      </w:pPr>
+      <w:r>
+        <w:rPr>
+          <w:u w:val="single"/>
+        </w:rPr>
+        <w:t xml:space="preserve">A </w:t>
+      </w:r>
+      <w:proofErr w:type="spellStart"/>
+      <w:r>
+        <w:rPr>
+          <w:u w:val="single"/>
+        </w:rPr>
+        <w:t>NavBar</w:t>
+      </w:r>
+      <w:proofErr w:type="spellEnd"/>
+      <w:r>
+        <w:rPr>
+          <w:u w:val="single"/>
+        </w:rPr>
+        <w:t xml:space="preserve"> só funciona se estiver </w:t>
+      </w:r>
+      <w:r>
+        <w:rPr>
+          <w:b/>
+          <w:bCs/>
+          <w:u w:val="single"/>
+        </w:rPr>
+        <w:t xml:space="preserve">dentro do </w:t>
+      </w:r>
+      <w:proofErr w:type="spellStart"/>
+      <w:r>
+        <w:rPr>
+          <w:b/>
+          <w:bCs/>
+          <w:u w:val="single"/>
+        </w:rPr>
+        <w:t>Provider</w:t>
+      </w:r>
+      <w:proofErr w:type="spellEnd"/>
+      <w:r>
+        <w:rPr>
+          <w:u w:val="single"/>
+        </w:rPr>
+        <w:t>.</w:t>
+      </w:r>
+    </w:p>
+    <w:p>
+      <w:pPr>
+        <w:rPr>
+          <w:u w:val="single"/>
+        </w:rPr>
+      </w:pPr>
+      <w:r>
+        <w:rPr>
+          <w:u w:val="single"/>
+        </w:rPr>
+        <w:drawing>
+          <wp:inline distT="0" distB="0" distL="0" distR="0" wp14:anchorId="69657292" wp14:editId="5C23DEA1">
+            <wp:extent cx="5400040" cy="2481580"/>
+            <wp:effectExtent l="0" t="0" r="0" b="0"/>
+            <wp:docPr id="810363171" name="Imagem 1"/>
+            <wp:cNvGraphicFramePr>
+              <a:graphicFrameLocks xmlns:a="http://schemas.openxmlformats.org/drawingml/2006/main" noChangeAspect="1"/>
+            </wp:cNvGraphicFramePr>
+            <a:graphic xmlns:a="http://schemas.openxmlformats.org/drawingml/2006/main">
+              <a:graphicData uri="http://schemas.openxmlformats.org/drawingml/2006/picture">
+                <pic:pic xmlns:pic="http://schemas.openxmlformats.org/drawingml/2006/picture">
+                  <pic:nvPicPr>
+                    <pic:cNvPr id="810363171" name=""/>
+                    <pic:cNvPicPr/>
+                  </pic:nvPicPr>
+                  <pic:blipFill>
+                    <a:blip r:embed="rId35"/>
+                    <a:stretch>
+                      <a:fillRect/>
+                    </a:stretch>
+                  </pic:blipFill>
+                  <pic:spPr>
+                    <a:xfrm>
+                      <a:off x="0" y="0"/>
+                      <a:ext cx="5400040" cy="2481580"/>
+                    </a:xfrm>
+                    <a:prstGeom prst="rect">
+                      <a:avLst/>
+                    </a:prstGeom>
+                  </pic:spPr>
+                </pic:pic>
+              </a:graphicData>
+            </a:graphic>
+          </wp:inline>
+        </w:drawing>
+      </w:r>
+    </w:p>
+    <w:p>
+      <w:pPr>
+        <w:rPr>
+          <w:u w:val="single"/>
+        </w:rPr>
+      </w:pPr>
+      <w:r>
+        <w:rPr>
+          <w:u w:val="single"/>
+        </w:rPr>
+        <w:t>Fluxo funcionando</w:t>
+      </w:r>
+    </w:p>
+    <w:p>
+      <w:pPr>
+        <w:pStyle w:val="PargrafodaLista"/>
+        <w:rPr>
+          <w:u w:val="single"/>
+        </w:rPr>
+      </w:pPr>
+      <w:r>
+        <w:rPr>
+          <w:u w:val="single"/>
+        </w:rPr>
+        <w:drawing>
+          <wp:inline distT="0" distB="0" distL="0" distR="0" wp14:anchorId="09AE1C40" wp14:editId="681880EC">
+            <wp:extent cx="5400040" cy="1123315"/>
+            <wp:effectExtent l="0" t="0" r="0" b="635"/>
+            <wp:docPr id="214807407" name="Imagem 1"/>
+            <wp:cNvGraphicFramePr>
+              <a:graphicFrameLocks xmlns:a="http://schemas.openxmlformats.org/drawingml/2006/main" noChangeAspect="1"/>
+            </wp:cNvGraphicFramePr>
+            <a:graphic xmlns:a="http://schemas.openxmlformats.org/drawingml/2006/main">
+              <a:graphicData uri="http://schemas.openxmlformats.org/drawingml/2006/picture">
+                <pic:pic xmlns:pic="http://schemas.openxmlformats.org/drawingml/2006/picture">
+                  <pic:nvPicPr>
+                    <pic:cNvPr id="214807407" name=""/>
+                    <pic:cNvPicPr/>
+                  </pic:nvPicPr>
+                  <pic:blipFill>
+                    <a:blip r:embed="rId36"/>
+                    <a:stretch>
+                      <a:fillRect/>
+                    </a:stretch>
+                  </pic:blipFill>
+                  <pic:spPr>
+                    <a:xfrm>
+                      <a:off x="0" y="0"/>
+                      <a:ext cx="5400040" cy="1123315"/>
+                    </a:xfrm>
+                    <a:prstGeom prst="rect">
+                      <a:avLst/>
+                    </a:prstGeom>
+                  </pic:spPr>
+                </pic:pic>
+              </a:graphicData>
+            </a:graphic>
+          </wp:inline>
+        </w:drawing>
+      </w:r>
+    </w:p>
+    <w:p>
+      <w:pPr>
+        <w:rPr>
+          <w:u w:val="single"/>
+        </w:rPr>
+      </w:pPr>
+    </w:p>
+    <w:p>
+      <w:pPr>
+        <w:rPr>
+          <w:u w:val="single"/>
+        </w:rPr>
+      </w:pPr>
+      <w:r>
+        <w:rPr>
+          <w:u w:val="single"/>
+        </w:rPr>
+        <w:t xml:space="preserve">Quando </w:t>
+      </w:r>
+      <w:proofErr w:type="gramStart"/>
+      <w:r>
+        <w:rPr>
+          <w:u w:val="single"/>
+        </w:rPr>
+        <w:t>login(</w:t>
+      </w:r>
+      <w:proofErr w:type="gramEnd"/>
+      <w:r>
+        <w:rPr>
+          <w:u w:val="single"/>
+        </w:rPr>
+        <w:t>) é chamado:</w:t>
+      </w:r>
+    </w:p>
+    <w:p>
+      <w:pPr>
+        <w:rPr>
+          <w:u w:val="single"/>
+        </w:rPr>
+      </w:pPr>
+      <w:proofErr w:type="spellStart"/>
+      <w:r>
+        <w:rPr>
+          <w:u w:val="single"/>
+        </w:rPr>
+        <w:t>setUser</w:t>
+      </w:r>
+      <w:proofErr w:type="spellEnd"/>
+      <w:r>
+        <w:rPr>
+          <w:u w:val="single"/>
+        </w:rPr>
+        <w:t>(</w:t>
+      </w:r>
+      <w:proofErr w:type="spellStart"/>
+      <w:r>
+        <w:rPr>
+          <w:u w:val="single"/>
+        </w:rPr>
+        <w:t>user</w:t>
+      </w:r>
+      <w:proofErr w:type="spellEnd"/>
+      <w:r>
+        <w:rPr>
+          <w:u w:val="single"/>
+        </w:rPr>
+        <w:t>)</w:t>
+      </w:r>
+    </w:p>
+    <w:p>
+      <w:pPr>
+        <w:rPr>
+          <w:b/>
+          <w:bCs/>
+          <w:u w:val="single"/>
+        </w:rPr>
+      </w:pPr>
+      <w:r>
+        <w:rPr>
+          <w:u w:val="single"/>
+        </w:rPr>
+        <w:lastRenderedPageBreak/>
+        <w:t xml:space="preserve">→ </w:t>
+      </w:r>
+      <w:proofErr w:type="spellStart"/>
+      <w:r>
+        <w:rPr>
+          <w:b/>
+          <w:bCs/>
+          <w:u w:val="single"/>
+        </w:rPr>
+        <w:t>NavBar</w:t>
+      </w:r>
+      <w:proofErr w:type="spellEnd"/>
+      <w:r>
+        <w:rPr>
+          <w:b/>
+          <w:bCs/>
+          <w:u w:val="single"/>
+        </w:rPr>
+        <w:t xml:space="preserve"> </w:t>
+      </w:r>
+      <w:proofErr w:type="spellStart"/>
+      <w:r>
+        <w:rPr>
+          <w:b/>
+          <w:bCs/>
+          <w:u w:val="single"/>
+        </w:rPr>
+        <w:t>re-renderiza</w:t>
+      </w:r>
+      <w:proofErr w:type="spellEnd"/>
+      <w:r>
+        <w:rPr>
+          <w:b/>
+          <w:bCs/>
+          <w:u w:val="single"/>
+        </w:rPr>
+        <w:t xml:space="preserve"> automaticamente</w:t>
+      </w:r>
+    </w:p>
+    <w:p>
+      <w:pPr>
+        <w:rPr>
+          <w:b/>
+          <w:bCs/>
+          <w:u w:val="single"/>
+        </w:rPr>
+      </w:pPr>
+    </w:p>
+    <w:p>
+      <w:pPr>
+        <w:rPr>
+          <w:u w:val="single"/>
+        </w:rPr>
+      </w:pPr>
+      <w:r>
+        <w:rPr>
+          <w:u w:val="single"/>
+        </w:rPr>
+        <w:t xml:space="preserve">Exemplo mais completo de </w:t>
+      </w:r>
+      <w:proofErr w:type="spellStart"/>
+      <w:r>
+        <w:rPr>
+          <w:u w:val="single"/>
+        </w:rPr>
+        <w:t>NavBar</w:t>
+      </w:r>
+      <w:proofErr w:type="spellEnd"/>
+    </w:p>
+    <w:p>
+      <w:pPr>
+        <w:rPr>
+          <w:u w:val="single"/>
+        </w:rPr>
+      </w:pPr>
+      <w:r>
+        <w:rPr>
+          <w:u w:val="single"/>
+        </w:rPr>
+        <w:drawing>
+          <wp:inline distT="0" distB="0" distL="0" distR="0" wp14:anchorId="3BF1C3B6" wp14:editId="4D02F12B">
+            <wp:extent cx="5400040" cy="3284855"/>
+            <wp:effectExtent l="0" t="0" r="0" b="0"/>
+            <wp:docPr id="393356165" name="Imagem 1"/>
+            <wp:cNvGraphicFramePr>
+              <a:graphicFrameLocks xmlns:a="http://schemas.openxmlformats.org/drawingml/2006/main" noChangeAspect="1"/>
+            </wp:cNvGraphicFramePr>
+            <a:graphic xmlns:a="http://schemas.openxmlformats.org/drawingml/2006/main">
+              <a:graphicData uri="http://schemas.openxmlformats.org/drawingml/2006/picture">
+                <pic:pic xmlns:pic="http://schemas.openxmlformats.org/drawingml/2006/picture">
+                  <pic:nvPicPr>
+                    <pic:cNvPr id="393356165" name=""/>
+                    <pic:cNvPicPr/>
+                  </pic:nvPicPr>
+                  <pic:blipFill>
+                    <a:blip r:embed="rId37"/>
+                    <a:stretch>
+                      <a:fillRect/>
+                    </a:stretch>
+                  </pic:blipFill>
+                  <pic:spPr>
+                    <a:xfrm>
+                      <a:off x="0" y="0"/>
+                      <a:ext cx="5400040" cy="3284855"/>
+                    </a:xfrm>
+                    <a:prstGeom prst="rect">
+                      <a:avLst/>
+                    </a:prstGeom>
+                  </pic:spPr>
+                </pic:pic>
+              </a:graphicData>
+            </a:graphic>
+          </wp:inline>
+        </w:drawing>
+      </w:r>
+    </w:p>
+    <w:p>
+      <w:pPr>
+        <w:rPr>
+          <w:u w:val="single"/>
+        </w:rPr>
+      </w:pPr>
+      <w:r>
+        <w:rPr>
+          <w:rFonts w:ascii="Segoe UI Emoji" w:hAnsi="Segoe UI Emoji" w:cs="Segoe UI Emoji"/>
+          <w:u w:val="single"/>
+        </w:rPr>
+        <w:t>💡</w:t>
+      </w:r>
+      <w:r>
+        <w:rPr>
+          <w:u w:val="single"/>
+        </w:rPr>
+        <w:t xml:space="preserve"> </w:t>
+      </w:r>
+      <w:r>
+        <w:rPr>
+          <w:b/>
+          <w:bCs/>
+          <w:u w:val="single"/>
+        </w:rPr>
+        <w:t>Dica importante de arquitetura</w:t>
+      </w:r>
+    </w:p>
+    <w:p>
+      <w:pPr>
+        <w:rPr>
+          <w:u w:val="single"/>
+        </w:rPr>
+      </w:pPr>
+      <w:r>
+        <w:rPr>
+          <w:u w:val="single"/>
+        </w:rPr>
+        <w:t xml:space="preserve">A </w:t>
+      </w:r>
+      <w:proofErr w:type="spellStart"/>
+      <w:r>
+        <w:rPr>
+          <w:b/>
+          <w:bCs/>
+          <w:u w:val="single"/>
+        </w:rPr>
+        <w:t>NavBar</w:t>
+      </w:r>
+      <w:proofErr w:type="spellEnd"/>
+      <w:r>
+        <w:rPr>
+          <w:b/>
+          <w:bCs/>
+          <w:u w:val="single"/>
+        </w:rPr>
+        <w:t xml:space="preserve"> não deveria fazer login</w:t>
+      </w:r>
+      <w:r>
+        <w:rPr>
+          <w:u w:val="single"/>
+        </w:rPr>
+        <w:t>, apenas:</w:t>
+      </w:r>
+    </w:p>
+    <w:p>
+      <w:pPr>
+        <w:numPr>
+          <w:ilvl w:val="0"/>
+          <w:numId w:val="14"/>
+        </w:numPr>
+        <w:rPr>
+          <w:u w:val="single"/>
+        </w:rPr>
+      </w:pPr>
+      <w:r>
+        <w:rPr>
+          <w:u w:val="single"/>
+        </w:rPr>
+        <w:t>mostrar estado do usuário</w:t>
+      </w:r>
+    </w:p>
+    <w:p>
+      <w:pPr>
+        <w:numPr>
+          <w:ilvl w:val="0"/>
+          <w:numId w:val="14"/>
+        </w:numPr>
+        <w:rPr>
+          <w:u w:val="single"/>
+        </w:rPr>
+      </w:pPr>
+      <w:r>
+        <w:rPr>
+          <w:u w:val="single"/>
+        </w:rPr>
+        <w:t>chamar logout</w:t>
+      </w:r>
+    </w:p>
+    <w:p>
+      <w:pPr>
+        <w:numPr>
+          <w:ilvl w:val="0"/>
+          <w:numId w:val="14"/>
+        </w:numPr>
+        <w:rPr>
+          <w:u w:val="single"/>
+        </w:rPr>
+      </w:pPr>
+      <w:r>
+        <w:rPr>
+          <w:u w:val="single"/>
+        </w:rPr>
+        <w:t>mostrar link para login</w:t>
+      </w:r>
+    </w:p>
+    <w:p>
+      <w:pPr>
+        <w:rPr>
+          <w:u w:val="single"/>
+        </w:rPr>
+      </w:pPr>
+      <w:r>
+        <w:rPr>
+          <w:u w:val="single"/>
+        </w:rPr>
+        <w:t>Exemplo:</w:t>
+      </w:r>
+    </w:p>
+    <w:p>
+      <w:pPr>
+        <w:rPr>
+          <w:u w:val="single"/>
+        </w:rPr>
+      </w:pPr>
+      <w:proofErr w:type="gramStart"/>
+      <w:r>
+        <w:rPr>
+          <w:u w:val="single"/>
+        </w:rPr>
+        <w:t>[ Login</w:t>
+      </w:r>
+      <w:proofErr w:type="gramEnd"/>
+      <w:r>
+        <w:rPr>
+          <w:u w:val="single"/>
+        </w:rPr>
+        <w:t xml:space="preserve"> ] ou </w:t>
+      </w:r>
+      <w:proofErr w:type="gramStart"/>
+      <w:r>
+        <w:rPr>
+          <w:u w:val="single"/>
+        </w:rPr>
+        <w:t xml:space="preserve">[ </w:t>
+      </w:r>
+      <w:proofErr w:type="spellStart"/>
+      <w:r>
+        <w:rPr>
+          <w:u w:val="single"/>
+        </w:rPr>
+        <w:t>email</w:t>
+      </w:r>
+      <w:proofErr w:type="spellEnd"/>
+      <w:proofErr w:type="gramEnd"/>
+      <w:r>
+        <w:rPr>
+          <w:u w:val="single"/>
+        </w:rPr>
+        <w:t xml:space="preserve"> | </w:t>
+      </w:r>
+      <w:proofErr w:type="gramStart"/>
+      <w:r>
+        <w:rPr>
+          <w:u w:val="single"/>
+        </w:rPr>
+        <w:t>Logout ]</w:t>
+      </w:r>
+      <w:proofErr w:type="gramEnd"/>
+    </w:p>
+    <w:p>
+      <w:pPr>
+        <w:rPr>
+          <w:u w:val="single"/>
+        </w:rPr>
+      </w:pPr>
+      <w:r>
+        <w:rPr>
+          <w:u w:val="single"/>
+        </w:rPr>
+        <w:t>Correção:</w:t>
+      </w:r>
+    </w:p>
+    <w:p>
+      <w:pPr>
+        <w:rPr>
+          <w:u w:val="single"/>
+        </w:rPr>
+      </w:pPr>
+      <w:r>
+        <w:rPr>
+          <w:u w:val="single"/>
+        </w:rPr>
+        <w:t xml:space="preserve">A ideia é simples: </w:t>
+      </w:r>
+      <w:r>
+        <w:rPr>
+          <w:b/>
+          <w:bCs/>
+          <w:u w:val="single"/>
+        </w:rPr>
+        <w:t xml:space="preserve">a </w:t>
+      </w:r>
+      <w:proofErr w:type="spellStart"/>
+      <w:r>
+        <w:rPr>
+          <w:b/>
+          <w:bCs/>
+          <w:u w:val="single"/>
+        </w:rPr>
+        <w:t>NavBar</w:t>
+      </w:r>
+      <w:proofErr w:type="spellEnd"/>
+      <w:r>
+        <w:rPr>
+          <w:b/>
+          <w:bCs/>
+          <w:u w:val="single"/>
+        </w:rPr>
+        <w:t xml:space="preserve"> consome o estado de autenticação do </w:t>
+      </w:r>
+      <w:proofErr w:type="spellStart"/>
+      <w:proofErr w:type="gramStart"/>
+      <w:r>
+        <w:rPr>
+          <w:b/>
+          <w:bCs/>
+          <w:u w:val="single"/>
+        </w:rPr>
+        <w:t>useAuth</w:t>
+      </w:r>
+      <w:proofErr w:type="spellEnd"/>
+      <w:r>
+        <w:rPr>
+          <w:b/>
+          <w:bCs/>
+          <w:u w:val="single"/>
+        </w:rPr>
+        <w:t>(</w:t>
+      </w:r>
+      <w:proofErr w:type="gramEnd"/>
+      <w:r>
+        <w:rPr>
+          <w:b/>
+          <w:bCs/>
+          <w:u w:val="single"/>
+        </w:rPr>
+        <w:t>)</w:t>
+      </w:r>
+      <w:r>
+        <w:rPr>
+          <w:u w:val="single"/>
+        </w:rPr>
+        <w:t xml:space="preserve"> e decide </w:t>
+      </w:r>
+      <w:r>
+        <w:rPr>
+          <w:b/>
+          <w:bCs/>
+          <w:u w:val="single"/>
+        </w:rPr>
+        <w:t>mostrar o link de login ou o botão de logout</w:t>
+      </w:r>
+      <w:r>
+        <w:rPr>
+          <w:u w:val="single"/>
+        </w:rPr>
+        <w:t>.</w:t>
+      </w:r>
+      <w:r>
+        <w:rPr>
+          <w:u w:val="single"/>
+        </w:rPr>
+        <w:br/>
+        <w:t xml:space="preserve">Ela </w:t>
+      </w:r>
+      <w:r>
+        <w:rPr>
+          <w:b/>
+          <w:bCs/>
+          <w:u w:val="single"/>
+        </w:rPr>
+        <w:t>não faz login</w:t>
+      </w:r>
+      <w:r>
+        <w:rPr>
+          <w:u w:val="single"/>
+        </w:rPr>
+        <w:t xml:space="preserve">, apenas </w:t>
+      </w:r>
+      <w:r>
+        <w:rPr>
+          <w:b/>
+          <w:bCs/>
+          <w:u w:val="single"/>
+        </w:rPr>
+        <w:t>reage ao estado do usuário</w:t>
+      </w:r>
+      <w:r>
+        <w:rPr>
+          <w:u w:val="single"/>
+        </w:rPr>
+        <w:t>.</w:t>
+      </w:r>
+    </w:p>
+    <w:p>
+      <w:pPr>
+        <w:pStyle w:val="PargrafodaLista"/>
+        <w:numPr>
+          <w:ilvl w:val="0"/>
+          <w:numId w:val="15"/>
+        </w:numPr>
+        <w:rPr>
+          <w:u w:val="single"/>
+        </w:rPr>
+      </w:pPr>
+      <w:r>
+        <w:rPr>
+          <w:u w:val="single"/>
+        </w:rPr>
+        <w:t>Estrutura típica</w:t>
+      </w:r>
+    </w:p>
+    <w:p>
+      <w:pPr>
+        <w:pStyle w:val="PargrafodaLista"/>
+        <w:rPr>
+          <w:u w:val="single"/>
+        </w:rPr>
+      </w:pPr>
+      <w:proofErr w:type="spellStart"/>
+      <w:r>
+        <w:rPr>
+          <w:u w:val="single"/>
+        </w:rPr>
+        <w:t>AuthProvider</w:t>
+      </w:r>
+      <w:proofErr w:type="spellEnd"/>
+    </w:p>
+    <w:p>
+      <w:pPr>
+        <w:pStyle w:val="PargrafodaLista"/>
+        <w:rPr>
+          <w:u w:val="single"/>
+        </w:rPr>
+      </w:pPr>
+      <w:r>
+        <w:rPr>
+          <w:u w:val="single"/>
+        </w:rPr>
+        <w:t xml:space="preserve">   </w:t>
+      </w:r>
+      <w:r>
+        <w:rPr>
+          <w:rFonts w:ascii="MS Gothic" w:eastAsia="MS Gothic" w:hAnsi="MS Gothic" w:cs="MS Gothic" w:hint="eastAsia"/>
+          <w:u w:val="single"/>
+        </w:rPr>
+        <w:t>├</w:t>
+      </w:r>
+      <w:r>
+        <w:rPr>
+          <w:rFonts w:ascii="Aptos" w:hAnsi="Aptos" w:cs="Aptos"/>
+          <w:u w:val="single"/>
+        </w:rPr>
+        <w:t>──</w:t>
+      </w:r>
+      <w:r>
+        <w:rPr>
+          <w:u w:val="single"/>
+        </w:rPr>
+        <w:t xml:space="preserve"> </w:t>
+      </w:r>
+      <w:proofErr w:type="spellStart"/>
+      <w:r>
+        <w:rPr>
+          <w:u w:val="single"/>
+        </w:rPr>
+        <w:t>NavBar</w:t>
+      </w:r>
+      <w:proofErr w:type="spellEnd"/>
+    </w:p>
+    <w:p>
+      <w:pPr>
+        <w:pStyle w:val="PargrafodaLista"/>
+        <w:rPr>
+          <w:u w:val="single"/>
+        </w:rPr>
+      </w:pPr>
+      <w:r>
+        <w:rPr>
+          <w:u w:val="single"/>
+        </w:rPr>
+        <w:t xml:space="preserve">   </w:t>
+      </w:r>
+      <w:r>
+        <w:rPr>
+          <w:rFonts w:ascii="MS Gothic" w:eastAsia="MS Gothic" w:hAnsi="MS Gothic" w:cs="MS Gothic" w:hint="eastAsia"/>
+          <w:u w:val="single"/>
+        </w:rPr>
+        <w:t>├</w:t>
+      </w:r>
+      <w:r>
+        <w:rPr>
+          <w:rFonts w:ascii="Aptos" w:hAnsi="Aptos" w:cs="Aptos"/>
+          <w:u w:val="single"/>
+        </w:rPr>
+        <w:t>──</w:t>
+      </w:r>
+      <w:r>
+        <w:rPr>
+          <w:u w:val="single"/>
+        </w:rPr>
+        <w:t xml:space="preserve"> </w:t>
+      </w:r>
+      <w:proofErr w:type="spellStart"/>
+      <w:r>
+        <w:rPr>
+          <w:u w:val="single"/>
+        </w:rPr>
+        <w:t>LoginPage</w:t>
+      </w:r>
+      <w:proofErr w:type="spellEnd"/>
+    </w:p>
+    <w:p>
+      <w:pPr>
+        <w:pStyle w:val="PargrafodaLista"/>
+        <w:rPr>
+          <w:u w:val="single"/>
+        </w:rPr>
+      </w:pPr>
+      <w:r>
+        <w:rPr>
+          <w:u w:val="single"/>
+        </w:rPr>
+        <w:t xml:space="preserve">   └── App </w:t>
+      </w:r>
+      <w:proofErr w:type="spellStart"/>
+      <w:r>
+        <w:rPr>
+          <w:u w:val="single"/>
+        </w:rPr>
+        <w:t>pages</w:t>
+      </w:r>
+      <w:proofErr w:type="spellEnd"/>
+    </w:p>
+    <w:p>
+      <w:pPr>
+        <w:pStyle w:val="PargrafodaLista"/>
+        <w:numPr>
+          <w:ilvl w:val="0"/>
+          <w:numId w:val="15"/>
+        </w:numPr>
+        <w:rPr>
+          <w:u w:val="single"/>
+        </w:rPr>
+      </w:pPr>
+      <w:r>
+        <w:rPr>
+          <w:u w:val="single"/>
+        </w:rPr>
+        <w:lastRenderedPageBreak/>
+        <w:t xml:space="preserve">O </w:t>
+      </w:r>
+      <w:proofErr w:type="spellStart"/>
+      <w:proofErr w:type="gramStart"/>
+      <w:r>
+        <w:rPr>
+          <w:u w:val="single"/>
+        </w:rPr>
+        <w:t>useAuth</w:t>
+      </w:r>
+      <w:proofErr w:type="spellEnd"/>
+      <w:r>
+        <w:rPr>
+          <w:u w:val="single"/>
+        </w:rPr>
+        <w:t>(</w:t>
+      </w:r>
+      <w:proofErr w:type="gramEnd"/>
+      <w:r>
+        <w:rPr>
+          <w:u w:val="single"/>
+        </w:rPr>
+        <w:t>) fornece algo como:</w:t>
+      </w:r>
+      <w:r>
+        <w:rPr>
+          <w:u w:val="single"/>
+        </w:rPr>
+        <w:br/>
+      </w:r>
+      <w:proofErr w:type="spellStart"/>
+      <w:r>
+        <w:rPr>
+          <w:u w:val="single"/>
+        </w:rPr>
+        <w:t>user</w:t>
+      </w:r>
+      <w:proofErr w:type="spellEnd"/>
+    </w:p>
+    <w:p>
+      <w:pPr>
+        <w:pStyle w:val="PargrafodaLista"/>
+        <w:rPr>
+          <w:u w:val="single"/>
+        </w:rPr>
+      </w:pPr>
+      <w:proofErr w:type="gramStart"/>
+      <w:r>
+        <w:rPr>
+          <w:u w:val="single"/>
+        </w:rPr>
+        <w:t>login(</w:t>
+      </w:r>
+      <w:proofErr w:type="gramEnd"/>
+      <w:r>
+        <w:rPr>
+          <w:u w:val="single"/>
+        </w:rPr>
+        <w:t>)</w:t>
+      </w:r>
+    </w:p>
+    <w:p>
+      <w:pPr>
+        <w:pStyle w:val="PargrafodaLista"/>
+        <w:rPr>
+          <w:u w:val="single"/>
+        </w:rPr>
+      </w:pPr>
+      <w:proofErr w:type="gramStart"/>
+      <w:r>
+        <w:rPr>
+          <w:u w:val="single"/>
+        </w:rPr>
+        <w:t>logout(</w:t>
+      </w:r>
+      <w:proofErr w:type="gramEnd"/>
+      <w:r>
+        <w:rPr>
+          <w:u w:val="single"/>
+        </w:rPr>
+        <w:t>)</w:t>
+      </w:r>
+    </w:p>
+    <w:p>
+      <w:pPr>
+        <w:pStyle w:val="PargrafodaLista"/>
+        <w:rPr>
+          <w:u w:val="single"/>
+        </w:rPr>
+      </w:pPr>
+    </w:p>
+    <w:p>
+      <w:pPr>
+        <w:rPr>
+          <w:u w:val="single"/>
+        </w:rPr>
+      </w:pPr>
+      <w:r>
+        <w:rPr>
+          <w:u w:val="single"/>
+        </w:rPr>
+        <w:t xml:space="preserve">Exemplo de </w:t>
+      </w:r>
+      <w:proofErr w:type="spellStart"/>
+      <w:r>
+        <w:rPr>
+          <w:u w:val="single"/>
+        </w:rPr>
+        <w:t>NavBar</w:t>
+      </w:r>
+      <w:proofErr w:type="spellEnd"/>
+      <w:r>
+        <w:rPr>
+          <w:u w:val="single"/>
+        </w:rPr>
+        <w:t xml:space="preserve"> usando </w:t>
+      </w:r>
+      <w:proofErr w:type="spellStart"/>
+      <w:r>
+        <w:rPr>
+          <w:u w:val="single"/>
+        </w:rPr>
+        <w:t>useAuth</w:t>
+      </w:r>
+      <w:proofErr w:type="spellEnd"/>
+    </w:p>
+    <w:p>
+      <w:pPr>
+        <w:rPr>
+          <w:u w:val="single"/>
+        </w:rPr>
+      </w:pPr>
+      <w:r>
+        <w:rPr>
+          <w:u w:val="single"/>
+        </w:rPr>
+        <w:drawing>
+          <wp:inline distT="0" distB="0" distL="0" distR="0" wp14:anchorId="5726639D" wp14:editId="2E4B53C1">
+            <wp:extent cx="4257063" cy="2792321"/>
+            <wp:effectExtent l="0" t="0" r="0" b="8255"/>
+            <wp:docPr id="1828141845" name="Imagem 1"/>
+            <wp:cNvGraphicFramePr>
+              <a:graphicFrameLocks xmlns:a="http://schemas.openxmlformats.org/drawingml/2006/main" noChangeAspect="1"/>
+            </wp:cNvGraphicFramePr>
+            <a:graphic xmlns:a="http://schemas.openxmlformats.org/drawingml/2006/main">
+              <a:graphicData uri="http://schemas.openxmlformats.org/drawingml/2006/picture">
+                <pic:pic xmlns:pic="http://schemas.openxmlformats.org/drawingml/2006/picture">
+                  <pic:nvPicPr>
+                    <pic:cNvPr id="1828141845" name=""/>
+                    <pic:cNvPicPr/>
+                  </pic:nvPicPr>
+                  <pic:blipFill>
+                    <a:blip r:embed="rId38"/>
+                    <a:stretch>
+                      <a:fillRect/>
+                    </a:stretch>
+                  </pic:blipFill>
+                  <pic:spPr>
+                    <a:xfrm>
+                      <a:off x="0" y="0"/>
+                      <a:ext cx="4267843" cy="2799392"/>
+                    </a:xfrm>
+                    <a:prstGeom prst="rect">
+                      <a:avLst/>
+                    </a:prstGeom>
+                  </pic:spPr>
+                </pic:pic>
+              </a:graphicData>
+            </a:graphic>
+          </wp:inline>
+        </w:drawing>
+      </w:r>
+    </w:p>
+    <w:p>
+      <w:pPr>
+        <w:rPr>
+          <w:u w:val="single"/>
+        </w:rPr>
+      </w:pPr>
+      <w:r>
+        <w:rPr>
+          <w:u w:val="single"/>
+        </w:rPr>
+        <w:drawing>
+          <wp:inline distT="0" distB="0" distL="0" distR="0" wp14:anchorId="13689AE4" wp14:editId="7FBBED3E">
+            <wp:extent cx="5400040" cy="3637915"/>
+            <wp:effectExtent l="0" t="0" r="0" b="635"/>
+            <wp:docPr id="1079284241" name="Imagem 1"/>
+            <wp:cNvGraphicFramePr>
+              <a:graphicFrameLocks xmlns:a="http://schemas.openxmlformats.org/drawingml/2006/main" noChangeAspect="1"/>
+            </wp:cNvGraphicFramePr>
+            <a:graphic xmlns:a="http://schemas.openxmlformats.org/drawingml/2006/main">
+              <a:graphicData uri="http://schemas.openxmlformats.org/drawingml/2006/picture">
+                <pic:pic xmlns:pic="http://schemas.openxmlformats.org/drawingml/2006/picture">
+                  <pic:nvPicPr>
+                    <pic:cNvPr id="1079284241" name=""/>
+                    <pic:cNvPicPr/>
+                  </pic:nvPicPr>
+                  <pic:blipFill>
+                    <a:blip r:embed="rId39"/>
+                    <a:stretch>
+                      <a:fillRect/>
+                    </a:stretch>
+                  </pic:blipFill>
+                  <pic:spPr>
+                    <a:xfrm>
+                      <a:off x="0" y="0"/>
+                      <a:ext cx="5400040" cy="3637915"/>
+                    </a:xfrm>
+                    <a:prstGeom prst="rect">
+                      <a:avLst/>
+                    </a:prstGeom>
+                  </pic:spPr>
+                </pic:pic>
+              </a:graphicData>
+            </a:graphic>
+          </wp:inline>
+        </w:drawing>
+      </w:r>
+    </w:p>
+    <w:p>
+      <w:pPr>
+        <w:rPr>
+          <w:u w:val="single"/>
+        </w:rPr>
+      </w:pPr>
+      <w:r>
+        <w:rPr>
+          <w:u w:val="single"/>
+        </w:rPr>
+        <w:lastRenderedPageBreak/>
+        <w:drawing>
+          <wp:inline distT="0" distB="0" distL="0" distR="0" wp14:anchorId="4A81F000" wp14:editId="2E888AA9">
+            <wp:extent cx="5400040" cy="4361180"/>
+            <wp:effectExtent l="0" t="0" r="0" b="1270"/>
+            <wp:docPr id="1885870098" name="Imagem 1"/>
+            <wp:cNvGraphicFramePr>
+              <a:graphicFrameLocks xmlns:a="http://schemas.openxmlformats.org/drawingml/2006/main" noChangeAspect="1"/>
+            </wp:cNvGraphicFramePr>
+            <a:graphic xmlns:a="http://schemas.openxmlformats.org/drawingml/2006/main">
+              <a:graphicData uri="http://schemas.openxmlformats.org/drawingml/2006/picture">
+                <pic:pic xmlns:pic="http://schemas.openxmlformats.org/drawingml/2006/picture">
+                  <pic:nvPicPr>
+                    <pic:cNvPr id="1885870098" name=""/>
+                    <pic:cNvPicPr/>
+                  </pic:nvPicPr>
+                  <pic:blipFill>
+                    <a:blip r:embed="rId40"/>
+                    <a:stretch>
+                      <a:fillRect/>
+                    </a:stretch>
+                  </pic:blipFill>
+                  <pic:spPr>
+                    <a:xfrm>
+                      <a:off x="0" y="0"/>
+                      <a:ext cx="5400040" cy="4361180"/>
+                    </a:xfrm>
+                    <a:prstGeom prst="rect">
+                      <a:avLst/>
+                    </a:prstGeom>
+                  </pic:spPr>
+                </pic:pic>
+              </a:graphicData>
+            </a:graphic>
+          </wp:inline>
+        </w:drawing>
+      </w:r>
+    </w:p>
+    <w:p>
+      <w:pPr>
+        <w:rPr>
+          <w:u w:val="single"/>
+        </w:rPr>
+      </w:pPr>
+      <w:r>
+        <w:rPr>
+          <w:u w:val="single"/>
+        </w:rPr>
+        <w:lastRenderedPageBreak/>
+        <w:drawing>
+          <wp:inline distT="0" distB="0" distL="0" distR="0" wp14:anchorId="7FB93A0F" wp14:editId="2ECFC3CE">
+            <wp:extent cx="5400040" cy="4918075"/>
+            <wp:effectExtent l="0" t="0" r="0" b="0"/>
+            <wp:docPr id="412537971" name="Imagem 1"/>
+            <wp:cNvGraphicFramePr>
+              <a:graphicFrameLocks xmlns:a="http://schemas.openxmlformats.org/drawingml/2006/main" noChangeAspect="1"/>
+            </wp:cNvGraphicFramePr>
+            <a:graphic xmlns:a="http://schemas.openxmlformats.org/drawingml/2006/main">
+              <a:graphicData uri="http://schemas.openxmlformats.org/drawingml/2006/picture">
+                <pic:pic xmlns:pic="http://schemas.openxmlformats.org/drawingml/2006/picture">
+                  <pic:nvPicPr>
+                    <pic:cNvPr id="412537971" name=""/>
+                    <pic:cNvPicPr/>
+                  </pic:nvPicPr>
+                  <pic:blipFill>
+                    <a:blip r:embed="rId41"/>
+                    <a:stretch>
+                      <a:fillRect/>
+                    </a:stretch>
+                  </pic:blipFill>
+                  <pic:spPr>
+                    <a:xfrm>
+                      <a:off x="0" y="0"/>
+                      <a:ext cx="5400040" cy="4918075"/>
+                    </a:xfrm>
+                    <a:prstGeom prst="rect">
+                      <a:avLst/>
+                    </a:prstGeom>
+                  </pic:spPr>
+                </pic:pic>
+              </a:graphicData>
+            </a:graphic>
+          </wp:inline>
+        </w:drawing>
+      </w:r>
+      <w:r>
+        <w:rPr>
+          <w:u w:val="single"/>
+        </w:rPr>
+        <w:br/>
+      </w:r>
+      <w:r>
+        <w:rPr>
+          <w:u w:val="single"/>
+        </w:rPr>
+        <w:drawing>
+          <wp:inline distT="0" distB="0" distL="0" distR="0" wp14:anchorId="2EF0E866" wp14:editId="021A79D2">
+            <wp:extent cx="5400040" cy="2463165"/>
+            <wp:effectExtent l="0" t="0" r="0" b="0"/>
+            <wp:docPr id="1786878788" name="Imagem 1"/>
+            <wp:cNvGraphicFramePr>
+              <a:graphicFrameLocks xmlns:a="http://schemas.openxmlformats.org/drawingml/2006/main" noChangeAspect="1"/>
+            </wp:cNvGraphicFramePr>
+            <a:graphic xmlns:a="http://schemas.openxmlformats.org/drawingml/2006/main">
+              <a:graphicData uri="http://schemas.openxmlformats.org/drawingml/2006/picture">
+                <pic:pic xmlns:pic="http://schemas.openxmlformats.org/drawingml/2006/picture">
+                  <pic:nvPicPr>
+                    <pic:cNvPr id="1786878788" name=""/>
+                    <pic:cNvPicPr/>
+                  </pic:nvPicPr>
+                  <pic:blipFill>
+                    <a:blip r:embed="rId42"/>
+                    <a:stretch>
+                      <a:fillRect/>
+                    </a:stretch>
+                  </pic:blipFill>
+                  <pic:spPr>
+                    <a:xfrm>
+                      <a:off x="0" y="0"/>
+                      <a:ext cx="5400040" cy="2463165"/>
+                    </a:xfrm>
+                    <a:prstGeom prst="rect">
+                      <a:avLst/>
+                    </a:prstGeom>
+                  </pic:spPr>
+                </pic:pic>
+              </a:graphicData>
+            </a:graphic>
+          </wp:inline>
+        </w:drawing>
+      </w:r>
+    </w:p>
+    <w:p>
+      <w:pPr>
+        <w:rPr>
+          <w:u w:val="single"/>
+        </w:rPr>
+      </w:pPr>
+      <w:r>
+        <w:rPr>
+          <w:u w:val="single"/>
+        </w:rPr>
+        <w:br w:type="page"/>
+      </w:r>
+    </w:p>
+    <w:p>
+      <w:pPr>
+        <w:rPr>
+          <w:u w:val="single"/>
+        </w:rPr>
+      </w:pPr>
+      <w:r>
+        <w:rPr>
+          <w:u w:val="single"/>
+        </w:rPr>
+        <w:lastRenderedPageBreak/>
+        <w:t>Tela de login</w:t>
+      </w:r>
+      <w:r>
+        <w:rPr>
+          <w:u w:val="single"/>
+        </w:rPr>
+        <w:t>- Tabular</w:t>
+      </w:r>
+    </w:p>
+    <w:p>
+      <w:pPr>
+        <w:rPr>
+          <w:u w:val="single"/>
+        </w:rPr>
+      </w:pPr>
+      <w:r>
+        <w:rPr>
+          <w:u w:val="single"/>
+        </w:rPr>
+        <w:t>&lt;</w:t>
+      </w:r>
+      <w:proofErr w:type="spellStart"/>
+      <w:r>
+        <w:rPr>
+          <w:u w:val="single"/>
+        </w:rPr>
+        <w:t>div</w:t>
+      </w:r>
+      <w:proofErr w:type="spellEnd"/>
+      <w:r>
+        <w:rPr>
+          <w:u w:val="single"/>
+        </w:rPr>
+        <w:t xml:space="preserve"> </w:t>
+      </w:r>
+      <w:proofErr w:type="spellStart"/>
+      <w:r>
+        <w:rPr>
+          <w:u w:val="single"/>
+        </w:rPr>
+        <w:t>className</w:t>
+      </w:r>
+      <w:proofErr w:type="spellEnd"/>
+      <w:r>
+        <w:rPr>
+          <w:u w:val="single"/>
+        </w:rPr>
+        <w:t>="min-h-</w:t>
+      </w:r>
+      <w:proofErr w:type="spellStart"/>
+      <w:r>
+        <w:rPr>
+          <w:u w:val="single"/>
+        </w:rPr>
+        <w:t>screen</w:t>
+      </w:r>
+      <w:proofErr w:type="spellEnd"/>
+      <w:r>
+        <w:rPr>
+          <w:u w:val="single"/>
+        </w:rPr>
+        <w:t xml:space="preserve"> </w:t>
+      </w:r>
+      <w:proofErr w:type="spellStart"/>
+      <w:r>
+        <w:rPr>
+          <w:u w:val="single"/>
+        </w:rPr>
+        <w:t>bg</w:t>
+      </w:r>
+      <w:proofErr w:type="spellEnd"/>
+      <w:r>
+        <w:rPr>
+          <w:u w:val="single"/>
+        </w:rPr>
+        <w:t xml:space="preserve">-black </w:t>
+      </w:r>
+      <w:proofErr w:type="spellStart"/>
+      <w:r>
+        <w:rPr>
+          <w:u w:val="single"/>
+        </w:rPr>
+        <w:t>flex</w:t>
+      </w:r>
+      <w:proofErr w:type="spellEnd"/>
+      <w:r>
+        <w:rPr>
+          <w:u w:val="single"/>
+        </w:rPr>
+        <w:t xml:space="preserve"> </w:t>
+      </w:r>
+      <w:proofErr w:type="spellStart"/>
+      <w:r>
+        <w:rPr>
+          <w:u w:val="single"/>
+        </w:rPr>
+        <w:t>items</w:t>
+      </w:r>
+      <w:proofErr w:type="spellEnd"/>
+      <w:r>
+        <w:rPr>
+          <w:u w:val="single"/>
+        </w:rPr>
+        <w:t xml:space="preserve">-center </w:t>
+      </w:r>
+      <w:proofErr w:type="spellStart"/>
+      <w:r>
+        <w:rPr>
+          <w:u w:val="single"/>
+        </w:rPr>
+        <w:t>justify</w:t>
+      </w:r>
+      <w:proofErr w:type="spellEnd"/>
+      <w:r>
+        <w:rPr>
+          <w:u w:val="single"/>
+        </w:rPr>
+        <w:t>-center"&gt;</w:t>
+      </w:r>
+      <w:r>
+        <w:rPr>
+          <w:u w:val="single"/>
+        </w:rPr>
+        <w:br/>
+        <w:t>&lt;</w:t>
+      </w:r>
+      <w:proofErr w:type="spellStart"/>
+      <w:r>
+        <w:rPr>
+          <w:u w:val="single"/>
+        </w:rPr>
+        <w:t>form</w:t>
+      </w:r>
+      <w:proofErr w:type="spellEnd"/>
+      <w:r>
+        <w:rPr>
+          <w:u w:val="single"/>
+        </w:rPr>
+        <w:br/>
+      </w:r>
+      <w:proofErr w:type="spellStart"/>
+      <w:r>
+        <w:rPr>
+          <w:u w:val="single"/>
+        </w:rPr>
+        <w:t>onSubmit</w:t>
+      </w:r>
+      <w:proofErr w:type="spellEnd"/>
+      <w:r>
+        <w:rPr>
+          <w:u w:val="single"/>
+        </w:rPr>
+        <w:t>={</w:t>
+      </w:r>
+      <w:proofErr w:type="spellStart"/>
+      <w:r>
+        <w:rPr>
+          <w:u w:val="single"/>
+        </w:rPr>
+        <w:t>handleSubmit</w:t>
+      </w:r>
+      <w:proofErr w:type="spellEnd"/>
+      <w:r>
+        <w:rPr>
+          <w:u w:val="single"/>
+        </w:rPr>
+        <w:t>}</w:t>
+      </w:r>
+      <w:r>
+        <w:rPr>
+          <w:u w:val="single"/>
+        </w:rPr>
+        <w:br/>
+      </w:r>
+      <w:proofErr w:type="spellStart"/>
+      <w:r>
+        <w:rPr>
+          <w:u w:val="single"/>
+        </w:rPr>
+        <w:t>className</w:t>
+      </w:r>
+      <w:proofErr w:type="spellEnd"/>
+      <w:r>
+        <w:rPr>
+          <w:u w:val="single"/>
+        </w:rPr>
+        <w:t>="</w:t>
+      </w:r>
+      <w:proofErr w:type="spellStart"/>
+      <w:r>
+        <w:rPr>
+          <w:u w:val="single"/>
+        </w:rPr>
+        <w:t>bg</w:t>
+      </w:r>
+      <w:proofErr w:type="spellEnd"/>
+      <w:r>
+        <w:rPr>
+          <w:u w:val="single"/>
+        </w:rPr>
+        <w:t xml:space="preserve">-black </w:t>
+      </w:r>
+      <w:proofErr w:type="spellStart"/>
+      <w:r>
+        <w:rPr>
+          <w:u w:val="single"/>
+        </w:rPr>
+        <w:t>border</w:t>
+      </w:r>
+      <w:proofErr w:type="spellEnd"/>
+      <w:r>
+        <w:rPr>
+          <w:u w:val="single"/>
+        </w:rPr>
+        <w:t xml:space="preserve"> border-gray-700 p-8 </w:t>
+      </w:r>
+      <w:proofErr w:type="spellStart"/>
+      <w:r>
+        <w:rPr>
+          <w:u w:val="single"/>
+        </w:rPr>
+        <w:t>rounded-lg</w:t>
+      </w:r>
+      <w:proofErr w:type="spellEnd"/>
+      <w:r>
+        <w:rPr>
+          <w:u w:val="single"/>
+        </w:rPr>
+        <w:t>"</w:t>
+      </w:r>
+      <w:r>
+        <w:rPr>
+          <w:u w:val="single"/>
+        </w:rPr>
+        <w:br/>
+        <w:t>&gt;</w:t>
+      </w:r>
+      <w:r>
+        <w:rPr>
+          <w:u w:val="single"/>
+        </w:rPr>
+        <w:br/>
+        <w:t xml:space="preserve">&lt;h2 </w:t>
+      </w:r>
+      <w:proofErr w:type="spellStart"/>
+      <w:r>
+        <w:rPr>
+          <w:u w:val="single"/>
+        </w:rPr>
+        <w:t>className</w:t>
+      </w:r>
+      <w:proofErr w:type="spellEnd"/>
+      <w:r>
+        <w:rPr>
+          <w:u w:val="single"/>
+        </w:rPr>
+        <w:t>="</w:t>
+      </w:r>
+      <w:proofErr w:type="spellStart"/>
+      <w:r>
+        <w:rPr>
+          <w:u w:val="single"/>
+        </w:rPr>
+        <w:t>text-white</w:t>
+      </w:r>
+      <w:proofErr w:type="spellEnd"/>
+      <w:r>
+        <w:rPr>
+          <w:u w:val="single"/>
+        </w:rPr>
+        <w:t xml:space="preserve"> text-2xl mb-6 </w:t>
+      </w:r>
+      <w:proofErr w:type="spellStart"/>
+      <w:r>
+        <w:rPr>
+          <w:u w:val="single"/>
+        </w:rPr>
+        <w:t>text</w:t>
+      </w:r>
+      <w:proofErr w:type="spellEnd"/>
+      <w:r>
+        <w:rPr>
+          <w:u w:val="single"/>
+        </w:rPr>
+        <w:t>-center"&gt;Login&lt;/h2&gt;</w:t>
+      </w:r>
+      <w:r>
+        <w:rPr>
+          <w:u w:val="single"/>
+        </w:rPr>
+        <w:br/>
+      </w:r>
+      <w:r>
+        <w:rPr>
+          <w:u w:val="single"/>
+        </w:rPr>
+        <w:br/>
+        <w:t>&lt;</w:t>
+      </w:r>
+      <w:proofErr w:type="spellStart"/>
+      <w:r>
+        <w:rPr>
+          <w:u w:val="single"/>
+        </w:rPr>
+        <w:t>table</w:t>
+      </w:r>
+      <w:proofErr w:type="spellEnd"/>
+      <w:r>
+        <w:rPr>
+          <w:u w:val="single"/>
+        </w:rPr>
+        <w:t xml:space="preserve"> </w:t>
+      </w:r>
+      <w:proofErr w:type="spellStart"/>
+      <w:r>
+        <w:rPr>
+          <w:u w:val="single"/>
+        </w:rPr>
+        <w:t>className</w:t>
+      </w:r>
+      <w:proofErr w:type="spellEnd"/>
+      <w:r>
+        <w:rPr>
+          <w:u w:val="single"/>
+        </w:rPr>
+        <w:t>="</w:t>
+      </w:r>
+      <w:proofErr w:type="spellStart"/>
+      <w:r>
+        <w:rPr>
+          <w:u w:val="single"/>
+        </w:rPr>
+        <w:t>border-separate</w:t>
+      </w:r>
+      <w:proofErr w:type="spellEnd"/>
+      <w:r>
+        <w:rPr>
+          <w:u w:val="single"/>
+        </w:rPr>
+        <w:t xml:space="preserve"> border-spacing-y-4"&gt;</w:t>
+      </w:r>
+      <w:r>
+        <w:rPr>
+          <w:u w:val="single"/>
+        </w:rPr>
+        <w:br/>
+        <w:t>&lt;</w:t>
+      </w:r>
+      <w:proofErr w:type="spellStart"/>
+      <w:r>
+        <w:rPr>
+          <w:u w:val="single"/>
+        </w:rPr>
+        <w:t>tbody</w:t>
+      </w:r>
+      <w:proofErr w:type="spellEnd"/>
+      <w:r>
+        <w:rPr>
+          <w:u w:val="single"/>
+        </w:rPr>
+        <w:t>&gt;</w:t>
+      </w:r>
+      <w:r>
+        <w:rPr>
+          <w:u w:val="single"/>
+        </w:rPr>
+        <w:br/>
+        <w:t>&lt;</w:t>
+      </w:r>
+      <w:proofErr w:type="spellStart"/>
+      <w:r>
+        <w:rPr>
+          <w:u w:val="single"/>
+        </w:rPr>
+        <w:t>tr</w:t>
+      </w:r>
+      <w:proofErr w:type="spellEnd"/>
+      <w:r>
+        <w:rPr>
+          <w:u w:val="single"/>
+        </w:rPr>
+        <w:t>&gt;</w:t>
+      </w:r>
+      <w:r>
+        <w:rPr>
+          <w:u w:val="single"/>
+        </w:rPr>
+        <w:br/>
+        <w:t>&lt;</w:t>
+      </w:r>
+      <w:proofErr w:type="spellStart"/>
+      <w:r>
+        <w:rPr>
+          <w:u w:val="single"/>
+        </w:rPr>
+        <w:t>td</w:t>
+      </w:r>
+      <w:proofErr w:type="spellEnd"/>
+      <w:r>
+        <w:rPr>
+          <w:u w:val="single"/>
+        </w:rPr>
+        <w:t xml:space="preserve"> </w:t>
+      </w:r>
+      <w:proofErr w:type="spellStart"/>
+      <w:r>
+        <w:rPr>
+          <w:u w:val="single"/>
+        </w:rPr>
+        <w:t>className</w:t>
+      </w:r>
+      <w:proofErr w:type="spellEnd"/>
+      <w:r>
+        <w:rPr>
+          <w:u w:val="single"/>
+        </w:rPr>
+        <w:t>="</w:t>
+      </w:r>
+      <w:proofErr w:type="spellStart"/>
+      <w:r>
+        <w:rPr>
+          <w:u w:val="single"/>
+        </w:rPr>
+        <w:t>text-white</w:t>
+      </w:r>
+      <w:proofErr w:type="spellEnd"/>
+      <w:r>
+        <w:rPr>
+          <w:u w:val="single"/>
+        </w:rPr>
+        <w:t xml:space="preserve"> pr-4 </w:t>
+      </w:r>
+      <w:proofErr w:type="spellStart"/>
+      <w:r>
+        <w:rPr>
+          <w:u w:val="single"/>
+        </w:rPr>
+        <w:t>text-right</w:t>
+      </w:r>
+      <w:proofErr w:type="spellEnd"/>
+      <w:r>
+        <w:rPr>
+          <w:u w:val="single"/>
+        </w:rPr>
+        <w:t>"&gt;Email&lt;/</w:t>
+      </w:r>
+      <w:proofErr w:type="spellStart"/>
+      <w:r>
+        <w:rPr>
+          <w:u w:val="single"/>
+        </w:rPr>
+        <w:t>td</w:t>
+      </w:r>
+      <w:proofErr w:type="spellEnd"/>
+      <w:r>
+        <w:rPr>
+          <w:u w:val="single"/>
+        </w:rPr>
+        <w:t>&gt;</w:t>
+      </w:r>
+      <w:r>
+        <w:rPr>
+          <w:u w:val="single"/>
+        </w:rPr>
+        <w:br/>
+        <w:t>&lt;</w:t>
+      </w:r>
+      <w:proofErr w:type="spellStart"/>
+      <w:r>
+        <w:rPr>
+          <w:u w:val="single"/>
+        </w:rPr>
+        <w:t>td</w:t>
+      </w:r>
+      <w:proofErr w:type="spellEnd"/>
+      <w:r>
+        <w:rPr>
+          <w:u w:val="single"/>
+        </w:rPr>
+        <w:t>&gt;</w:t>
+      </w:r>
+      <w:r>
+        <w:rPr>
+          <w:u w:val="single"/>
+        </w:rPr>
+        <w:br/>
+        <w:t>&lt;input</w:t>
+      </w:r>
+      <w:r>
+        <w:rPr>
+          <w:u w:val="single"/>
+        </w:rPr>
+        <w:br/>
+      </w:r>
+      <w:proofErr w:type="spellStart"/>
+      <w:r>
+        <w:rPr>
+          <w:u w:val="single"/>
+        </w:rPr>
+        <w:t>type</w:t>
+      </w:r>
+      <w:proofErr w:type="spellEnd"/>
+      <w:r>
+        <w:rPr>
+          <w:u w:val="single"/>
+        </w:rPr>
+        <w:t>="</w:t>
+      </w:r>
+      <w:proofErr w:type="spellStart"/>
+      <w:r>
+        <w:rPr>
+          <w:u w:val="single"/>
+        </w:rPr>
+        <w:t>email</w:t>
+      </w:r>
+      <w:proofErr w:type="spellEnd"/>
+      <w:r>
+        <w:rPr>
+          <w:u w:val="single"/>
+        </w:rPr>
+        <w:t>"</w:t>
+      </w:r>
+      <w:r>
+        <w:rPr>
+          <w:u w:val="single"/>
+        </w:rPr>
+        <w:br/>
+      </w:r>
+      <w:proofErr w:type="spellStart"/>
+      <w:r>
+        <w:rPr>
+          <w:u w:val="single"/>
+        </w:rPr>
+        <w:t>className</w:t>
+      </w:r>
+      <w:proofErr w:type="spellEnd"/>
+      <w:r>
+        <w:rPr>
+          <w:u w:val="single"/>
+        </w:rPr>
+        <w:t>="</w:t>
+      </w:r>
+      <w:proofErr w:type="spellStart"/>
+      <w:r>
+        <w:rPr>
+          <w:u w:val="single"/>
+        </w:rPr>
+        <w:t>bg</w:t>
+      </w:r>
+      <w:proofErr w:type="spellEnd"/>
+      <w:r>
+        <w:rPr>
+          <w:u w:val="single"/>
+        </w:rPr>
+        <w:t xml:space="preserve">-black </w:t>
+      </w:r>
+      <w:proofErr w:type="spellStart"/>
+      <w:r>
+        <w:rPr>
+          <w:u w:val="single"/>
+        </w:rPr>
+        <w:t>text-white</w:t>
+      </w:r>
+      <w:proofErr w:type="spellEnd"/>
+      <w:r>
+        <w:rPr>
+          <w:u w:val="single"/>
+        </w:rPr>
+        <w:t xml:space="preserve"> </w:t>
+      </w:r>
+      <w:proofErr w:type="spellStart"/>
+      <w:r>
+        <w:rPr>
+          <w:u w:val="single"/>
+        </w:rPr>
+        <w:t>border</w:t>
+      </w:r>
+      <w:proofErr w:type="spellEnd"/>
+      <w:r>
+        <w:rPr>
+          <w:u w:val="single"/>
+        </w:rPr>
+        <w:t xml:space="preserve"> border-gray-600 px-3 py-2 </w:t>
+      </w:r>
+      <w:proofErr w:type="spellStart"/>
+      <w:r>
+        <w:rPr>
+          <w:u w:val="single"/>
+        </w:rPr>
+        <w:t>rounded</w:t>
+      </w:r>
+      <w:proofErr w:type="spellEnd"/>
+      <w:r>
+        <w:rPr>
+          <w:u w:val="single"/>
+        </w:rPr>
+        <w:t xml:space="preserve"> w-64 </w:t>
+      </w:r>
+      <w:proofErr w:type="spellStart"/>
+      <w:r>
+        <w:rPr>
+          <w:u w:val="single"/>
+        </w:rPr>
+        <w:t>focus:outline-none</w:t>
+      </w:r>
+      <w:proofErr w:type="spellEnd"/>
+      <w:r>
+        <w:rPr>
+          <w:u w:val="single"/>
+        </w:rPr>
+        <w:t xml:space="preserve"> focus:border-blue-500"</w:t>
+      </w:r>
+      <w:r>
+        <w:rPr>
+          <w:u w:val="single"/>
+        </w:rPr>
+        <w:br/>
+      </w:r>
+      <w:proofErr w:type="spellStart"/>
+      <w:r>
+        <w:rPr>
+          <w:u w:val="single"/>
+        </w:rPr>
+        <w:t>value</w:t>
+      </w:r>
+      <w:proofErr w:type="spellEnd"/>
+      <w:r>
+        <w:rPr>
+          <w:u w:val="single"/>
+        </w:rPr>
+        <w:t>={</w:t>
+      </w:r>
+      <w:proofErr w:type="spellStart"/>
+      <w:r>
+        <w:rPr>
+          <w:u w:val="single"/>
+        </w:rPr>
+        <w:t>email</w:t>
+      </w:r>
+      <w:proofErr w:type="spellEnd"/>
+      <w:r>
+        <w:rPr>
+          <w:u w:val="single"/>
+        </w:rPr>
+        <w:t>}</w:t>
+      </w:r>
+      <w:r>
+        <w:rPr>
+          <w:u w:val="single"/>
+        </w:rPr>
+        <w:br/>
+      </w:r>
+      <w:proofErr w:type="spellStart"/>
+      <w:r>
+        <w:rPr>
+          <w:u w:val="single"/>
+        </w:rPr>
+        <w:t>onChange</w:t>
+      </w:r>
+      <w:proofErr w:type="spellEnd"/>
+      <w:r>
+        <w:rPr>
+          <w:u w:val="single"/>
+        </w:rPr>
+        <w:t xml:space="preserve">={(e) =&gt; </w:t>
+      </w:r>
+      <w:proofErr w:type="spellStart"/>
+      <w:r>
+        <w:rPr>
+          <w:u w:val="single"/>
+        </w:rPr>
+        <w:t>setEmail</w:t>
+      </w:r>
+      <w:proofErr w:type="spellEnd"/>
+      <w:r>
+        <w:rPr>
+          <w:u w:val="single"/>
+        </w:rPr>
+        <w:t>(</w:t>
+      </w:r>
+      <w:proofErr w:type="spellStart"/>
+      <w:r>
+        <w:rPr>
+          <w:u w:val="single"/>
+        </w:rPr>
+        <w:t>e.target.value</w:t>
+      </w:r>
+      <w:proofErr w:type="spellEnd"/>
+      <w:r>
+        <w:rPr>
+          <w:u w:val="single"/>
+        </w:rPr>
+        <w:t>)}</w:t>
+      </w:r>
+      <w:r>
+        <w:rPr>
+          <w:u w:val="single"/>
+        </w:rPr>
+        <w:br/>
+        <w:t>/&gt;</w:t>
+      </w:r>
+      <w:r>
+        <w:rPr>
+          <w:u w:val="single"/>
+        </w:rPr>
+        <w:br/>
+        <w:t>&lt;/</w:t>
+      </w:r>
+      <w:proofErr w:type="spellStart"/>
+      <w:r>
+        <w:rPr>
+          <w:u w:val="single"/>
+        </w:rPr>
+        <w:t>td</w:t>
+      </w:r>
+      <w:proofErr w:type="spellEnd"/>
+      <w:r>
+        <w:rPr>
+          <w:u w:val="single"/>
+        </w:rPr>
+        <w:t>&gt;</w:t>
+      </w:r>
+      <w:r>
+        <w:rPr>
+          <w:u w:val="single"/>
+        </w:rPr>
+        <w:br/>
+        <w:t>&lt;/</w:t>
+      </w:r>
+      <w:proofErr w:type="spellStart"/>
+      <w:r>
+        <w:rPr>
+          <w:u w:val="single"/>
+        </w:rPr>
+        <w:t>tr</w:t>
+      </w:r>
+      <w:proofErr w:type="spellEnd"/>
+      <w:r>
+        <w:rPr>
+          <w:u w:val="single"/>
+        </w:rPr>
+        <w:t>&gt;</w:t>
+      </w:r>
+      <w:r>
+        <w:rPr>
+          <w:u w:val="single"/>
+        </w:rPr>
+        <w:br/>
+      </w:r>
+      <w:r>
+        <w:rPr>
+          <w:u w:val="single"/>
+        </w:rPr>
+        <w:br/>
+        <w:t>&lt;</w:t>
+      </w:r>
+      <w:proofErr w:type="spellStart"/>
+      <w:r>
+        <w:rPr>
+          <w:u w:val="single"/>
+        </w:rPr>
+        <w:t>tr</w:t>
+      </w:r>
+      <w:proofErr w:type="spellEnd"/>
+      <w:r>
+        <w:rPr>
+          <w:u w:val="single"/>
+        </w:rPr>
+        <w:t>&gt;</w:t>
+      </w:r>
+      <w:r>
+        <w:rPr>
+          <w:u w:val="single"/>
+        </w:rPr>
+        <w:br/>
+        <w:t>&lt;</w:t>
+      </w:r>
+      <w:proofErr w:type="spellStart"/>
+      <w:r>
+        <w:rPr>
+          <w:u w:val="single"/>
+        </w:rPr>
+        <w:t>td</w:t>
+      </w:r>
+      <w:proofErr w:type="spellEnd"/>
+      <w:r>
+        <w:rPr>
+          <w:u w:val="single"/>
+        </w:rPr>
+        <w:t xml:space="preserve"> </w:t>
+      </w:r>
+      <w:proofErr w:type="spellStart"/>
+      <w:r>
+        <w:rPr>
+          <w:u w:val="single"/>
+        </w:rPr>
+        <w:t>className</w:t>
+      </w:r>
+      <w:proofErr w:type="spellEnd"/>
+      <w:r>
+        <w:rPr>
+          <w:u w:val="single"/>
+        </w:rPr>
+        <w:t>="</w:t>
+      </w:r>
+      <w:proofErr w:type="spellStart"/>
+      <w:r>
+        <w:rPr>
+          <w:u w:val="single"/>
+        </w:rPr>
+        <w:t>text-white</w:t>
+      </w:r>
+      <w:proofErr w:type="spellEnd"/>
+      <w:r>
+        <w:rPr>
+          <w:u w:val="single"/>
+        </w:rPr>
+        <w:t xml:space="preserve"> pr-4 </w:t>
+      </w:r>
+      <w:proofErr w:type="spellStart"/>
+      <w:r>
+        <w:rPr>
+          <w:u w:val="single"/>
+        </w:rPr>
+        <w:t>text-right</w:t>
+      </w:r>
+      <w:proofErr w:type="spellEnd"/>
+      <w:r>
+        <w:rPr>
+          <w:u w:val="single"/>
+        </w:rPr>
+        <w:t>"&gt;Senha&lt;/</w:t>
+      </w:r>
+      <w:proofErr w:type="spellStart"/>
+      <w:r>
+        <w:rPr>
+          <w:u w:val="single"/>
+        </w:rPr>
+        <w:t>td</w:t>
+      </w:r>
+      <w:proofErr w:type="spellEnd"/>
+      <w:r>
+        <w:rPr>
+          <w:u w:val="single"/>
+        </w:rPr>
+        <w:t>&gt;</w:t>
+      </w:r>
+      <w:r>
+        <w:rPr>
+          <w:u w:val="single"/>
+        </w:rPr>
+        <w:br/>
+        <w:t>&lt;</w:t>
+      </w:r>
+      <w:proofErr w:type="spellStart"/>
+      <w:r>
+        <w:rPr>
+          <w:u w:val="single"/>
+        </w:rPr>
+        <w:t>td</w:t>
+      </w:r>
+      <w:proofErr w:type="spellEnd"/>
+      <w:r>
+        <w:rPr>
+          <w:u w:val="single"/>
+        </w:rPr>
+        <w:t>&gt;</w:t>
+      </w:r>
+      <w:r>
+        <w:rPr>
+          <w:u w:val="single"/>
+        </w:rPr>
+        <w:br/>
+        <w:t>&lt;input</w:t>
+      </w:r>
+      <w:r>
+        <w:rPr>
+          <w:u w:val="single"/>
+        </w:rPr>
+        <w:br/>
+      </w:r>
+      <w:proofErr w:type="spellStart"/>
+      <w:r>
+        <w:rPr>
+          <w:u w:val="single"/>
+        </w:rPr>
+        <w:t>type</w:t>
+      </w:r>
+      <w:proofErr w:type="spellEnd"/>
+      <w:r>
+        <w:rPr>
+          <w:u w:val="single"/>
+        </w:rPr>
+        <w:t>="</w:t>
+      </w:r>
+      <w:proofErr w:type="spellStart"/>
+      <w:r>
+        <w:rPr>
+          <w:u w:val="single"/>
+        </w:rPr>
+        <w:t>password</w:t>
+      </w:r>
+      <w:proofErr w:type="spellEnd"/>
+      <w:r>
+        <w:rPr>
+          <w:u w:val="single"/>
+        </w:rPr>
+        <w:t>"</w:t>
+      </w:r>
+      <w:r>
+        <w:rPr>
+          <w:u w:val="single"/>
+        </w:rPr>
+        <w:br/>
+      </w:r>
+      <w:proofErr w:type="spellStart"/>
+      <w:r>
+        <w:rPr>
+          <w:u w:val="single"/>
+        </w:rPr>
+        <w:t>className</w:t>
+      </w:r>
+      <w:proofErr w:type="spellEnd"/>
+      <w:r>
+        <w:rPr>
+          <w:u w:val="single"/>
+        </w:rPr>
+        <w:t>="</w:t>
+      </w:r>
+      <w:proofErr w:type="spellStart"/>
+      <w:r>
+        <w:rPr>
+          <w:u w:val="single"/>
+        </w:rPr>
+        <w:t>bg</w:t>
+      </w:r>
+      <w:proofErr w:type="spellEnd"/>
+      <w:r>
+        <w:rPr>
+          <w:u w:val="single"/>
+        </w:rPr>
+        <w:t xml:space="preserve">-black </w:t>
+      </w:r>
+      <w:proofErr w:type="spellStart"/>
+      <w:r>
+        <w:rPr>
+          <w:u w:val="single"/>
+        </w:rPr>
+        <w:t>text-white</w:t>
+      </w:r>
+      <w:proofErr w:type="spellEnd"/>
+      <w:r>
+        <w:rPr>
+          <w:u w:val="single"/>
+        </w:rPr>
+        <w:t xml:space="preserve"> </w:t>
+      </w:r>
+      <w:proofErr w:type="spellStart"/>
+      <w:r>
+        <w:rPr>
+          <w:u w:val="single"/>
+        </w:rPr>
+        <w:t>border</w:t>
+      </w:r>
+      <w:proofErr w:type="spellEnd"/>
+      <w:r>
+        <w:rPr>
+          <w:u w:val="single"/>
+        </w:rPr>
+        <w:t xml:space="preserve"> border-gray-600 px-3 py-2 </w:t>
+      </w:r>
+      <w:proofErr w:type="spellStart"/>
+      <w:r>
+        <w:rPr>
+          <w:u w:val="single"/>
+        </w:rPr>
+        <w:t>rounded</w:t>
+      </w:r>
+      <w:proofErr w:type="spellEnd"/>
+      <w:r>
+        <w:rPr>
+          <w:u w:val="single"/>
+        </w:rPr>
+        <w:t xml:space="preserve"> w-64 </w:t>
+      </w:r>
+      <w:proofErr w:type="spellStart"/>
+      <w:r>
+        <w:rPr>
+          <w:u w:val="single"/>
+        </w:rPr>
+        <w:t>focus:outline-none</w:t>
+      </w:r>
+      <w:proofErr w:type="spellEnd"/>
+      <w:r>
+        <w:rPr>
+          <w:u w:val="single"/>
+        </w:rPr>
+        <w:t xml:space="preserve"> focus:border-blue-500"</w:t>
+      </w:r>
+      <w:r>
+        <w:rPr>
+          <w:u w:val="single"/>
+        </w:rPr>
+        <w:br/>
+      </w:r>
+      <w:proofErr w:type="spellStart"/>
+      <w:r>
+        <w:rPr>
+          <w:u w:val="single"/>
+        </w:rPr>
+        <w:t>value</w:t>
+      </w:r>
+      <w:proofErr w:type="spellEnd"/>
+      <w:r>
+        <w:rPr>
+          <w:u w:val="single"/>
+        </w:rPr>
+        <w:t>={</w:t>
+      </w:r>
+      <w:proofErr w:type="spellStart"/>
+      <w:r>
+        <w:rPr>
+          <w:u w:val="single"/>
+        </w:rPr>
+        <w:t>password</w:t>
+      </w:r>
+      <w:proofErr w:type="spellEnd"/>
+      <w:r>
+        <w:rPr>
+          <w:u w:val="single"/>
+        </w:rPr>
+        <w:t>}</w:t>
+      </w:r>
+      <w:r>
+        <w:rPr>
+          <w:u w:val="single"/>
+        </w:rPr>
+        <w:br/>
+      </w:r>
+      <w:proofErr w:type="spellStart"/>
+      <w:r>
+        <w:rPr>
+          <w:u w:val="single"/>
+        </w:rPr>
+        <w:t>onChange</w:t>
+      </w:r>
+      <w:proofErr w:type="spellEnd"/>
+      <w:r>
+        <w:rPr>
+          <w:u w:val="single"/>
+        </w:rPr>
+        <w:t xml:space="preserve">={(e) =&gt; </w:t>
+      </w:r>
+      <w:proofErr w:type="spellStart"/>
+      <w:r>
+        <w:rPr>
+          <w:u w:val="single"/>
+        </w:rPr>
+        <w:t>setPassword</w:t>
+      </w:r>
+      <w:proofErr w:type="spellEnd"/>
+      <w:r>
+        <w:rPr>
+          <w:u w:val="single"/>
+        </w:rPr>
+        <w:t>(</w:t>
+      </w:r>
+      <w:proofErr w:type="spellStart"/>
+      <w:r>
+        <w:rPr>
+          <w:u w:val="single"/>
+        </w:rPr>
+        <w:t>e.target.value</w:t>
+      </w:r>
+      <w:proofErr w:type="spellEnd"/>
+      <w:r>
+        <w:rPr>
+          <w:u w:val="single"/>
+        </w:rPr>
+        <w:t>)}</w:t>
+      </w:r>
+      <w:r>
+        <w:rPr>
+          <w:u w:val="single"/>
+        </w:rPr>
+        <w:br/>
+        <w:t>/&gt;</w:t>
+      </w:r>
+      <w:r>
+        <w:rPr>
+          <w:u w:val="single"/>
+        </w:rPr>
+        <w:br/>
+        <w:t>&lt;/</w:t>
+      </w:r>
+      <w:proofErr w:type="spellStart"/>
+      <w:r>
+        <w:rPr>
+          <w:u w:val="single"/>
+        </w:rPr>
+        <w:t>td</w:t>
+      </w:r>
+      <w:proofErr w:type="spellEnd"/>
+      <w:r>
+        <w:rPr>
+          <w:u w:val="single"/>
+        </w:rPr>
+        <w:t>&gt;</w:t>
+      </w:r>
+      <w:r>
+        <w:rPr>
+          <w:u w:val="single"/>
+        </w:rPr>
+        <w:br/>
+        <w:t>&lt;/</w:t>
+      </w:r>
+      <w:proofErr w:type="spellStart"/>
+      <w:r>
+        <w:rPr>
+          <w:u w:val="single"/>
+        </w:rPr>
+        <w:t>tr</w:t>
+      </w:r>
+      <w:proofErr w:type="spellEnd"/>
+      <w:r>
+        <w:rPr>
+          <w:u w:val="single"/>
+        </w:rPr>
+        <w:t>&gt;</w:t>
+      </w:r>
+      <w:r>
+        <w:rPr>
+          <w:u w:val="single"/>
+        </w:rPr>
+        <w:br/>
+      </w:r>
+      <w:r>
+        <w:rPr>
+          <w:u w:val="single"/>
+        </w:rPr>
+        <w:br/>
+        <w:t>&lt;</w:t>
+      </w:r>
+      <w:proofErr w:type="spellStart"/>
+      <w:r>
+        <w:rPr>
+          <w:u w:val="single"/>
+        </w:rPr>
+        <w:t>tr</w:t>
+      </w:r>
+      <w:proofErr w:type="spellEnd"/>
+      <w:r>
+        <w:rPr>
+          <w:u w:val="single"/>
+        </w:rPr>
+        <w:t>&gt;</w:t>
+      </w:r>
+      <w:r>
+        <w:rPr>
+          <w:u w:val="single"/>
+        </w:rPr>
+        <w:br/>
+        <w:t>&lt;</w:t>
+      </w:r>
+      <w:proofErr w:type="spellStart"/>
+      <w:r>
+        <w:rPr>
+          <w:u w:val="single"/>
+        </w:rPr>
+        <w:t>td</w:t>
+      </w:r>
+      <w:proofErr w:type="spellEnd"/>
+      <w:r>
+        <w:rPr>
+          <w:u w:val="single"/>
+        </w:rPr>
+        <w:t>&gt;&lt;/</w:t>
+      </w:r>
+      <w:proofErr w:type="spellStart"/>
+      <w:r>
+        <w:rPr>
+          <w:u w:val="single"/>
+        </w:rPr>
+        <w:t>td</w:t>
+      </w:r>
+      <w:proofErr w:type="spellEnd"/>
+      <w:r>
+        <w:rPr>
+          <w:u w:val="single"/>
+        </w:rPr>
+        <w:t>&gt;</w:t>
+      </w:r>
+      <w:r>
+        <w:rPr>
+          <w:u w:val="single"/>
+        </w:rPr>
+        <w:br/>
+        <w:t>&lt;</w:t>
+      </w:r>
+      <w:proofErr w:type="spellStart"/>
+      <w:r>
+        <w:rPr>
+          <w:u w:val="single"/>
+        </w:rPr>
+        <w:t>td</w:t>
+      </w:r>
+      <w:proofErr w:type="spellEnd"/>
+      <w:r>
+        <w:rPr>
+          <w:u w:val="single"/>
+        </w:rPr>
+        <w:t>&gt;</w:t>
+      </w:r>
+      <w:r>
+        <w:rPr>
+          <w:u w:val="single"/>
+        </w:rPr>
+        <w:br/>
+        <w:t>&lt;</w:t>
+      </w:r>
+      <w:proofErr w:type="spellStart"/>
+      <w:r>
+        <w:rPr>
+          <w:u w:val="single"/>
+        </w:rPr>
+        <w:t>button</w:t>
+      </w:r>
+      <w:proofErr w:type="spellEnd"/>
+      <w:r>
+        <w:rPr>
+          <w:u w:val="single"/>
+        </w:rPr>
+        <w:br/>
+      </w:r>
+      <w:proofErr w:type="spellStart"/>
+      <w:r>
+        <w:rPr>
+          <w:u w:val="single"/>
+        </w:rPr>
+        <w:lastRenderedPageBreak/>
+        <w:t>type</w:t>
+      </w:r>
+      <w:proofErr w:type="spellEnd"/>
+      <w:r>
+        <w:rPr>
+          <w:u w:val="single"/>
+        </w:rPr>
+        <w:t>="</w:t>
+      </w:r>
+      <w:proofErr w:type="spellStart"/>
+      <w:r>
+        <w:rPr>
+          <w:u w:val="single"/>
+        </w:rPr>
+        <w:t>submit</w:t>
+      </w:r>
+      <w:proofErr w:type="spellEnd"/>
+      <w:r>
+        <w:rPr>
+          <w:u w:val="single"/>
+        </w:rPr>
+        <w:t>"</w:t>
+      </w:r>
+      <w:r>
+        <w:rPr>
+          <w:u w:val="single"/>
+        </w:rPr>
+        <w:br/>
+      </w:r>
+      <w:proofErr w:type="spellStart"/>
+      <w:r>
+        <w:rPr>
+          <w:u w:val="single"/>
+        </w:rPr>
+        <w:t>className</w:t>
+      </w:r>
+      <w:proofErr w:type="spellEnd"/>
+      <w:r>
+        <w:rPr>
+          <w:u w:val="single"/>
+        </w:rPr>
+        <w:t xml:space="preserve">="bg-blue-600 hover:bg-blue-700 </w:t>
+      </w:r>
+      <w:proofErr w:type="spellStart"/>
+      <w:r>
+        <w:rPr>
+          <w:u w:val="single"/>
+        </w:rPr>
+        <w:t>text-white</w:t>
+      </w:r>
+      <w:proofErr w:type="spellEnd"/>
+      <w:r>
+        <w:rPr>
+          <w:u w:val="single"/>
+        </w:rPr>
+        <w:t xml:space="preserve"> px-4 py-2 </w:t>
+      </w:r>
+      <w:proofErr w:type="spellStart"/>
+      <w:r>
+        <w:rPr>
+          <w:u w:val="single"/>
+        </w:rPr>
+        <w:t>rounded</w:t>
+      </w:r>
+      <w:proofErr w:type="spellEnd"/>
+      <w:r>
+        <w:rPr>
+          <w:u w:val="single"/>
+        </w:rPr>
+        <w:t xml:space="preserve"> w-full"</w:t>
+      </w:r>
+      <w:r>
+        <w:rPr>
+          <w:u w:val="single"/>
+        </w:rPr>
+        <w:br/>
+        <w:t>&gt;</w:t>
+      </w:r>
+      <w:r>
+        <w:rPr>
+          <w:u w:val="single"/>
+        </w:rPr>
+        <w:br/>
+        <w:t>Entrar</w:t>
+      </w:r>
+      <w:r>
+        <w:rPr>
+          <w:u w:val="single"/>
+        </w:rPr>
+        <w:br/>
+        <w:t>&lt;/</w:t>
+      </w:r>
+      <w:proofErr w:type="spellStart"/>
+      <w:r>
+        <w:rPr>
+          <w:u w:val="single"/>
+        </w:rPr>
+        <w:t>button</w:t>
+      </w:r>
+      <w:proofErr w:type="spellEnd"/>
+      <w:r>
+        <w:rPr>
+          <w:u w:val="single"/>
+        </w:rPr>
+        <w:t>&gt;</w:t>
+      </w:r>
+      <w:r>
+        <w:rPr>
+          <w:u w:val="single"/>
+        </w:rPr>
+        <w:br/>
+        <w:t>&lt;/</w:t>
+      </w:r>
+      <w:proofErr w:type="spellStart"/>
+      <w:r>
+        <w:rPr>
+          <w:u w:val="single"/>
+        </w:rPr>
+        <w:t>td</w:t>
+      </w:r>
+      <w:proofErr w:type="spellEnd"/>
+      <w:r>
+        <w:rPr>
+          <w:u w:val="single"/>
+        </w:rPr>
+        <w:t>&gt;</w:t>
+      </w:r>
+      <w:r>
+        <w:rPr>
+          <w:u w:val="single"/>
+        </w:rPr>
+        <w:br/>
+        <w:t>&lt;/</w:t>
+      </w:r>
+      <w:proofErr w:type="spellStart"/>
+      <w:r>
+        <w:rPr>
+          <w:u w:val="single"/>
+        </w:rPr>
+        <w:t>tr</w:t>
+      </w:r>
+      <w:proofErr w:type="spellEnd"/>
+      <w:r>
+        <w:rPr>
+          <w:u w:val="single"/>
+        </w:rPr>
+        <w:t>&gt;</w:t>
+      </w:r>
+      <w:r>
+        <w:rPr>
+          <w:u w:val="single"/>
+        </w:rPr>
+        <w:br/>
+        <w:t>&lt;/</w:t>
+      </w:r>
+      <w:proofErr w:type="spellStart"/>
+      <w:r>
+        <w:rPr>
+          <w:u w:val="single"/>
+        </w:rPr>
+        <w:t>tbody</w:t>
+      </w:r>
+      <w:proofErr w:type="spellEnd"/>
+      <w:r>
+        <w:rPr>
+          <w:u w:val="single"/>
+        </w:rPr>
+        <w:t>&gt;</w:t>
+      </w:r>
+      <w:r>
+        <w:rPr>
+          <w:u w:val="single"/>
+        </w:rPr>
+        <w:br/>
+        <w:t>&lt;/</w:t>
+      </w:r>
+      <w:proofErr w:type="spellStart"/>
+      <w:r>
+        <w:rPr>
+          <w:u w:val="single"/>
+        </w:rPr>
+        <w:t>table</w:t>
+      </w:r>
+      <w:proofErr w:type="spellEnd"/>
+      <w:r>
+        <w:rPr>
+          <w:u w:val="single"/>
+        </w:rPr>
+        <w:t>&gt;</w:t>
+      </w:r>
+      <w:r>
+        <w:rPr>
+          <w:u w:val="single"/>
+        </w:rPr>
+        <w:br/>
+        <w:t>&lt;/</w:t>
+      </w:r>
+      <w:proofErr w:type="spellStart"/>
+      <w:r>
+        <w:rPr>
+          <w:u w:val="single"/>
+        </w:rPr>
+        <w:t>form</w:t>
+      </w:r>
+      <w:proofErr w:type="spellEnd"/>
+      <w:r>
+        <w:rPr>
+          <w:u w:val="single"/>
+        </w:rPr>
+        <w:t>&gt;</w:t>
+      </w:r>
+      <w:r>
+        <w:rPr>
+          <w:u w:val="single"/>
+        </w:rPr>
+        <w:br/>
+        <w:t>&lt;/</w:t>
+      </w:r>
+      <w:proofErr w:type="spellStart"/>
+      <w:r>
+        <w:rPr>
+          <w:u w:val="single"/>
+        </w:rPr>
+        <w:t>div</w:t>
+      </w:r>
+      <w:proofErr w:type="spellEnd"/>
+      <w:r>
+        <w:rPr>
+          <w:u w:val="single"/>
+        </w:rPr>
+        <w:t>&gt;</w:t>
+      </w:r>
+    </w:p>
+    <w:p>
+      <w:pPr>
+        <w:rPr>
+          <w:u w:val="single"/>
+        </w:rPr>
+      </w:pPr>
+    </w:p>
+    <w:p>
+      <w:pPr>
+        <w:rPr>
+          <w:u w:val="single"/>
+        </w:rPr>
+      </w:pPr>
+      <w:r>
+        <w:rPr>
+          <w:u w:val="single"/>
+        </w:rPr>
+        <w:t xml:space="preserve">Formulário login </w:t>
+      </w:r>
+      <w:r>
+        <w:rPr>
+          <w:u w:val="single"/>
+        </w:rPr>
+        <w:t xml:space="preserve">– </w:t>
+      </w:r>
+      <w:proofErr w:type="spellStart"/>
+      <w:r>
+        <w:rPr>
+          <w:u w:val="single"/>
+        </w:rPr>
+        <w:t>divs</w:t>
+      </w:r>
+      <w:proofErr w:type="spellEnd"/>
+      <w:r>
+        <w:rPr>
+          <w:u w:val="single"/>
+        </w:rPr>
+        <w:t xml:space="preserve"> - responsivo</w:t>
+      </w:r>
+    </w:p>
+    <w:p>
+      <w:pPr>
+        <w:rPr>
+          <w:u w:val="single"/>
+        </w:rPr>
+      </w:pPr>
+      <w:r>
+        <w:rPr>
+          <w:u w:val="single"/>
+        </w:rPr>
+        <w:t>&lt;</w:t>
+      </w:r>
+      <w:proofErr w:type="spellStart"/>
+      <w:r>
+        <w:rPr>
+          <w:u w:val="single"/>
+        </w:rPr>
+        <w:t>div</w:t>
+      </w:r>
+      <w:proofErr w:type="spellEnd"/>
+      <w:r>
+        <w:rPr>
+          <w:u w:val="single"/>
+        </w:rPr>
+        <w:t xml:space="preserve"> </w:t>
+      </w:r>
+      <w:proofErr w:type="spellStart"/>
+      <w:r>
+        <w:rPr>
+          <w:u w:val="single"/>
+        </w:rPr>
+        <w:t>className</w:t>
+      </w:r>
+      <w:proofErr w:type="spellEnd"/>
+      <w:r>
+        <w:rPr>
+          <w:u w:val="single"/>
+        </w:rPr>
+        <w:t>="min-h-</w:t>
+      </w:r>
+      <w:proofErr w:type="spellStart"/>
+      <w:r>
+        <w:rPr>
+          <w:u w:val="single"/>
+        </w:rPr>
+        <w:t>screen</w:t>
+      </w:r>
+      <w:proofErr w:type="spellEnd"/>
+      <w:r>
+        <w:rPr>
+          <w:u w:val="single"/>
+        </w:rPr>
+        <w:t xml:space="preserve"> </w:t>
+      </w:r>
+      <w:proofErr w:type="spellStart"/>
+      <w:r>
+        <w:rPr>
+          <w:u w:val="single"/>
+        </w:rPr>
+        <w:t>bg</w:t>
+      </w:r>
+      <w:proofErr w:type="spellEnd"/>
+      <w:r>
+        <w:rPr>
+          <w:u w:val="single"/>
+        </w:rPr>
+        <w:t xml:space="preserve">-black </w:t>
+      </w:r>
+      <w:proofErr w:type="spellStart"/>
+      <w:r>
+        <w:rPr>
+          <w:u w:val="single"/>
+        </w:rPr>
+        <w:t>flex</w:t>
+      </w:r>
+      <w:proofErr w:type="spellEnd"/>
+      <w:r>
+        <w:rPr>
+          <w:u w:val="single"/>
+        </w:rPr>
+        <w:t xml:space="preserve"> </w:t>
+      </w:r>
+      <w:proofErr w:type="spellStart"/>
+      <w:r>
+        <w:rPr>
+          <w:u w:val="single"/>
+        </w:rPr>
+        <w:t>items</w:t>
+      </w:r>
+      <w:proofErr w:type="spellEnd"/>
+      <w:r>
+        <w:rPr>
+          <w:u w:val="single"/>
+        </w:rPr>
+        <w:t xml:space="preserve">-center </w:t>
+      </w:r>
+      <w:proofErr w:type="spellStart"/>
+      <w:r>
+        <w:rPr>
+          <w:u w:val="single"/>
+        </w:rPr>
+        <w:t>justify</w:t>
+      </w:r>
+      <w:proofErr w:type="spellEnd"/>
+      <w:r>
+        <w:rPr>
+          <w:u w:val="single"/>
+        </w:rPr>
+        <w:t>-center px-4"&gt;</w:t>
+      </w:r>
+      <w:r>
+        <w:rPr>
+          <w:u w:val="single"/>
+        </w:rPr>
+        <w:br/>
+        <w:t>&lt;</w:t>
+      </w:r>
+      <w:proofErr w:type="spellStart"/>
+      <w:r>
+        <w:rPr>
+          <w:u w:val="single"/>
+        </w:rPr>
+        <w:t>form</w:t>
+      </w:r>
+      <w:proofErr w:type="spellEnd"/>
+      <w:r>
+        <w:rPr>
+          <w:u w:val="single"/>
+        </w:rPr>
+        <w:br/>
+      </w:r>
+      <w:proofErr w:type="spellStart"/>
+      <w:r>
+        <w:rPr>
+          <w:u w:val="single"/>
+        </w:rPr>
+        <w:t>onSubmit</w:t>
+      </w:r>
+      <w:proofErr w:type="spellEnd"/>
+      <w:r>
+        <w:rPr>
+          <w:u w:val="single"/>
+        </w:rPr>
+        <w:t>={</w:t>
+      </w:r>
+      <w:proofErr w:type="spellStart"/>
+      <w:r>
+        <w:rPr>
+          <w:u w:val="single"/>
+        </w:rPr>
+        <w:t>handleSubmit</w:t>
+      </w:r>
+      <w:proofErr w:type="spellEnd"/>
+      <w:r>
+        <w:rPr>
+          <w:u w:val="single"/>
+        </w:rPr>
+        <w:t>}</w:t>
+      </w:r>
+      <w:r>
+        <w:rPr>
+          <w:u w:val="single"/>
+        </w:rPr>
+        <w:br/>
+      </w:r>
+      <w:proofErr w:type="spellStart"/>
+      <w:r>
+        <w:rPr>
+          <w:u w:val="single"/>
+        </w:rPr>
+        <w:t>className</w:t>
+      </w:r>
+      <w:proofErr w:type="spellEnd"/>
+      <w:r>
+        <w:rPr>
+          <w:u w:val="single"/>
+        </w:rPr>
+        <w:t>="</w:t>
+      </w:r>
+      <w:proofErr w:type="spellStart"/>
+      <w:r>
+        <w:rPr>
+          <w:u w:val="single"/>
+        </w:rPr>
+        <w:t>bg</w:t>
+      </w:r>
+      <w:proofErr w:type="spellEnd"/>
+      <w:r>
+        <w:rPr>
+          <w:u w:val="single"/>
+        </w:rPr>
+        <w:t xml:space="preserve">-black </w:t>
+      </w:r>
+      <w:proofErr w:type="spellStart"/>
+      <w:r>
+        <w:rPr>
+          <w:u w:val="single"/>
+        </w:rPr>
+        <w:t>border</w:t>
+      </w:r>
+      <w:proofErr w:type="spellEnd"/>
+      <w:r>
+        <w:rPr>
+          <w:u w:val="single"/>
+        </w:rPr>
+        <w:t xml:space="preserve"> border-gray-700 p-6 sm:p-8 </w:t>
+      </w:r>
+      <w:proofErr w:type="spellStart"/>
+      <w:r>
+        <w:rPr>
+          <w:u w:val="single"/>
+        </w:rPr>
+        <w:t>rounded-lg</w:t>
+      </w:r>
+      <w:proofErr w:type="spellEnd"/>
+      <w:r>
+        <w:rPr>
+          <w:u w:val="single"/>
+        </w:rPr>
+        <w:t xml:space="preserve"> w-full </w:t>
+      </w:r>
+      <w:proofErr w:type="spellStart"/>
+      <w:r>
+        <w:rPr>
+          <w:u w:val="single"/>
+        </w:rPr>
+        <w:t>max</w:t>
+      </w:r>
+      <w:proofErr w:type="spellEnd"/>
+      <w:r>
+        <w:rPr>
+          <w:u w:val="single"/>
+        </w:rPr>
+        <w:t>-w-</w:t>
+      </w:r>
+      <w:proofErr w:type="spellStart"/>
+      <w:r>
+        <w:rPr>
+          <w:u w:val="single"/>
+        </w:rPr>
+        <w:t>md</w:t>
+      </w:r>
+      <w:proofErr w:type="spellEnd"/>
+      <w:r>
+        <w:rPr>
+          <w:u w:val="single"/>
+        </w:rPr>
+        <w:t>"</w:t>
+      </w:r>
+      <w:r>
+        <w:rPr>
+          <w:u w:val="single"/>
+        </w:rPr>
+        <w:br/>
+        <w:t>&gt;</w:t>
+      </w:r>
+      <w:r>
+        <w:rPr>
+          <w:u w:val="single"/>
+        </w:rPr>
+        <w:br/>
+        <w:t xml:space="preserve">&lt;h2 </w:t>
+      </w:r>
+      <w:proofErr w:type="spellStart"/>
+      <w:r>
+        <w:rPr>
+          <w:u w:val="single"/>
+        </w:rPr>
+        <w:t>className</w:t>
+      </w:r>
+      <w:proofErr w:type="spellEnd"/>
+      <w:r>
+        <w:rPr>
+          <w:u w:val="single"/>
+        </w:rPr>
+        <w:t>="</w:t>
+      </w:r>
+      <w:proofErr w:type="spellStart"/>
+      <w:r>
+        <w:rPr>
+          <w:u w:val="single"/>
+        </w:rPr>
+        <w:t>text-white</w:t>
+      </w:r>
+      <w:proofErr w:type="spellEnd"/>
+      <w:r>
+        <w:rPr>
+          <w:u w:val="single"/>
+        </w:rPr>
+        <w:t xml:space="preserve"> text-2xl mb-6 </w:t>
+      </w:r>
+      <w:proofErr w:type="spellStart"/>
+      <w:r>
+        <w:rPr>
+          <w:u w:val="single"/>
+        </w:rPr>
+        <w:t>text</w:t>
+      </w:r>
+      <w:proofErr w:type="spellEnd"/>
+      <w:r>
+        <w:rPr>
+          <w:u w:val="single"/>
+        </w:rPr>
+        <w:t>-center"&gt;Login&lt;/h2&gt;</w:t>
+      </w:r>
+      <w:r>
+        <w:rPr>
+          <w:u w:val="single"/>
+        </w:rPr>
+        <w:br/>
+      </w:r>
+      <w:r>
+        <w:rPr>
+          <w:u w:val="single"/>
+        </w:rPr>
+        <w:br/>
+        <w:t>{/* Email */}</w:t>
+      </w:r>
+      <w:r>
+        <w:rPr>
+          <w:u w:val="single"/>
+        </w:rPr>
+        <w:br/>
+        <w:t>&lt;</w:t>
+      </w:r>
+      <w:proofErr w:type="spellStart"/>
+      <w:r>
+        <w:rPr>
+          <w:u w:val="single"/>
+        </w:rPr>
+        <w:t>div</w:t>
+      </w:r>
+      <w:proofErr w:type="spellEnd"/>
+      <w:r>
+        <w:rPr>
+          <w:u w:val="single"/>
+        </w:rPr>
+        <w:t xml:space="preserve"> </w:t>
+      </w:r>
+      <w:proofErr w:type="spellStart"/>
+      <w:r>
+        <w:rPr>
+          <w:u w:val="single"/>
+        </w:rPr>
+        <w:t>className</w:t>
+      </w:r>
+      <w:proofErr w:type="spellEnd"/>
+      <w:r>
+        <w:rPr>
+          <w:u w:val="single"/>
+        </w:rPr>
+        <w:t>="mb-4"&gt;</w:t>
+      </w:r>
+      <w:r>
+        <w:rPr>
+          <w:u w:val="single"/>
+        </w:rPr>
+        <w:br/>
+        <w:t>&lt;</w:t>
+      </w:r>
+      <w:proofErr w:type="spellStart"/>
+      <w:r>
+        <w:rPr>
+          <w:u w:val="single"/>
+        </w:rPr>
+        <w:t>label</w:t>
+      </w:r>
+      <w:proofErr w:type="spellEnd"/>
+      <w:r>
+        <w:rPr>
+          <w:u w:val="single"/>
+        </w:rPr>
+        <w:t xml:space="preserve"> </w:t>
+      </w:r>
+      <w:proofErr w:type="spellStart"/>
+      <w:r>
+        <w:rPr>
+          <w:u w:val="single"/>
+        </w:rPr>
+        <w:t>className</w:t>
+      </w:r>
+      <w:proofErr w:type="spellEnd"/>
+      <w:r>
+        <w:rPr>
+          <w:u w:val="single"/>
+        </w:rPr>
+        <w:t>="</w:t>
+      </w:r>
+      <w:proofErr w:type="spellStart"/>
+      <w:r>
+        <w:rPr>
+          <w:u w:val="single"/>
+        </w:rPr>
+        <w:t>block</w:t>
+      </w:r>
+      <w:proofErr w:type="spellEnd"/>
+      <w:r>
+        <w:rPr>
+          <w:u w:val="single"/>
+        </w:rPr>
+        <w:t xml:space="preserve"> </w:t>
+      </w:r>
+      <w:proofErr w:type="spellStart"/>
+      <w:r>
+        <w:rPr>
+          <w:u w:val="single"/>
+        </w:rPr>
+        <w:t>text-white</w:t>
+      </w:r>
+      <w:proofErr w:type="spellEnd"/>
+      <w:r>
+        <w:rPr>
+          <w:u w:val="single"/>
+        </w:rPr>
+        <w:t xml:space="preserve"> mb-1"&gt;Email&lt;/</w:t>
+      </w:r>
+      <w:proofErr w:type="spellStart"/>
+      <w:r>
+        <w:rPr>
+          <w:u w:val="single"/>
+        </w:rPr>
+        <w:t>label</w:t>
+      </w:r>
+      <w:proofErr w:type="spellEnd"/>
+      <w:r>
+        <w:rPr>
+          <w:u w:val="single"/>
+        </w:rPr>
+        <w:t>&gt;</w:t>
+      </w:r>
+      <w:r>
+        <w:rPr>
+          <w:u w:val="single"/>
+        </w:rPr>
+        <w:br/>
+        <w:t>&lt;input</w:t>
+      </w:r>
+      <w:r>
+        <w:rPr>
+          <w:u w:val="single"/>
+        </w:rPr>
+        <w:br/>
+      </w:r>
+      <w:proofErr w:type="spellStart"/>
+      <w:r>
+        <w:rPr>
+          <w:u w:val="single"/>
+        </w:rPr>
+        <w:t>type</w:t>
+      </w:r>
+      <w:proofErr w:type="spellEnd"/>
+      <w:r>
+        <w:rPr>
+          <w:u w:val="single"/>
+        </w:rPr>
+        <w:t>="</w:t>
+      </w:r>
+      <w:proofErr w:type="spellStart"/>
+      <w:r>
+        <w:rPr>
+          <w:u w:val="single"/>
+        </w:rPr>
+        <w:t>email</w:t>
+      </w:r>
+      <w:proofErr w:type="spellEnd"/>
+      <w:r>
+        <w:rPr>
+          <w:u w:val="single"/>
+        </w:rPr>
+        <w:t>"</w:t>
+      </w:r>
+      <w:r>
+        <w:rPr>
+          <w:u w:val="single"/>
+        </w:rPr>
+        <w:br/>
+      </w:r>
+      <w:proofErr w:type="spellStart"/>
+      <w:r>
+        <w:rPr>
+          <w:u w:val="single"/>
+        </w:rPr>
+        <w:t>className</w:t>
+      </w:r>
+      <w:proofErr w:type="spellEnd"/>
+      <w:r>
+        <w:rPr>
+          <w:u w:val="single"/>
+        </w:rPr>
+        <w:t xml:space="preserve">="w-full </w:t>
+      </w:r>
+      <w:proofErr w:type="spellStart"/>
+      <w:r>
+        <w:rPr>
+          <w:u w:val="single"/>
+        </w:rPr>
+        <w:t>bg</w:t>
+      </w:r>
+      <w:proofErr w:type="spellEnd"/>
+      <w:r>
+        <w:rPr>
+          <w:u w:val="single"/>
+        </w:rPr>
+        <w:t xml:space="preserve">-black </w:t>
+      </w:r>
+      <w:proofErr w:type="spellStart"/>
+      <w:r>
+        <w:rPr>
+          <w:u w:val="single"/>
+        </w:rPr>
+        <w:t>text-white</w:t>
+      </w:r>
+      <w:proofErr w:type="spellEnd"/>
+      <w:r>
+        <w:rPr>
+          <w:u w:val="single"/>
+        </w:rPr>
+        <w:t xml:space="preserve"> </w:t>
+      </w:r>
+      <w:proofErr w:type="spellStart"/>
+      <w:r>
+        <w:rPr>
+          <w:u w:val="single"/>
+        </w:rPr>
+        <w:t>border</w:t>
+      </w:r>
+      <w:proofErr w:type="spellEnd"/>
+      <w:r>
+        <w:rPr>
+          <w:u w:val="single"/>
+        </w:rPr>
+        <w:t xml:space="preserve"> border-gray-600 px-3 py-2 </w:t>
+      </w:r>
+      <w:proofErr w:type="spellStart"/>
+      <w:r>
+        <w:rPr>
+          <w:u w:val="single"/>
+        </w:rPr>
+        <w:t>rounded</w:t>
+      </w:r>
+      <w:proofErr w:type="spellEnd"/>
+      <w:r>
+        <w:rPr>
+          <w:u w:val="single"/>
+        </w:rPr>
+        <w:t xml:space="preserve"> </w:t>
+      </w:r>
+      <w:proofErr w:type="spellStart"/>
+      <w:r>
+        <w:rPr>
+          <w:u w:val="single"/>
+        </w:rPr>
+        <w:t>focus:outline-none</w:t>
+      </w:r>
+      <w:proofErr w:type="spellEnd"/>
+      <w:r>
+        <w:rPr>
+          <w:u w:val="single"/>
+        </w:rPr>
+        <w:t xml:space="preserve"> focus:border-blue-500"</w:t>
+      </w:r>
+      <w:r>
+        <w:rPr>
+          <w:u w:val="single"/>
+        </w:rPr>
+        <w:br/>
+      </w:r>
+      <w:proofErr w:type="spellStart"/>
+      <w:r>
+        <w:rPr>
+          <w:u w:val="single"/>
+        </w:rPr>
+        <w:t>value</w:t>
+      </w:r>
+      <w:proofErr w:type="spellEnd"/>
+      <w:r>
+        <w:rPr>
+          <w:u w:val="single"/>
+        </w:rPr>
+        <w:t>={</w:t>
+      </w:r>
+      <w:proofErr w:type="spellStart"/>
+      <w:r>
+        <w:rPr>
+          <w:u w:val="single"/>
+        </w:rPr>
+        <w:t>email</w:t>
+      </w:r>
+      <w:proofErr w:type="spellEnd"/>
+      <w:r>
+        <w:rPr>
+          <w:u w:val="single"/>
+        </w:rPr>
+        <w:t>}</w:t>
+      </w:r>
+      <w:r>
+        <w:rPr>
+          <w:u w:val="single"/>
+        </w:rPr>
+        <w:br/>
+      </w:r>
+      <w:proofErr w:type="spellStart"/>
+      <w:r>
+        <w:rPr>
+          <w:u w:val="single"/>
+        </w:rPr>
+        <w:t>onChange</w:t>
+      </w:r>
+      <w:proofErr w:type="spellEnd"/>
+      <w:r>
+        <w:rPr>
+          <w:u w:val="single"/>
+        </w:rPr>
+        <w:t xml:space="preserve">={(e) =&gt; </w:t>
+      </w:r>
+      <w:proofErr w:type="spellStart"/>
+      <w:r>
+        <w:rPr>
+          <w:u w:val="single"/>
+        </w:rPr>
+        <w:t>setEmail</w:t>
+      </w:r>
+      <w:proofErr w:type="spellEnd"/>
+      <w:r>
+        <w:rPr>
+          <w:u w:val="single"/>
+        </w:rPr>
+        <w:t>(</w:t>
+      </w:r>
+      <w:proofErr w:type="spellStart"/>
+      <w:r>
+        <w:rPr>
+          <w:u w:val="single"/>
+        </w:rPr>
+        <w:t>e.target.value</w:t>
+      </w:r>
+      <w:proofErr w:type="spellEnd"/>
+      <w:r>
+        <w:rPr>
+          <w:u w:val="single"/>
+        </w:rPr>
+        <w:t>)}</w:t>
+      </w:r>
+      <w:r>
+        <w:rPr>
+          <w:u w:val="single"/>
+        </w:rPr>
+        <w:br/>
+      </w:r>
+      <w:proofErr w:type="spellStart"/>
+      <w:r>
+        <w:rPr>
+          <w:u w:val="single"/>
+        </w:rPr>
+        <w:t>placeholder</w:t>
+      </w:r>
+      <w:proofErr w:type="spellEnd"/>
+      <w:r>
+        <w:rPr>
+          <w:u w:val="single"/>
+        </w:rPr>
+        <w:t>="seu@email.com"</w:t>
+      </w:r>
+      <w:r>
+        <w:rPr>
+          <w:u w:val="single"/>
+        </w:rPr>
+        <w:br/>
+        <w:t>/&gt;</w:t>
+      </w:r>
+      <w:r>
+        <w:rPr>
+          <w:u w:val="single"/>
+        </w:rPr>
+        <w:br/>
+        <w:t>&lt;/</w:t>
+      </w:r>
+      <w:proofErr w:type="spellStart"/>
+      <w:r>
+        <w:rPr>
+          <w:u w:val="single"/>
+        </w:rPr>
+        <w:t>div</w:t>
+      </w:r>
+      <w:proofErr w:type="spellEnd"/>
+      <w:r>
+        <w:rPr>
+          <w:u w:val="single"/>
+        </w:rPr>
+        <w:t>&gt;</w:t>
+      </w:r>
+      <w:r>
+        <w:rPr>
+          <w:u w:val="single"/>
+        </w:rPr>
+        <w:br/>
+      </w:r>
+      <w:r>
+        <w:rPr>
+          <w:u w:val="single"/>
+        </w:rPr>
+        <w:br/>
+        <w:t>{/* Senha */}</w:t>
+      </w:r>
+      <w:r>
+        <w:rPr>
+          <w:u w:val="single"/>
+        </w:rPr>
+        <w:br/>
+        <w:t>&lt;</w:t>
+      </w:r>
+      <w:proofErr w:type="spellStart"/>
+      <w:r>
+        <w:rPr>
+          <w:u w:val="single"/>
+        </w:rPr>
+        <w:t>div</w:t>
+      </w:r>
+      <w:proofErr w:type="spellEnd"/>
+      <w:r>
+        <w:rPr>
+          <w:u w:val="single"/>
+        </w:rPr>
+        <w:t xml:space="preserve"> </w:t>
+      </w:r>
+      <w:proofErr w:type="spellStart"/>
+      <w:r>
+        <w:rPr>
+          <w:u w:val="single"/>
+        </w:rPr>
+        <w:t>className</w:t>
+      </w:r>
+      <w:proofErr w:type="spellEnd"/>
+      <w:r>
+        <w:rPr>
+          <w:u w:val="single"/>
+        </w:rPr>
+        <w:t>="mb-6"&gt;</w:t>
+      </w:r>
+      <w:r>
+        <w:rPr>
+          <w:u w:val="single"/>
+        </w:rPr>
+        <w:br/>
+        <w:t>&lt;</w:t>
+      </w:r>
+      <w:proofErr w:type="spellStart"/>
+      <w:r>
+        <w:rPr>
+          <w:u w:val="single"/>
+        </w:rPr>
+        <w:t>label</w:t>
+      </w:r>
+      <w:proofErr w:type="spellEnd"/>
+      <w:r>
+        <w:rPr>
+          <w:u w:val="single"/>
+        </w:rPr>
+        <w:t xml:space="preserve"> </w:t>
+      </w:r>
+      <w:proofErr w:type="spellStart"/>
+      <w:r>
+        <w:rPr>
+          <w:u w:val="single"/>
+        </w:rPr>
+        <w:t>className</w:t>
+      </w:r>
+      <w:proofErr w:type="spellEnd"/>
+      <w:r>
+        <w:rPr>
+          <w:u w:val="single"/>
+        </w:rPr>
+        <w:t>="</w:t>
+      </w:r>
+      <w:proofErr w:type="spellStart"/>
+      <w:r>
+        <w:rPr>
+          <w:u w:val="single"/>
+        </w:rPr>
+        <w:t>block</w:t>
+      </w:r>
+      <w:proofErr w:type="spellEnd"/>
+      <w:r>
+        <w:rPr>
+          <w:u w:val="single"/>
+        </w:rPr>
+        <w:t xml:space="preserve"> </w:t>
+      </w:r>
+      <w:proofErr w:type="spellStart"/>
+      <w:r>
+        <w:rPr>
+          <w:u w:val="single"/>
+        </w:rPr>
+        <w:t>text-white</w:t>
+      </w:r>
+      <w:proofErr w:type="spellEnd"/>
+      <w:r>
+        <w:rPr>
+          <w:u w:val="single"/>
+        </w:rPr>
+        <w:t xml:space="preserve"> mb-1"&gt;Senha&lt;/</w:t>
+      </w:r>
+      <w:proofErr w:type="spellStart"/>
+      <w:r>
+        <w:rPr>
+          <w:u w:val="single"/>
+        </w:rPr>
+        <w:t>label</w:t>
+      </w:r>
+      <w:proofErr w:type="spellEnd"/>
+      <w:r>
+        <w:rPr>
+          <w:u w:val="single"/>
+        </w:rPr>
+        <w:t>&gt;</w:t>
+      </w:r>
+      <w:r>
+        <w:rPr>
+          <w:u w:val="single"/>
+        </w:rPr>
+        <w:br/>
+        <w:t>&lt;input</w:t>
+      </w:r>
+      <w:r>
+        <w:rPr>
+          <w:u w:val="single"/>
+        </w:rPr>
+        <w:br/>
+      </w:r>
+      <w:proofErr w:type="spellStart"/>
+      <w:r>
+        <w:rPr>
+          <w:u w:val="single"/>
+        </w:rPr>
+        <w:t>type</w:t>
+      </w:r>
+      <w:proofErr w:type="spellEnd"/>
+      <w:r>
+        <w:rPr>
+          <w:u w:val="single"/>
+        </w:rPr>
+        <w:t>="</w:t>
+      </w:r>
+      <w:proofErr w:type="spellStart"/>
+      <w:r>
+        <w:rPr>
+          <w:u w:val="single"/>
+        </w:rPr>
+        <w:t>password</w:t>
+      </w:r>
+      <w:proofErr w:type="spellEnd"/>
+      <w:r>
+        <w:rPr>
+          <w:u w:val="single"/>
+        </w:rPr>
+        <w:t>"</w:t>
+      </w:r>
+      <w:r>
+        <w:rPr>
+          <w:u w:val="single"/>
+        </w:rPr>
+        <w:br/>
+      </w:r>
+      <w:proofErr w:type="spellStart"/>
+      <w:r>
+        <w:rPr>
+          <w:u w:val="single"/>
+        </w:rPr>
+        <w:lastRenderedPageBreak/>
+        <w:t>className</w:t>
+      </w:r>
+      <w:proofErr w:type="spellEnd"/>
+      <w:r>
+        <w:rPr>
+          <w:u w:val="single"/>
+        </w:rPr>
+        <w:t xml:space="preserve">="w-full </w:t>
+      </w:r>
+      <w:proofErr w:type="spellStart"/>
+      <w:r>
+        <w:rPr>
+          <w:u w:val="single"/>
+        </w:rPr>
+        <w:t>bg</w:t>
+      </w:r>
+      <w:proofErr w:type="spellEnd"/>
+      <w:r>
+        <w:rPr>
+          <w:u w:val="single"/>
+        </w:rPr>
+        <w:t xml:space="preserve">-black </w:t>
+      </w:r>
+      <w:proofErr w:type="spellStart"/>
+      <w:r>
+        <w:rPr>
+          <w:u w:val="single"/>
+        </w:rPr>
+        <w:t>text-white</w:t>
+      </w:r>
+      <w:proofErr w:type="spellEnd"/>
+      <w:r>
+        <w:rPr>
+          <w:u w:val="single"/>
+        </w:rPr>
+        <w:t xml:space="preserve"> </w:t>
+      </w:r>
+      <w:proofErr w:type="spellStart"/>
+      <w:r>
+        <w:rPr>
+          <w:u w:val="single"/>
+        </w:rPr>
+        <w:t>border</w:t>
+      </w:r>
+      <w:proofErr w:type="spellEnd"/>
+      <w:r>
+        <w:rPr>
+          <w:u w:val="single"/>
+        </w:rPr>
+        <w:t xml:space="preserve"> border-gray-600 px-3 py-2 </w:t>
+      </w:r>
+      <w:proofErr w:type="spellStart"/>
+      <w:r>
+        <w:rPr>
+          <w:u w:val="single"/>
+        </w:rPr>
+        <w:t>rounded</w:t>
+      </w:r>
+      <w:proofErr w:type="spellEnd"/>
+      <w:r>
+        <w:rPr>
+          <w:u w:val="single"/>
+        </w:rPr>
+        <w:t xml:space="preserve"> </w:t>
+      </w:r>
+      <w:proofErr w:type="spellStart"/>
+      <w:r>
+        <w:rPr>
+          <w:u w:val="single"/>
+        </w:rPr>
+        <w:t>focus:outline-none</w:t>
+      </w:r>
+      <w:proofErr w:type="spellEnd"/>
+      <w:r>
+        <w:rPr>
+          <w:u w:val="single"/>
+        </w:rPr>
+        <w:t xml:space="preserve"> focus:border-blue-500"</w:t>
+      </w:r>
+      <w:r>
+        <w:rPr>
+          <w:u w:val="single"/>
+        </w:rPr>
+        <w:br/>
+      </w:r>
+      <w:proofErr w:type="spellStart"/>
+      <w:r>
+        <w:rPr>
+          <w:u w:val="single"/>
+        </w:rPr>
+        <w:t>value</w:t>
+      </w:r>
+      <w:proofErr w:type="spellEnd"/>
+      <w:r>
+        <w:rPr>
+          <w:u w:val="single"/>
+        </w:rPr>
+        <w:t>={</w:t>
+      </w:r>
+      <w:proofErr w:type="spellStart"/>
+      <w:r>
+        <w:rPr>
+          <w:u w:val="single"/>
+        </w:rPr>
+        <w:t>password</w:t>
+      </w:r>
+      <w:proofErr w:type="spellEnd"/>
+      <w:r>
+        <w:rPr>
+          <w:u w:val="single"/>
+        </w:rPr>
+        <w:t>}</w:t>
+      </w:r>
+      <w:r>
+        <w:rPr>
+          <w:u w:val="single"/>
+        </w:rPr>
+        <w:br/>
+      </w:r>
+      <w:proofErr w:type="spellStart"/>
+      <w:r>
+        <w:rPr>
+          <w:u w:val="single"/>
+        </w:rPr>
+        <w:t>onChange</w:t>
+      </w:r>
+      <w:proofErr w:type="spellEnd"/>
+      <w:r>
+        <w:rPr>
+          <w:u w:val="single"/>
+        </w:rPr>
+        <w:t xml:space="preserve">={(e) =&gt; </w:t>
+      </w:r>
+      <w:proofErr w:type="spellStart"/>
+      <w:r>
+        <w:rPr>
+          <w:u w:val="single"/>
+        </w:rPr>
+        <w:t>setPassword</w:t>
+      </w:r>
+      <w:proofErr w:type="spellEnd"/>
+      <w:r>
+        <w:rPr>
+          <w:u w:val="single"/>
+        </w:rPr>
+        <w:t>(</w:t>
+      </w:r>
+      <w:proofErr w:type="spellStart"/>
+      <w:r>
+        <w:rPr>
+          <w:u w:val="single"/>
+        </w:rPr>
+        <w:t>e.target.value</w:t>
+      </w:r>
+      <w:proofErr w:type="spellEnd"/>
+      <w:r>
+        <w:rPr>
+          <w:u w:val="single"/>
+        </w:rPr>
+        <w:t>)}</w:t>
+      </w:r>
+      <w:r>
+        <w:rPr>
+          <w:u w:val="single"/>
+        </w:rPr>
+        <w:br/>
+      </w:r>
+      <w:proofErr w:type="spellStart"/>
+      <w:r>
+        <w:rPr>
+          <w:u w:val="single"/>
+        </w:rPr>
+        <w:t>placeholder</w:t>
+      </w:r>
+      <w:proofErr w:type="spellEnd"/>
+      <w:r>
+        <w:rPr>
+          <w:u w:val="single"/>
+        </w:rPr>
+        <w:t>="********"</w:t>
+      </w:r>
+      <w:r>
+        <w:rPr>
+          <w:u w:val="single"/>
+        </w:rPr>
+        <w:br/>
+        <w:t>/&gt;</w:t>
+      </w:r>
+      <w:r>
+        <w:rPr>
+          <w:u w:val="single"/>
+        </w:rPr>
+        <w:br/>
+        <w:t>&lt;/</w:t>
+      </w:r>
+      <w:proofErr w:type="spellStart"/>
+      <w:r>
+        <w:rPr>
+          <w:u w:val="single"/>
+        </w:rPr>
+        <w:t>div</w:t>
+      </w:r>
+      <w:proofErr w:type="spellEnd"/>
+      <w:r>
+        <w:rPr>
+          <w:u w:val="single"/>
+        </w:rPr>
+        <w:t>&gt;</w:t>
+      </w:r>
+      <w:r>
+        <w:rPr>
+          <w:u w:val="single"/>
+        </w:rPr>
+        <w:br/>
+      </w:r>
+      <w:r>
+        <w:rPr>
+          <w:u w:val="single"/>
+        </w:rPr>
+        <w:br/>
+        <w:t>{/* Botão */}</w:t>
+      </w:r>
+      <w:r>
+        <w:rPr>
+          <w:u w:val="single"/>
+        </w:rPr>
+        <w:br/>
+        <w:t>&lt;</w:t>
+      </w:r>
+      <w:proofErr w:type="spellStart"/>
+      <w:r>
+        <w:rPr>
+          <w:u w:val="single"/>
+        </w:rPr>
+        <w:t>button</w:t>
+      </w:r>
+      <w:proofErr w:type="spellEnd"/>
+      <w:r>
+        <w:rPr>
+          <w:u w:val="single"/>
+        </w:rPr>
+        <w:br/>
+      </w:r>
+      <w:proofErr w:type="spellStart"/>
+      <w:r>
+        <w:rPr>
+          <w:u w:val="single"/>
+        </w:rPr>
+        <w:t>type</w:t>
+      </w:r>
+      <w:proofErr w:type="spellEnd"/>
+      <w:r>
+        <w:rPr>
+          <w:u w:val="single"/>
+        </w:rPr>
+        <w:t>="</w:t>
+      </w:r>
+      <w:proofErr w:type="spellStart"/>
+      <w:r>
+        <w:rPr>
+          <w:u w:val="single"/>
+        </w:rPr>
+        <w:t>submit</w:t>
+      </w:r>
+      <w:proofErr w:type="spellEnd"/>
+      <w:r>
+        <w:rPr>
+          <w:u w:val="single"/>
+        </w:rPr>
+        <w:t>"</w:t>
+      </w:r>
+      <w:r>
+        <w:rPr>
+          <w:u w:val="single"/>
+        </w:rPr>
+        <w:br/>
+      </w:r>
+      <w:proofErr w:type="spellStart"/>
+      <w:r>
+        <w:rPr>
+          <w:u w:val="single"/>
+        </w:rPr>
+        <w:t>className</w:t>
+      </w:r>
+      <w:proofErr w:type="spellEnd"/>
+      <w:r>
+        <w:rPr>
+          <w:u w:val="single"/>
+        </w:rPr>
+        <w:t xml:space="preserve">="w-full bg-blue-600 hover:bg-blue-700 </w:t>
+      </w:r>
+      <w:proofErr w:type="spellStart"/>
+      <w:r>
+        <w:rPr>
+          <w:u w:val="single"/>
+        </w:rPr>
+        <w:t>text-white</w:t>
+      </w:r>
+      <w:proofErr w:type="spellEnd"/>
+      <w:r>
+        <w:rPr>
+          <w:u w:val="single"/>
+        </w:rPr>
+        <w:t xml:space="preserve"> py-2 </w:t>
+      </w:r>
+      <w:proofErr w:type="spellStart"/>
+      <w:r>
+        <w:rPr>
+          <w:u w:val="single"/>
+        </w:rPr>
+        <w:t>rounded</w:t>
+      </w:r>
+      <w:proofErr w:type="spellEnd"/>
+      <w:r>
+        <w:rPr>
+          <w:u w:val="single"/>
+        </w:rPr>
+        <w:t>"</w:t>
+      </w:r>
+      <w:r>
+        <w:rPr>
+          <w:u w:val="single"/>
+        </w:rPr>
+        <w:br/>
+        <w:t>&gt;</w:t>
+      </w:r>
+      <w:r>
+        <w:rPr>
+          <w:u w:val="single"/>
+        </w:rPr>
+        <w:br/>
+        <w:t>Entrar</w:t>
+      </w:r>
+      <w:r>
+        <w:rPr>
+          <w:u w:val="single"/>
+        </w:rPr>
+        <w:br/>
+        <w:t>&lt;/</w:t>
+      </w:r>
+      <w:proofErr w:type="spellStart"/>
+      <w:r>
+        <w:rPr>
+          <w:u w:val="single"/>
+        </w:rPr>
+        <w:t>button</w:t>
+      </w:r>
+      <w:proofErr w:type="spellEnd"/>
+      <w:r>
+        <w:rPr>
+          <w:u w:val="single"/>
+        </w:rPr>
+        <w:t>&gt;</w:t>
+      </w:r>
+      <w:r>
+        <w:rPr>
+          <w:u w:val="single"/>
+        </w:rPr>
+        <w:br/>
+        <w:t>&lt;/</w:t>
+      </w:r>
+      <w:proofErr w:type="spellStart"/>
+      <w:r>
+        <w:rPr>
+          <w:u w:val="single"/>
+        </w:rPr>
+        <w:t>form</w:t>
+      </w:r>
+      <w:proofErr w:type="spellEnd"/>
+      <w:r>
+        <w:rPr>
+          <w:u w:val="single"/>
+        </w:rPr>
+        <w:t>&gt;</w:t>
+      </w:r>
+      <w:r>
+        <w:rPr>
+          <w:u w:val="single"/>
+        </w:rPr>
+        <w:br/>
+        <w:t>&lt;/</w:t>
+      </w:r>
+      <w:proofErr w:type="spellStart"/>
+      <w:r>
+        <w:rPr>
+          <w:u w:val="single"/>
+        </w:rPr>
+        <w:t>div</w:t>
+      </w:r>
+      <w:proofErr w:type="spellEnd"/>
+      <w:r>
+        <w:rPr>
+          <w:u w:val="single"/>
+        </w:rPr>
+        <w:t>&gt;</w:t>
+      </w:r>
+    </w:p>
+    <w:p>
+      <w:pPr>
+        <w:rPr>
+          <w:u w:val="single"/>
+        </w:rPr>
+      </w:pPr>
+      <w:r>
+        <w:rPr>
+          <w:u w:val="single"/>
+        </w:rPr>
+        <w:t>Original</w:t>
+      </w:r>
+    </w:p>
+    <w:p>
+      <w:pPr>
+        <w:rPr>
+          <w:u w:val="single"/>
+        </w:rPr>
+      </w:pPr>
+      <w:r>
+        <w:rPr>
+          <w:u w:val="single"/>
+        </w:rPr>
+        <w:t>    &lt;</w:t>
+      </w:r>
+      <w:proofErr w:type="spellStart"/>
+      <w:r>
+        <w:rPr>
+          <w:u w:val="single"/>
+        </w:rPr>
+        <w:t>div</w:t>
+      </w:r>
+      <w:proofErr w:type="spellEnd"/>
+      <w:r>
+        <w:rPr>
+          <w:u w:val="single"/>
+        </w:rPr>
+        <w:t>&gt;</w:t>
+      </w:r>
+    </w:p>
+    <w:p>
+      <w:pPr>
+        <w:rPr>
+          <w:u w:val="single"/>
+        </w:rPr>
+      </w:pPr>
+      <w:r>
+        <w:rPr>
+          <w:u w:val="single"/>
+        </w:rPr>
+        <w:t>    &lt;</w:t>
+      </w:r>
+      <w:proofErr w:type="spellStart"/>
+      <w:r>
+        <w:rPr>
+          <w:u w:val="single"/>
+        </w:rPr>
+        <w:t>form</w:t>
+      </w:r>
+      <w:proofErr w:type="spellEnd"/>
+      <w:r>
+        <w:rPr>
+          <w:u w:val="single"/>
+        </w:rPr>
+        <w:t xml:space="preserve"> </w:t>
+      </w:r>
+      <w:proofErr w:type="spellStart"/>
+      <w:r>
+        <w:rPr>
+          <w:u w:val="single"/>
+        </w:rPr>
+        <w:t>onSubmit</w:t>
+      </w:r>
+      <w:proofErr w:type="spellEnd"/>
+      <w:r>
+        <w:rPr>
+          <w:u w:val="single"/>
+        </w:rPr>
+        <w:t>={</w:t>
+      </w:r>
+      <w:proofErr w:type="spellStart"/>
+      <w:r>
+        <w:rPr>
+          <w:u w:val="single"/>
+        </w:rPr>
+        <w:t>handleSubmit</w:t>
+      </w:r>
+      <w:proofErr w:type="spellEnd"/>
+      <w:r>
+        <w:rPr>
+          <w:u w:val="single"/>
+        </w:rPr>
+        <w:t>}&gt;</w:t>
+      </w:r>
+    </w:p>
+    <w:p>
+      <w:pPr>
+        <w:rPr>
+          <w:u w:val="single"/>
+        </w:rPr>
+      </w:pPr>
+      <w:r>
+        <w:rPr>
+          <w:u w:val="single"/>
+        </w:rPr>
+        <w:t>   </w:t>
+      </w:r>
+    </w:p>
+    <w:p>
+      <w:pPr>
+        <w:rPr>
+          <w:u w:val="single"/>
+        </w:rPr>
+      </w:pPr>
+      <w:r>
+        <w:rPr>
+          <w:u w:val="single"/>
+        </w:rPr>
+        <w:t>      &lt;input</w:t>
+      </w:r>
+    </w:p>
+    <w:p>
+      <w:pPr>
+        <w:rPr>
+          <w:u w:val="single"/>
+        </w:rPr>
+      </w:pPr>
+      <w:r>
+        <w:rPr>
+          <w:u w:val="single"/>
+        </w:rPr>
+        <w:t xml:space="preserve">        </w:t>
+      </w:r>
+      <w:proofErr w:type="spellStart"/>
+      <w:r>
+        <w:rPr>
+          <w:u w:val="single"/>
+        </w:rPr>
+        <w:t>placeholder</w:t>
+      </w:r>
+      <w:proofErr w:type="spellEnd"/>
+      <w:r>
+        <w:rPr>
+          <w:u w:val="single"/>
+        </w:rPr>
+        <w:t>="</w:t>
+      </w:r>
+      <w:proofErr w:type="spellStart"/>
+      <w:r>
+        <w:rPr>
+          <w:u w:val="single"/>
+        </w:rPr>
+        <w:t>email</w:t>
+      </w:r>
+      <w:proofErr w:type="spellEnd"/>
+      <w:r>
+        <w:rPr>
+          <w:u w:val="single"/>
+        </w:rPr>
+        <w:t>"</w:t>
+      </w:r>
+    </w:p>
+    <w:p>
+      <w:pPr>
+        <w:rPr>
+          <w:u w:val="single"/>
+        </w:rPr>
+      </w:pPr>
+      <w:r>
+        <w:rPr>
+          <w:u w:val="single"/>
+        </w:rPr>
+        <w:t xml:space="preserve">        </w:t>
+      </w:r>
+      <w:proofErr w:type="spellStart"/>
+      <w:r>
+        <w:rPr>
+          <w:u w:val="single"/>
+        </w:rPr>
+        <w:t>value</w:t>
+      </w:r>
+      <w:proofErr w:type="spellEnd"/>
+      <w:r>
+        <w:rPr>
+          <w:u w:val="single"/>
+        </w:rPr>
+        <w:t>={</w:t>
+      </w:r>
+      <w:proofErr w:type="spellStart"/>
+      <w:r>
+        <w:rPr>
+          <w:u w:val="single"/>
+        </w:rPr>
+        <w:t>email</w:t>
+      </w:r>
+      <w:proofErr w:type="spellEnd"/>
+      <w:r>
+        <w:rPr>
+          <w:u w:val="single"/>
+        </w:rPr>
+        <w:t>}</w:t>
+      </w:r>
+    </w:p>
+    <w:p>
+      <w:pPr>
+        <w:rPr>
+          <w:u w:val="single"/>
+        </w:rPr>
+      </w:pPr>
+      <w:r>
+        <w:rPr>
+          <w:u w:val="single"/>
+        </w:rPr>
+        <w:t xml:space="preserve">        </w:t>
+      </w:r>
+      <w:proofErr w:type="spellStart"/>
+      <w:r>
+        <w:rPr>
+          <w:u w:val="single"/>
+        </w:rPr>
+        <w:t>onChange</w:t>
+      </w:r>
+      <w:proofErr w:type="spellEnd"/>
+      <w:r>
+        <w:rPr>
+          <w:u w:val="single"/>
+        </w:rPr>
+        <w:t xml:space="preserve">={(e) =&gt; </w:t>
+      </w:r>
+      <w:proofErr w:type="spellStart"/>
+      <w:r>
+        <w:rPr>
+          <w:u w:val="single"/>
+        </w:rPr>
+        <w:t>setEmail</w:t>
+      </w:r>
+      <w:proofErr w:type="spellEnd"/>
+      <w:r>
+        <w:rPr>
+          <w:u w:val="single"/>
+        </w:rPr>
+        <w:t>(</w:t>
+      </w:r>
+      <w:proofErr w:type="spellStart"/>
+      <w:proofErr w:type="gramStart"/>
+      <w:r>
+        <w:rPr>
+          <w:u w:val="single"/>
+        </w:rPr>
+        <w:t>e.target</w:t>
+      </w:r>
+      <w:proofErr w:type="gramEnd"/>
+      <w:r>
+        <w:rPr>
+          <w:u w:val="single"/>
+        </w:rPr>
+        <w:t>.value</w:t>
+      </w:r>
+      <w:proofErr w:type="spellEnd"/>
+      <w:r>
+        <w:rPr>
+          <w:u w:val="single"/>
+        </w:rPr>
+        <w:t>)}</w:t>
+      </w:r>
+    </w:p>
+    <w:p>
+      <w:pPr>
+        <w:rPr>
+          <w:u w:val="single"/>
+        </w:rPr>
+      </w:pPr>
+      <w:r>
+        <w:rPr>
+          <w:u w:val="single"/>
+        </w:rPr>
+        <w:t>      /&gt;</w:t>
+      </w:r>
+    </w:p>
+    <w:p>
+      <w:pPr>
+        <w:rPr>
+          <w:u w:val="single"/>
+        </w:rPr>
+      </w:pPr>
+    </w:p>
+    <w:p>
+      <w:pPr>
+        <w:rPr>
+          <w:u w:val="single"/>
+        </w:rPr>
+      </w:pPr>
+      <w:r>
+        <w:rPr>
+          <w:u w:val="single"/>
+        </w:rPr>
+        <w:t>      &lt;input</w:t>
+      </w:r>
+    </w:p>
+    <w:p>
+      <w:pPr>
+        <w:rPr>
+          <w:u w:val="single"/>
+        </w:rPr>
+      </w:pPr>
+      <w:r>
+        <w:rPr>
+          <w:u w:val="single"/>
+        </w:rPr>
+        <w:t xml:space="preserve">        </w:t>
+      </w:r>
+      <w:proofErr w:type="spellStart"/>
+      <w:r>
+        <w:rPr>
+          <w:u w:val="single"/>
+        </w:rPr>
+        <w:t>type</w:t>
+      </w:r>
+      <w:proofErr w:type="spellEnd"/>
+      <w:r>
+        <w:rPr>
+          <w:u w:val="single"/>
+        </w:rPr>
+        <w:t>="</w:t>
+      </w:r>
+      <w:proofErr w:type="spellStart"/>
+      <w:r>
+        <w:rPr>
+          <w:u w:val="single"/>
+        </w:rPr>
+        <w:t>password</w:t>
+      </w:r>
+      <w:proofErr w:type="spellEnd"/>
+      <w:r>
+        <w:rPr>
+          <w:u w:val="single"/>
+        </w:rPr>
+        <w:t>"</w:t>
+      </w:r>
+    </w:p>
+    <w:p>
+      <w:pPr>
+        <w:rPr>
+          <w:u w:val="single"/>
+        </w:rPr>
+      </w:pPr>
+      <w:r>
+        <w:rPr>
+          <w:u w:val="single"/>
+        </w:rPr>
+        <w:t xml:space="preserve">        </w:t>
+      </w:r>
+      <w:proofErr w:type="spellStart"/>
+      <w:r>
+        <w:rPr>
+          <w:u w:val="single"/>
+        </w:rPr>
+        <w:t>placeholder</w:t>
+      </w:r>
+      <w:proofErr w:type="spellEnd"/>
+      <w:r>
+        <w:rPr>
+          <w:u w:val="single"/>
+        </w:rPr>
+        <w:t>="senha"</w:t>
+      </w:r>
+    </w:p>
+    <w:p>
+      <w:pPr>
+        <w:rPr>
+          <w:u w:val="single"/>
+        </w:rPr>
+      </w:pPr>
+      <w:r>
+        <w:rPr>
+          <w:u w:val="single"/>
+        </w:rPr>
+        <w:t xml:space="preserve">        </w:t>
+      </w:r>
+      <w:proofErr w:type="spellStart"/>
+      <w:r>
+        <w:rPr>
+          <w:u w:val="single"/>
+        </w:rPr>
+        <w:t>value</w:t>
+      </w:r>
+      <w:proofErr w:type="spellEnd"/>
+      <w:r>
+        <w:rPr>
+          <w:u w:val="single"/>
+        </w:rPr>
+        <w:t>={</w:t>
+      </w:r>
+      <w:proofErr w:type="spellStart"/>
+      <w:r>
+        <w:rPr>
+          <w:u w:val="single"/>
+        </w:rPr>
+        <w:t>password</w:t>
+      </w:r>
+      <w:proofErr w:type="spellEnd"/>
+      <w:r>
+        <w:rPr>
+          <w:u w:val="single"/>
+        </w:rPr>
+        <w:t>}</w:t>
+      </w:r>
+    </w:p>
+    <w:p>
+      <w:pPr>
+        <w:rPr>
+          <w:u w:val="single"/>
+        </w:rPr>
+      </w:pPr>
+      <w:r>
+        <w:rPr>
+          <w:u w:val="single"/>
+        </w:rPr>
+        <w:t xml:space="preserve">        </w:t>
+      </w:r>
+      <w:proofErr w:type="spellStart"/>
+      <w:r>
+        <w:rPr>
+          <w:u w:val="single"/>
+        </w:rPr>
+        <w:t>onChange</w:t>
+      </w:r>
+      <w:proofErr w:type="spellEnd"/>
+      <w:r>
+        <w:rPr>
+          <w:u w:val="single"/>
+        </w:rPr>
+        <w:t xml:space="preserve">={(e) =&gt; </w:t>
+      </w:r>
+      <w:proofErr w:type="spellStart"/>
+      <w:r>
+        <w:rPr>
+          <w:u w:val="single"/>
+        </w:rPr>
+        <w:t>setPassword</w:t>
+      </w:r>
+      <w:proofErr w:type="spellEnd"/>
+      <w:r>
+        <w:rPr>
+          <w:u w:val="single"/>
+        </w:rPr>
+        <w:t>(</w:t>
+      </w:r>
+      <w:proofErr w:type="spellStart"/>
+      <w:proofErr w:type="gramStart"/>
+      <w:r>
+        <w:rPr>
+          <w:u w:val="single"/>
+        </w:rPr>
+        <w:t>e.target</w:t>
+      </w:r>
+      <w:proofErr w:type="gramEnd"/>
+      <w:r>
+        <w:rPr>
+          <w:u w:val="single"/>
+        </w:rPr>
+        <w:t>.value</w:t>
+      </w:r>
+      <w:proofErr w:type="spellEnd"/>
+      <w:r>
+        <w:rPr>
+          <w:u w:val="single"/>
+        </w:rPr>
+        <w:t>)}</w:t>
+      </w:r>
+    </w:p>
+    <w:p>
+      <w:pPr>
+        <w:rPr>
+          <w:u w:val="single"/>
+        </w:rPr>
+      </w:pPr>
+      <w:r>
+        <w:rPr>
+          <w:u w:val="single"/>
+        </w:rPr>
+        <w:t>      /&gt;</w:t>
+      </w:r>
+    </w:p>
+    <w:p>
+      <w:pPr>
+        <w:rPr>
+          <w:u w:val="single"/>
+        </w:rPr>
+      </w:pPr>
+    </w:p>
+    <w:p>
+      <w:pPr>
+        <w:rPr>
+          <w:u w:val="single"/>
+        </w:rPr>
+      </w:pPr>
+      <w:r>
+        <w:rPr>
+          <w:u w:val="single"/>
+        </w:rPr>
+        <w:t>      &lt;</w:t>
+      </w:r>
+      <w:proofErr w:type="spellStart"/>
+      <w:r>
+        <w:rPr>
+          <w:u w:val="single"/>
+        </w:rPr>
+        <w:t>button</w:t>
+      </w:r>
+      <w:proofErr w:type="spellEnd"/>
+      <w:r>
+        <w:rPr>
+          <w:u w:val="single"/>
+        </w:rPr>
+        <w:t xml:space="preserve"> </w:t>
+      </w:r>
+      <w:proofErr w:type="spellStart"/>
+      <w:r>
+        <w:rPr>
+          <w:u w:val="single"/>
+        </w:rPr>
+        <w:t>type</w:t>
+      </w:r>
+      <w:proofErr w:type="spellEnd"/>
+      <w:r>
+        <w:rPr>
+          <w:u w:val="single"/>
+        </w:rPr>
+        <w:t>="</w:t>
+      </w:r>
+      <w:proofErr w:type="spellStart"/>
+      <w:r>
+        <w:rPr>
+          <w:u w:val="single"/>
+        </w:rPr>
+        <w:t>submit</w:t>
+      </w:r>
+      <w:proofErr w:type="spellEnd"/>
+      <w:r>
+        <w:rPr>
+          <w:u w:val="single"/>
+        </w:rPr>
+        <w:t>"&gt;Login&lt;/</w:t>
+      </w:r>
+      <w:proofErr w:type="spellStart"/>
+      <w:r>
+        <w:rPr>
+          <w:u w:val="single"/>
+        </w:rPr>
+        <w:t>button</w:t>
+      </w:r>
+      <w:proofErr w:type="spellEnd"/>
+      <w:r>
+        <w:rPr>
+          <w:u w:val="single"/>
+        </w:rPr>
+        <w:t>&gt;</w:t>
+      </w:r>
+    </w:p>
+    <w:p>
+      <w:pPr>
+        <w:rPr>
+          <w:u w:val="single"/>
+        </w:rPr>
+      </w:pPr>
+      <w:r>
+        <w:rPr>
+          <w:u w:val="single"/>
+        </w:rPr>
+        <w:t>    &lt;/</w:t>
+      </w:r>
+      <w:proofErr w:type="spellStart"/>
+      <w:r>
+        <w:rPr>
+          <w:u w:val="single"/>
+        </w:rPr>
+        <w:t>form</w:t>
+      </w:r>
+      <w:proofErr w:type="spellEnd"/>
+      <w:r>
+        <w:rPr>
+          <w:u w:val="single"/>
+        </w:rPr>
+        <w:t>&gt;</w:t>
+      </w:r>
     </w:p>
     <w:p>
       <w:pPr>
@@ -18560,6 +24099,95 @@
     </w:lvl>
   </w:abstractNum>
   <w:abstractNum w:abstractNumId="4" w15:restartNumberingAfterBreak="0">
+    <w:nsid w:val="14E95846"/>
+    <w:multiLevelType w:val="hybridMultilevel"/>
+    <w:tmpl w:val="CF6E4F58"/>
+    <w:lvl w:ilvl="0" w:tplc="0416000F">
+      <w:start w:val="1"/>
+      <w:numFmt w:val="decimal"/>
+      <w:lvlText w:val="%1."/>
+      <w:lvlJc w:val="left"/>
+      <w:pPr>
+        <w:ind w:left="720" w:hanging="360"/>
+      </w:pPr>
+      <w:rPr>
+        <w:rFonts w:hint="default"/>
+      </w:rPr>
+    </w:lvl>
+    <w:lvl w:ilvl="1" w:tplc="04160019" w:tentative="1">
+      <w:start w:val="1"/>
+      <w:numFmt w:val="lowerLetter"/>
+      <w:lvlText w:val="%2."/>
+      <w:lvlJc w:val="left"/>
+      <w:pPr>
+        <w:ind w:left="1440" w:hanging="360"/>
+      </w:pPr>
+    </w:lvl>
+    <w:lvl w:ilvl="2" w:tplc="0416001B" w:tentative="1">
+      <w:start w:val="1"/>
+      <w:numFmt w:val="lowerRoman"/>
+      <w:lvlText w:val="%3."/>
+      <w:lvlJc w:val="right"/>
+      <w:pPr>
+        <w:ind w:left="2160" w:hanging="180"/>
+      </w:pPr>
+    </w:lvl>
+    <w:lvl w:ilvl="3" w:tplc="0416000F" w:tentative="1">
+      <w:start w:val="1"/>
+      <w:numFmt w:val="decimal"/>
+      <w:lvlText w:val="%4."/>
+      <w:lvlJc w:val="left"/>
+      <w:pPr>
+        <w:ind w:left="2880" w:hanging="360"/>
+      </w:pPr>
+    </w:lvl>
+    <w:lvl w:ilvl="4" w:tplc="04160019" w:tentative="1">
+      <w:start w:val="1"/>
+      <w:numFmt w:val="lowerLetter"/>
+      <w:lvlText w:val="%5."/>
+      <w:lvlJc w:val="left"/>
+      <w:pPr>
+        <w:ind w:left="3600" w:hanging="360"/>
+      </w:pPr>
+    </w:lvl>
+    <w:lvl w:ilvl="5" w:tplc="0416001B" w:tentative="1">
+      <w:start w:val="1"/>
+      <w:numFmt w:val="lowerRoman"/>
+      <w:lvlText w:val="%6."/>
+      <w:lvlJc w:val="right"/>
+      <w:pPr>
+        <w:ind w:left="4320" w:hanging="180"/>
+      </w:pPr>
+    </w:lvl>
+    <w:lvl w:ilvl="6" w:tplc="0416000F" w:tentative="1">
+      <w:start w:val="1"/>
+      <w:numFmt w:val="decimal"/>
+      <w:lvlText w:val="%7."/>
+      <w:lvlJc w:val="left"/>
+      <w:pPr>
+        <w:ind w:left="5040" w:hanging="360"/>
+      </w:pPr>
+    </w:lvl>
+    <w:lvl w:ilvl="7" w:tplc="04160019" w:tentative="1">
+      <w:start w:val="1"/>
+      <w:numFmt w:val="lowerLetter"/>
+      <w:lvlText w:val="%8."/>
+      <w:lvlJc w:val="left"/>
+      <w:pPr>
+        <w:ind w:left="5760" w:hanging="360"/>
+      </w:pPr>
+    </w:lvl>
+    <w:lvl w:ilvl="8" w:tplc="0416001B" w:tentative="1">
+      <w:start w:val="1"/>
+      <w:numFmt w:val="lowerRoman"/>
+      <w:lvlText w:val="%9."/>
+      <w:lvlJc w:val="right"/>
+      <w:pPr>
+        <w:ind w:left="6480" w:hanging="180"/>
+      </w:pPr>
+    </w:lvl>
+  </w:abstractNum>
+  <w:abstractNum w:abstractNumId="5" w15:restartNumberingAfterBreak="0">
     <w:nsid w:val="22F70DF5"/>
     <w:multiLevelType w:val="multilevel"/>
     <w:tmpl w:val="4E240C8C"/>
@@ -18708,7 +24336,7 @@
       </w:rPr>
     </w:lvl>
   </w:abstractNum>
-  <w:abstractNum w:abstractNumId="5" w15:restartNumberingAfterBreak="0">
+  <w:abstractNum w:abstractNumId="6" w15:restartNumberingAfterBreak="0">
     <w:nsid w:val="2C271A5C"/>
     <w:multiLevelType w:val="multilevel"/>
     <w:tmpl w:val="F392D1BA"/>
@@ -18857,10 +24485,10 @@
       </w:rPr>
     </w:lvl>
   </w:abstractNum>
-  <w:abstractNum w:abstractNumId="6" w15:restartNumberingAfterBreak="0">
-    <w:nsid w:val="3878135A"/>
+  <w:abstractNum w:abstractNumId="7" w15:restartNumberingAfterBreak="0">
+    <w:nsid w:val="2E761178"/>
     <w:multiLevelType w:val="multilevel"/>
-    <w:tmpl w:val="3FA63870"/>
+    <w:tmpl w:val="BD0638E6"/>
     <w:lvl w:ilvl="0">
       <w:start w:val="1"/>
       <w:numFmt w:val="bullet"/>
@@ -19006,7 +24634,156 @@
       </w:rPr>
     </w:lvl>
   </w:abstractNum>
-  <w:abstractNum w:abstractNumId="7" w15:restartNumberingAfterBreak="0">
+  <w:abstractNum w:abstractNumId="8" w15:restartNumberingAfterBreak="0">
+    <w:nsid w:val="3878135A"/>
+    <w:multiLevelType w:val="multilevel"/>
+    <w:tmpl w:val="3FA63870"/>
+    <w:lvl w:ilvl="0">
+      <w:start w:val="1"/>
+      <w:numFmt w:val="bullet"/>
+      <w:lvlText w:val=""/>
+      <w:lvlJc w:val="left"/>
+      <w:pPr>
+        <w:tabs>
+          <w:tab w:val="num" w:pos="720"/>
+        </w:tabs>
+        <w:ind w:left="720" w:hanging="360"/>
+      </w:pPr>
+      <w:rPr>
+        <w:rFonts w:ascii="Symbol" w:hAnsi="Symbol" w:hint="default"/>
+        <w:sz w:val="20"/>
+      </w:rPr>
+    </w:lvl>
+    <w:lvl w:ilvl="1" w:tentative="1">
+      <w:start w:val="1"/>
+      <w:numFmt w:val="bullet"/>
+      <w:lvlText w:val="o"/>
+      <w:lvlJc w:val="left"/>
+      <w:pPr>
+        <w:tabs>
+          <w:tab w:val="num" w:pos="1440"/>
+        </w:tabs>
+        <w:ind w:left="1440" w:hanging="360"/>
+      </w:pPr>
+      <w:rPr>
+        <w:rFonts w:ascii="Courier New" w:hAnsi="Courier New" w:hint="default"/>
+        <w:sz w:val="20"/>
+      </w:rPr>
+    </w:lvl>
+    <w:lvl w:ilvl="2" w:tentative="1">
+      <w:start w:val="1"/>
+      <w:numFmt w:val="bullet"/>
+      <w:lvlText w:val=""/>
+      <w:lvlJc w:val="left"/>
+      <w:pPr>
+        <w:tabs>
+          <w:tab w:val="num" w:pos="2160"/>
+        </w:tabs>
+        <w:ind w:left="2160" w:hanging="360"/>
+      </w:pPr>
+      <w:rPr>
+        <w:rFonts w:ascii="Wingdings" w:hAnsi="Wingdings" w:hint="default"/>
+        <w:sz w:val="20"/>
+      </w:rPr>
+    </w:lvl>
+    <w:lvl w:ilvl="3" w:tentative="1">
+      <w:start w:val="1"/>
+      <w:numFmt w:val="bullet"/>
+      <w:lvlText w:val=""/>
+      <w:lvlJc w:val="left"/>
+      <w:pPr>
+        <w:tabs>
+          <w:tab w:val="num" w:pos="2880"/>
+        </w:tabs>
+        <w:ind w:left="2880" w:hanging="360"/>
+      </w:pPr>
+      <w:rPr>
+        <w:rFonts w:ascii="Wingdings" w:hAnsi="Wingdings" w:hint="default"/>
+        <w:sz w:val="20"/>
+      </w:rPr>
+    </w:lvl>
+    <w:lvl w:ilvl="4" w:tentative="1">
+      <w:start w:val="1"/>
+      <w:numFmt w:val="bullet"/>
+      <w:lvlText w:val=""/>
+      <w:lvlJc w:val="left"/>
+      <w:pPr>
+        <w:tabs>
+          <w:tab w:val="num" w:pos="3600"/>
+        </w:tabs>
+        <w:ind w:left="3600" w:hanging="360"/>
+      </w:pPr>
+      <w:rPr>
+        <w:rFonts w:ascii="Wingdings" w:hAnsi="Wingdings" w:hint="default"/>
+        <w:sz w:val="20"/>
+      </w:rPr>
+    </w:lvl>
+    <w:lvl w:ilvl="5" w:tentative="1">
+      <w:start w:val="1"/>
+      <w:numFmt w:val="bullet"/>
+      <w:lvlText w:val=""/>
+      <w:lvlJc w:val="left"/>
+      <w:pPr>
+        <w:tabs>
+          <w:tab w:val="num" w:pos="4320"/>
+        </w:tabs>
+        <w:ind w:left="4320" w:hanging="360"/>
+      </w:pPr>
+      <w:rPr>
+        <w:rFonts w:ascii="Wingdings" w:hAnsi="Wingdings" w:hint="default"/>
+        <w:sz w:val="20"/>
+      </w:rPr>
+    </w:lvl>
+    <w:lvl w:ilvl="6" w:tentative="1">
+      <w:start w:val="1"/>
+      <w:numFmt w:val="bullet"/>
+      <w:lvlText w:val=""/>
+      <w:lvlJc w:val="left"/>
+      <w:pPr>
+        <w:tabs>
+          <w:tab w:val="num" w:pos="5040"/>
+        </w:tabs>
+        <w:ind w:left="5040" w:hanging="360"/>
+      </w:pPr>
+      <w:rPr>
+        <w:rFonts w:ascii="Wingdings" w:hAnsi="Wingdings" w:hint="default"/>
+        <w:sz w:val="20"/>
+      </w:rPr>
+    </w:lvl>
+    <w:lvl w:ilvl="7" w:tentative="1">
+      <w:start w:val="1"/>
+      <w:numFmt w:val="bullet"/>
+      <w:lvlText w:val=""/>
+      <w:lvlJc w:val="left"/>
+      <w:pPr>
+        <w:tabs>
+          <w:tab w:val="num" w:pos="5760"/>
+        </w:tabs>
+        <w:ind w:left="5760" w:hanging="360"/>
+      </w:pPr>
+      <w:rPr>
+        <w:rFonts w:ascii="Wingdings" w:hAnsi="Wingdings" w:hint="default"/>
+        <w:sz w:val="20"/>
+      </w:rPr>
+    </w:lvl>
+    <w:lvl w:ilvl="8" w:tentative="1">
+      <w:start w:val="1"/>
+      <w:numFmt w:val="bullet"/>
+      <w:lvlText w:val=""/>
+      <w:lvlJc w:val="left"/>
+      <w:pPr>
+        <w:tabs>
+          <w:tab w:val="num" w:pos="6480"/>
+        </w:tabs>
+        <w:ind w:left="6480" w:hanging="360"/>
+      </w:pPr>
+      <w:rPr>
+        <w:rFonts w:ascii="Wingdings" w:hAnsi="Wingdings" w:hint="default"/>
+        <w:sz w:val="20"/>
+      </w:rPr>
+    </w:lvl>
+  </w:abstractNum>
+  <w:abstractNum w:abstractNumId="9" w15:restartNumberingAfterBreak="0">
     <w:nsid w:val="3F9D322E"/>
     <w:multiLevelType w:val="multilevel"/>
     <w:tmpl w:val="B8C2691E"/>
@@ -19119,7 +24896,7 @@
       </w:pPr>
     </w:lvl>
   </w:abstractNum>
-  <w:abstractNum w:abstractNumId="8" w15:restartNumberingAfterBreak="0">
+  <w:abstractNum w:abstractNumId="10" w15:restartNumberingAfterBreak="0">
     <w:nsid w:val="4B40290E"/>
     <w:multiLevelType w:val="multilevel"/>
     <w:tmpl w:val="87543CC0"/>
@@ -19236,10 +25013,10 @@
       </w:pPr>
     </w:lvl>
   </w:abstractNum>
-  <w:abstractNum w:abstractNumId="9" w15:restartNumberingAfterBreak="0">
-    <w:nsid w:val="66506337"/>
+  <w:abstractNum w:abstractNumId="11" w15:restartNumberingAfterBreak="0">
+    <w:nsid w:val="65B63770"/>
     <w:multiLevelType w:val="multilevel"/>
-    <w:tmpl w:val="F7643A7E"/>
+    <w:tmpl w:val="EAB6E79C"/>
     <w:lvl w:ilvl="0">
       <w:start w:val="1"/>
       <w:numFmt w:val="bullet"/>
@@ -19385,11 +25162,160 @@
       </w:rPr>
     </w:lvl>
   </w:abstractNum>
+  <w:abstractNum w:abstractNumId="12" w15:restartNumberingAfterBreak="0">
+    <w:nsid w:val="66506337"/>
+    <w:multiLevelType w:val="multilevel"/>
+    <w:tmpl w:val="F7643A7E"/>
+    <w:lvl w:ilvl="0">
+      <w:start w:val="1"/>
+      <w:numFmt w:val="bullet"/>
+      <w:lvlText w:val=""/>
+      <w:lvlJc w:val="left"/>
+      <w:pPr>
+        <w:tabs>
+          <w:tab w:val="num" w:pos="720"/>
+        </w:tabs>
+        <w:ind w:left="720" w:hanging="360"/>
+      </w:pPr>
+      <w:rPr>
+        <w:rFonts w:ascii="Symbol" w:hAnsi="Symbol" w:hint="default"/>
+        <w:sz w:val="20"/>
+      </w:rPr>
+    </w:lvl>
+    <w:lvl w:ilvl="1" w:tentative="1">
+      <w:start w:val="1"/>
+      <w:numFmt w:val="bullet"/>
+      <w:lvlText w:val="o"/>
+      <w:lvlJc w:val="left"/>
+      <w:pPr>
+        <w:tabs>
+          <w:tab w:val="num" w:pos="1440"/>
+        </w:tabs>
+        <w:ind w:left="1440" w:hanging="360"/>
+      </w:pPr>
+      <w:rPr>
+        <w:rFonts w:ascii="Courier New" w:hAnsi="Courier New" w:hint="default"/>
+        <w:sz w:val="20"/>
+      </w:rPr>
+    </w:lvl>
+    <w:lvl w:ilvl="2" w:tentative="1">
+      <w:start w:val="1"/>
+      <w:numFmt w:val="bullet"/>
+      <w:lvlText w:val=""/>
+      <w:lvlJc w:val="left"/>
+      <w:pPr>
+        <w:tabs>
+          <w:tab w:val="num" w:pos="2160"/>
+        </w:tabs>
+        <w:ind w:left="2160" w:hanging="360"/>
+      </w:pPr>
+      <w:rPr>
+        <w:rFonts w:ascii="Wingdings" w:hAnsi="Wingdings" w:hint="default"/>
+        <w:sz w:val="20"/>
+      </w:rPr>
+    </w:lvl>
+    <w:lvl w:ilvl="3" w:tentative="1">
+      <w:start w:val="1"/>
+      <w:numFmt w:val="bullet"/>
+      <w:lvlText w:val=""/>
+      <w:lvlJc w:val="left"/>
+      <w:pPr>
+        <w:tabs>
+          <w:tab w:val="num" w:pos="2880"/>
+        </w:tabs>
+        <w:ind w:left="2880" w:hanging="360"/>
+      </w:pPr>
+      <w:rPr>
+        <w:rFonts w:ascii="Wingdings" w:hAnsi="Wingdings" w:hint="default"/>
+        <w:sz w:val="20"/>
+      </w:rPr>
+    </w:lvl>
+    <w:lvl w:ilvl="4" w:tentative="1">
+      <w:start w:val="1"/>
+      <w:numFmt w:val="bullet"/>
+      <w:lvlText w:val=""/>
+      <w:lvlJc w:val="left"/>
+      <w:pPr>
+        <w:tabs>
+          <w:tab w:val="num" w:pos="3600"/>
+        </w:tabs>
+        <w:ind w:left="3600" w:hanging="360"/>
+      </w:pPr>
+      <w:rPr>
+        <w:rFonts w:ascii="Wingdings" w:hAnsi="Wingdings" w:hint="default"/>
+        <w:sz w:val="20"/>
+      </w:rPr>
+    </w:lvl>
+    <w:lvl w:ilvl="5" w:tentative="1">
+      <w:start w:val="1"/>
+      <w:numFmt w:val="bullet"/>
+      <w:lvlText w:val=""/>
+      <w:lvlJc w:val="left"/>
+      <w:pPr>
+        <w:tabs>
+          <w:tab w:val="num" w:pos="4320"/>
+        </w:tabs>
+        <w:ind w:left="4320" w:hanging="360"/>
+      </w:pPr>
+      <w:rPr>
+        <w:rFonts w:ascii="Wingdings" w:hAnsi="Wingdings" w:hint="default"/>
+        <w:sz w:val="20"/>
+      </w:rPr>
+    </w:lvl>
+    <w:lvl w:ilvl="6" w:tentative="1">
+      <w:start w:val="1"/>
+      <w:numFmt w:val="bullet"/>
+      <w:lvlText w:val=""/>
+      <w:lvlJc w:val="left"/>
+      <w:pPr>
+        <w:tabs>
+          <w:tab w:val="num" w:pos="5040"/>
+        </w:tabs>
+        <w:ind w:left="5040" w:hanging="360"/>
+      </w:pPr>
+      <w:rPr>
+        <w:rFonts w:ascii="Wingdings" w:hAnsi="Wingdings" w:hint="default"/>
+        <w:sz w:val="20"/>
+      </w:rPr>
+    </w:lvl>
+    <w:lvl w:ilvl="7" w:tentative="1">
+      <w:start w:val="1"/>
+      <w:numFmt w:val="bullet"/>
+      <w:lvlText w:val=""/>
+      <w:lvlJc w:val="left"/>
+      <w:pPr>
+        <w:tabs>
+          <w:tab w:val="num" w:pos="5760"/>
+        </w:tabs>
+        <w:ind w:left="5760" w:hanging="360"/>
+      </w:pPr>
+      <w:rPr>
+        <w:rFonts w:ascii="Wingdings" w:hAnsi="Wingdings" w:hint="default"/>
+        <w:sz w:val="20"/>
+      </w:rPr>
+    </w:lvl>
+    <w:lvl w:ilvl="8" w:tentative="1">
+      <w:start w:val="1"/>
+      <w:numFmt w:val="bullet"/>
+      <w:lvlText w:val=""/>
+      <w:lvlJc w:val="left"/>
+      <w:pPr>
+        <w:tabs>
+          <w:tab w:val="num" w:pos="6480"/>
+        </w:tabs>
+        <w:ind w:left="6480" w:hanging="360"/>
+      </w:pPr>
+      <w:rPr>
+        <w:rFonts w:ascii="Wingdings" w:hAnsi="Wingdings" w:hint="default"/>
+        <w:sz w:val="20"/>
+      </w:rPr>
+    </w:lvl>
+  </w:abstractNum>
   <w:num w:numId="1" w16cid:durableId="44958687">
-    <w:abstractNumId w:val="8"/>
+    <w:abstractNumId w:val="10"/>
   </w:num>
   <w:num w:numId="2" w16cid:durableId="1934778072">
-    <w:abstractNumId w:val="8"/>
+    <w:abstractNumId w:val="10"/>
     <w:lvlOverride w:ilvl="1">
       <w:lvl w:ilvl="1">
         <w:numFmt w:val="decimal"/>
@@ -19399,7 +25325,7 @@
     </w:lvlOverride>
   </w:num>
   <w:num w:numId="3" w16cid:durableId="69471649">
-    <w:abstractNumId w:val="8"/>
+    <w:abstractNumId w:val="10"/>
     <w:lvlOverride w:ilvl="1">
       <w:lvl w:ilvl="1">
         <w:numFmt w:val="decimal"/>
@@ -19409,19 +25335,19 @@
     </w:lvlOverride>
   </w:num>
   <w:num w:numId="4" w16cid:durableId="997344951">
-    <w:abstractNumId w:val="5"/>
+    <w:abstractNumId w:val="6"/>
   </w:num>
   <w:num w:numId="5" w16cid:durableId="1125781215">
-    <w:abstractNumId w:val="9"/>
+    <w:abstractNumId w:val="12"/>
   </w:num>
   <w:num w:numId="6" w16cid:durableId="1767265164">
-    <w:abstractNumId w:val="4"/>
+    <w:abstractNumId w:val="5"/>
   </w:num>
   <w:num w:numId="7" w16cid:durableId="1485395517">
     <w:abstractNumId w:val="0"/>
   </w:num>
   <w:num w:numId="8" w16cid:durableId="1028261177">
-    <w:abstractNumId w:val="6"/>
+    <w:abstractNumId w:val="8"/>
   </w:num>
   <w:num w:numId="9" w16cid:durableId="384523657">
     <w:abstractNumId w:val="3"/>
@@ -19433,7 +25359,16 @@
     <w:abstractNumId w:val="2"/>
   </w:num>
   <w:num w:numId="12" w16cid:durableId="105126586">
+    <w:abstractNumId w:val="9"/>
+  </w:num>
+  <w:num w:numId="13" w16cid:durableId="202644082">
     <w:abstractNumId w:val="7"/>
+  </w:num>
+  <w:num w:numId="14" w16cid:durableId="134303554">
+    <w:abstractNumId w:val="11"/>
+  </w:num>
+  <w:num w:numId="15" w16cid:durableId="1581678369">
+    <w:abstractNumId w:val="4"/>
   </w:num>
 </w:numbering>
 </file>

--- a/doc/react.docx
+++ b/doc/react.docx
@@ -18686,6 +18686,7 @@
       </w:pPr>
       <w:r>
         <w:rPr>
+          <w:noProof/>
           <w:u w:val="single"/>
         </w:rPr>
         <w:lastRenderedPageBreak/>
@@ -18733,6 +18734,7 @@
       </w:r>
       <w:r>
         <w:rPr>
+          <w:noProof/>
           <w:u w:val="single"/>
         </w:rPr>
         <w:drawing>
@@ -18872,6 +18874,7 @@
       </w:pPr>
       <w:r>
         <w:rPr>
+          <w:noProof/>
           <w:u w:val="single"/>
         </w:rPr>
         <w:lastRenderedPageBreak/>
@@ -18998,6 +19001,7 @@
       </w:pPr>
       <w:r>
         <w:rPr>
+          <w:noProof/>
           <w:u w:val="single"/>
         </w:rPr>
         <w:drawing>
@@ -19059,6 +19063,7 @@
       </w:pPr>
       <w:r>
         <w:rPr>
+          <w:noProof/>
           <w:u w:val="single"/>
         </w:rPr>
         <w:drawing>
@@ -19257,6 +19262,7 @@
       </w:pPr>
       <w:r>
         <w:rPr>
+          <w:noProof/>
           <w:u w:val="single"/>
         </w:rPr>
         <w:drawing>
@@ -19901,6 +19907,7 @@
       </w:pPr>
       <w:r>
         <w:rPr>
+          <w:noProof/>
           <w:u w:val="single"/>
         </w:rPr>
         <w:drawing>
@@ -19948,6 +19955,7 @@
       </w:pPr>
       <w:r>
         <w:rPr>
+          <w:noProof/>
           <w:u w:val="single"/>
         </w:rPr>
         <w:drawing>
@@ -19995,6 +20003,7 @@
       </w:pPr>
       <w:r>
         <w:rPr>
+          <w:noProof/>
           <w:u w:val="single"/>
         </w:rPr>
         <w:lastRenderedPageBreak/>
@@ -20043,6 +20052,7 @@
       </w:pPr>
       <w:r>
         <w:rPr>
+          <w:noProof/>
           <w:u w:val="single"/>
         </w:rPr>
         <w:lastRenderedPageBreak/>
@@ -20090,6 +20100,7 @@
       </w:r>
       <w:r>
         <w:rPr>
+          <w:noProof/>
           <w:u w:val="single"/>
         </w:rPr>
         <w:drawing>
@@ -25975,6 +25986,7 @@
   <w:style w:type="character" w:default="1" w:styleId="Fontepargpadro">
     <w:name w:val="Default Paragraph Font"/>
     <w:uiPriority w:val="1"/>
+    <w:semiHidden/>
     <w:unhideWhenUsed/>
   </w:style>
   <w:style w:type="table" w:default="1" w:styleId="Tabelanormal">
